--- a/downloads/teacher/ai-1-week-16.docx
+++ b/downloads/teacher/ai-1-week-16.docx
@@ -3036,6 +3036,396 @@
         <w:t>Add explicit review paths to the sorter, including unresolved input, responsible person and evidence needed.</w:t>
       </w:r>
     </w:p>
+    <w:p>
+      <w:pPr>
+        <w:pStyle w:val="Heading1"/>
+      </w:pPr>
+      <w:r>
+        <w:t>07. Prepare, teach and assess</w:t>
+      </w:r>
+    </w:p>
+    <w:p>
+      <w:r>
+        <w:t>Teaching target: Identify a specific source of uncertainty and explain how it affects a prediction</w:t>
+      </w:r>
+    </w:p>
+    <w:p>
+      <w:r>
+        <w:t>Prepare the labelled worked-case picture, the matching workbook, fictional input cards and a place for individual responses. No paid AI account is required for the paper reasoning activities.</w:t>
+      </w:r>
+    </w:p>
+    <w:tbl>
+      <w:tblPr>
+        <w:tblStyle w:val="LightShading-Accent1"/>
+        <w:tblW w:type="auto" w:w="0"/>
+        <w:tblLook w:firstColumn="1" w:firstRow="1" w:lastColumn="0" w:lastRow="0" w:noHBand="0" w:noVBand="1" w:val="04A0"/>
+      </w:tblPr>
+      <w:tblGrid>
+        <w:gridCol w:w="3408"/>
+        <w:gridCol w:w="3408"/>
+        <w:gridCol w:w="3408"/>
+      </w:tblGrid>
+      <w:tr>
+        <w:trPr>
+          <w:tblHeader/>
+        </w:trPr>
+        <w:tc>
+          <w:tcPr>
+            <w:tcW w:type="dxa" w:w="3408"/>
+          </w:tcPr>
+          <w:p>
+            <w:r>
+              <w:t>Session</w:t>
+            </w:r>
+          </w:p>
+        </w:tc>
+        <w:tc>
+          <w:tcPr>
+            <w:tcW w:type="dxa" w:w="3408"/>
+          </w:tcPr>
+          <w:p>
+            <w:r>
+              <w:t>Plan</w:t>
+            </w:r>
+          </w:p>
+        </w:tc>
+        <w:tc>
+          <w:tcPr>
+            <w:tcW w:type="dxa" w:w="3408"/>
+          </w:tcPr>
+          <w:p>
+            <w:r>
+              <w:t>Resources</w:t>
+            </w:r>
+          </w:p>
+        </w:tc>
+      </w:tr>
+      <w:tr>
+        <w:tc>
+          <w:tcPr>
+            <w:tcW w:type="dxa" w:w="3408"/>
+          </w:tcPr>
+          <w:p>
+            <w:r>
+              <w:t>Session 1 · Understand · 45 min</w:t>
+            </w:r>
+          </w:p>
+        </w:tc>
+        <w:tc>
+          <w:tcPr>
+            <w:tcW w:type="dxa" w:w="3408"/>
+          </w:tcPr>
+          <w:p>
+            <w:r>
+              <w:t>0–7: recall and prerequisite; 7–15: inspect the concrete case and predict; 15–30: teacher models the worked trace; 30–40: learners explain a step using the text and visual; 40–45: check the core idea.</w:t>
+            </w:r>
+          </w:p>
+        </w:tc>
+        <w:tc>
+          <w:tcPr>
+            <w:tcW w:type="dxa" w:w="3408"/>
+          </w:tcPr>
+          <w:p>
+            <w:r>
+              <w:t>Sections 1–6; record the brief recall in the workbook.</w:t>
+            </w:r>
+          </w:p>
+        </w:tc>
+      </w:tr>
+      <w:tr>
+        <w:tc>
+          <w:tcPr>
+            <w:tcW w:type="dxa" w:w="3408"/>
+          </w:tcPr>
+          <w:p>
+            <w:r>
+              <w:t>Session 2 · Practise · 45 min</w:t>
+            </w:r>
+          </w:p>
+        </w:tc>
+        <w:tc>
+          <w:tcPr>
+            <w:tcW w:type="dxa" w:w="3408"/>
+          </w:tcPr>
+          <w:p>
+            <w:r>
+              <w:t>0–5: retrieve the procedure; 5–15: W2 completion practice; 15–23: explain and check with a partner; 23–30: each learner answers the misconception check; 30–40: targeted reteaching or a harder variation; 40–45: prepare the investigation.</w:t>
+            </w:r>
+          </w:p>
+        </w:tc>
+        <w:tc>
+          <w:tcPr>
+            <w:tcW w:type="dxa" w:w="3408"/>
+          </w:tcPr>
+          <w:p>
+            <w:r>
+              <w:t>Sections 7–10; use the matching workbook W2 and misconception check.</w:t>
+            </w:r>
+          </w:p>
+        </w:tc>
+      </w:tr>
+      <w:tr>
+        <w:tc>
+          <w:tcPr>
+            <w:tcW w:type="dxa" w:w="3408"/>
+          </w:tcPr>
+          <w:p>
+            <w:r>
+              <w:t>Session 3 · Investigate and transfer · 45 min</w:t>
+            </w:r>
+          </w:p>
+        </w:tc>
+        <w:tc>
+          <w:tcPr>
+            <w:tcW w:type="dxa" w:w="3408"/>
+          </w:tcPr>
+          <w:p>
+            <w:r>
+              <w:t>0–5: retrieve the decision rule; 5–20: investigate or trace; 20–30: start the independent case; 30–38: connect the project; 38–43: act on feedback; 43–45: plan the return check.</w:t>
+            </w:r>
+          </w:p>
+        </w:tc>
+        <w:tc>
+          <w:tcPr>
+            <w:tcW w:type="dxa" w:w="3408"/>
+          </w:tcPr>
+          <w:p>
+            <w:r>
+              <w:t>Sections 9 and 11–14. Give extra time to finish the full task set; use Section 15 when the week includes a coding lab.</w:t>
+            </w:r>
+          </w:p>
+        </w:tc>
+      </w:tr>
+    </w:tbl>
+    <w:p>
+      <w:r>
+        <w:t>Before class, solve the supported practice: Assume the only possible heights are 8 and 9 cm. Apply tall at least 6 to each. Write a justified result statement and two things it does not establish. Do not invent a confidence percentage.</w:t>
+      </w:r>
+    </w:p>
+    <w:p>
+      <w:r>
+        <w:t>Reasoned practice answer: Both inputs predict tall, so the prediction is tall under both listed possibilities. This does not identify whether the exact height is 8 or 9 and does not establish agreement with the correct task label. Outside the exercise, completeness of the possibilities also needs evidence.</w:t>
+      </w:r>
+    </w:p>
+    <w:p>
+      <w:r>
+        <w:t>Check every learner before discussion: Use the worked case for Uncertainty and review. Proposed explanation: “Two possible values imply equal probabilities”. Decide whether this explanation is supported. Point to the step or supplied fact that decides; explain your repair if needed.</w:t>
+      </w:r>
+    </w:p>
+    <w:p>
+      <w:r>
+        <w:t>Misconception repair: A list of possibilities supplies no probabilities unless further evidence states them.</w:t>
+      </w:r>
+    </w:p>
+    <w:p>
+      <w:r>
+        <w:t>Support: read the exact case aloud, enlarge the labelled picture, supply input cards and model only the first deciding step. Accept a spoken explanation or drawing; retain the reasoning goal.</w:t>
+      </w:r>
+    </w:p>
+    <w:p>
+      <w:r>
+        <w:t>Extension: Narrow B’s possibilities to 6 or 7 cm. Require a prediction and a reason before comparing. Expected result: Both fail the width limit; rejection no longer depends on resolving their difference. Reason: All remaining possibilities lead to the same decision.</w:t>
+      </w:r>
+    </w:p>
+    <w:p>
+      <w:r>
+        <w:t>Independent assessment: withhold the reserved answer until the learner has attempted the new case. Record support separately from correctness.</w:t>
+      </w:r>
+    </w:p>
+    <w:tbl>
+      <w:tblPr>
+        <w:tblStyle w:val="LightShading-Accent1"/>
+        <w:tblW w:type="auto" w:w="0"/>
+        <w:tblLook w:firstColumn="1" w:firstRow="1" w:lastColumn="0" w:lastRow="0" w:noHBand="0" w:noVBand="1" w:val="04A0"/>
+      </w:tblPr>
+      <w:tblGrid>
+        <w:gridCol w:w="2556"/>
+        <w:gridCol w:w="2556"/>
+        <w:gridCol w:w="2556"/>
+        <w:gridCol w:w="2556"/>
+      </w:tblGrid>
+      <w:tr>
+        <w:trPr>
+          <w:tblHeader/>
+        </w:trPr>
+        <w:tc>
+          <w:tcPr>
+            <w:tcW w:type="dxa" w:w="2556"/>
+          </w:tcPr>
+          <w:p>
+            <w:r>
+              <w:t>Criterion</w:t>
+            </w:r>
+          </w:p>
+        </w:tc>
+        <w:tc>
+          <w:tcPr>
+            <w:tcW w:type="dxa" w:w="2556"/>
+          </w:tcPr>
+          <w:p>
+            <w:r>
+              <w:t>Not yet</w:t>
+            </w:r>
+          </w:p>
+        </w:tc>
+        <w:tc>
+          <w:tcPr>
+            <w:tcW w:type="dxa" w:w="2556"/>
+          </w:tcPr>
+          <w:p>
+            <w:r>
+              <w:t>With support</w:t>
+            </w:r>
+          </w:p>
+        </w:tc>
+        <w:tc>
+          <w:tcPr>
+            <w:tcW w:type="dxa" w:w="2556"/>
+          </w:tcPr>
+          <w:p>
+            <w:r>
+              <w:t>Independent</w:t>
+            </w:r>
+          </w:p>
+        </w:tc>
+      </w:tr>
+      <w:tr>
+        <w:tc>
+          <w:tcPr>
+            <w:tcW w:type="dxa" w:w="2556"/>
+          </w:tcPr>
+          <w:p>
+            <w:r>
+              <w:t>Explanation</w:t>
+            </w:r>
+          </w:p>
+        </w:tc>
+        <w:tc>
+          <w:tcPr>
+            <w:tcW w:type="dxa" w:w="2556"/>
+          </w:tcPr>
+          <w:p>
+            <w:r>
+              <w:t>Names an answer without a deciding fact</w:t>
+            </w:r>
+          </w:p>
+        </w:tc>
+        <w:tc>
+          <w:tcPr>
+            <w:tcW w:type="dxa" w:w="2556"/>
+          </w:tcPr>
+          <w:p>
+            <w:r>
+              <w:t>Uses a hint to link fact and decision</w:t>
+            </w:r>
+          </w:p>
+        </w:tc>
+        <w:tc>
+          <w:tcPr>
+            <w:tcW w:type="dxa" w:w="2556"/>
+          </w:tcPr>
+          <w:p>
+            <w:r>
+              <w:t>Explains the deciding fact in own words</w:t>
+            </w:r>
+          </w:p>
+        </w:tc>
+      </w:tr>
+      <w:tr>
+        <w:tc>
+          <w:tcPr>
+            <w:tcW w:type="dxa" w:w="2556"/>
+          </w:tcPr>
+          <w:p>
+            <w:r>
+              <w:t>Trace or test</w:t>
+            </w:r>
+          </w:p>
+        </w:tc>
+        <w:tc>
+          <w:tcPr>
+            <w:tcW w:type="dxa" w:w="2556"/>
+          </w:tcPr>
+          <w:p>
+            <w:r>
+              <w:t>Cannot connect input and result</w:t>
+            </w:r>
+          </w:p>
+        </w:tc>
+        <w:tc>
+          <w:tcPr>
+            <w:tcW w:type="dxa" w:w="2556"/>
+          </w:tcPr>
+          <w:p>
+            <w:r>
+              <w:t>Completes steps with prompts</w:t>
+            </w:r>
+          </w:p>
+        </w:tc>
+        <w:tc>
+          <w:tcPr>
+            <w:tcW w:type="dxa" w:w="2556"/>
+          </w:tcPr>
+          <w:p>
+            <w:r>
+              <w:t>Traces or tests a changed case accurately</w:t>
+            </w:r>
+          </w:p>
+        </w:tc>
+      </w:tr>
+      <w:tr>
+        <w:tc>
+          <w:tcPr>
+            <w:tcW w:type="dxa" w:w="2556"/>
+          </w:tcPr>
+          <w:p>
+            <w:r>
+              <w:t>Limits and revision</w:t>
+            </w:r>
+          </w:p>
+        </w:tc>
+        <w:tc>
+          <w:tcPr>
+            <w:tcW w:type="dxa" w:w="2556"/>
+          </w:tcPr>
+          <w:p>
+            <w:r>
+              <w:t>Claims more than evidence supports</w:t>
+            </w:r>
+          </w:p>
+        </w:tc>
+        <w:tc>
+          <w:tcPr>
+            <w:tcW w:type="dxa" w:w="2556"/>
+          </w:tcPr>
+          <w:p>
+            <w:r>
+              <w:t>Names a limit after a prompt</w:t>
+            </w:r>
+          </w:p>
+        </w:tc>
+        <w:tc>
+          <w:tcPr>
+            <w:tcW w:type="dxa" w:w="2556"/>
+          </w:tcPr>
+          <w:p>
+            <w:r>
+              <w:t>States a defensible limit and useful next test</w:t>
+            </w:r>
+          </w:p>
+        </w:tc>
+      </w:tr>
+    </w:tbl>
+    <w:p>
+      <w:r>
+        <w:t>Project checkpoint: Test changed cases. Keep normal, boundary and failure cases; compare expected and observed results.</w:t>
+      </w:r>
+    </w:p>
+    <w:p>
+      <w:r>
+        <w:t>Use the weekly teacher answer for topic-specific reasoning. A saved progress tick is an activity record; judge mastery from the learner’s explanation and evidence.</w:t>
+      </w:r>
+    </w:p>
     <w:sectPr>
       <w:pgSz w:w="12240" w:h="15840"/>
       <w:pgMar w:top="936" w:right="1008" w:bottom="936" w:left="1008" w:header="720" w:footer="720" w:gutter="0"/>

--- a/downloads/teacher/ai-1-week-16.docx
+++ b/downloads/teacher/ai-1-week-16.docx
@@ -3426,6 +3426,39 @@
         <w:t>Use the weekly teacher answer for topic-specific reasoning. A saved progress tick is an activity record; judge mastery from the learner’s explanation and evidence.</w:t>
       </w:r>
     </w:p>
+    <w:p>
+      <w:pPr>
+        <w:pStyle w:val="Heading1"/>
+      </w:pPr>
+      <w:r>
+        <w:t>08. Use feedback, labs and repair paths</w:t>
+      </w:r>
+    </w:p>
+    <w:p>
+      <w:r>
+        <w:t>Use the two formative questions as supported practice, not as independent mastery scores. Discuss the deciding evidence rather than accepting a guessed selection.</w:t>
+      </w:r>
+    </w:p>
+    <w:p>
+      <w:r>
+        <w:t>The feedback comes from the reviewed public worked case. Do not reveal the separately reserved independent teacher answer until the learner has attempted that case.</w:t>
+      </w:r>
+    </w:p>
+    <w:p>
+      <w:r>
+        <w:t>Ask students to predict before running code. Preserve errors and actual outputs; collect a changed test and an explanation. The branch-boundary and indexing lessons deliberately include failure cases.</w:t>
+      </w:r>
+    </w:p>
+    <w:p>
+      <w:r>
+        <w:t>Use the earlier worked-explanation links to address a specific missing building block, then return to the current question. Adapt this suggestion after observing the learner; it is not an automatic diagnosis.</w:t>
+      </w:r>
+    </w:p>
+    <w:p>
+      <w:r>
+        <w:t>Collect the completed-work portfolio as evidence. Record support separately from correctness, and assess explanation, trace/test and limitations. Progress ticks and quiz selections alone do not establish mastery.</w:t>
+      </w:r>
+    </w:p>
     <w:sectPr>
       <w:pgSz w:w="12240" w:h="15840"/>
       <w:pgMar w:top="936" w:right="1008" w:bottom="936" w:left="1008" w:header="720" w:footer="720" w:gutter="0"/>

--- a/downloads/teacher/ai-1-week-16.docx
+++ b/downloads/teacher/ai-1-week-16.docx
@@ -29,6 +29,11 @@
       </w:r>
     </w:p>
     <w:p>
+      <w:r>
+        <w:t>Prepare Boundaries and 'Not Sure': check the target, prerequisites, resources and adaptable teaching schedule.</w:t>
+      </w:r>
+    </w:p>
+    <w:p>
       <w:pPr>
         <w:pStyle w:val="Heading3"/>
       </w:pPr>
@@ -37,8 +42,32 @@
       </w:r>
     </w:p>
     <w:p>
-      <w:r>
-        <w:t>Primary target: Identify a specific source of uncertainty and explain how it affects a prediction</w:t>
+      <w:pPr>
+        <w:spacing w:line="336" w:lineRule="auto" w:after="180"/>
+      </w:pPr>
+      <w:r>
+        <w:rPr>
+          <w:b w:val="0"/>
+        </w:rPr>
+        <w:t xml:space="preserve">Primary target: Identify a specific source of </w:t>
+      </w:r>
+      <w:r>
+        <w:rPr>
+          <w:b/>
+        </w:rPr>
+        <w:t>uncertainty</w:t>
+      </w:r>
+      <w:r>
+        <w:rPr>
+          <w:b w:val="0"/>
+        </w:rPr>
+        <w:t xml:space="preserve"> and explain how it affects a </w:t>
+      </w:r>
+      <w:r>
+        <w:rPr>
+          <w:b/>
+        </w:rPr>
+        <w:t>prediction</w:t>
       </w:r>
     </w:p>
     <w:tbl>
@@ -185,8 +214,37 @@
       </w:tr>
     </w:tbl>
     <w:p>
-      <w:r>
-        <w:t>This is a starting allocation of 135 minutes, not a validated duration. Preserve all named topics. Schedule extra time for connected examples, the full investigation, independent cases and project building. Repeated copies of a case share one recorded attempt; they are not new evidence.</w:t>
+      <w:pPr>
+        <w:spacing w:line="336" w:lineRule="auto" w:after="180"/>
+      </w:pPr>
+      <w:r>
+        <w:rPr>
+          <w:b w:val="0"/>
+        </w:rPr>
+        <w:t>This is a starting allocation of 135 minutes, not a validated duration. Preserve all named topics. Schedule extra time for connected examples, the full investigation, independent cases and project building.</w:t>
+      </w:r>
+    </w:p>
+    <w:p>
+      <w:pPr>
+        <w:spacing w:line="336" w:lineRule="auto" w:after="180"/>
+      </w:pPr>
+      <w:r>
+        <w:rPr>
+          <w:b w:val="0"/>
+        </w:rPr>
+        <w:t xml:space="preserve">Repeated copies of a case share one recorded attempt; they are not new </w:t>
+      </w:r>
+      <w:r>
+        <w:rPr>
+          <w:b/>
+        </w:rPr>
+        <w:t>evidence</w:t>
+      </w:r>
+      <w:r>
+        <w:rPr>
+          <w:b w:val="0"/>
+        </w:rPr>
+        <w:t>.</w:t>
       </w:r>
     </w:p>
     <w:p>
@@ -206,18 +264,47 @@
       </w:r>
     </w:p>
     <w:p>
-      <w:r>
+      <w:pPr>
+        <w:spacing w:line="336" w:lineRule="auto" w:after="180"/>
+      </w:pPr>
+      <w:r>
+        <w:rPr>
+          <w:b w:val="0"/>
+        </w:rPr>
         <w:t>Without opening the old lesson, explain one key idea from Save New Examples for Testing. Give an example and a mistake that the idea helps you avoid.</w:t>
       </w:r>
     </w:p>
     <w:p>
-      <w:r>
+      <w:pPr>
+        <w:spacing w:line="336" w:lineRule="auto" w:after="180"/>
+      </w:pPr>
+      <w:r>
+        <w:rPr>
+          <w:b w:val="0"/>
+        </w:rPr>
         <w:t>Look for: Separate examples used to choose a model from examples reserved for its final evaluation</w:t>
       </w:r>
     </w:p>
     <w:p>
-      <w:r>
-        <w:t>Reference example, not the only acceptable wording: Comparing candidates is development. Scoring a frozen model on previously reserved examples is evaluation, provided they did not influence its development. Changing a threshold after reading the test score uses that test information for development of the revision; the same set is no longer independent of that revision.</w:t>
+      <w:pPr>
+        <w:spacing w:line="336" w:lineRule="auto" w:after="180"/>
+      </w:pPr>
+      <w:r>
+        <w:rPr>
+          <w:b w:val="0"/>
+        </w:rPr>
+        <w:t>Reference example, not the only acceptable wording: Comparing candidates is development. Scoring a frozen model on previously reserved examples is evaluation, provided they did not influence its development.</w:t>
+      </w:r>
+    </w:p>
+    <w:p>
+      <w:pPr>
+        <w:spacing w:line="336" w:lineRule="auto" w:after="180"/>
+      </w:pPr>
+      <w:r>
+        <w:rPr>
+          <w:b w:val="0"/>
+        </w:rPr>
+        <w:t>Changing a threshold after reading the test score uses that test information for development of the revision; the same set is no longer independent of that revision.</w:t>
       </w:r>
     </w:p>
     <w:p>
@@ -229,18 +316,59 @@
       </w:r>
     </w:p>
     <w:p>
-      <w:r>
+      <w:pPr>
+        <w:spacing w:line="336" w:lineRule="auto" w:after="180"/>
+      </w:pPr>
+      <w:r>
+        <w:rPr>
+          <w:b w:val="0"/>
+        </w:rPr>
         <w:t>Without opening the old lesson, explain one key idea from Learning from Examples. Give an example and a mistake that the idea helps you avoid.</w:t>
       </w:r>
     </w:p>
     <w:p>
-      <w:r>
-        <w:t>Look for: Fit a threshold by tracing predictions and counting disagreements for every candidate</w:t>
-      </w:r>
-    </w:p>
-    <w:p>
-      <w:r>
-        <w:t>Reference example, not the only acceptable wording: Threshold 3 predicts short, tall, tall, tall, disagreeing only at 4 cm: count 1. Threshold 7 predicts short, short, short, tall, disagreeing only at 6 cm: count 1. Reset the tally for each candidate.</w:t>
+      <w:pPr>
+        <w:spacing w:line="336" w:lineRule="auto" w:after="180"/>
+      </w:pPr>
+      <w:r>
+        <w:rPr>
+          <w:b w:val="0"/>
+        </w:rPr>
+        <w:t xml:space="preserve">Look for: Fit a threshold by tracing </w:t>
+      </w:r>
+      <w:r>
+        <w:rPr>
+          <w:b/>
+        </w:rPr>
+        <w:t>prediction</w:t>
+      </w:r>
+      <w:r>
+        <w:rPr>
+          <w:b w:val="0"/>
+        </w:rPr>
+        <w:t>s and counting disagreements for every candidate</w:t>
+      </w:r>
+    </w:p>
+    <w:p>
+      <w:pPr>
+        <w:spacing w:line="336" w:lineRule="auto" w:after="180"/>
+      </w:pPr>
+      <w:r>
+        <w:rPr>
+          <w:b w:val="0"/>
+        </w:rPr>
+        <w:t>Reference example, not the only acceptable wording: Threshold 3 predicts short, tall, tall, tall, disagreeing only at 4 cm: count 1. Threshold 7 predicts short, short, short, tall, disagreeing only at 6 cm: count 1.</w:t>
+      </w:r>
+    </w:p>
+    <w:p>
+      <w:pPr>
+        <w:spacing w:line="336" w:lineRule="auto" w:after="180"/>
+      </w:pPr>
+      <w:r>
+        <w:rPr>
+          <w:b w:val="0"/>
+        </w:rPr>
+        <w:t>Reset the tally for each candidate.</w:t>
       </w:r>
     </w:p>
     <w:p>
@@ -252,22 +380,57 @@
       </w:r>
     </w:p>
     <w:p>
-      <w:r>
+      <w:pPr>
+        <w:spacing w:line="336" w:lineRule="auto" w:after="180"/>
+      </w:pPr>
+      <w:r>
+        <w:rPr>
+          <w:b w:val="0"/>
+        </w:rPr>
         <w:t>Without opening the old lesson, explain one key idea from If/Then Decisions. Give an example and a mistake that the idea helps you avoid.</w:t>
       </w:r>
     </w:p>
     <w:p>
-      <w:r>
+      <w:pPr>
+        <w:spacing w:line="336" w:lineRule="auto" w:after="180"/>
+      </w:pPr>
+      <w:r>
+        <w:rPr>
+          <w:b w:val="0"/>
+        </w:rPr>
         <w:t>Look for: Evaluate a condition using the current state and trace only the selected branch</w:t>
       </w:r>
     </w:p>
     <w:p>
-      <w:r>
-        <w:t>Reference example, not the only acceptable wording: Start 2: after adding 2 score is 4; at least 6 is false; add 4 and report 8. Start 5: after adding 2 score is 7; at least 6 is true; subtract 3 and report 4. Each run starts fresh and executes only its selected branch.</w:t>
-      </w:r>
-    </w:p>
-    <w:p>
-      <w:r>
+      <w:pPr>
+        <w:spacing w:line="336" w:lineRule="auto" w:after="180"/>
+      </w:pPr>
+      <w:r>
+        <w:rPr>
+          <w:b w:val="0"/>
+        </w:rPr>
+        <w:t>Reference example, not the only acceptable wording: Start 2: after adding 2 score is 4; at least 6 is false; add 4 and report 8. Start 5: after adding 2 score is 7; at least 6 is true; subtract 3 and report 4.</w:t>
+      </w:r>
+    </w:p>
+    <w:p>
+      <w:pPr>
+        <w:spacing w:line="336" w:lineRule="auto" w:after="180"/>
+      </w:pPr>
+      <w:r>
+        <w:rPr>
+          <w:b w:val="0"/>
+        </w:rPr>
+        <w:t>Each run starts fresh and executes only its selected branch.</w:t>
+      </w:r>
+    </w:p>
+    <w:p>
+      <w:pPr>
+        <w:spacing w:line="336" w:lineRule="auto" w:after="180"/>
+      </w:pPr>
+      <w:r>
+        <w:rPr>
+          <w:b w:val="0"/>
+        </w:rPr>
         <w:t>Use the student module and workbook section with this exact week title. The worked case, independent question and answers below form one aligned lesson sequence.</w:t>
       </w:r>
     </w:p>
@@ -280,8 +443,26 @@
       </w:r>
     </w:p>
     <w:p>
-      <w:r>
-        <w:t>A sorter receives a clear purple card, a red card hidden by a sleeve and a card labelled both red and blue by two reviewers. Give a different reason for uncertainty in each case and a suitable next action.</w:t>
+      <w:pPr>
+        <w:spacing w:line="336" w:lineRule="auto" w:after="180"/>
+      </w:pPr>
+      <w:r>
+        <w:rPr>
+          <w:b w:val="0"/>
+        </w:rPr>
+        <w:t xml:space="preserve">A sorter receives a clear purple card, a red card hidden by a sleeve and a card labelled both red and blue by two reviewers. Give a different reason for </w:t>
+      </w:r>
+      <w:r>
+        <w:rPr>
+          <w:b/>
+        </w:rPr>
+        <w:t>uncertainty</w:t>
+      </w:r>
+      <w:r>
+        <w:rPr>
+          <w:b w:val="0"/>
+        </w:rPr>
+        <w:t xml:space="preserve"> in each case and a suitable next action.</w:t>
       </w:r>
     </w:p>
     <w:p>
@@ -293,8 +474,38 @@
       </w:r>
     </w:p>
     <w:p>
-      <w:r>
-        <w:t>Overlapping categories create uncertainty; abstaining can be responsible.</w:t>
+      <w:pPr>
+        <w:spacing w:line="336" w:lineRule="auto" w:after="180"/>
+      </w:pPr>
+      <w:r>
+        <w:rPr>
+          <w:b w:val="0"/>
+        </w:rPr>
+        <w:t xml:space="preserve">Overlapping categories create </w:t>
+      </w:r>
+      <w:r>
+        <w:rPr>
+          <w:b/>
+        </w:rPr>
+        <w:t>uncertainty</w:t>
+      </w:r>
+      <w:r>
+        <w:rPr>
+          <w:b w:val="0"/>
+        </w:rPr>
+        <w:t xml:space="preserve">; </w:t>
+      </w:r>
+      <w:r>
+        <w:rPr>
+          <w:b/>
+        </w:rPr>
+        <w:t>abstain</w:t>
+      </w:r>
+      <w:r>
+        <w:rPr>
+          <w:b w:val="0"/>
+        </w:rPr>
+        <w:t>ing can be responsible.</w:t>
       </w:r>
     </w:p>
     <w:tbl>
@@ -430,12 +641,38 @@
       </w:r>
     </w:p>
     <w:p>
-      <w:r>
+      <w:pPr>
+        <w:spacing w:line="336" w:lineRule="auto" w:after="180"/>
+      </w:pPr>
+      <w:r>
+        <w:rPr>
+          <w:b w:val="0"/>
+        </w:rPr>
         <w:t>Use the supplied scenario, student illustrations and blank paper. For numeric work, offer counters or a calculator after learners show the setup. Fictional records are supplied; personal data and paid accounts are unnecessary.</w:t>
       </w:r>
     </w:p>
     <w:p>
-      <w:r>
+      <w:pPr>
+        <w:pStyle w:val="Heading3"/>
+      </w:pPr>
+      <w:r>
+        <w:t>Alternative compact allocation</w:t>
+      </w:r>
+    </w:p>
+    <w:p>
+      <w:r>
+        <w:t>This compact option is not the full-week schedule. Use the main teaching cycle and allow extra sessions for the investigation, independent work and project.</w:t>
+      </w:r>
+    </w:p>
+    <w:p>
+      <w:pPr>
+        <w:spacing w:line="336" w:lineRule="auto" w:after="180"/>
+        <w:shd w:fill="F1F6F8"/>
+      </w:pPr>
+      <w:r>
+        <w:rPr>
+          <w:b w:val="0"/>
+        </w:rPr>
         <w:t>Allow 80 minutes: recall 8; explanation 12; worked demonstration 15; guided practice 20; independent assessment 15; project and reflection 10. Extend the lab into a second session when needed.</w:t>
       </w:r>
     </w:p>
@@ -448,8 +685,85 @@
       </w:r>
     </w:p>
     <w:p>
-      <w:r>
-        <w:t>Develop uncertainty as a specific evidence gap with a matching review path. The possible-input comparison is a reasoning exercise, not a probability calculation. Assume the listed possibilities are complete for the paper tasks; do not imply that a model normally knows all possible inputs or that shared predictions verify correctness.</w:t>
+      <w:pPr>
+        <w:spacing w:line="336" w:lineRule="auto" w:after="180"/>
+      </w:pPr>
+      <w:r>
+        <w:rPr>
+          <w:b w:val="0"/>
+        </w:rPr>
+        <w:t xml:space="preserve">Develop </w:t>
+      </w:r>
+      <w:r>
+        <w:rPr>
+          <w:b/>
+        </w:rPr>
+        <w:t>uncertainty</w:t>
+      </w:r>
+      <w:r>
+        <w:rPr>
+          <w:b w:val="0"/>
+        </w:rPr>
+        <w:t xml:space="preserve"> as a specific </w:t>
+      </w:r>
+      <w:r>
+        <w:rPr>
+          <w:b/>
+        </w:rPr>
+        <w:t>evidence</w:t>
+      </w:r>
+      <w:r>
+        <w:rPr>
+          <w:b w:val="0"/>
+        </w:rPr>
+        <w:t xml:space="preserve"> gap with a matching review path. The possible-</w:t>
+      </w:r>
+      <w:r>
+        <w:rPr>
+          <w:b/>
+        </w:rPr>
+        <w:t>input</w:t>
+      </w:r>
+      <w:r>
+        <w:rPr>
+          <w:b w:val="0"/>
+        </w:rPr>
+        <w:t xml:space="preserve"> comparison is a reasoning exercise, not a probability calculation.</w:t>
+      </w:r>
+    </w:p>
+    <w:p>
+      <w:pPr>
+        <w:spacing w:line="336" w:lineRule="auto" w:after="180"/>
+      </w:pPr>
+      <w:r>
+        <w:rPr>
+          <w:b w:val="0"/>
+        </w:rPr>
+        <w:t xml:space="preserve">Assume the listed possibilities are complete for the paper tasks; do not imply that a model normally knows all </w:t>
+      </w:r>
+      <w:r>
+        <w:rPr>
+          <w:b/>
+        </w:rPr>
+        <w:t>possible input</w:t>
+      </w:r>
+      <w:r>
+        <w:rPr>
+          <w:b w:val="0"/>
+        </w:rPr>
+        <w:t xml:space="preserve">s or that shared </w:t>
+      </w:r>
+      <w:r>
+        <w:rPr>
+          <w:b/>
+        </w:rPr>
+        <w:t>prediction</w:t>
+      </w:r>
+      <w:r>
+        <w:rPr>
+          <w:b w:val="0"/>
+        </w:rPr>
+        <w:t>s verify correctness.</w:t>
       </w:r>
     </w:p>
     <w:p>
@@ -461,22 +775,94 @@
       </w:r>
     </w:p>
     <w:p>
-      <w:r>
-        <w:t>At 5 it predicts short; at 6 it predicts tall. The unclear input leaves two different possible predictions. A previous test result does not tell us which height this record contains.</w:t>
-      </w:r>
-    </w:p>
-    <w:p>
-      <w:r>
+      <w:pPr>
+        <w:spacing w:line="336" w:lineRule="auto" w:after="180"/>
+      </w:pPr>
+      <w:r>
+        <w:rPr>
+          <w:b w:val="0"/>
+        </w:rPr>
+        <w:t xml:space="preserve">At 5 it predicts short; at 6 it predicts tall. The unclear </w:t>
+      </w:r>
+      <w:r>
+        <w:rPr>
+          <w:b/>
+        </w:rPr>
+        <w:t>input</w:t>
+      </w:r>
+      <w:r>
+        <w:rPr>
+          <w:b w:val="0"/>
+        </w:rPr>
+        <w:t xml:space="preserve"> leaves two different possible </w:t>
+      </w:r>
+      <w:r>
+        <w:rPr>
+          <w:b/>
+        </w:rPr>
+        <w:t>prediction</w:t>
+      </w:r>
+      <w:r>
+        <w:rPr>
+          <w:b w:val="0"/>
+        </w:rPr>
+        <w:t>s. A previous test result does not tell us which height this record contains.</w:t>
+      </w:r>
+    </w:p>
+    <w:p>
+      <w:pPr>
+        <w:spacing w:line="336" w:lineRule="auto" w:after="180"/>
+      </w:pPr>
+      <w:r>
+        <w:rPr>
+          <w:b w:val="0"/>
+        </w:rPr>
         <w:t>Tower cards labelled either 5 or 6 cm, either 8 or 9 cm, and height missing</w:t>
       </w:r>
     </w:p>
     <w:p>
-      <w:r>
-        <w:t>A review record with original input, model version, issue, requested evidence and outcome</w:t>
-      </w:r>
-    </w:p>
-    <w:p>
-      <w:r>
+      <w:pPr>
+        <w:spacing w:line="336" w:lineRule="auto" w:after="180"/>
+      </w:pPr>
+      <w:r>
+        <w:rPr>
+          <w:b w:val="0"/>
+        </w:rPr>
+        <w:t xml:space="preserve">A review record with original </w:t>
+      </w:r>
+      <w:r>
+        <w:rPr>
+          <w:b/>
+        </w:rPr>
+        <w:t>input</w:t>
+      </w:r>
+      <w:r>
+        <w:rPr>
+          <w:b w:val="0"/>
+        </w:rPr>
+        <w:t xml:space="preserve">, model version, issue, requested </w:t>
+      </w:r>
+      <w:r>
+        <w:rPr>
+          <w:b/>
+        </w:rPr>
+        <w:t>evidence</w:t>
+      </w:r>
+      <w:r>
+        <w:rPr>
+          <w:b w:val="0"/>
+        </w:rPr>
+        <w:t xml:space="preserve"> and outcome</w:t>
+      </w:r>
+    </w:p>
+    <w:p>
+      <w:pPr>
+        <w:spacing w:line="336" w:lineRule="auto" w:after="180"/>
+      </w:pPr>
+      <w:r>
+        <w:rPr>
+          <w:b w:val="0"/>
+        </w:rPr>
         <w:t>Distance possibility cards from W4; use fictional measurements and no personal data</w:t>
       </w:r>
     </w:p>
@@ -489,12 +875,48 @@
       </w:r>
     </w:p>
     <w:p>
-      <w:r>
-        <w:t>By the end, I can use uncertainty to request a specific review when possible inputs lead to different decisions.</w:t>
-      </w:r>
-    </w:p>
-    <w:p>
-      <w:r>
+      <w:pPr>
+        <w:spacing w:line="336" w:lineRule="auto" w:after="180"/>
+      </w:pPr>
+      <w:r>
+        <w:rPr>
+          <w:b w:val="0"/>
+        </w:rPr>
+        <w:t xml:space="preserve">By the end, I can use </w:t>
+      </w:r>
+      <w:r>
+        <w:rPr>
+          <w:b/>
+        </w:rPr>
+        <w:t>uncertainty</w:t>
+      </w:r>
+      <w:r>
+        <w:rPr>
+          <w:b w:val="0"/>
+        </w:rPr>
+        <w:t xml:space="preserve"> to request a specific review when </w:t>
+      </w:r>
+      <w:r>
+        <w:rPr>
+          <w:b/>
+        </w:rPr>
+        <w:t>possible input</w:t>
+      </w:r>
+      <w:r>
+        <w:rPr>
+          <w:b w:val="0"/>
+        </w:rPr>
+        <w:t>s lead to different decisions.</w:t>
+      </w:r>
+    </w:p>
+    <w:p>
+      <w:pPr>
+        <w:spacing w:line="336" w:lineRule="auto" w:after="180"/>
+      </w:pPr>
+      <w:r>
+        <w:rPr>
+          <w:b w:val="0"/>
+        </w:rPr>
         <w:t>This added worked case illustrates the week’s main idea. Retain all original and connected topics; schedule its practice within the teaching cycle.</w:t>
       </w:r>
     </w:p>
@@ -507,103 +929,474 @@
       </w:r>
     </w:p>
     <w:p>
+      <w:r>
+        <w:t>Model Boundaries and 'Not Sure' using the supplied case, labelled mechanism and reasoning. Make the scope of each conclusion explicit.</w:t>
+      </w:r>
+    </w:p>
+    <w:p>
+      <w:pPr>
+        <w:spacing w:line="336" w:lineRule="auto" w:after="180"/>
+      </w:pPr>
+      <w:r>
+        <w:rPr>
+          <w:b w:val="0"/>
+        </w:rPr>
+        <w:t>Follow the information instead of imagining magic inside the machine.</w:t>
+      </w:r>
+    </w:p>
+    <w:p>
       <w:pPr>
         <w:pStyle w:val="Heading3"/>
       </w:pPr>
       <w:r>
-        <w:t>Explain the mechanism</w:t>
-      </w:r>
-    </w:p>
-    <w:p>
-      <w:r>
-        <w:t>Follow the information instead of imagining magic inside the machine.</w:t>
-      </w:r>
-    </w:p>
-    <w:p>
-      <w:r>
-        <w:t>INPUT features with incomplete or conflicting clues</w:t>
-      </w:r>
-    </w:p>
-    <w:p>
-      <w:r>
-        <w:t>PROCESS compare evidence with category boundaries</w:t>
-      </w:r>
-    </w:p>
-    <w:p>
-      <w:r>
-        <w:t>OUTPUT category, not sure, or request more information</w:t>
-      </w:r>
-    </w:p>
-    <w:p>
-      <w:r>
-        <w:t>CORE IDEA Overlapping categories create uncertainty; abstaining can be responsible.</w:t>
-      </w:r>
-    </w:p>
-    <w:p>
-      <w:r>
-        <w:t>UNDER THE HOOD Abstention is a decision policy: when confidence or evidence fails a threshold, the system defers. Good thresholds balance coverage against error cost and specify what additional information or human review follows.</w:t>
-      </w:r>
-    </w:p>
-    <w:p>
-      <w:r>
+        <w:t>1. Input — information entering</w:t>
+      </w:r>
+    </w:p>
+    <w:p>
+      <w:pPr>
+        <w:spacing w:line="336" w:lineRule="auto" w:after="180"/>
+        <w:shd w:fill="F4F9FC"/>
+      </w:pPr>
+      <w:r>
+        <w:rPr>
+          <w:b/>
+        </w:rPr>
+        <w:t>INPUT</w:t>
+      </w:r>
+      <w:r>
+        <w:rPr>
+          <w:b w:val="0"/>
+        </w:rPr>
+        <w:t xml:space="preserve"> features with incomplete or conflicting clues</w:t>
+      </w:r>
+    </w:p>
+    <w:p>
+      <w:pPr>
+        <w:pStyle w:val="Heading3"/>
+      </w:pPr>
+      <w:r>
+        <w:t>2. Process — the deciding step</w:t>
+      </w:r>
+    </w:p>
+    <w:p>
+      <w:pPr>
+        <w:spacing w:line="336" w:lineRule="auto" w:after="180"/>
+        <w:shd w:fill="F4F9FC"/>
+      </w:pPr>
+      <w:r>
+        <w:rPr>
+          <w:b/>
+        </w:rPr>
+        <w:t>PROCESS</w:t>
+      </w:r>
+      <w:r>
+        <w:rPr>
+          <w:b w:val="0"/>
+        </w:rPr>
+        <w:t xml:space="preserve"> compare </w:t>
+      </w:r>
+      <w:r>
+        <w:rPr>
+          <w:b/>
+        </w:rPr>
+        <w:t>evidence</w:t>
+      </w:r>
+      <w:r>
+        <w:rPr>
+          <w:b w:val="0"/>
+        </w:rPr>
+        <w:t xml:space="preserve"> with category boundaries</w:t>
+      </w:r>
+    </w:p>
+    <w:p>
+      <w:pPr>
+        <w:pStyle w:val="Heading3"/>
+      </w:pPr>
+      <w:r>
+        <w:t>3. Output — the result</w:t>
+      </w:r>
+    </w:p>
+    <w:p>
+      <w:pPr>
+        <w:spacing w:line="336" w:lineRule="auto" w:after="180"/>
+        <w:shd w:fill="F4F9FC"/>
+      </w:pPr>
+      <w:r>
+        <w:rPr>
+          <w:b/>
+        </w:rPr>
+        <w:t>OUTPUT</w:t>
+      </w:r>
+      <w:r>
+        <w:rPr>
+          <w:b w:val="0"/>
+        </w:rPr>
+        <w:t xml:space="preserve"> category, not sure, or request </w:t>
+      </w:r>
+      <w:r>
+        <w:rPr>
+          <w:b/>
+        </w:rPr>
+        <w:t>more information</w:t>
+      </w:r>
+    </w:p>
+    <w:p>
+      <w:pPr>
+        <w:pStyle w:val="Heading3"/>
+      </w:pPr>
+      <w:r>
+        <w:t>Key idea</w:t>
+      </w:r>
+    </w:p>
+    <w:p>
+      <w:pPr>
+        <w:spacing w:line="336" w:lineRule="auto" w:after="180"/>
+        <w:shd w:fill="EDF7F3"/>
+      </w:pPr>
+      <w:r>
+        <w:rPr>
+          <w:b w:val="0"/>
+        </w:rPr>
+        <w:t xml:space="preserve">CORE IDEA Overlapping categories create </w:t>
+      </w:r>
+      <w:r>
+        <w:rPr>
+          <w:b/>
+        </w:rPr>
+        <w:t>uncertainty</w:t>
+      </w:r>
+      <w:r>
+        <w:rPr>
+          <w:b w:val="0"/>
+        </w:rPr>
+        <w:t xml:space="preserve">; </w:t>
+      </w:r>
+      <w:r>
+        <w:rPr>
+          <w:b/>
+        </w:rPr>
+        <w:t>abstain</w:t>
+      </w:r>
+      <w:r>
+        <w:rPr>
+          <w:b w:val="0"/>
+        </w:rPr>
+        <w:t>ing can be responsible.</w:t>
+      </w:r>
+    </w:p>
+    <w:p>
+      <w:pPr>
+        <w:pStyle w:val="Heading3"/>
+      </w:pPr>
+      <w:r>
+        <w:t>How the mechanism works</w:t>
+      </w:r>
+    </w:p>
+    <w:p>
+      <w:pPr>
+        <w:spacing w:line="336" w:lineRule="auto" w:after="180"/>
+        <w:shd w:fill="F1F6F8"/>
+      </w:pPr>
+      <w:r>
+        <w:rPr>
+          <w:b w:val="0"/>
+        </w:rPr>
+        <w:t xml:space="preserve">UNDER THE HOOD Abstention is a decision policy: when confidence or </w:t>
+      </w:r>
+      <w:r>
+        <w:rPr>
+          <w:b/>
+        </w:rPr>
+        <w:t>evidence</w:t>
+      </w:r>
+      <w:r>
+        <w:rPr>
+          <w:b w:val="0"/>
+        </w:rPr>
+        <w:t xml:space="preserve"> fails a threshold, the system defers.</w:t>
+      </w:r>
+    </w:p>
+    <w:p>
+      <w:pPr>
+        <w:spacing w:line="336" w:lineRule="auto" w:after="180"/>
+        <w:shd w:fill="F1F6F8"/>
+      </w:pPr>
+      <w:r>
+        <w:rPr>
+          <w:b w:val="0"/>
+        </w:rPr>
+        <w:t>Good thresholds balance coverage against error cost and specify what additional information or human review follows.</w:t>
+      </w:r>
+    </w:p>
+    <w:p>
+      <w:pPr>
+        <w:spacing w:line="336" w:lineRule="auto" w:after="180"/>
+      </w:pPr>
+      <w:r>
+        <w:rPr>
+          <w:b w:val="0"/>
+        </w:rPr>
         <w:t>Draw a fresh example with all three stages:</w:t>
       </w:r>
     </w:p>
     <w:p>
-      <w:r>
-        <w:t>Every step connects a claim to observable evidence.</w:t>
-      </w:r>
-    </w:p>
-    <w:p>
-      <w:r>
+      <w:pPr>
+        <w:spacing w:line="336" w:lineRule="auto" w:after="180"/>
+      </w:pPr>
+      <w:r>
+        <w:rPr>
+          <w:b w:val="0"/>
+        </w:rPr>
+        <w:t xml:space="preserve">Every step connects a claim to observable </w:t>
+      </w:r>
+      <w:r>
+        <w:rPr>
+          <w:b/>
+        </w:rPr>
+        <w:t>evidence</w:t>
+      </w:r>
+      <w:r>
+        <w:rPr>
+          <w:b w:val="0"/>
+        </w:rPr>
+        <w:t>.</w:t>
+      </w:r>
+    </w:p>
+    <w:p>
+      <w:pPr>
+        <w:pStyle w:val="Heading3"/>
+      </w:pPr>
+      <w:r>
+        <w:t>The case to investigate</w:t>
+      </w:r>
+    </w:p>
+    <w:p>
+      <w:pPr>
+        <w:spacing w:line="336" w:lineRule="auto" w:after="180"/>
+        <w:shd w:fill="F1F6FC"/>
+      </w:pPr>
+      <w:r>
+        <w:rPr>
+          <w:b w:val="0"/>
+        </w:rPr>
         <w:t>CASE A soft toy shaped like a ball may fit toy, sports, or comfort-item bins depending on the sorter's purpose.</w:t>
       </w:r>
     </w:p>
     <w:p>
-      <w:r>
+      <w:pPr>
+        <w:pStyle w:val="Heading3"/>
+      </w:pPr>
+      <w:r>
+        <w:t>Step 1</w:t>
+      </w:r>
+    </w:p>
+    <w:p>
+      <w:pPr>
+        <w:spacing w:line="336" w:lineRule="auto" w:after="180"/>
+        <w:shd w:fill="F4F9FC"/>
+      </w:pPr>
+      <w:r>
+        <w:rPr>
+          <w:b w:val="0"/>
+        </w:rPr>
         <w:t>STEP 1 — OBSERVE features with incomplete or conflicting clues</w:t>
       </w:r>
     </w:p>
     <w:p>
-      <w:r>
-        <w:t>STEP 2 — TRACE compare evidence with category boundaries</w:t>
-      </w:r>
-    </w:p>
-    <w:p>
-      <w:r>
-        <w:t>STEP 3 — CONCLUDE category, not sure, or request more information</w:t>
-      </w:r>
-    </w:p>
-    <w:p>
-      <w:r>
-        <w:t>MODEL REASONING A useful not-sure result is specific: it states which categories compete, what evidence is missing, and who or what should supply it. Abstention reduces forced errors but should not become an excuse to avoid all decisions.</w:t>
-      </w:r>
-    </w:p>
-    <w:p>
-      <w:r>
-        <w:t>DO NOT OVERCLAIM Responsible uncertainty is informative and actionable, not a blank refusal.</w:t>
-      </w:r>
-    </w:p>
-    <w:p>
-      <w:r>
-        <w:t>What new evidence could change this answer?</w:t>
-      </w:r>
-    </w:p>
-    <w:p>
       <w:pPr>
         <w:pStyle w:val="Heading3"/>
       </w:pPr>
       <w:r>
+        <w:t>Step 2</w:t>
+      </w:r>
+    </w:p>
+    <w:p>
+      <w:pPr>
+        <w:spacing w:line="336" w:lineRule="auto" w:after="180"/>
+        <w:shd w:fill="F4F9FC"/>
+      </w:pPr>
+      <w:r>
+        <w:rPr>
+          <w:b w:val="0"/>
+        </w:rPr>
+        <w:t xml:space="preserve">STEP 2 — TRACE compare </w:t>
+      </w:r>
+      <w:r>
+        <w:rPr>
+          <w:b/>
+        </w:rPr>
+        <w:t>evidence</w:t>
+      </w:r>
+      <w:r>
+        <w:rPr>
+          <w:b w:val="0"/>
+        </w:rPr>
+        <w:t xml:space="preserve"> with category boundaries</w:t>
+      </w:r>
+    </w:p>
+    <w:p>
+      <w:pPr>
+        <w:pStyle w:val="Heading3"/>
+      </w:pPr>
+      <w:r>
+        <w:t>Step 3</w:t>
+      </w:r>
+    </w:p>
+    <w:p>
+      <w:pPr>
+        <w:spacing w:line="336" w:lineRule="auto" w:after="180"/>
+        <w:shd w:fill="F4F9FC"/>
+      </w:pPr>
+      <w:r>
+        <w:rPr>
+          <w:b w:val="0"/>
+        </w:rPr>
+        <w:t xml:space="preserve">STEP 3 — CONCLUDE category, not sure, or request </w:t>
+      </w:r>
+      <w:r>
+        <w:rPr>
+          <w:b/>
+        </w:rPr>
+        <w:t>more information</w:t>
+      </w:r>
+    </w:p>
+    <w:p>
+      <w:pPr>
+        <w:pStyle w:val="Heading3"/>
+      </w:pPr>
+      <w:r>
+        <w:t>Model answer</w:t>
+      </w:r>
+    </w:p>
+    <w:p>
+      <w:pPr>
+        <w:spacing w:line="336" w:lineRule="auto" w:after="180"/>
+        <w:shd w:fill="F1F6FC"/>
+      </w:pPr>
+      <w:r>
+        <w:rPr>
+          <w:b w:val="0"/>
+        </w:rPr>
+        <w:t xml:space="preserve">MODEL REASONING A useful not-sure result is specific: it states which categories compete, what </w:t>
+      </w:r>
+      <w:r>
+        <w:rPr>
+          <w:b/>
+        </w:rPr>
+        <w:t>evidence</w:t>
+      </w:r>
+      <w:r>
+        <w:rPr>
+          <w:b w:val="0"/>
+        </w:rPr>
+        <w:t xml:space="preserve"> is missing, and who or what should supply it.</w:t>
+      </w:r>
+    </w:p>
+    <w:p>
+      <w:pPr>
+        <w:spacing w:line="336" w:lineRule="auto" w:after="180"/>
+        <w:shd w:fill="F1F6FC"/>
+      </w:pPr>
+      <w:r>
+        <w:rPr>
+          <w:b w:val="0"/>
+        </w:rPr>
+        <w:t>Abstention reduces forced errors but should not become an excuse to avoid all decisions.</w:t>
+      </w:r>
+    </w:p>
+    <w:p>
+      <w:pPr>
+        <w:pStyle w:val="Heading3"/>
+      </w:pPr>
+      <w:r>
+        <w:t>A claim to avoid</w:t>
+      </w:r>
+    </w:p>
+    <w:p>
+      <w:pPr>
+        <w:spacing w:line="336" w:lineRule="auto" w:after="180"/>
+        <w:shd w:fill="FFF5E6"/>
+      </w:pPr>
+      <w:r>
+        <w:rPr>
+          <w:b w:val="0"/>
+        </w:rPr>
+        <w:t xml:space="preserve">DO NOT OVERCLAIM Responsible </w:t>
+      </w:r>
+      <w:r>
+        <w:rPr>
+          <w:b/>
+        </w:rPr>
+        <w:t>uncertainty</w:t>
+      </w:r>
+      <w:r>
+        <w:rPr>
+          <w:b w:val="0"/>
+        </w:rPr>
+        <w:t xml:space="preserve"> is informative and actionable, not a blank refusal.</w:t>
+      </w:r>
+    </w:p>
+    <w:p>
+      <w:pPr>
+        <w:spacing w:line="336" w:lineRule="auto" w:after="180"/>
+        <w:shd w:fill="F5F1FB"/>
+      </w:pPr>
+      <w:r>
+        <w:rPr>
+          <w:b w:val="0"/>
+        </w:rPr>
+        <w:t xml:space="preserve">What new </w:t>
+      </w:r>
+      <w:r>
+        <w:rPr>
+          <w:b/>
+        </w:rPr>
+        <w:t>evidence</w:t>
+      </w:r>
+      <w:r>
+        <w:rPr>
+          <w:b w:val="0"/>
+        </w:rPr>
+        <w:t xml:space="preserve"> could change this answer?</w:t>
+      </w:r>
+    </w:p>
+    <w:p>
+      <w:pPr>
+        <w:pStyle w:val="Heading3"/>
+      </w:pPr>
+      <w:r>
         <w:t>Concrete teaching case</w:t>
       </w:r>
     </w:p>
     <w:p>
-      <w:r>
+      <w:pPr>
+        <w:pStyle w:val="Heading3"/>
+      </w:pPr>
+      <w:r>
+        <w:t>The teaching case</w:t>
+      </w:r>
+    </w:p>
+    <w:p>
+      <w:pPr>
+        <w:spacing w:line="336" w:lineRule="auto" w:after="180"/>
+        <w:shd w:fill="F1F6FC"/>
+      </w:pPr>
+      <w:r>
+        <w:rPr>
+          <w:b w:val="0"/>
+        </w:rPr>
         <w:t>A sorter handles clearly red and clearly blue cards. Purple and very dark cards arrive.</w:t>
       </w:r>
     </w:p>
     <w:p>
-      <w:r>
+      <w:pPr>
+        <w:spacing w:line="336" w:lineRule="auto" w:after="180"/>
+        <w:shd w:fill="F5F1FB"/>
+      </w:pPr>
+      <w:r>
+        <w:rPr>
+          <w:b w:val="0"/>
+        </w:rPr>
         <w:t>How should it handle each uncertain case?</w:t>
       </w:r>
     </w:p>
@@ -616,41 +1409,269 @@
       </w:r>
     </w:p>
     <w:p>
-      <w:r>
-        <w:t>Use a review tray. Purple is outside the clear categories; darkness prevents observation. These are different uncertainty causes.</w:t>
-      </w:r>
-    </w:p>
-    <w:p>
       <w:pPr>
         <w:pStyle w:val="Heading3"/>
       </w:pPr>
       <w:r>
+        <w:t>Why the result follows</w:t>
+      </w:r>
+    </w:p>
+    <w:p>
+      <w:pPr>
+        <w:spacing w:line="336" w:lineRule="auto" w:after="180"/>
+        <w:shd w:fill="F1F6FC"/>
+      </w:pPr>
+      <w:r>
+        <w:rPr>
+          <w:b w:val="0"/>
+        </w:rPr>
+        <w:t xml:space="preserve">Use a review tray. Purple is outside the clear categories; darkness prevents </w:t>
+      </w:r>
+      <w:r>
+        <w:rPr>
+          <w:b/>
+        </w:rPr>
+        <w:t>observation</w:t>
+      </w:r>
+      <w:r>
+        <w:rPr>
+          <w:b w:val="0"/>
+        </w:rPr>
+        <w:t xml:space="preserve">. These are different </w:t>
+      </w:r>
+      <w:r>
+        <w:rPr>
+          <w:b/>
+        </w:rPr>
+        <w:t>uncertainty</w:t>
+      </w:r>
+      <w:r>
+        <w:rPr>
+          <w:b w:val="0"/>
+        </w:rPr>
+        <w:t xml:space="preserve"> causes.</w:t>
+      </w:r>
+    </w:p>
+    <w:p>
+      <w:pPr>
+        <w:pStyle w:val="Heading3"/>
+      </w:pPr>
+      <w:r>
         <w:t>Explain the added worked example</w:t>
       </w:r>
     </w:p>
     <w:p>
-      <w:r>
-        <w:t>An unclear measurement, a missing feature and a weakly tested model create different problems. Saying the AI is unsure does not identify which one matters. Write what is known, what remains unknown and how the unknown could change the result. Then choose a check that addresses that specific gap.</w:t>
-      </w:r>
-    </w:p>
-    <w:p>
-      <w:r>
-        <w:t>Use the familiar tower model: tall at a height of at least 6 cm, short otherwise, for whole-number heights from 1 through 10. A smudged card could read 5 cm or 6 cm. The threshold is known; the input is unclear. Repeating the same calculation cannot recover the missing digit.</w:t>
-      </w:r>
-    </w:p>
-    <w:p>
-      <w:r>
-        <w:t>For this paper investigation, treat the listed possibilities as the complete set allowed by the exercise. In real use, that assumption would itself need evidence. We will compare the model’s predictions under each possibility; we are not changing Tower1 to accept an invented exact measurement.</w:t>
-      </w:r>
-    </w:p>
-    <w:p>
-      <w:r>
-        <w:t>At either 5 or 6 cm, one possibility predicts short and the other tall. Record no single category yet and ask for the original record or a new measurement. Do not select the more convenient digit. Averaging the two readings would introduce a different input that neither possibility stated.</w:t>
-      </w:r>
-    </w:p>
-    <w:p>
-      <w:r>
-        <w:t>At either 8 or 9 cm, the model predicts tall in both cases. You can state that the prediction stays tall under these two possibilities. Keep the exact-height uncertainty visible. This agreement does not check the model against a correct task label or establish that the list of possible heights is complete.</w:t>
+      <w:pPr>
+        <w:pStyle w:val="Heading3"/>
+      </w:pPr>
+      <w:r>
+        <w:t>Explain the added worked example · 1</w:t>
+      </w:r>
+    </w:p>
+    <w:p>
+      <w:pPr>
+        <w:spacing w:line="336" w:lineRule="auto" w:after="180"/>
+      </w:pPr>
+      <w:r>
+        <w:rPr>
+          <w:b w:val="0"/>
+        </w:rPr>
+        <w:t>An unclear measurement, a missing feature and a weakly tested model create different problems. Saying the AI is unsure does not identify which one matters.</w:t>
+      </w:r>
+    </w:p>
+    <w:p>
+      <w:pPr>
+        <w:spacing w:line="336" w:lineRule="auto" w:after="180"/>
+      </w:pPr>
+      <w:r>
+        <w:rPr>
+          <w:b w:val="0"/>
+        </w:rPr>
+        <w:t>Write what is known, what remains unknown and how the unknown could change the result. Then choose a check that addresses that specific gap.</w:t>
+      </w:r>
+    </w:p>
+    <w:p>
+      <w:pPr>
+        <w:spacing w:line="336" w:lineRule="auto" w:after="180"/>
+      </w:pPr>
+      <w:r>
+        <w:rPr>
+          <w:b w:val="0"/>
+        </w:rPr>
+        <w:t xml:space="preserve">Use the familiar tower model: tall at a height of at least 6 cm, short otherwise, for whole-number heights from 1 through 10. A smudged card could read 5 cm or 6 cm. The threshold is known; the </w:t>
+      </w:r>
+      <w:r>
+        <w:rPr>
+          <w:b/>
+        </w:rPr>
+        <w:t>input</w:t>
+      </w:r>
+      <w:r>
+        <w:rPr>
+          <w:b w:val="0"/>
+        </w:rPr>
+        <w:t xml:space="preserve"> is unclear.</w:t>
+      </w:r>
+    </w:p>
+    <w:p>
+      <w:pPr>
+        <w:spacing w:line="336" w:lineRule="auto" w:after="180"/>
+      </w:pPr>
+      <w:r>
+        <w:rPr>
+          <w:b w:val="0"/>
+        </w:rPr>
+        <w:t>Repeating the same calculation cannot recover the missing digit.</w:t>
+      </w:r>
+    </w:p>
+    <w:p>
+      <w:pPr>
+        <w:pStyle w:val="Heading3"/>
+      </w:pPr>
+      <w:r>
+        <w:t>Explain the added worked example · 2</w:t>
+      </w:r>
+    </w:p>
+    <w:p>
+      <w:pPr>
+        <w:spacing w:line="336" w:lineRule="auto" w:after="180"/>
+      </w:pPr>
+      <w:r>
+        <w:rPr>
+          <w:b w:val="0"/>
+        </w:rPr>
+        <w:t xml:space="preserve">For this paper investigation, treat the listed possibilities as the complete set allowed by the exercise. In real use, that assumption would itself need </w:t>
+      </w:r>
+      <w:r>
+        <w:rPr>
+          <w:b/>
+        </w:rPr>
+        <w:t>evidence</w:t>
+      </w:r>
+      <w:r>
+        <w:rPr>
+          <w:b w:val="0"/>
+        </w:rPr>
+        <w:t>.</w:t>
+      </w:r>
+    </w:p>
+    <w:p>
+      <w:pPr>
+        <w:spacing w:line="336" w:lineRule="auto" w:after="180"/>
+      </w:pPr>
+      <w:r>
+        <w:rPr>
+          <w:b w:val="0"/>
+        </w:rPr>
+        <w:t xml:space="preserve">We will compare the model’s </w:t>
+      </w:r>
+      <w:r>
+        <w:rPr>
+          <w:b/>
+        </w:rPr>
+        <w:t>prediction</w:t>
+      </w:r>
+      <w:r>
+        <w:rPr>
+          <w:b w:val="0"/>
+        </w:rPr>
+        <w:t>s under each possibility; we are not changing Tower1 to accept an invented exact measurement.</w:t>
+      </w:r>
+    </w:p>
+    <w:p>
+      <w:pPr>
+        <w:pStyle w:val="Heading3"/>
+      </w:pPr>
+      <w:r>
+        <w:t>Explain the added worked example · 3</w:t>
+      </w:r>
+    </w:p>
+    <w:p>
+      <w:pPr>
+        <w:spacing w:line="336" w:lineRule="auto" w:after="180"/>
+      </w:pPr>
+      <w:r>
+        <w:rPr>
+          <w:b w:val="0"/>
+        </w:rPr>
+        <w:t>At either 5 or 6 cm, one possibility predicts short and the other tall. Record no single category yet and ask for the original record or a new measurement. Do not select the more convenient digit.</w:t>
+      </w:r>
+    </w:p>
+    <w:p>
+      <w:pPr>
+        <w:spacing w:line="336" w:lineRule="auto" w:after="180"/>
+      </w:pPr>
+      <w:r>
+        <w:rPr>
+          <w:b w:val="0"/>
+        </w:rPr>
+        <w:t xml:space="preserve">Averaging the two readings would introduce a different </w:t>
+      </w:r>
+      <w:r>
+        <w:rPr>
+          <w:b/>
+        </w:rPr>
+        <w:t>input</w:t>
+      </w:r>
+      <w:r>
+        <w:rPr>
+          <w:b w:val="0"/>
+        </w:rPr>
+        <w:t xml:space="preserve"> that neither possibility stated.</w:t>
+      </w:r>
+    </w:p>
+    <w:p>
+      <w:pPr>
+        <w:pStyle w:val="Heading3"/>
+      </w:pPr>
+      <w:r>
+        <w:t>Explain the added worked example · 4</w:t>
+      </w:r>
+    </w:p>
+    <w:p>
+      <w:pPr>
+        <w:spacing w:line="336" w:lineRule="auto" w:after="180"/>
+      </w:pPr>
+      <w:r>
+        <w:rPr>
+          <w:b w:val="0"/>
+        </w:rPr>
+        <w:t xml:space="preserve">At either 8 or 9 cm, the model predicts tall in both cases. You can state that the </w:t>
+      </w:r>
+      <w:r>
+        <w:rPr>
+          <w:b/>
+        </w:rPr>
+        <w:t>prediction</w:t>
+      </w:r>
+      <w:r>
+        <w:rPr>
+          <w:b w:val="0"/>
+        </w:rPr>
+        <w:t xml:space="preserve"> stays tall under these two possibilities. Keep the exact-height </w:t>
+      </w:r>
+      <w:r>
+        <w:rPr>
+          <w:b/>
+        </w:rPr>
+        <w:t>uncertainty</w:t>
+      </w:r>
+      <w:r>
+        <w:rPr>
+          <w:b w:val="0"/>
+        </w:rPr>
+        <w:t xml:space="preserve"> visible.</w:t>
+      </w:r>
+    </w:p>
+    <w:p>
+      <w:pPr>
+        <w:spacing w:line="336" w:lineRule="auto" w:after="180"/>
+      </w:pPr>
+      <w:r>
+        <w:rPr>
+          <w:b w:val="0"/>
+        </w:rPr>
+        <w:t>This agreement does not check the model against a correct task label or establish that the list of possible heights is complete.</w:t>
       </w:r>
     </w:p>
     <w:p>
@@ -816,8 +1837,37 @@
       </w:r>
     </w:p>
     <w:p>
-      <w:r>
-        <w:t>Use the complete worked example below before asking learners to complete W2. Reveal a small part, invite a prediction, then explain the deciding step. These teacher notes contain solutions; do not reveal the independent case answer during modelling.</w:t>
+      <w:pPr>
+        <w:spacing w:line="336" w:lineRule="auto" w:after="180"/>
+      </w:pPr>
+      <w:r>
+        <w:rPr>
+          <w:b w:val="0"/>
+        </w:rPr>
+        <w:t xml:space="preserve">Use the complete worked example below before asking learners to complete W2. Reveal a small part, invite a </w:t>
+      </w:r>
+      <w:r>
+        <w:rPr>
+          <w:b/>
+        </w:rPr>
+        <w:t>prediction</w:t>
+      </w:r>
+      <w:r>
+        <w:rPr>
+          <w:b w:val="0"/>
+        </w:rPr>
+        <w:t>, then explain the deciding step.</w:t>
+      </w:r>
+    </w:p>
+    <w:p>
+      <w:pPr>
+        <w:spacing w:line="336" w:lineRule="auto" w:after="180"/>
+      </w:pPr>
+      <w:r>
+        <w:rPr>
+          <w:b w:val="0"/>
+        </w:rPr>
+        <w:t>These teacher notes contain solutions; do not reveal the independent case answer during modelling.</w:t>
       </w:r>
     </w:p>
     <w:tbl>
@@ -835,6 +1885,38 @@
         <w:trPr>
           <w:tblHeader/>
         </w:trPr>
+        <w:tc>
+          <w:tcPr>
+            <w:tcW w:type="dxa" w:w="3408"/>
+          </w:tcPr>
+          <w:p>
+            <w:r>
+              <w:t>Reason for review</w:t>
+            </w:r>
+          </w:p>
+        </w:tc>
+        <w:tc>
+          <w:tcPr>
+            <w:tcW w:type="dxa" w:w="3408"/>
+          </w:tcPr>
+          <w:p>
+            <w:r>
+              <w:t>Relevant check</w:t>
+            </w:r>
+          </w:p>
+        </w:tc>
+        <w:tc>
+          <w:tcPr>
+            <w:tcW w:type="dxa" w:w="3408"/>
+          </w:tcPr>
+          <w:p>
+            <w:r>
+              <w:t>What it cannot settle alone</w:t>
+            </w:r>
+          </w:p>
+        </w:tc>
+      </w:tr>
+      <w:tr>
         <w:tc>
           <w:tcPr>
             <w:tcW w:type="dxa" w:w="3408"/>
@@ -964,13 +2046,147 @@
       </w:tr>
     </w:tbl>
     <w:p>
-      <w:r>
-        <w:t>A review request should carry the original input, model version, unresolved issue and any predictions already made. Name the evidence to seek and the person responsible for checking it. A reviewer needs access to relevant evidence and a clear task; being human does not make an unsupported guess correct.</w:t>
-      </w:r>
-    </w:p>
-    <w:p>
-      <w:r>
-        <w:t>After review, record what was checked and what changed. If a reliable new reading establishes 6 cm, the model predicts tall. If the record is still unreadable, keep no prediction with reason unresolved height. Do not replace the original record without retaining the reason for the correction.</w:t>
+      <w:pPr>
+        <w:pStyle w:val="Heading3"/>
+      </w:pPr>
+      <w:r>
+        <w:t>Model the reasoning aloud · 5</w:t>
+      </w:r>
+    </w:p>
+    <w:p>
+      <w:pPr>
+        <w:spacing w:line="336" w:lineRule="auto" w:after="180"/>
+      </w:pPr>
+      <w:r>
+        <w:rPr>
+          <w:b w:val="0"/>
+        </w:rPr>
+        <w:t xml:space="preserve">A review request should carry the original </w:t>
+      </w:r>
+      <w:r>
+        <w:rPr>
+          <w:b/>
+        </w:rPr>
+        <w:t>input</w:t>
+      </w:r>
+      <w:r>
+        <w:rPr>
+          <w:b w:val="0"/>
+        </w:rPr>
+        <w:t xml:space="preserve">, model version, </w:t>
+      </w:r>
+      <w:r>
+        <w:rPr>
+          <w:b/>
+        </w:rPr>
+        <w:t>unresolved</w:t>
+      </w:r>
+      <w:r>
+        <w:rPr>
+          <w:b w:val="0"/>
+        </w:rPr>
+        <w:t xml:space="preserve"> issue and any </w:t>
+      </w:r>
+      <w:r>
+        <w:rPr>
+          <w:b/>
+        </w:rPr>
+        <w:t>prediction</w:t>
+      </w:r>
+      <w:r>
+        <w:rPr>
+          <w:b w:val="0"/>
+        </w:rPr>
+        <w:t xml:space="preserve">s already made. Name the </w:t>
+      </w:r>
+      <w:r>
+        <w:rPr>
+          <w:b/>
+        </w:rPr>
+        <w:t>evidence</w:t>
+      </w:r>
+      <w:r>
+        <w:rPr>
+          <w:b w:val="0"/>
+        </w:rPr>
+        <w:t xml:space="preserve"> to seek and the person responsible for checking it.</w:t>
+      </w:r>
+    </w:p>
+    <w:p>
+      <w:pPr>
+        <w:spacing w:line="336" w:lineRule="auto" w:after="180"/>
+      </w:pPr>
+      <w:r>
+        <w:rPr>
+          <w:b w:val="0"/>
+        </w:rPr>
+        <w:t xml:space="preserve">A reviewer needs access to relevant </w:t>
+      </w:r>
+      <w:r>
+        <w:rPr>
+          <w:b/>
+        </w:rPr>
+        <w:t>evidence</w:t>
+      </w:r>
+      <w:r>
+        <w:rPr>
+          <w:b w:val="0"/>
+        </w:rPr>
+        <w:t xml:space="preserve"> and a clear task; being human does not make an unsupported guess correct.</w:t>
+      </w:r>
+    </w:p>
+    <w:p>
+      <w:pPr>
+        <w:pStyle w:val="Heading3"/>
+      </w:pPr>
+      <w:r>
+        <w:t>Model the reasoning aloud · 6</w:t>
+      </w:r>
+    </w:p>
+    <w:p>
+      <w:pPr>
+        <w:spacing w:line="336" w:lineRule="auto" w:after="180"/>
+      </w:pPr>
+      <w:r>
+        <w:rPr>
+          <w:b w:val="0"/>
+        </w:rPr>
+        <w:t xml:space="preserve">After review, record what was checked and what changed. If a reliable new reading establishes 6 cm, the model predicts tall. If the record is still unreadable, keep no </w:t>
+      </w:r>
+      <w:r>
+        <w:rPr>
+          <w:b/>
+        </w:rPr>
+        <w:t>prediction</w:t>
+      </w:r>
+      <w:r>
+        <w:rPr>
+          <w:b w:val="0"/>
+        </w:rPr>
+        <w:t xml:space="preserve"> with reason </w:t>
+      </w:r>
+      <w:r>
+        <w:rPr>
+          <w:b/>
+        </w:rPr>
+        <w:t>unresolved</w:t>
+      </w:r>
+      <w:r>
+        <w:rPr>
+          <w:b w:val="0"/>
+        </w:rPr>
+        <w:t xml:space="preserve"> height.</w:t>
+      </w:r>
+    </w:p>
+    <w:p>
+      <w:pPr>
+        <w:spacing w:line="336" w:lineRule="auto" w:after="180"/>
+      </w:pPr>
+      <w:r>
+        <w:rPr>
+          <w:b w:val="0"/>
+        </w:rPr>
+        <w:t>Do not replace the original record without retaining the reason for the correction.</w:t>
       </w:r>
     </w:p>
     <w:tbl>
@@ -1076,7 +2292,13 @@
       </w:tr>
     </w:tbl>
     <w:p>
-      <w:r>
+      <w:pPr>
+        <w:spacing w:line="336" w:lineRule="auto" w:after="180"/>
+      </w:pPr>
+      <w:r>
+        <w:rPr>
+          <w:b w:val="0"/>
+        </w:rPr>
         <w:t>Use the diagram and verbal explanation together. Ask learners to match a sentence to a specific visual step; do not assign learners fixed visual or auditory learning styles.</w:t>
       </w:r>
     </w:p>
@@ -1089,7 +2311,13 @@
       </w:r>
     </w:p>
     <w:p>
-      <w:r>
+      <w:pPr>
+        <w:spacing w:line="336" w:lineRule="auto" w:after="180"/>
+      </w:pPr>
+      <w:r>
+        <w:rPr>
+          <w:b w:val="0"/>
+        </w:rPr>
         <w:t>A fictional cubby selector accepts a block if width is at most 5 cm.</w:t>
       </w:r>
     </w:p>
@@ -1102,12 +2330,42 @@
       </w:r>
     </w:p>
     <w:p>
-      <w:r>
+      <w:pPr>
+        <w:pStyle w:val="Heading3"/>
+      </w:pPr>
+      <w:r>
+        <w:t>Supplied facts</w:t>
+      </w:r>
+    </w:p>
+    <w:p>
+      <w:pPr>
+        <w:spacing w:line="336" w:lineRule="auto" w:after="180"/>
+        <w:shd w:fill="F1F6FC"/>
+      </w:pPr>
+      <w:r>
+        <w:rPr>
+          <w:b w:val="0"/>
+        </w:rPr>
         <w:t>An unclear measurement means Block A is either 4 or 5 cm; Block B is either 5 or 6 cm.</w:t>
       </w:r>
     </w:p>
     <w:p>
-      <w:r>
+      <w:pPr>
+        <w:pStyle w:val="Heading3"/>
+      </w:pPr>
+      <w:r>
+        <w:t>Supplied facts</w:t>
+      </w:r>
+    </w:p>
+    <w:p>
+      <w:pPr>
+        <w:spacing w:line="336" w:lineRule="auto" w:after="180"/>
+        <w:shd w:fill="F1F6FC"/>
+      </w:pPr>
+      <w:r>
+        <w:rPr>
+          <w:b w:val="0"/>
+        </w:rPr>
         <w:t>These complete possibility sets contain all widths under consideration. Other dimensions are known to fit.</w:t>
       </w:r>
     </w:p>
@@ -1329,43 +2587,178 @@
       </w:r>
     </w:p>
     <w:p>
-      <w:r>
-        <w:t>Uncertainty about a number need not always create uncertainty about the decision. Every allowed width for A fits, so its width uncertainty does not affect acceptance. B straddles the boundary. Record both possibilities and request a better measurement instead of selecting the one that makes a preferred outcome.</w:t>
-      </w:r>
-    </w:p>
-    <w:p>
       <w:pPr>
         <w:pStyle w:val="Heading3"/>
       </w:pPr>
       <w:r>
+        <w:t>Why the result follows</w:t>
+      </w:r>
+    </w:p>
+    <w:p>
+      <w:pPr>
+        <w:spacing w:line="336" w:lineRule="auto" w:after="180"/>
+        <w:shd w:fill="F1F6FC"/>
+      </w:pPr>
+      <w:r>
+        <w:rPr>
+          <w:b/>
+        </w:rPr>
+        <w:t>Uncertainty</w:t>
+      </w:r>
+      <w:r>
+        <w:rPr>
+          <w:b w:val="0"/>
+        </w:rPr>
+        <w:t xml:space="preserve"> about a number need not always create </w:t>
+      </w:r>
+      <w:r>
+        <w:rPr>
+          <w:b/>
+        </w:rPr>
+        <w:t>uncertainty</w:t>
+      </w:r>
+      <w:r>
+        <w:rPr>
+          <w:b w:val="0"/>
+        </w:rPr>
+        <w:t xml:space="preserve"> about the decision. Every allowed width for A fits, so its width </w:t>
+      </w:r>
+      <w:r>
+        <w:rPr>
+          <w:b/>
+        </w:rPr>
+        <w:t>uncertainty</w:t>
+      </w:r>
+      <w:r>
+        <w:rPr>
+          <w:b w:val="0"/>
+        </w:rPr>
+        <w:t xml:space="preserve"> does not affect acceptance. B straddles the boundary.</w:t>
+      </w:r>
+    </w:p>
+    <w:p>
+      <w:pPr>
+        <w:spacing w:line="336" w:lineRule="auto" w:after="180"/>
+        <w:shd w:fill="F1F6FC"/>
+      </w:pPr>
+      <w:r>
+        <w:rPr>
+          <w:b w:val="0"/>
+        </w:rPr>
+        <w:t>Record both possibilities and request a better measurement instead of selecting the one that makes a preferred outcome.</w:t>
+      </w:r>
+    </w:p>
+    <w:p>
+      <w:pPr>
+        <w:pStyle w:val="Heading3"/>
+      </w:pPr>
+      <w:r>
         <w:t>What this example does not establish</w:t>
       </w:r>
     </w:p>
     <w:p>
-      <w:r>
-        <w:t>A review path is not automatically accurate; its conclusion depends on relevant, better evidence.</w:t>
-      </w:r>
-    </w:p>
-    <w:p>
       <w:pPr>
         <w:pStyle w:val="Heading3"/>
       </w:pPr>
       <w:r>
+        <w:t>Keep the stated limit</w:t>
+      </w:r>
+    </w:p>
+    <w:p>
+      <w:pPr>
+        <w:spacing w:line="336" w:lineRule="auto" w:after="180"/>
+        <w:shd w:fill="FFF5E6"/>
+      </w:pPr>
+      <w:r>
+        <w:rPr>
+          <w:b w:val="0"/>
+        </w:rPr>
+        <w:t xml:space="preserve">A review path is not automatically accurate; its conclusion depends on relevant, better </w:t>
+      </w:r>
+      <w:r>
+        <w:rPr>
+          <w:b/>
+        </w:rPr>
+        <w:t>evidence</w:t>
+      </w:r>
+      <w:r>
+        <w:rPr>
+          <w:b w:val="0"/>
+        </w:rPr>
+        <w:t>.</w:t>
+      </w:r>
+    </w:p>
+    <w:p>
+      <w:pPr>
+        <w:pStyle w:val="Heading3"/>
+      </w:pPr>
+      <w:r>
         <w:t>Change one thing in the pictured case</w:t>
       </w:r>
     </w:p>
     <w:p>
-      <w:r>
+      <w:pPr>
+        <w:pStyle w:val="Heading3"/>
+      </w:pPr>
+      <w:r>
+        <w:t>Change one thing</w:t>
+      </w:r>
+    </w:p>
+    <w:p>
+      <w:pPr>
+        <w:spacing w:line="336" w:lineRule="auto" w:after="180"/>
+        <w:shd w:fill="F5F1FB"/>
+      </w:pPr>
+      <w:r>
+        <w:rPr>
+          <w:b w:val="0"/>
+        </w:rPr>
         <w:t>Change: Narrow B’s possibilities to 6 or 7 cm.</w:t>
       </w:r>
     </w:p>
     <w:p>
-      <w:r>
-        <w:t>Prediction: Both fail the width limit; rejection no longer depends on resolving their difference.</w:t>
-      </w:r>
-    </w:p>
-    <w:p>
-      <w:r>
+      <w:pPr>
+        <w:pStyle w:val="Heading3"/>
+      </w:pPr>
+      <w:r>
+        <w:t>Predicted result</w:t>
+      </w:r>
+    </w:p>
+    <w:p>
+      <w:pPr>
+        <w:spacing w:line="336" w:lineRule="auto" w:after="180"/>
+        <w:shd w:fill="F1F6FC"/>
+      </w:pPr>
+      <w:r>
+        <w:rPr>
+          <w:b/>
+        </w:rPr>
+        <w:t>Prediction</w:t>
+      </w:r>
+      <w:r>
+        <w:rPr>
+          <w:b w:val="0"/>
+        </w:rPr>
+        <w:t>: Both fail the width limit; rejection no longer depends on resolving their difference.</w:t>
+      </w:r>
+    </w:p>
+    <w:p>
+      <w:pPr>
+        <w:pStyle w:val="Heading3"/>
+      </w:pPr>
+      <w:r>
+        <w:t>Why the result follows</w:t>
+      </w:r>
+    </w:p>
+    <w:p>
+      <w:pPr>
+        <w:spacing w:line="336" w:lineRule="auto" w:after="180"/>
+        <w:shd w:fill="F1F6FC"/>
+      </w:pPr>
+      <w:r>
+        <w:rPr>
+          <w:b w:val="0"/>
+        </w:rPr>
         <w:t>Reason: All remaining possibilities lead to the same decision.</w:t>
       </w:r>
     </w:p>
@@ -1378,8 +2771,57 @@
       </w:r>
     </w:p>
     <w:p>
-      <w:r>
-        <w:t>Cover the result. Ask learners to name the inputs and predict the next step. Uncover one step, connect the icon to the actual procedure, and explain its evidence. Then change the supplied condition and compare. The picture is a representation; it does not document execution of a real AI model.</w:t>
+      <w:pPr>
+        <w:pStyle w:val="Heading3"/>
+      </w:pPr>
+      <w:r>
+        <w:t>Ask while showing the picture · 7</w:t>
+      </w:r>
+    </w:p>
+    <w:p>
+      <w:pPr>
+        <w:spacing w:line="336" w:lineRule="auto" w:after="180"/>
+      </w:pPr>
+      <w:r>
+        <w:rPr>
+          <w:b w:val="0"/>
+        </w:rPr>
+        <w:t xml:space="preserve">Cover the result. Ask learners to name the </w:t>
+      </w:r>
+      <w:r>
+        <w:rPr>
+          <w:b/>
+        </w:rPr>
+        <w:t>input</w:t>
+      </w:r>
+      <w:r>
+        <w:rPr>
+          <w:b w:val="0"/>
+        </w:rPr>
+        <w:t xml:space="preserve">s and predict the next step. Uncover one step, connect the icon to the actual procedure, and explain its </w:t>
+      </w:r>
+      <w:r>
+        <w:rPr>
+          <w:b/>
+        </w:rPr>
+        <w:t>evidence</w:t>
+      </w:r>
+      <w:r>
+        <w:rPr>
+          <w:b w:val="0"/>
+        </w:rPr>
+        <w:t>. Then change the supplied condition and compare.</w:t>
+      </w:r>
+    </w:p>
+    <w:p>
+      <w:pPr>
+        <w:spacing w:line="336" w:lineRule="auto" w:after="180"/>
+      </w:pPr>
+      <w:r>
+        <w:rPr>
+          <w:b w:val="0"/>
+        </w:rPr>
+        <w:t>The picture is a representation; it does not document execution of a real AI model.</w:t>
       </w:r>
     </w:p>
     <w:p>
@@ -1391,11 +2833,16 @@
       </w:r>
     </w:p>
     <w:p>
+      <w:r>
+        <w:t>Demonstrate Boundaries and 'Not Sure', reduce support deliberately and check individual reasoning before discussing answers.</w:t>
+      </w:r>
+    </w:p>
+    <w:p>
       <w:pPr>
         <w:pStyle w:val="Heading3"/>
       </w:pPr>
       <w:r>
-        <w:t>Demonstrate and guide practice</w:t>
+        <w:t>Board sequence</w:t>
       </w:r>
     </w:p>
     <w:p>
@@ -1403,26 +2850,114 @@
         <w:pStyle w:val="Heading3"/>
       </w:pPr>
       <w:r>
-        <w:t>Board sequence</w:t>
-      </w:r>
-    </w:p>
-    <w:p>
-      <w:r>
+        <w:t>1. Put the facts on the board</w:t>
+      </w:r>
+    </w:p>
+    <w:p>
+      <w:pPr>
+        <w:spacing w:line="336" w:lineRule="auto" w:after="180"/>
+        <w:shd w:fill="F4F9FC"/>
+      </w:pPr>
+      <w:r>
+        <w:rPr>
+          <w:b w:val="0"/>
+        </w:rPr>
         <w:t>Write the given facts: A sorter handles clearly red and clearly blue cards. Purple and very dark cards arrive.</w:t>
       </w:r>
     </w:p>
     <w:p>
-      <w:r>
+      <w:pPr>
+        <w:pStyle w:val="Heading3"/>
+      </w:pPr>
+      <w:r>
+        <w:t>2. State the decision to explain</w:t>
+      </w:r>
+    </w:p>
+    <w:p>
+      <w:pPr>
+        <w:spacing w:line="336" w:lineRule="auto" w:after="180"/>
+        <w:shd w:fill="F5F1FB"/>
+      </w:pPr>
+      <w:r>
+        <w:rPr>
+          <w:b w:val="0"/>
+        </w:rPr>
         <w:t>Write the question to explain: How should it handle each uncertain case?</w:t>
       </w:r>
     </w:p>
     <w:p>
-      <w:r>
-        <w:t>Reveal after predictions: Use a review tray. Purple is outside the clear categories; darkness prevents observation. These are different uncertainty causes.</w:t>
-      </w:r>
-    </w:p>
-    <w:p>
-      <w:r>
+      <w:pPr>
+        <w:pStyle w:val="Heading3"/>
+      </w:pPr>
+      <w:r>
+        <w:t>3. Reveal the worked reasoning</w:t>
+      </w:r>
+    </w:p>
+    <w:p>
+      <w:pPr>
+        <w:spacing w:line="336" w:lineRule="auto" w:after="180"/>
+        <w:shd w:fill="F1F6FC"/>
+      </w:pPr>
+      <w:r>
+        <w:rPr>
+          <w:b w:val="0"/>
+        </w:rPr>
+        <w:t xml:space="preserve">Reveal after </w:t>
+      </w:r>
+      <w:r>
+        <w:rPr>
+          <w:b/>
+        </w:rPr>
+        <w:t>prediction</w:t>
+      </w:r>
+      <w:r>
+        <w:rPr>
+          <w:b w:val="0"/>
+        </w:rPr>
+        <w:t xml:space="preserve">s: Use a review tray. Purple is outside the clear categories; darkness prevents </w:t>
+      </w:r>
+      <w:r>
+        <w:rPr>
+          <w:b/>
+        </w:rPr>
+        <w:t>observation</w:t>
+      </w:r>
+      <w:r>
+        <w:rPr>
+          <w:b w:val="0"/>
+        </w:rPr>
+        <w:t xml:space="preserve">. These are different </w:t>
+      </w:r>
+      <w:r>
+        <w:rPr>
+          <w:b/>
+        </w:rPr>
+        <w:t>uncertainty</w:t>
+      </w:r>
+      <w:r>
+        <w:rPr>
+          <w:b w:val="0"/>
+        </w:rPr>
+        <w:t xml:space="preserve"> causes.</w:t>
+      </w:r>
+    </w:p>
+    <w:p>
+      <w:pPr>
+        <w:pStyle w:val="Heading3"/>
+      </w:pPr>
+      <w:r>
+        <w:t>Hold back the independent task</w:t>
+      </w:r>
+    </w:p>
+    <w:p>
+      <w:pPr>
+        <w:spacing w:line="336" w:lineRule="auto" w:after="180"/>
+        <w:shd w:fill="FFF5E6"/>
+      </w:pPr>
+      <w:r>
+        <w:rPr>
+          <w:b w:val="0"/>
+        </w:rPr>
         <w:t>Keep for an independent attempt: A sorter knows pencils and books. You show a lunch box. Should it force a known label or ask for help? State a useful fallback.</w:t>
       </w:r>
     </w:p>
@@ -1435,23 +2970,77 @@
       </w:r>
     </w:p>
     <w:p>
-      <w:r>
+      <w:pPr>
+        <w:pStyle w:val="Heading3"/>
+      </w:pPr>
+      <w:r>
+        <w:t>Ask the class</w:t>
+      </w:r>
+    </w:p>
+    <w:p>
+      <w:pPr>
+        <w:spacing w:line="336" w:lineRule="auto" w:after="180"/>
+        <w:shd w:fill="F5F1FB"/>
+      </w:pPr>
+      <w:r>
+        <w:rPr>
+          <w:b w:val="0"/>
+        </w:rPr>
         <w:t>Ask: Which facts are given, and which would we have to assume? Learners mark relevant details before discussing answers.</w:t>
       </w:r>
     </w:p>
     <w:p>
-      <w:r>
+      <w:pPr>
+        <w:pStyle w:val="Heading3"/>
+      </w:pPr>
+      <w:r>
+        <w:t>Language to model</w:t>
+      </w:r>
+    </w:p>
+    <w:p>
+      <w:pPr>
+        <w:spacing w:line="336" w:lineRule="auto" w:after="180"/>
+        <w:shd w:fill="F1F6F8"/>
+      </w:pPr>
+      <w:r>
+        <w:rPr>
+          <w:b w:val="0"/>
+        </w:rPr>
         <w:t>Say: Predict first. Show the rule, information path or calculation that would produce the result. A correct guess is not yet an explanation.</w:t>
       </w:r>
     </w:p>
     <w:p>
-      <w:r>
+      <w:pPr>
+        <w:spacing w:line="336" w:lineRule="auto" w:after="180"/>
+      </w:pPr>
+      <w:r>
+        <w:rPr>
+          <w:b w:val="0"/>
+        </w:rPr>
         <w:t>Reveal reasoning one step at a time. Explain why a tempting alternative fails. Write units and denominators for arithmetic, trace conditions for decisions, and identify supporting sources for claims.</w:t>
       </w:r>
     </w:p>
     <w:p>
-      <w:r>
-        <w:t>In pairs, one learner solves while the other checks evidence; exchange roles. Remove the worked answer before independent assessment.</w:t>
+      <w:pPr>
+        <w:spacing w:line="336" w:lineRule="auto" w:after="180"/>
+      </w:pPr>
+      <w:r>
+        <w:rPr>
+          <w:b w:val="0"/>
+        </w:rPr>
+        <w:t xml:space="preserve">In pairs, one learner solves while the other checks </w:t>
+      </w:r>
+      <w:r>
+        <w:rPr>
+          <w:b/>
+        </w:rPr>
+        <w:t>evidence</w:t>
+      </w:r>
+      <w:r>
+        <w:rPr>
+          <w:b w:val="0"/>
+        </w:rPr>
+        <w:t>; exchange roles. Remove the worked answer before independent assessment.</w:t>
       </w:r>
     </w:p>
     <w:p>
@@ -1463,8 +3052,96 @@
       </w:r>
     </w:p>
     <w:p>
-      <w:r>
-        <w:t>Record the original 5-or-6 cm card, threshold-6 model version, possible predictions short and tall, and unresolved height. Request a reliable original reading or remeasurement. A supported 6 cm reading permits a tall prediction, with the correction documented. If no reliable value is obtained, retain no prediction and hold sorting under the policy. Exit: repeated runs show consistent computation on the guessed input; a reliable height is still needed.</w:t>
+      <w:pPr>
+        <w:spacing w:line="336" w:lineRule="auto" w:after="180"/>
+      </w:pPr>
+      <w:r>
+        <w:rPr>
+          <w:b w:val="0"/>
+        </w:rPr>
+        <w:t xml:space="preserve">Record the original 5-or-6 cm card, threshold-6 model version, possible </w:t>
+      </w:r>
+      <w:r>
+        <w:rPr>
+          <w:b/>
+        </w:rPr>
+        <w:t>prediction</w:t>
+      </w:r>
+      <w:r>
+        <w:rPr>
+          <w:b w:val="0"/>
+        </w:rPr>
+        <w:t xml:space="preserve">s short and tall, and </w:t>
+      </w:r>
+      <w:r>
+        <w:rPr>
+          <w:b/>
+        </w:rPr>
+        <w:t>unresolved</w:t>
+      </w:r>
+      <w:r>
+        <w:rPr>
+          <w:b w:val="0"/>
+        </w:rPr>
+        <w:t xml:space="preserve"> height. Request a reliable original reading or remeasurement.</w:t>
+      </w:r>
+    </w:p>
+    <w:p>
+      <w:pPr>
+        <w:spacing w:line="336" w:lineRule="auto" w:after="180"/>
+      </w:pPr>
+      <w:r>
+        <w:rPr>
+          <w:b w:val="0"/>
+        </w:rPr>
+        <w:t xml:space="preserve">A supported 6 cm reading permits a tall </w:t>
+      </w:r>
+      <w:r>
+        <w:rPr>
+          <w:b/>
+        </w:rPr>
+        <w:t>prediction</w:t>
+      </w:r>
+      <w:r>
+        <w:rPr>
+          <w:b w:val="0"/>
+        </w:rPr>
+        <w:t xml:space="preserve">, with the correction documented. If no reliable value is obtained, retain no </w:t>
+      </w:r>
+      <w:r>
+        <w:rPr>
+          <w:b/>
+        </w:rPr>
+        <w:t>prediction</w:t>
+      </w:r>
+      <w:r>
+        <w:rPr>
+          <w:b w:val="0"/>
+        </w:rPr>
+        <w:t xml:space="preserve"> and hold sorting under the policy.</w:t>
+      </w:r>
+    </w:p>
+    <w:p>
+      <w:pPr>
+        <w:spacing w:line="336" w:lineRule="auto" w:after="180"/>
+      </w:pPr>
+      <w:r>
+        <w:rPr>
+          <w:b w:val="0"/>
+        </w:rPr>
+        <w:t xml:space="preserve">Exit: repeated runs show consistent computation on the guessed </w:t>
+      </w:r>
+      <w:r>
+        <w:rPr>
+          <w:b/>
+        </w:rPr>
+        <w:t>input</w:t>
+      </w:r>
+      <w:r>
+        <w:rPr>
+          <w:b w:val="0"/>
+        </w:rPr>
+        <w:t>; a reliable height is still needed.</w:t>
       </w:r>
     </w:p>
     <w:p>
@@ -1696,41 +3373,167 @@
       </w:r>
     </w:p>
     <w:p>
-      <w:r>
+      <w:pPr>
+        <w:pStyle w:val="Heading3"/>
+      </w:pPr>
+      <w:r>
+        <w:t>Completion practice</w:t>
+      </w:r>
+    </w:p>
+    <w:p>
+      <w:pPr>
+        <w:spacing w:line="336" w:lineRule="auto" w:after="180"/>
+        <w:shd w:fill="F5F1FB"/>
+      </w:pPr>
+      <w:r>
+        <w:rPr>
+          <w:b w:val="0"/>
+        </w:rPr>
         <w:t>Completion task: Assume the only possible heights are 8 and 9 cm. Apply tall at least 6 to each. Write a justified result statement and two things it does not establish. Do not invent a confidence percentage.</w:t>
       </w:r>
     </w:p>
     <w:p>
-      <w:r>
-        <w:t>Teacher check: Both inputs predict tall, so the prediction is tall under both listed possibilities. This does not identify whether the exact height is 8 or 9 and does not establish agreement with the correct task label. Outside the exercise, completeness of the possibilities also needs evidence.</w:t>
-      </w:r>
-    </w:p>
-    <w:p>
-      <w:r>
-        <w:t>Start by identifying the given inputs together. Leave the intermediate steps blank. If needed, model one step, then withdraw that help on the next step. Move to a full trace only when the partial trace is understood. For partners, alternate explainer and checker; collect a response from every learner before discussion.</w:t>
-      </w:r>
-    </w:p>
-    <w:p>
       <w:pPr>
         <w:pStyle w:val="Heading3"/>
       </w:pPr>
       <w:r>
+        <w:t>Reasoning to listen for</w:t>
+      </w:r>
+    </w:p>
+    <w:p>
+      <w:pPr>
+        <w:spacing w:line="336" w:lineRule="auto" w:after="180"/>
+        <w:shd w:fill="F1F6FC"/>
+      </w:pPr>
+      <w:r>
+        <w:rPr>
+          <w:b w:val="0"/>
+        </w:rPr>
+        <w:t xml:space="preserve">Teacher check: Both </w:t>
+      </w:r>
+      <w:r>
+        <w:rPr>
+          <w:b/>
+        </w:rPr>
+        <w:t>input</w:t>
+      </w:r>
+      <w:r>
+        <w:rPr>
+          <w:b w:val="0"/>
+        </w:rPr>
+        <w:t xml:space="preserve">s predict tall, so the </w:t>
+      </w:r>
+      <w:r>
+        <w:rPr>
+          <w:b/>
+        </w:rPr>
+        <w:t>prediction</w:t>
+      </w:r>
+      <w:r>
+        <w:rPr>
+          <w:b w:val="0"/>
+        </w:rPr>
+        <w:t xml:space="preserve"> is tall under both listed possibilities. This does not identify whether the exact height is 8 or 9 and does not establish agreement with the correct task label.</w:t>
+      </w:r>
+    </w:p>
+    <w:p>
+      <w:pPr>
+        <w:spacing w:line="336" w:lineRule="auto" w:after="180"/>
+        <w:shd w:fill="F1F6FC"/>
+      </w:pPr>
+      <w:r>
+        <w:rPr>
+          <w:b w:val="0"/>
+        </w:rPr>
+        <w:t xml:space="preserve">Outside the exercise, completeness of the possibilities also needs </w:t>
+      </w:r>
+      <w:r>
+        <w:rPr>
+          <w:b/>
+        </w:rPr>
+        <w:t>evidence</w:t>
+      </w:r>
+      <w:r>
+        <w:rPr>
+          <w:b w:val="0"/>
+        </w:rPr>
+        <w:t>.</w:t>
+      </w:r>
+    </w:p>
+    <w:p>
+      <w:pPr>
+        <w:spacing w:line="336" w:lineRule="auto" w:after="180"/>
+      </w:pPr>
+      <w:r>
+        <w:rPr>
+          <w:b w:val="0"/>
+        </w:rPr>
+        <w:t xml:space="preserve">Start by identifying the given </w:t>
+      </w:r>
+      <w:r>
+        <w:rPr>
+          <w:b/>
+        </w:rPr>
+        <w:t>input</w:t>
+      </w:r>
+      <w:r>
+        <w:rPr>
+          <w:b w:val="0"/>
+        </w:rPr>
+        <w:t>s together. Leave the intermediate steps blank. If needed, model one step, then withdraw that help on the next step. Move to a full trace only when the partial trace is understood.</w:t>
+      </w:r>
+    </w:p>
+    <w:p>
+      <w:pPr>
+        <w:spacing w:line="336" w:lineRule="auto" w:after="180"/>
+      </w:pPr>
+      <w:r>
+        <w:rPr>
+          <w:b w:val="0"/>
+        </w:rPr>
+        <w:t>For partners, alternate explainer and checker; collect a response from every learner before discussion.</w:t>
+      </w:r>
+    </w:p>
+    <w:p>
+      <w:pPr>
+        <w:pStyle w:val="Heading3"/>
+      </w:pPr>
+      <w:r>
         <w:t>Individual reasoning check</w:t>
       </w:r>
     </w:p>
     <w:p>
-      <w:r>
-        <w:t>Use the worked case for Uncertainty and review. Proposed explanation: “Two possible values imply equal probabilities”. Decide whether this explanation is supported. Point to the step or supplied fact that decides; explain your repair if needed.</w:t>
-      </w:r>
-    </w:p>
-    <w:p>
-      <w:r>
-        <w:t>Expected correction: A list of possibilities supplies no probabilities unless further evidence states them.</w:t>
-      </w:r>
-    </w:p>
-    <w:p>
-      <w:r>
-        <w:t>Collect explanations, not only yes/no votes. If a misunderstanding is common, re-model the relevant step for the class. If it affects a few learners, give a short targeted group explanation while others solve a more demanding variation.</w:t>
+      <w:pPr>
+        <w:spacing w:line="336" w:lineRule="auto" w:after="180"/>
+      </w:pPr>
+      <w:r>
+        <w:rPr>
+          <w:b w:val="0"/>
+        </w:rPr>
+        <w:t xml:space="preserve">Use the worked case for </w:t>
+      </w:r>
+      <w:r>
+        <w:rPr>
+          <w:b/>
+        </w:rPr>
+        <w:t>Uncertainty</w:t>
+      </w:r>
+      <w:r>
+        <w:rPr>
+          <w:b w:val="0"/>
+        </w:rPr>
+        <w:t xml:space="preserve"> and review. Proposed explanation: “Two possible values imply equal probabilities”. Decide whether this explanation is supported.</w:t>
+      </w:r>
+    </w:p>
+    <w:p>
+      <w:pPr>
+        <w:spacing w:line="336" w:lineRule="auto" w:after="180"/>
+      </w:pPr>
+      <w:r>
+        <w:rPr>
+          <w:b w:val="0"/>
+        </w:rPr>
+        <w:t>Point to the step or supplied fact that decides; explain your repair if needed.</w:t>
       </w:r>
     </w:p>
     <w:p>
@@ -1738,11 +3541,72 @@
         <w:pStyle w:val="Heading3"/>
       </w:pPr>
       <w:r>
+        <w:t>Expected repair</w:t>
+      </w:r>
+    </w:p>
+    <w:p>
+      <w:pPr>
+        <w:spacing w:line="336" w:lineRule="auto" w:after="180"/>
+        <w:shd w:fill="F1F6FC"/>
+      </w:pPr>
+      <w:r>
+        <w:rPr>
+          <w:b w:val="0"/>
+        </w:rPr>
+        <w:t xml:space="preserve">Expected correction: A list of possibilities supplies no probabilities unless further </w:t>
+      </w:r>
+      <w:r>
+        <w:rPr>
+          <w:b/>
+        </w:rPr>
+        <w:t>evidence</w:t>
+      </w:r>
+      <w:r>
+        <w:rPr>
+          <w:b w:val="0"/>
+        </w:rPr>
+        <w:t xml:space="preserve"> states them.</w:t>
+      </w:r>
+    </w:p>
+    <w:p>
+      <w:pPr>
+        <w:spacing w:line="336" w:lineRule="auto" w:after="180"/>
+      </w:pPr>
+      <w:r>
+        <w:rPr>
+          <w:b w:val="0"/>
+        </w:rPr>
+        <w:t>Collect explanations, not only yes/no votes. If a misunderstanding is common, re-model the relevant step for the class.</w:t>
+      </w:r>
+    </w:p>
+    <w:p>
+      <w:pPr>
+        <w:spacing w:line="336" w:lineRule="auto" w:after="180"/>
+      </w:pPr>
+      <w:r>
+        <w:rPr>
+          <w:b w:val="0"/>
+        </w:rPr>
+        <w:t>If it affects a few learners, give a short targeted group explanation while others solve a more demanding variation.</w:t>
+      </w:r>
+    </w:p>
+    <w:p>
+      <w:pPr>
+        <w:pStyle w:val="Heading3"/>
+      </w:pPr>
+      <w:r>
         <w:t>Pictorial practice question</w:t>
       </w:r>
     </w:p>
     <w:p>
-      <w:r>
+      <w:pPr>
+        <w:spacing w:line="336" w:lineRule="auto" w:after="180"/>
+        <w:shd w:fill="F5F1FB"/>
+      </w:pPr>
+      <w:r>
+        <w:rPr>
+          <w:b w:val="0"/>
+        </w:rPr>
         <w:t>Which original block needs a better width before accepting or rejecting it? What should the reviewer do?</w:t>
       </w:r>
     </w:p>
@@ -1755,18 +3619,72 @@
       </w:r>
     </w:p>
     <w:p>
-      <w:r>
-        <w:t>B needs review because 5 fits and 6 fails. The reviewer should remeasure width in cm and retain the evidence.</w:t>
-      </w:r>
-    </w:p>
-    <w:p>
-      <w:r>
+      <w:pPr>
+        <w:spacing w:line="336" w:lineRule="auto" w:after="180"/>
+      </w:pPr>
+      <w:r>
+        <w:rPr>
+          <w:b w:val="0"/>
+        </w:rPr>
+        <w:t xml:space="preserve">B needs review because 5 fits and 6 fails. The reviewer should remeasure width in cm and retain the </w:t>
+      </w:r>
+      <w:r>
+        <w:rPr>
+          <w:b/>
+        </w:rPr>
+        <w:t>evidence</w:t>
+      </w:r>
+      <w:r>
+        <w:rPr>
+          <w:b w:val="0"/>
+        </w:rPr>
+        <w:t>.</w:t>
+      </w:r>
+    </w:p>
+    <w:p>
+      <w:pPr>
+        <w:spacing w:line="336" w:lineRule="auto" w:after="180"/>
+      </w:pPr>
+      <w:r>
+        <w:rPr>
+          <w:b w:val="0"/>
+        </w:rPr>
         <w:t>Changed-case reasoning: Both fail the width limit; rejection no longer depends on resolving their difference. All remaining possibilities lead to the same decision.</w:t>
       </w:r>
     </w:p>
     <w:p>
-      <w:r>
-        <w:t>Collect each learner’s explanation before discussion. Use the first missing connection between input, deciding step and result to choose support. This question is worked-case practice, not fresh mastery evidence.</w:t>
+      <w:pPr>
+        <w:spacing w:line="336" w:lineRule="auto" w:after="180"/>
+      </w:pPr>
+      <w:r>
+        <w:rPr>
+          <w:b w:val="0"/>
+        </w:rPr>
+        <w:t xml:space="preserve">Collect each learner’s explanation before discussion. Use the first missing connection between </w:t>
+      </w:r>
+      <w:r>
+        <w:rPr>
+          <w:b/>
+        </w:rPr>
+        <w:t>input</w:t>
+      </w:r>
+      <w:r>
+        <w:rPr>
+          <w:b w:val="0"/>
+        </w:rPr>
+        <w:t xml:space="preserve">, deciding step and result to choose support. This question is worked-case practice, not fresh mastery </w:t>
+      </w:r>
+      <w:r>
+        <w:rPr>
+          <w:b/>
+        </w:rPr>
+        <w:t>evidence</w:t>
+      </w:r>
+      <w:r>
+        <w:rPr>
+          <w:b w:val="0"/>
+        </w:rPr>
+        <w:t>.</w:t>
       </w:r>
     </w:p>
     <w:p>
@@ -1778,45 +3696,198 @@
       </w:r>
     </w:p>
     <w:p>
+      <w:r>
+        <w:t>Run the Boundaries and 'Not Sure' investigation and use the first unsupported step to choose a teaching response.</w:t>
+      </w:r>
+    </w:p>
+    <w:p>
+      <w:pPr>
+        <w:spacing w:line="336" w:lineRule="auto" w:after="180"/>
+      </w:pPr>
+      <w:r>
+        <w:rPr>
+          <w:b w:val="0"/>
+        </w:rPr>
+        <w:t xml:space="preserve">Predict first, test honestly, and explain what the </w:t>
+      </w:r>
+      <w:r>
+        <w:rPr>
+          <w:b/>
+        </w:rPr>
+        <w:t>evidence</w:t>
+      </w:r>
+      <w:r>
+        <w:rPr>
+          <w:b w:val="0"/>
+        </w:rPr>
+        <w:t xml:space="preserve"> means.</w:t>
+      </w:r>
+    </w:p>
+    <w:p>
       <w:pPr>
         <w:pStyle w:val="Heading3"/>
       </w:pPr>
       <w:r>
-        <w:t>Run the weekly evidence lab</w:t>
-      </w:r>
-    </w:p>
-    <w:p>
-      <w:r>
-        <w:t>Predict first, test honestly, and explain what the evidence means.</w:t>
-      </w:r>
-    </w:p>
-    <w:p>
-      <w:r>
-        <w:t>State your prediction before the result is known.</w:t>
-      </w:r>
-    </w:p>
-    <w:p>
-      <w:r>
-        <w:t>Complete the task: Find three boundary cases and design a 'need more info' output.</w:t>
-      </w:r>
-    </w:p>
-    <w:p>
-      <w:r>
+        <w:t>1. Predict</w:t>
+      </w:r>
+    </w:p>
+    <w:p>
+      <w:pPr>
+        <w:spacing w:line="336" w:lineRule="auto" w:after="180"/>
+        <w:shd w:fill="F4F9FC"/>
+      </w:pPr>
+      <w:r>
+        <w:rPr>
+          <w:b w:val="0"/>
+        </w:rPr>
+        <w:t xml:space="preserve">State your </w:t>
+      </w:r>
+      <w:r>
+        <w:rPr>
+          <w:b/>
+        </w:rPr>
+        <w:t>prediction</w:t>
+      </w:r>
+      <w:r>
+        <w:rPr>
+          <w:b w:val="0"/>
+        </w:rPr>
+        <w:t xml:space="preserve"> before the result is known.</w:t>
+      </w:r>
+    </w:p>
+    <w:p>
+      <w:pPr>
+        <w:pStyle w:val="Heading3"/>
+      </w:pPr>
+      <w:r>
+        <w:t>2. Investigate</w:t>
+      </w:r>
+    </w:p>
+    <w:p>
+      <w:pPr>
+        <w:spacing w:line="336" w:lineRule="auto" w:after="180"/>
+        <w:shd w:fill="F4F9FC"/>
+      </w:pPr>
+      <w:r>
+        <w:rPr>
+          <w:b w:val="0"/>
+        </w:rPr>
+        <w:t xml:space="preserve">Complete the task: Find three </w:t>
+      </w:r>
+      <w:r>
+        <w:rPr>
+          <w:b/>
+        </w:rPr>
+        <w:t>boundary case</w:t>
+      </w:r>
+      <w:r>
+        <w:rPr>
+          <w:b w:val="0"/>
+        </w:rPr>
+        <w:t xml:space="preserve">s and design a 'need more info' </w:t>
+      </w:r>
+      <w:r>
+        <w:rPr>
+          <w:b/>
+        </w:rPr>
+        <w:t>output</w:t>
+      </w:r>
+      <w:r>
+        <w:rPr>
+          <w:b w:val="0"/>
+        </w:rPr>
+        <w:t>.</w:t>
+      </w:r>
+    </w:p>
+    <w:p>
+      <w:pPr>
+        <w:pStyle w:val="Heading3"/>
+      </w:pPr>
+      <w:r>
+        <w:t>3. Compare cases</w:t>
+      </w:r>
+    </w:p>
+    <w:p>
+      <w:pPr>
+        <w:spacing w:line="336" w:lineRule="auto" w:after="180"/>
+        <w:shd w:fill="F4F9FC"/>
+      </w:pPr>
+      <w:r>
+        <w:rPr>
+          <w:b w:val="0"/>
+        </w:rPr>
         <w:t>Keep a normal case and an edge case clearly separated.</w:t>
       </w:r>
     </w:p>
     <w:p>
-      <w:r>
-        <w:t>Record what happened—even when it does not match your prediction.</w:t>
-      </w:r>
-    </w:p>
-    <w:p>
-      <w:r>
+      <w:pPr>
+        <w:pStyle w:val="Heading3"/>
+      </w:pPr>
+      <w:r>
+        <w:t>4. Record honestly</w:t>
+      </w:r>
+    </w:p>
+    <w:p>
+      <w:pPr>
+        <w:spacing w:line="336" w:lineRule="auto" w:after="180"/>
+        <w:shd w:fill="F4F9FC"/>
+      </w:pPr>
+      <w:r>
+        <w:rPr>
+          <w:b w:val="0"/>
+        </w:rPr>
+        <w:t xml:space="preserve">Record what happened—even when it does not match your </w:t>
+      </w:r>
+      <w:r>
+        <w:rPr>
+          <w:b/>
+        </w:rPr>
+        <w:t>prediction</w:t>
+      </w:r>
+      <w:r>
+        <w:rPr>
+          <w:b w:val="0"/>
+        </w:rPr>
+        <w:t>.</w:t>
+      </w:r>
+    </w:p>
+    <w:p>
+      <w:pPr>
+        <w:pStyle w:val="Heading3"/>
+      </w:pPr>
+      <w:r>
+        <w:t>5. Explain and plan the next test</w:t>
+      </w:r>
+    </w:p>
+    <w:p>
+      <w:pPr>
+        <w:spacing w:line="336" w:lineRule="auto" w:after="180"/>
+        <w:shd w:fill="F4F9FC"/>
+      </w:pPr>
+      <w:r>
+        <w:rPr>
+          <w:b w:val="0"/>
+        </w:rPr>
         <w:t>Explain the result, one limitation, and the next useful test.</w:t>
       </w:r>
     </w:p>
     <w:p>
-      <w:r>
+      <w:pPr>
+        <w:pStyle w:val="Heading3"/>
+      </w:pPr>
+      <w:r>
+        <w:t>Use a fresh case after support</w:t>
+      </w:r>
+    </w:p>
+    <w:p>
+      <w:pPr>
+        <w:spacing w:line="336" w:lineRule="auto" w:after="180"/>
+        <w:shd w:fill="FFF5E6"/>
+      </w:pPr>
+      <w:r>
+        <w:rPr>
+          <w:b w:val="0"/>
+        </w:rPr>
         <w:t>INDEPENDENCE After support is removed, repeat the proof with a fresh case.</w:t>
       </w:r>
     </w:p>
@@ -1829,8 +3900,25 @@
       </w:r>
     </w:p>
     <w:p>
-      <w:r>
-        <w:t>Use the concrete case as the shared normal case and the independent question as a second case. Each pair creates a boundary or missing-information case and predicts its result before testing. Keep the expected result separate from an observed mistake.</w:t>
+      <w:pPr>
+        <w:spacing w:line="336" w:lineRule="auto" w:after="180"/>
+      </w:pPr>
+      <w:r>
+        <w:rPr>
+          <w:b w:val="0"/>
+        </w:rPr>
+        <w:t>Use the concrete case as the shared normal case and the independent question as a second case. Each pair creates a boundary or missing-information case and predicts its result before testing.</w:t>
+      </w:r>
+    </w:p>
+    <w:p>
+      <w:pPr>
+        <w:spacing w:line="336" w:lineRule="auto" w:after="180"/>
+      </w:pPr>
+      <w:r>
+        <w:rPr>
+          <w:b w:val="0"/>
+        </w:rPr>
+        <w:t>Keep the expected result separate from an observed mistake.</w:t>
       </w:r>
     </w:p>
     <w:tbl>
@@ -1988,13 +4076,45 @@
       </w:r>
     </w:p>
     <w:p>
-      <w:r>
+      <w:pPr>
+        <w:pStyle w:val="Heading3"/>
+      </w:pPr>
+      <w:r>
+        <w:t>Find the unsupported claim</w:t>
+      </w:r>
+    </w:p>
+    <w:p>
+      <w:pPr>
+        <w:spacing w:line="336" w:lineRule="auto" w:after="180"/>
+        <w:shd w:fill="F5F1FB"/>
+      </w:pPr>
+      <w:r>
+        <w:rPr>
+          <w:b w:val="0"/>
+        </w:rPr>
         <w:t>CLAIM TO REPAIR Not sure always means the system has failed.</w:t>
       </w:r>
     </w:p>
     <w:p>
-      <w:r>
-        <w:t>For guessing, return to given facts and request a trace. For vocabulary without application, use one example and one non-example. For arithmetic errors, check the setup before the calculation. Finish with a different uncoached case before recording mastery.</w:t>
+      <w:pPr>
+        <w:spacing w:line="336" w:lineRule="auto" w:after="180"/>
+      </w:pPr>
+      <w:r>
+        <w:rPr>
+          <w:b w:val="0"/>
+        </w:rPr>
+        <w:t>For guessing, return to given facts and request a trace. For vocabulary without application, use one example and one non-example. For arithmetic errors, check the setup before the calculation.</w:t>
+      </w:r>
+    </w:p>
+    <w:p>
+      <w:pPr>
+        <w:spacing w:line="336" w:lineRule="auto" w:after="180"/>
+      </w:pPr>
+      <w:r>
+        <w:rPr>
+          <w:b w:val="0"/>
+        </w:rPr>
+        <w:t>Finish with a different uncoached case before recording mastery.</w:t>
       </w:r>
     </w:p>
     <w:p>
@@ -2006,23 +4126,131 @@
       </w:r>
     </w:p>
     <w:p>
-      <w:r>
-        <w:t>Two possible values imply equal probabilities: A list of possibilities supplies no probabilities unless further evidence states them.</w:t>
-      </w:r>
-    </w:p>
-    <w:p>
-      <w:r>
-        <w:t>Averaging guesses recovers the missing input: A calculated average is a new assumption, not an observed measurement.</w:t>
-      </w:r>
-    </w:p>
-    <w:p>
-      <w:r>
-        <w:t>Repeated identical outputs remove input uncertainty: Re-running unchanged information does not reveal a missing digit or unit.</w:t>
-      </w:r>
-    </w:p>
-    <w:p>
-      <w:r>
-        <w:t>A human reviewer can always settle the case: Require relevant evidence and allow an explicit unresolved outcome.</w:t>
+      <w:pPr>
+        <w:spacing w:line="336" w:lineRule="auto" w:after="180"/>
+      </w:pPr>
+      <w:r>
+        <w:rPr>
+          <w:b w:val="0"/>
+        </w:rPr>
+        <w:t xml:space="preserve">Two possible values imply equal probabilities: A list of possibilities supplies no probabilities unless further </w:t>
+      </w:r>
+      <w:r>
+        <w:rPr>
+          <w:b/>
+        </w:rPr>
+        <w:t>evidence</w:t>
+      </w:r>
+      <w:r>
+        <w:rPr>
+          <w:b w:val="0"/>
+        </w:rPr>
+        <w:t xml:space="preserve"> states them.</w:t>
+      </w:r>
+    </w:p>
+    <w:p>
+      <w:pPr>
+        <w:spacing w:line="336" w:lineRule="auto" w:after="180"/>
+      </w:pPr>
+      <w:r>
+        <w:rPr>
+          <w:b w:val="0"/>
+        </w:rPr>
+        <w:t xml:space="preserve">Averaging guesses recovers the missing </w:t>
+      </w:r>
+      <w:r>
+        <w:rPr>
+          <w:b/>
+        </w:rPr>
+        <w:t>input</w:t>
+      </w:r>
+      <w:r>
+        <w:rPr>
+          <w:b w:val="0"/>
+        </w:rPr>
+        <w:t>: A calculated average is a new assumption, not an observed measurement.</w:t>
+      </w:r>
+    </w:p>
+    <w:p>
+      <w:pPr>
+        <w:spacing w:line="336" w:lineRule="auto" w:after="180"/>
+      </w:pPr>
+      <w:r>
+        <w:rPr>
+          <w:b w:val="0"/>
+        </w:rPr>
+        <w:t xml:space="preserve">Repeated identical </w:t>
+      </w:r>
+      <w:r>
+        <w:rPr>
+          <w:b/>
+        </w:rPr>
+        <w:t>output</w:t>
+      </w:r>
+      <w:r>
+        <w:rPr>
+          <w:b w:val="0"/>
+        </w:rPr>
+        <w:t xml:space="preserve">s remove </w:t>
+      </w:r>
+      <w:r>
+        <w:rPr>
+          <w:b/>
+        </w:rPr>
+        <w:t>input</w:t>
+      </w:r>
+      <w:r>
+        <w:rPr>
+          <w:b w:val="0"/>
+        </w:rPr>
+        <w:t xml:space="preserve"> </w:t>
+      </w:r>
+      <w:r>
+        <w:rPr>
+          <w:b/>
+        </w:rPr>
+        <w:t>uncertainty</w:t>
+      </w:r>
+      <w:r>
+        <w:rPr>
+          <w:b w:val="0"/>
+        </w:rPr>
+        <w:t>: Re-running unchanged information does not reveal a missing digit or unit.</w:t>
+      </w:r>
+    </w:p>
+    <w:p>
+      <w:pPr>
+        <w:spacing w:line="336" w:lineRule="auto" w:after="180"/>
+      </w:pPr>
+      <w:r>
+        <w:rPr>
+          <w:b w:val="0"/>
+        </w:rPr>
+        <w:t xml:space="preserve">A human reviewer can always settle the case: Require relevant </w:t>
+      </w:r>
+      <w:r>
+        <w:rPr>
+          <w:b/>
+        </w:rPr>
+        <w:t>evidence</w:t>
+      </w:r>
+      <w:r>
+        <w:rPr>
+          <w:b w:val="0"/>
+        </w:rPr>
+        <w:t xml:space="preserve"> and allow an explicit </w:t>
+      </w:r>
+      <w:r>
+        <w:rPr>
+          <w:b/>
+        </w:rPr>
+        <w:t>unresolved</w:t>
+      </w:r>
+      <w:r>
+        <w:rPr>
+          <w:b w:val="0"/>
+        </w:rPr>
+        <w:t xml:space="preserve"> outcome.</w:t>
       </w:r>
     </w:p>
     <w:p>
@@ -2180,8 +4408,25 @@
       </w:tr>
     </w:tbl>
     <w:p>
-      <w:r>
-        <w:t>Offer an oral explanation, drawing, enlarged visual or fewer examples when that removes a reading/writing barrier. Keep the same reasoning goal. Stretch secure learners by changing a boundary or assumption and asking them to defend the effect, not simply by assigning more of the same questions.</w:t>
+      <w:pPr>
+        <w:spacing w:line="336" w:lineRule="auto" w:after="180"/>
+      </w:pPr>
+      <w:r>
+        <w:rPr>
+          <w:b w:val="0"/>
+        </w:rPr>
+        <w:t>Offer an oral explanation, drawing, enlarged visual or fewer examples when that removes a reading/writing barrier. Keep the same reasoning goal.</w:t>
+      </w:r>
+    </w:p>
+    <w:p>
+      <w:pPr>
+        <w:spacing w:line="336" w:lineRule="auto" w:after="180"/>
+      </w:pPr>
+      <w:r>
+        <w:rPr>
+          <w:b w:val="0"/>
+        </w:rPr>
+        <w:t>Stretch secure learners by changing a boundary or assumption and asking them to defend the effect, not simply by assigning more of the same questions.</w:t>
       </w:r>
     </w:p>
     <w:p>
@@ -2193,11 +4438,16 @@
       </w:r>
     </w:p>
     <w:p>
+      <w:r>
+        <w:t>Use the Boundaries and 'Not Sure' questions, teacher keys and criteria after the relevant attempts. Previously discussed cases are practice; protect the separately selected independent task.</w:t>
+      </w:r>
+    </w:p>
+    <w:p>
       <w:pPr>
         <w:pStyle w:val="Heading3"/>
       </w:pPr>
       <w:r>
-        <w:t>Assess and explain the answers</w:t>
+        <w:t>Worked case answer</w:t>
       </w:r>
     </w:p>
     <w:p>
@@ -2205,12 +4455,43 @@
         <w:pStyle w:val="Heading3"/>
       </w:pPr>
       <w:r>
-        <w:t>Worked case answer</w:t>
-      </w:r>
-    </w:p>
-    <w:p>
-      <w:r>
-        <w:t>Use a review tray. Purple is outside the clear categories; darkness prevents observation. These are different uncertainty causes.</w:t>
+        <w:t>Teacher key · Worked case answer</w:t>
+      </w:r>
+    </w:p>
+    <w:p>
+      <w:pPr>
+        <w:spacing w:line="336" w:lineRule="auto" w:after="180"/>
+        <w:shd w:fill="F1F6FC"/>
+      </w:pPr>
+      <w:r>
+        <w:rPr>
+          <w:b w:val="0"/>
+        </w:rPr>
+        <w:t xml:space="preserve">Use a review tray. Purple is outside the clear categories; darkness prevents </w:t>
+      </w:r>
+      <w:r>
+        <w:rPr>
+          <w:b/>
+        </w:rPr>
+        <w:t>observation</w:t>
+      </w:r>
+      <w:r>
+        <w:rPr>
+          <w:b w:val="0"/>
+        </w:rPr>
+        <w:t xml:space="preserve">. These are different </w:t>
+      </w:r>
+      <w:r>
+        <w:rPr>
+          <w:b/>
+        </w:rPr>
+        <w:t>uncertainty</w:t>
+      </w:r>
+      <w:r>
+        <w:rPr>
+          <w:b w:val="0"/>
+        </w:rPr>
+        <w:t xml:space="preserve"> causes.</w:t>
       </w:r>
     </w:p>
     <w:p>
@@ -2222,7 +4503,22 @@
       </w:r>
     </w:p>
     <w:p>
-      <w:r>
+      <w:pPr>
+        <w:pStyle w:val="Heading3"/>
+      </w:pPr>
+      <w:r>
+        <w:t>Independent question · withhold the key</w:t>
+      </w:r>
+    </w:p>
+    <w:p>
+      <w:pPr>
+        <w:spacing w:line="336" w:lineRule="auto" w:after="180"/>
+        <w:shd w:fill="F5F1FB"/>
+      </w:pPr>
+      <w:r>
+        <w:rPr>
+          <w:b w:val="0"/>
+        </w:rPr>
         <w:t>A sorter knows pencils and books. You show a lunch box. Should it force a known label or ask for help? State a useful fallback.</w:t>
       </w:r>
     </w:p>
@@ -2235,8 +4531,35 @@
       </w:r>
     </w:p>
     <w:p>
-      <w:r>
-        <w:t>It should flag an unfamiliar item and ask a person. A useful fallback is not sure, please review. A known label would overstate the available evidence.</w:t>
+      <w:pPr>
+        <w:pStyle w:val="Heading3"/>
+      </w:pPr>
+      <w:r>
+        <w:t>Teacher key · Expected independent answer</w:t>
+      </w:r>
+    </w:p>
+    <w:p>
+      <w:pPr>
+        <w:spacing w:line="336" w:lineRule="auto" w:after="180"/>
+        <w:shd w:fill="F1F6FC"/>
+      </w:pPr>
+      <w:r>
+        <w:rPr>
+          <w:b w:val="0"/>
+        </w:rPr>
+        <w:t xml:space="preserve">It should flag an unfamiliar item and ask a person. A useful fallback is not sure, please review. A known label would overstate the available </w:t>
+      </w:r>
+      <w:r>
+        <w:rPr>
+          <w:b/>
+        </w:rPr>
+        <w:t>evidence</w:t>
+      </w:r>
+      <w:r>
+        <w:rPr>
+          <w:b w:val="0"/>
+        </w:rPr>
+        <w:t>.</w:t>
       </w:r>
     </w:p>
     <w:p>
@@ -2474,8 +4797,25 @@
       </w:tr>
     </w:tbl>
     <w:p>
-      <w:r>
-        <w:t>Use 6/8 as a classroom checkpoint, with 2 required for both Result and Reasoning. This is a proposed teaching rule, not a validated certification threshold. Do not count a coached answer as independent mastery; correct unsafe or unsupported claims regardless of total.</w:t>
+      <w:pPr>
+        <w:spacing w:line="336" w:lineRule="auto" w:after="180"/>
+      </w:pPr>
+      <w:r>
+        <w:rPr>
+          <w:b w:val="0"/>
+        </w:rPr>
+        <w:t>Use 6/8 as a classroom checkpoint, with 2 required for both Result and Reasoning. This is a proposed teaching rule, not a validated certification threshold.</w:t>
+      </w:r>
+    </w:p>
+    <w:p>
+      <w:pPr>
+        <w:spacing w:line="336" w:lineRule="auto" w:after="180"/>
+      </w:pPr>
+      <w:r>
+        <w:rPr>
+          <w:b w:val="0"/>
+        </w:rPr>
+        <w:t>Do not count a coached answer as independent mastery; correct unsafe or unsupported claims regardless of total.</w:t>
       </w:r>
     </w:p>
     <w:p>
@@ -2487,8 +4827,26 @@
       </w:r>
     </w:p>
     <w:p>
-      <w:r>
-        <w:t>Ask the learner to find the evidence that challenges this claim: “Not sure always means the system has failed.” Keep the first attempt and an uncoached retry separate.</w:t>
+      <w:pPr>
+        <w:spacing w:line="336" w:lineRule="auto" w:after="180"/>
+      </w:pPr>
+      <w:r>
+        <w:rPr>
+          <w:b w:val="0"/>
+        </w:rPr>
+        <w:t xml:space="preserve">Ask the learner to find the </w:t>
+      </w:r>
+      <w:r>
+        <w:rPr>
+          <w:b/>
+        </w:rPr>
+        <w:t>evidence</w:t>
+      </w:r>
+      <w:r>
+        <w:rPr>
+          <w:b w:val="0"/>
+        </w:rPr>
+        <w:t xml:space="preserve"> that challenges this claim: “Not sure always means the system has failed.” Keep the first attempt and an uncoached retry separate.</w:t>
       </w:r>
     </w:p>
     <w:p>
@@ -2500,15 +4858,54 @@
       </w:r>
     </w:p>
     <w:p>
-      <w:r>
-        <w:t>Purple needs a policy for an uncovered or boundary category; remove the sleeve or obtain a usable observation for the hidden card; inspect definitions and adjudicate disagreement for conflicting labels. A review outcome is useful only when it leads to an appropriate action.</w:t>
-      </w:r>
-    </w:p>
-    <w:p>
       <w:pPr>
         <w:pStyle w:val="Heading3"/>
       </w:pPr>
       <w:r>
+        <w:t>Teacher key · Original transfer answer</w:t>
+      </w:r>
+    </w:p>
+    <w:p>
+      <w:pPr>
+        <w:spacing w:line="336" w:lineRule="auto" w:after="180"/>
+        <w:shd w:fill="F1F6FC"/>
+      </w:pPr>
+      <w:r>
+        <w:rPr>
+          <w:b w:val="0"/>
+        </w:rPr>
+        <w:t xml:space="preserve">Purple needs a policy for an uncovered or boundary category; remove the sleeve or obtain a usable </w:t>
+      </w:r>
+      <w:r>
+        <w:rPr>
+          <w:b/>
+        </w:rPr>
+        <w:t>observation</w:t>
+      </w:r>
+      <w:r>
+        <w:rPr>
+          <w:b w:val="0"/>
+        </w:rPr>
+        <w:t xml:space="preserve"> for the hidden card; inspect definitions and adjudicate disagreement for conflicting labels.</w:t>
+      </w:r>
+    </w:p>
+    <w:p>
+      <w:pPr>
+        <w:spacing w:line="336" w:lineRule="auto" w:after="180"/>
+        <w:shd w:fill="F1F6FC"/>
+      </w:pPr>
+      <w:r>
+        <w:rPr>
+          <w:b w:val="0"/>
+        </w:rPr>
+        <w:t>A review outcome is useful only when it leads to an appropriate action.</w:t>
+      </w:r>
+    </w:p>
+    <w:p>
+      <w:pPr>
+        <w:pStyle w:val="Heading3"/>
+      </w:pPr>
+      <w:r>
         <w:t>Explanations for the additional workbook examples</w:t>
       </w:r>
     </w:p>
@@ -2521,111 +4918,699 @@
       </w:r>
     </w:p>
     <w:p>
-      <w:r>
-        <w:t>For a smudged height that could be 5 or 6 cm, state what is known, what is unknown and the two predictions under tall at least 6. Choose a check that could distinguish the heights. Explain why rerunning the threshold comparison cannot do that.</w:t>
-      </w:r>
-    </w:p>
-    <w:p>
-      <w:r>
-        <w:t>The rule and two stated possibilities are known; the actual height is unresolved. At 5 predict short, at 6 predict tall. Inspect the original readable record or remeasure. Repeating a calculation supplies no new information about which height was recorded.</w:t>
-      </w:r>
-    </w:p>
-    <w:p>
       <w:pPr>
         <w:pStyle w:val="Heading3"/>
       </w:pPr>
       <w:r>
+        <w:t>Workbook question · W1</w:t>
+      </w:r>
+    </w:p>
+    <w:p>
+      <w:pPr>
+        <w:spacing w:line="336" w:lineRule="auto" w:after="180"/>
+        <w:shd w:fill="F5F1FB"/>
+      </w:pPr>
+      <w:r>
+        <w:rPr>
+          <w:b w:val="0"/>
+        </w:rPr>
+        <w:t xml:space="preserve">For a smudged height that could be 5 or 6 cm, state what is known, what is unknown and the two </w:t>
+      </w:r>
+      <w:r>
+        <w:rPr>
+          <w:b/>
+        </w:rPr>
+        <w:t>prediction</w:t>
+      </w:r>
+      <w:r>
+        <w:rPr>
+          <w:b w:val="0"/>
+        </w:rPr>
+        <w:t>s under tall at least 6. Choose a check that could distinguish the heights.</w:t>
+      </w:r>
+    </w:p>
+    <w:p>
+      <w:pPr>
+        <w:spacing w:line="336" w:lineRule="auto" w:after="180"/>
+        <w:shd w:fill="F5F1FB"/>
+      </w:pPr>
+      <w:r>
+        <w:rPr>
+          <w:b w:val="0"/>
+        </w:rPr>
+        <w:t>Explain why rerunning the threshold comparison cannot do that.</w:t>
+      </w:r>
+    </w:p>
+    <w:p>
+      <w:pPr>
+        <w:pStyle w:val="Heading3"/>
+      </w:pPr>
+      <w:r>
+        <w:t>Teacher reasoning · W1</w:t>
+      </w:r>
+    </w:p>
+    <w:p>
+      <w:pPr>
+        <w:spacing w:line="336" w:lineRule="auto" w:after="180"/>
+        <w:shd w:fill="F1F6FC"/>
+      </w:pPr>
+      <w:r>
+        <w:rPr>
+          <w:b w:val="0"/>
+        </w:rPr>
+        <w:t xml:space="preserve">The rule and two stated possibilities are known; the actual height is </w:t>
+      </w:r>
+      <w:r>
+        <w:rPr>
+          <w:b/>
+        </w:rPr>
+        <w:t>unresolved</w:t>
+      </w:r>
+      <w:r>
+        <w:rPr>
+          <w:b w:val="0"/>
+        </w:rPr>
+        <w:t>. At 5 predict short, at 6 predict tall. Inspect the original readable record or remeasure.</w:t>
+      </w:r>
+    </w:p>
+    <w:p>
+      <w:pPr>
+        <w:spacing w:line="336" w:lineRule="auto" w:after="180"/>
+        <w:shd w:fill="F1F6FC"/>
+      </w:pPr>
+      <w:r>
+        <w:rPr>
+          <w:b w:val="0"/>
+        </w:rPr>
+        <w:t>Repeating a calculation supplies no new information about which height was recorded.</w:t>
+      </w:r>
+    </w:p>
+    <w:p>
+      <w:pPr>
+        <w:pStyle w:val="Heading3"/>
+      </w:pPr>
+      <w:r>
         <w:t>W2 Keep a stable prediction within its limits</w:t>
       </w:r>
     </w:p>
     <w:p>
-      <w:r>
+      <w:pPr>
+        <w:pStyle w:val="Heading3"/>
+      </w:pPr>
+      <w:r>
+        <w:t>Workbook question · W2</w:t>
+      </w:r>
+    </w:p>
+    <w:p>
+      <w:pPr>
+        <w:spacing w:line="336" w:lineRule="auto" w:after="180"/>
+        <w:shd w:fill="F5F1FB"/>
+      </w:pPr>
+      <w:r>
+        <w:rPr>
+          <w:b w:val="0"/>
+        </w:rPr>
         <w:t>Assume the only possible heights are 8 and 9 cm. Apply tall at least 6 to each. Write a justified result statement and two things it does not establish. Do not invent a confidence percentage.</w:t>
       </w:r>
     </w:p>
     <w:p>
-      <w:r>
-        <w:t>Both inputs predict tall, so the prediction is tall under both listed possibilities. This does not identify whether the exact height is 8 or 9 and does not establish agreement with the correct task label. Outside the exercise, completeness of the possibilities also needs evidence.</w:t>
-      </w:r>
-    </w:p>
-    <w:p>
       <w:pPr>
         <w:pStyle w:val="Heading3"/>
       </w:pPr>
       <w:r>
+        <w:t>Teacher reasoning · W2</w:t>
+      </w:r>
+    </w:p>
+    <w:p>
+      <w:pPr>
+        <w:spacing w:line="336" w:lineRule="auto" w:after="180"/>
+        <w:shd w:fill="F1F6FC"/>
+      </w:pPr>
+      <w:r>
+        <w:rPr>
+          <w:b w:val="0"/>
+        </w:rPr>
+        <w:t xml:space="preserve">Both </w:t>
+      </w:r>
+      <w:r>
+        <w:rPr>
+          <w:b/>
+        </w:rPr>
+        <w:t>input</w:t>
+      </w:r>
+      <w:r>
+        <w:rPr>
+          <w:b w:val="0"/>
+        </w:rPr>
+        <w:t xml:space="preserve">s predict tall, so the </w:t>
+      </w:r>
+      <w:r>
+        <w:rPr>
+          <w:b/>
+        </w:rPr>
+        <w:t>prediction</w:t>
+      </w:r>
+      <w:r>
+        <w:rPr>
+          <w:b w:val="0"/>
+        </w:rPr>
+        <w:t xml:space="preserve"> is tall under both listed possibilities. This does not identify whether the exact height is 8 or 9 and does not establish agreement with the correct task label.</w:t>
+      </w:r>
+    </w:p>
+    <w:p>
+      <w:pPr>
+        <w:spacing w:line="336" w:lineRule="auto" w:after="180"/>
+        <w:shd w:fill="F1F6FC"/>
+      </w:pPr>
+      <w:r>
+        <w:rPr>
+          <w:b w:val="0"/>
+        </w:rPr>
+        <w:t xml:space="preserve">Outside the exercise, completeness of the possibilities also needs </w:t>
+      </w:r>
+      <w:r>
+        <w:rPr>
+          <w:b/>
+        </w:rPr>
+        <w:t>evidence</w:t>
+      </w:r>
+      <w:r>
+        <w:rPr>
+          <w:b w:val="0"/>
+        </w:rPr>
+        <w:t>.</w:t>
+      </w:r>
+    </w:p>
+    <w:p>
+      <w:pPr>
+        <w:pStyle w:val="Heading3"/>
+      </w:pPr>
+      <w:r>
         <w:t>W3 Choose useful review evidence</w:t>
       </w:r>
     </w:p>
     <w:p>
-      <w:r>
-        <w:t>A record says 60 but omits the unit. A reviewer suggests reading it as 60 cm because the model needs cm. Explain the problem, name the evidence to request and state the outcome if the unit cannot be established.</w:t>
-      </w:r>
-    </w:p>
-    <w:p>
-      <w:r>
-        <w:t>The required input format does not prove the original measurement’s unit. Ask for the original measurement record, instrument scale or recording instructions. If the unit cannot be established, retain no prediction with reason unresolved unit; do not silently assume cm or convert from an assumed unit.</w:t>
-      </w:r>
-    </w:p>
-    <w:p>
       <w:pPr>
         <w:pStyle w:val="Heading3"/>
       </w:pPr>
       <w:r>
+        <w:t>Workbook question · W3</w:t>
+      </w:r>
+    </w:p>
+    <w:p>
+      <w:pPr>
+        <w:spacing w:line="336" w:lineRule="auto" w:after="180"/>
+        <w:shd w:fill="F5F1FB"/>
+      </w:pPr>
+      <w:r>
+        <w:rPr>
+          <w:b w:val="0"/>
+        </w:rPr>
+        <w:t xml:space="preserve">A record says 60 but omits the unit. A reviewer suggests reading it as 60 cm because the model needs cm. Explain the problem, name the </w:t>
+      </w:r>
+      <w:r>
+        <w:rPr>
+          <w:b/>
+        </w:rPr>
+        <w:t>evidence</w:t>
+      </w:r>
+      <w:r>
+        <w:rPr>
+          <w:b w:val="0"/>
+        </w:rPr>
+        <w:t xml:space="preserve"> to request and state the outcome if the unit cannot be established.</w:t>
+      </w:r>
+    </w:p>
+    <w:p>
+      <w:pPr>
+        <w:pStyle w:val="Heading3"/>
+      </w:pPr>
+      <w:r>
+        <w:t>Teacher reasoning · W3</w:t>
+      </w:r>
+    </w:p>
+    <w:p>
+      <w:pPr>
+        <w:spacing w:line="336" w:lineRule="auto" w:after="180"/>
+        <w:shd w:fill="F1F6FC"/>
+      </w:pPr>
+      <w:r>
+        <w:rPr>
+          <w:b w:val="0"/>
+        </w:rPr>
+        <w:t xml:space="preserve">The required </w:t>
+      </w:r>
+      <w:r>
+        <w:rPr>
+          <w:b/>
+        </w:rPr>
+        <w:t>input</w:t>
+      </w:r>
+      <w:r>
+        <w:rPr>
+          <w:b w:val="0"/>
+        </w:rPr>
+        <w:t xml:space="preserve"> format does not prove the original measurement’s unit. Ask for the original measurement record, instrument scale or recording instructions.</w:t>
+      </w:r>
+    </w:p>
+    <w:p>
+      <w:pPr>
+        <w:spacing w:line="336" w:lineRule="auto" w:after="180"/>
+        <w:shd w:fill="F1F6FC"/>
+      </w:pPr>
+      <w:r>
+        <w:rPr>
+          <w:b w:val="0"/>
+        </w:rPr>
+        <w:t xml:space="preserve">If the unit cannot be established, retain no </w:t>
+      </w:r>
+      <w:r>
+        <w:rPr>
+          <w:b/>
+        </w:rPr>
+        <w:t>prediction</w:t>
+      </w:r>
+      <w:r>
+        <w:rPr>
+          <w:b w:val="0"/>
+        </w:rPr>
+        <w:t xml:space="preserve"> with reason </w:t>
+      </w:r>
+      <w:r>
+        <w:rPr>
+          <w:b/>
+        </w:rPr>
+        <w:t>unresolved</w:t>
+      </w:r>
+      <w:r>
+        <w:rPr>
+          <w:b w:val="0"/>
+        </w:rPr>
+        <w:t xml:space="preserve"> unit; do not silently assume cm or convert from an assumed unit.</w:t>
+      </w:r>
+    </w:p>
+    <w:p>
+      <w:pPr>
+        <w:pStyle w:val="Heading3"/>
+      </w:pPr>
+      <w:r>
         <w:t>W4 Transfer the method to distance</w:t>
       </w:r>
     </w:p>
     <w:p>
-      <w:r>
-        <w:t>A paper model predicts far at a distance of at least 4 units, otherwise near, for whole-number distances 1 through 8. For each complete possibility set, compare predictions: 2 or 3; 3 or 4; 4 or 5. Identify the set requiring review before a single category can be stated. Design a relevant check and an unresolved ending. Limit the claims for the other two sets.</w:t>
-      </w:r>
-    </w:p>
-    <w:p>
-      <w:r>
-        <w:t>At 2 or 3 both predict near. At 3 predict near and at 4 far, so that set leaves the category unresolved. At 4 or 5 both predict far. Request a reliable distance reading in the stated units for the disputed set; if unavailable retain no single category and reason unresolved distance. The other two predictions are stable only across their listed possibilities, not verified as correct labels or exact distances.</w:t>
-      </w:r>
-    </w:p>
-    <w:p>
       <w:pPr>
         <w:pStyle w:val="Heading3"/>
       </w:pPr>
       <w:r>
+        <w:t>Workbook question · W4</w:t>
+      </w:r>
+    </w:p>
+    <w:p>
+      <w:pPr>
+        <w:spacing w:line="336" w:lineRule="auto" w:after="180"/>
+        <w:shd w:fill="F5F1FB"/>
+      </w:pPr>
+      <w:r>
+        <w:rPr>
+          <w:b w:val="0"/>
+        </w:rPr>
+        <w:t xml:space="preserve">A paper model predicts far at a distance of at least 4 units, otherwise near, for whole-number distances 1 through 8. For each complete possibility set, compare </w:t>
+      </w:r>
+      <w:r>
+        <w:rPr>
+          <w:b/>
+        </w:rPr>
+        <w:t>prediction</w:t>
+      </w:r>
+      <w:r>
+        <w:rPr>
+          <w:b w:val="0"/>
+        </w:rPr>
+        <w:t>s: 2 or 3; 3 or 4; 4 or 5.</w:t>
+      </w:r>
+    </w:p>
+    <w:p>
+      <w:pPr>
+        <w:spacing w:line="336" w:lineRule="auto" w:after="180"/>
+        <w:shd w:fill="F5F1FB"/>
+      </w:pPr>
+      <w:r>
+        <w:rPr>
+          <w:b w:val="0"/>
+        </w:rPr>
+        <w:t xml:space="preserve">Identify the set requiring review before a single category can be stated. Design a relevant check and an </w:t>
+      </w:r>
+      <w:r>
+        <w:rPr>
+          <w:b/>
+        </w:rPr>
+        <w:t>unresolved</w:t>
+      </w:r>
+      <w:r>
+        <w:rPr>
+          <w:b w:val="0"/>
+        </w:rPr>
+        <w:t xml:space="preserve"> ending. Limit the claims for the other two sets.</w:t>
+      </w:r>
+    </w:p>
+    <w:p>
+      <w:pPr>
+        <w:pStyle w:val="Heading3"/>
+      </w:pPr>
+      <w:r>
+        <w:t>Teacher reasoning · W4</w:t>
+      </w:r>
+    </w:p>
+    <w:p>
+      <w:pPr>
+        <w:spacing w:line="336" w:lineRule="auto" w:after="180"/>
+        <w:shd w:fill="F1F6FC"/>
+      </w:pPr>
+      <w:r>
+        <w:rPr>
+          <w:b w:val="0"/>
+        </w:rPr>
+        <w:t xml:space="preserve">At 2 or 3 both predict near. At 3 predict near and at 4 far, so that set leaves the category </w:t>
+      </w:r>
+      <w:r>
+        <w:rPr>
+          <w:b/>
+        </w:rPr>
+        <w:t>unresolved</w:t>
+      </w:r>
+      <w:r>
+        <w:rPr>
+          <w:b w:val="0"/>
+        </w:rPr>
+        <w:t>. At 4 or 5 both predict far.</w:t>
+      </w:r>
+    </w:p>
+    <w:p>
+      <w:pPr>
+        <w:spacing w:line="336" w:lineRule="auto" w:after="180"/>
+        <w:shd w:fill="F1F6FC"/>
+      </w:pPr>
+      <w:r>
+        <w:rPr>
+          <w:b w:val="0"/>
+        </w:rPr>
+        <w:t xml:space="preserve">Request a reliable distance reading in the stated units for the disputed set; if unavailable retain no single category and reason </w:t>
+      </w:r>
+      <w:r>
+        <w:rPr>
+          <w:b/>
+        </w:rPr>
+        <w:t>unresolved</w:t>
+      </w:r>
+      <w:r>
+        <w:rPr>
+          <w:b w:val="0"/>
+        </w:rPr>
+        <w:t xml:space="preserve"> distance.</w:t>
+      </w:r>
+    </w:p>
+    <w:p>
+      <w:pPr>
+        <w:spacing w:line="336" w:lineRule="auto" w:after="180"/>
+        <w:shd w:fill="F1F6FC"/>
+      </w:pPr>
+      <w:r>
+        <w:rPr>
+          <w:b w:val="0"/>
+        </w:rPr>
+        <w:t xml:space="preserve">The other two </w:t>
+      </w:r>
+      <w:r>
+        <w:rPr>
+          <w:b/>
+        </w:rPr>
+        <w:t>prediction</w:t>
+      </w:r>
+      <w:r>
+        <w:rPr>
+          <w:b w:val="0"/>
+        </w:rPr>
+        <w:t>s are stable only across their listed possibilities, not verified as correct labels or exact distances.</w:t>
+      </w:r>
+    </w:p>
+    <w:p>
+      <w:pPr>
+        <w:pStyle w:val="Heading3"/>
+      </w:pPr>
+      <w:r>
         <w:t>W5 Review the reviewer’s conclusion</w:t>
       </w:r>
     </w:p>
     <w:p>
-      <w:r>
-        <w:t>A reviewer cannot read the original tower card but chooses 6 cm because two models both predict tall when given 6. Explain why this fails to resolve the input. Write a more defensible review record and a next step.</w:t>
-      </w:r>
-    </w:p>
-    <w:p>
-      <w:r>
-        <w:t>Both models were given the same guessed input, so their agreement does not establish the actual measurement. Record that the original remains unreadable, the height is unresolved and no supported single-category output is available. Request a reliable new measurement or keep the sorting decision on hold under the stated policy.</w:t>
-      </w:r>
-    </w:p>
-    <w:p>
       <w:pPr>
         <w:pStyle w:val="Heading3"/>
       </w:pPr>
       <w:r>
+        <w:t>Workbook question · W5</w:t>
+      </w:r>
+    </w:p>
+    <w:p>
+      <w:pPr>
+        <w:spacing w:line="336" w:lineRule="auto" w:after="180"/>
+        <w:shd w:fill="F5F1FB"/>
+      </w:pPr>
+      <w:r>
+        <w:rPr>
+          <w:b w:val="0"/>
+        </w:rPr>
+        <w:t xml:space="preserve">A reviewer cannot read the original tower card but chooses 6 cm because two models both predict tall when given 6. Explain why this fails to resolve the </w:t>
+      </w:r>
+      <w:r>
+        <w:rPr>
+          <w:b/>
+        </w:rPr>
+        <w:t>input</w:t>
+      </w:r>
+      <w:r>
+        <w:rPr>
+          <w:b w:val="0"/>
+        </w:rPr>
+        <w:t>. Write a more defensible review record and a next step.</w:t>
+      </w:r>
+    </w:p>
+    <w:p>
+      <w:pPr>
+        <w:pStyle w:val="Heading3"/>
+      </w:pPr>
+      <w:r>
+        <w:t>Teacher reasoning · W5</w:t>
+      </w:r>
+    </w:p>
+    <w:p>
+      <w:pPr>
+        <w:spacing w:line="336" w:lineRule="auto" w:after="180"/>
+        <w:shd w:fill="F1F6FC"/>
+      </w:pPr>
+      <w:r>
+        <w:rPr>
+          <w:b w:val="0"/>
+        </w:rPr>
+        <w:t xml:space="preserve">Both models were given the same guessed </w:t>
+      </w:r>
+      <w:r>
+        <w:rPr>
+          <w:b/>
+        </w:rPr>
+        <w:t>input</w:t>
+      </w:r>
+      <w:r>
+        <w:rPr>
+          <w:b w:val="0"/>
+        </w:rPr>
+        <w:t>, so their agreement does not establish the actual measurement.</w:t>
+      </w:r>
+    </w:p>
+    <w:p>
+      <w:pPr>
+        <w:spacing w:line="336" w:lineRule="auto" w:after="180"/>
+        <w:shd w:fill="F1F6FC"/>
+      </w:pPr>
+      <w:r>
+        <w:rPr>
+          <w:b w:val="0"/>
+        </w:rPr>
+        <w:t xml:space="preserve">Record that the original remains unreadable, the height is </w:t>
+      </w:r>
+      <w:r>
+        <w:rPr>
+          <w:b/>
+        </w:rPr>
+        <w:t>unresolved</w:t>
+      </w:r>
+      <w:r>
+        <w:rPr>
+          <w:b w:val="0"/>
+        </w:rPr>
+        <w:t xml:space="preserve"> and no supported single-category </w:t>
+      </w:r>
+      <w:r>
+        <w:rPr>
+          <w:b/>
+        </w:rPr>
+        <w:t>output</w:t>
+      </w:r>
+      <w:r>
+        <w:rPr>
+          <w:b w:val="0"/>
+        </w:rPr>
+        <w:t xml:space="preserve"> is available. Request a reliable new measurement or keep the sorting decision on hold under the stated policy.</w:t>
+      </w:r>
+    </w:p>
+    <w:p>
+      <w:pPr>
+        <w:pStyle w:val="Heading3"/>
+      </w:pPr>
+      <w:r>
         <w:t>Assess independent transfer</w:t>
       </w:r>
     </w:p>
     <w:p>
-      <w:r>
-        <w:t>Selected case: A paper model predicts far at a distance of at least 4 units, otherwise near, for whole-number distances 1 through 8. For each complete possibility set, compare predictions: 2 or 3; 3 or 4; 4 or 5. Identify the set requiring review before a single category can be stated. Design a relevant check and an unresolved ending. Limit the claims for the other two sets.</w:t>
-      </w:r>
-    </w:p>
-    <w:p>
       <w:pPr>
         <w:pStyle w:val="Heading3"/>
       </w:pPr>
       <w:r>
+        <w:t>Independent question · withhold the key</w:t>
+      </w:r>
+    </w:p>
+    <w:p>
+      <w:pPr>
+        <w:spacing w:line="336" w:lineRule="auto" w:after="180"/>
+        <w:shd w:fill="F5F1FB"/>
+      </w:pPr>
+      <w:r>
+        <w:rPr>
+          <w:b w:val="0"/>
+        </w:rPr>
+        <w:t xml:space="preserve">Selected case: A paper model predicts far at a distance of at least 4 units, otherwise near, for whole-number distances 1 through 8. For each complete possibility set, compare </w:t>
+      </w:r>
+      <w:r>
+        <w:rPr>
+          <w:b/>
+        </w:rPr>
+        <w:t>prediction</w:t>
+      </w:r>
+      <w:r>
+        <w:rPr>
+          <w:b w:val="0"/>
+        </w:rPr>
+        <w:t>s: 2 or 3; 3 or 4; 4 or 5.</w:t>
+      </w:r>
+    </w:p>
+    <w:p>
+      <w:pPr>
+        <w:spacing w:line="336" w:lineRule="auto" w:after="180"/>
+        <w:shd w:fill="F5F1FB"/>
+      </w:pPr>
+      <w:r>
+        <w:rPr>
+          <w:b w:val="0"/>
+        </w:rPr>
+        <w:t xml:space="preserve">Identify the set requiring review before a single category can be stated. Design a relevant check and an </w:t>
+      </w:r>
+      <w:r>
+        <w:rPr>
+          <w:b/>
+        </w:rPr>
+        <w:t>unresolved</w:t>
+      </w:r>
+      <w:r>
+        <w:rPr>
+          <w:b w:val="0"/>
+        </w:rPr>
+        <w:t xml:space="preserve"> ending. Limit the claims for the other two sets.</w:t>
+      </w:r>
+    </w:p>
+    <w:p>
+      <w:pPr>
+        <w:pStyle w:val="Heading3"/>
+      </w:pPr>
+      <w:r>
         <w:t>Selected case answer</w:t>
       </w:r>
     </w:p>
     <w:p>
-      <w:r>
-        <w:t>At 2 or 3 both predict near. At 3 predict near and at 4 far, so that set leaves the category unresolved. At 4 or 5 both predict far. Request a reliable distance reading in the stated units for the disputed set; if unavailable retain no single category and reason unresolved distance. The other two predictions are stable only across their listed possibilities, not verified as correct labels or exact distances.</w:t>
+      <w:pPr>
+        <w:pStyle w:val="Heading3"/>
+      </w:pPr>
+      <w:r>
+        <w:t>Teacher key · Selected case answer</w:t>
+      </w:r>
+    </w:p>
+    <w:p>
+      <w:pPr>
+        <w:spacing w:line="336" w:lineRule="auto" w:after="180"/>
+        <w:shd w:fill="F1F6FC"/>
+      </w:pPr>
+      <w:r>
+        <w:rPr>
+          <w:b w:val="0"/>
+        </w:rPr>
+        <w:t xml:space="preserve">At 2 or 3 both predict near. At 3 predict near and at 4 far, so that set leaves the category </w:t>
+      </w:r>
+      <w:r>
+        <w:rPr>
+          <w:b/>
+        </w:rPr>
+        <w:t>unresolved</w:t>
+      </w:r>
+      <w:r>
+        <w:rPr>
+          <w:b w:val="0"/>
+        </w:rPr>
+        <w:t>. At 4 or 5 both predict far.</w:t>
+      </w:r>
+    </w:p>
+    <w:p>
+      <w:pPr>
+        <w:spacing w:line="336" w:lineRule="auto" w:after="180"/>
+        <w:shd w:fill="F1F6FC"/>
+      </w:pPr>
+      <w:r>
+        <w:rPr>
+          <w:b w:val="0"/>
+        </w:rPr>
+        <w:t xml:space="preserve">Request a reliable distance reading in the stated units for the disputed set; if unavailable retain no single category and reason </w:t>
+      </w:r>
+      <w:r>
+        <w:rPr>
+          <w:b/>
+        </w:rPr>
+        <w:t>unresolved</w:t>
+      </w:r>
+      <w:r>
+        <w:rPr>
+          <w:b w:val="0"/>
+        </w:rPr>
+        <w:t xml:space="preserve"> distance.</w:t>
+      </w:r>
+    </w:p>
+    <w:p>
+      <w:pPr>
+        <w:spacing w:line="336" w:lineRule="auto" w:after="180"/>
+        <w:shd w:fill="F1F6FC"/>
+      </w:pPr>
+      <w:r>
+        <w:rPr>
+          <w:b w:val="0"/>
+        </w:rPr>
+        <w:t xml:space="preserve">The other two </w:t>
+      </w:r>
+      <w:r>
+        <w:rPr>
+          <w:b/>
+        </w:rPr>
+        <w:t>prediction</w:t>
+      </w:r>
+      <w:r>
+        <w:rPr>
+          <w:b w:val="0"/>
+        </w:rPr>
+        <w:t>s are stable only across their listed possibilities, not verified as correct labels or exact distances.</w:t>
       </w:r>
     </w:p>
     <w:tbl>
@@ -2731,21 +5716,77 @@
       </w:tr>
     </w:tbl>
     <w:p>
-      <w:r>
-        <w:t>Record each dimension as not yet, with support, or independent. Accept a valid alternative procedure with a defensible trace. Do not penalise an honestly recorded model failure if the learner correctly explains its evidence and limits.</w:t>
-      </w:r>
-    </w:p>
-    <w:p>
       <w:pPr>
         <w:pStyle w:val="Heading3"/>
       </w:pPr>
       <w:r>
+        <w:t>Teacher key · Selected case answer</w:t>
+      </w:r>
+    </w:p>
+    <w:p>
+      <w:pPr>
+        <w:spacing w:line="336" w:lineRule="auto" w:after="180"/>
+        <w:shd w:fill="F1F6FC"/>
+      </w:pPr>
+      <w:r>
+        <w:rPr>
+          <w:b w:val="0"/>
+        </w:rPr>
+        <w:t>Record each dimension as not yet, with support, or independent. Accept a valid alternative procedure with a defensible trace.</w:t>
+      </w:r>
+    </w:p>
+    <w:p>
+      <w:pPr>
+        <w:spacing w:line="336" w:lineRule="auto" w:after="180"/>
+        <w:shd w:fill="F1F6FC"/>
+      </w:pPr>
+      <w:r>
+        <w:rPr>
+          <w:b w:val="0"/>
+        </w:rPr>
+        <w:t xml:space="preserve">Do not penalise an honestly recorded model failure if the learner correctly explains its </w:t>
+      </w:r>
+      <w:r>
+        <w:rPr>
+          <w:b/>
+        </w:rPr>
+        <w:t>evidence</w:t>
+      </w:r>
+      <w:r>
+        <w:rPr>
+          <w:b w:val="0"/>
+        </w:rPr>
+        <w:t xml:space="preserve"> and limits.</w:t>
+      </w:r>
+    </w:p>
+    <w:p>
+      <w:pPr>
+        <w:pStyle w:val="Heading3"/>
+      </w:pPr>
+      <w:r>
         <w:t>Feedback that the learner uses</w:t>
       </w:r>
     </w:p>
     <w:p>
-      <w:r>
-        <w:t>Name the earliest unsupported step and give one action to repair it. Have the learner make that repair now and explain why. Then assess the relevant skill on a fresh, fully specified case. Confirm it was not previously practised with feedback; solve and check the new case before assigning it. A follow-up design prompt is a starting brief, not automatically an equivalent test.</w:t>
+      <w:pPr>
+        <w:spacing w:line="336" w:lineRule="auto" w:after="180"/>
+      </w:pPr>
+      <w:r>
+        <w:rPr>
+          <w:b w:val="0"/>
+        </w:rPr>
+        <w:t>Name the earliest unsupported step and give one action to repair it. Have the learner make that repair now and explain why. Then assess the relevant skill on a fresh, fully specified case.</w:t>
+      </w:r>
+    </w:p>
+    <w:p>
+      <w:pPr>
+        <w:spacing w:line="336" w:lineRule="auto" w:after="180"/>
+      </w:pPr>
+      <w:r>
+        <w:rPr>
+          <w:b w:val="0"/>
+        </w:rPr>
+        <w:t>Confirm it was not previously practised with feedback; solve and check the new case before assigning it. A follow-up design prompt is a starting brief, not automatically an equivalent test.</w:t>
       </w:r>
     </w:p>
     <w:p>
@@ -2757,11 +5798,62 @@
       </w:r>
     </w:p>
     <w:p>
+      <w:r>
+        <w:t>Connect Boundaries and 'Not Sure' to Helpful Classroom Sorter, adapt support and plan a later changed-case check.</w:t>
+      </w:r>
+    </w:p>
+    <w:p>
       <w:pPr>
         <w:pStyle w:val="Heading3"/>
       </w:pPr>
       <w:r>
-        <w:t>Connect and extend learning</w:t>
+        <w:t>Helpful Classroom Sorter</w:t>
+      </w:r>
+    </w:p>
+    <w:p>
+      <w:pPr>
+        <w:spacing w:line="336" w:lineRule="auto" w:after="180"/>
+      </w:pPr>
+      <w:r>
+        <w:rPr>
+          <w:b w:val="0"/>
+        </w:rPr>
+        <w:t>Add a not-sure branch, missing-information prompt, and human review destination to the sorter.</w:t>
+      </w:r>
+    </w:p>
+    <w:p>
+      <w:pPr>
+        <w:spacing w:line="336" w:lineRule="auto" w:after="180"/>
+      </w:pPr>
+      <w:r>
+        <w:rPr>
+          <w:b w:val="0"/>
+        </w:rPr>
+        <w:t xml:space="preserve">Keep the decision, </w:t>
+      </w:r>
+      <w:r>
+        <w:rPr>
+          <w:b/>
+        </w:rPr>
+        <w:t>input</w:t>
+      </w:r>
+      <w:r>
+        <w:rPr>
+          <w:b w:val="0"/>
+        </w:rPr>
+        <w:t xml:space="preserve">, result, explanation and remaining limitation in the project </w:t>
+      </w:r>
+      <w:r>
+        <w:rPr>
+          <w:b/>
+        </w:rPr>
+        <w:t>evidence</w:t>
+      </w:r>
+      <w:r>
+        <w:rPr>
+          <w:b w:val="0"/>
+        </w:rPr>
+        <w:t xml:space="preserve"> record. Retrieve this record next week rather than restarting the project.</w:t>
       </w:r>
     </w:p>
     <w:p>
@@ -2769,17 +5861,54 @@
         <w:pStyle w:val="Heading3"/>
       </w:pPr>
       <w:r>
-        <w:t>Helpful Classroom Sorter</w:t>
-      </w:r>
-    </w:p>
-    <w:p>
-      <w:r>
-        <w:t>Add a not-sure branch, missing-information prompt, and human review destination to the sorter.</w:t>
-      </w:r>
-    </w:p>
-    <w:p>
-      <w:r>
-        <w:t>Keep the decision, input, result, explanation and remaining limitation in the project evidence record. Retrieve this record next week rather than restarting the project.</w:t>
+        <w:t>Support and stretch</w:t>
+      </w:r>
+    </w:p>
+    <w:p>
+      <w:pPr>
+        <w:spacing w:line="336" w:lineRule="auto" w:after="180"/>
+      </w:pPr>
+      <w:r>
+        <w:rPr>
+          <w:b w:val="0"/>
+        </w:rPr>
+        <w:t xml:space="preserve">Use physical cards, spoken explanations and a three-stage drawing. Read aloud without giving the answer. Stretch: compare two </w:t>
+      </w:r>
+      <w:r>
+        <w:rPr>
+          <w:b/>
+        </w:rPr>
+        <w:t>mechanism</w:t>
+      </w:r>
+      <w:r>
+        <w:rPr>
+          <w:b w:val="0"/>
+        </w:rPr>
+        <w:t xml:space="preserve">s with the same visible </w:t>
+      </w:r>
+      <w:r>
+        <w:rPr>
+          <w:b/>
+        </w:rPr>
+        <w:t>output</w:t>
+      </w:r>
+      <w:r>
+        <w:rPr>
+          <w:b w:val="0"/>
+        </w:rPr>
+        <w:t xml:space="preserve"> and explain what </w:t>
+      </w:r>
+      <w:r>
+        <w:rPr>
+          <w:b/>
+        </w:rPr>
+        <w:t>evidence</w:t>
+      </w:r>
+      <w:r>
+        <w:rPr>
+          <w:b w:val="0"/>
+        </w:rPr>
+        <w:t xml:space="preserve"> distinguishes them.</w:t>
       </w:r>
     </w:p>
     <w:p>
@@ -2787,12 +5916,30 @@
         <w:pStyle w:val="Heading3"/>
       </w:pPr>
       <w:r>
-        <w:t>Support and stretch</w:t>
-      </w:r>
-    </w:p>
-    <w:p>
-      <w:r>
-        <w:t>Use physical cards, spoken explanations and a three-stage drawing. Read aloud without giving the answer. Stretch: compare two mechanisms with the same visible output and explain what evidence distinguishes them.</w:t>
+        <w:t>Exit reflection</w:t>
+      </w:r>
+    </w:p>
+    <w:p>
+      <w:pPr>
+        <w:spacing w:line="336" w:lineRule="auto" w:after="180"/>
+      </w:pPr>
+      <w:r>
+        <w:rPr>
+          <w:b w:val="0"/>
+        </w:rPr>
+        <w:t xml:space="preserve">Ask for one decision the learner can now justify and one situation requiring more </w:t>
+      </w:r>
+      <w:r>
+        <w:rPr>
+          <w:b/>
+        </w:rPr>
+        <w:t>evidence</w:t>
+      </w:r>
+      <w:r>
+        <w:rPr>
+          <w:b w:val="0"/>
+        </w:rPr>
+        <w:t xml:space="preserve"> or human review. Confidence ratings are separate from correct independent performance.</w:t>
       </w:r>
     </w:p>
     <w:p>
@@ -2800,12 +5947,42 @@
         <w:pStyle w:val="Heading3"/>
       </w:pPr>
       <w:r>
-        <w:t>Exit reflection</w:t>
-      </w:r>
-    </w:p>
-    <w:p>
-      <w:r>
-        <w:t>Ask for one decision the learner can now justify and one situation requiring more evidence or human review. Confidence ratings are separate from correct independent performance.</w:t>
+        <w:t>Bridge to the next week</w:t>
+      </w:r>
+    </w:p>
+    <w:p>
+      <w:pPr>
+        <w:spacing w:line="336" w:lineRule="auto" w:after="180"/>
+      </w:pPr>
+      <w:r>
+        <w:rPr>
+          <w:b w:val="0"/>
+        </w:rPr>
+        <w:t xml:space="preserve">Next: Week 17: </w:t>
+      </w:r>
+      <w:r>
+        <w:rPr>
+          <w:b/>
+        </w:rPr>
+        <w:t>Prediction</w:t>
+      </w:r>
+      <w:r>
+        <w:rPr>
+          <w:b w:val="0"/>
+        </w:rPr>
+        <w:t xml:space="preserve"> Is Not Fact. Retrieve today’s </w:t>
+      </w:r>
+      <w:r>
+        <w:rPr>
+          <w:b/>
+        </w:rPr>
+        <w:t>evidence</w:t>
+      </w:r>
+      <w:r>
+        <w:rPr>
+          <w:b w:val="0"/>
+        </w:rPr>
+        <w:t xml:space="preserve"> and identify what carries forward and what is new.</w:t>
       </w:r>
     </w:p>
     <w:p>
@@ -2813,12 +5990,134 @@
         <w:pStyle w:val="Heading3"/>
       </w:pPr>
       <w:r>
-        <w:t>Bridge to the next week</w:t>
-      </w:r>
-    </w:p>
-    <w:p>
-      <w:r>
-        <w:t>Next: Week 17: Prediction Is Not Fact. Retrieve today’s evidence and identify what carries forward and what is new.</w:t>
+        <w:t>Support and fresh reassessment</w:t>
+      </w:r>
+    </w:p>
+    <w:p>
+      <w:pPr>
+        <w:spacing w:line="336" w:lineRule="auto" w:after="180"/>
+      </w:pPr>
+      <w:r>
+        <w:rPr>
+          <w:b w:val="0"/>
+        </w:rPr>
+        <w:t xml:space="preserve">Use a number line and a separate card for each possibility. Keep known, unknown and requested </w:t>
+      </w:r>
+      <w:r>
+        <w:rPr>
+          <w:b/>
+        </w:rPr>
+        <w:t>evidence</w:t>
+      </w:r>
+      <w:r>
+        <w:rPr>
+          <w:b w:val="0"/>
+        </w:rPr>
+        <w:t xml:space="preserve"> in three columns.</w:t>
+      </w:r>
+    </w:p>
+    <w:p>
+      <w:pPr>
+        <w:spacing w:line="336" w:lineRule="auto" w:after="180"/>
+      </w:pPr>
+      <w:r>
+        <w:rPr>
+          <w:b w:val="0"/>
+        </w:rPr>
+        <w:t>Extension: add a third possibility that changes an apparently stable result and explain why completeness of the possibility list matters.</w:t>
+      </w:r>
+    </w:p>
+    <w:p>
+      <w:pPr>
+        <w:spacing w:line="336" w:lineRule="auto" w:after="180"/>
+      </w:pPr>
+      <w:r>
+        <w:rPr>
+          <w:b w:val="0"/>
+        </w:rPr>
+        <w:t xml:space="preserve">W4 is secure with near/near, near/far and far/far comparisons, review of the middle set, useful </w:t>
+      </w:r>
+      <w:r>
+        <w:rPr>
+          <w:b/>
+        </w:rPr>
+        <w:t>evidence</w:t>
+      </w:r>
+      <w:r>
+        <w:rPr>
+          <w:b w:val="0"/>
+        </w:rPr>
+        <w:t xml:space="preserve"> and an </w:t>
+      </w:r>
+      <w:r>
+        <w:rPr>
+          <w:b/>
+        </w:rPr>
+        <w:t>unresolved</w:t>
+      </w:r>
+      <w:r>
+        <w:rPr>
+          <w:b w:val="0"/>
+        </w:rPr>
+        <w:t xml:space="preserve"> ending.</w:t>
+      </w:r>
+    </w:p>
+    <w:p>
+      <w:pPr>
+        <w:spacing w:line="336" w:lineRule="auto" w:after="180"/>
+      </w:pPr>
+      <w:r>
+        <w:rPr>
+          <w:b w:val="0"/>
+        </w:rPr>
+        <w:t>After support retry long at least 7 for whole cm lengths 1 through 10 using 4 or 5, 6 or 7, and 8 or 9: short/short, short/long, long/long. Require limits as well as labels.</w:t>
+      </w:r>
+    </w:p>
+    <w:p>
+      <w:pPr>
+        <w:spacing w:line="336" w:lineRule="auto" w:after="180"/>
+      </w:pPr>
+      <w:r>
+        <w:rPr>
+          <w:b w:val="0"/>
+        </w:rPr>
+        <w:t xml:space="preserve">Week 17 separates a </w:t>
+      </w:r>
+      <w:r>
+        <w:rPr>
+          <w:b/>
+        </w:rPr>
+        <w:t>prediction</w:t>
+      </w:r>
+      <w:r>
+        <w:rPr>
+          <w:b w:val="0"/>
+        </w:rPr>
+        <w:t xml:space="preserve"> from the later </w:t>
+      </w:r>
+      <w:r>
+        <w:rPr>
+          <w:b/>
+        </w:rPr>
+        <w:t>observation</w:t>
+      </w:r>
+      <w:r>
+        <w:rPr>
+          <w:b w:val="0"/>
+        </w:rPr>
+        <w:t xml:space="preserve"> or comparison </w:t>
+      </w:r>
+      <w:r>
+        <w:rPr>
+          <w:b/>
+        </w:rPr>
+        <w:t>evidence</w:t>
+      </w:r>
+      <w:r>
+        <w:rPr>
+          <w:b w:val="0"/>
+        </w:rPr>
+        <w:t xml:space="preserve"> used to judge it, preserving both records.</w:t>
       </w:r>
     </w:p>
     <w:p>
@@ -2826,40 +6125,40 @@
         <w:pStyle w:val="Heading3"/>
       </w:pPr>
       <w:r>
-        <w:t>Support and fresh reassessment</w:t>
-      </w:r>
-    </w:p>
-    <w:p>
-      <w:r>
-        <w:t>Use a number line and a separate card for each possibility. Keep known, unknown and requested evidence in three columns. Extension: add a third possibility that changes an apparently stable result and explain why completeness of the possibility list matters.</w:t>
-      </w:r>
-    </w:p>
-    <w:p>
-      <w:r>
-        <w:t>W4 is secure with near/near, near/far and far/far comparisons, review of the middle set, useful evidence and an unresolved ending. After support retry long at least 7 for whole cm lengths 1 through 10 using 4 or 5, 6 or 7, and 8 or 9: short/short, short/long, long/long. Require limits as well as labels.</w:t>
-      </w:r>
-    </w:p>
-    <w:p>
-      <w:r>
-        <w:t>Week 17 separates a prediction from the later observation or comparison evidence used to judge it, preserving both records.</w:t>
-      </w:r>
-    </w:p>
-    <w:p>
-      <w:pPr>
-        <w:pStyle w:val="Heading3"/>
-      </w:pPr>
-      <w:r>
         <w:t>Plan the delayed return</w:t>
       </w:r>
     </w:p>
     <w:p>
-      <w:r>
+      <w:pPr>
+        <w:spacing w:line="336" w:lineRule="auto" w:after="180"/>
+      </w:pPr>
+      <w:r>
+        <w:rPr>
+          <w:b w:val="0"/>
+        </w:rPr>
         <w:t>Suggested return points in this level: ai-1/17, ai-1/19, ai-1/22. Use actual classroom dates, adjusting for holidays and gaps. One, three and six teaching weeks are scheduling choices, not a claimed optimal spacing.</w:t>
       </w:r>
     </w:p>
     <w:p>
-      <w:r>
-        <w:t>At a delayed check, ask for the idea from memory and a changed application. Compare with the earlier independent response and record support used. For a new level, revisit the previous capstone before checking the new prerequisites.</w:t>
+      <w:pPr>
+        <w:spacing w:line="336" w:lineRule="auto" w:after="180"/>
+      </w:pPr>
+      <w:r>
+        <w:rPr>
+          <w:b w:val="0"/>
+        </w:rPr>
+        <w:t>At a delayed check, ask for the idea from memory and a changed application. Compare with the earlier independent response and record support used.</w:t>
+      </w:r>
+    </w:p>
+    <w:p>
+      <w:pPr>
+        <w:spacing w:line="336" w:lineRule="auto" w:after="180"/>
+      </w:pPr>
+      <w:r>
+        <w:rPr>
+          <w:b w:val="0"/>
+        </w:rPr>
+        <w:t>For a new level, revisit the previous capstone before checking the new prerequisites.</w:t>
       </w:r>
     </w:p>
     <w:tbl>
@@ -3019,8 +6318,26 @@
       </w:tr>
     </w:tbl>
     <w:p>
-      <w:r>
-        <w:t>Use the evidence to choose reteaching or the next step. A completed page, confidence rating or attractive project does not by itself demonstrate understanding.</w:t>
+      <w:pPr>
+        <w:spacing w:line="336" w:lineRule="auto" w:after="180"/>
+      </w:pPr>
+      <w:r>
+        <w:rPr>
+          <w:b w:val="0"/>
+        </w:rPr>
+        <w:t xml:space="preserve">Use the </w:t>
+      </w:r>
+      <w:r>
+        <w:rPr>
+          <w:b/>
+        </w:rPr>
+        <w:t>evidence</w:t>
+      </w:r>
+      <w:r>
+        <w:rPr>
+          <w:b w:val="0"/>
+        </w:rPr>
+        <w:t xml:space="preserve"> to choose reteaching or the next step. A completed page, confidence rating or attractive project does not by itself demonstrate understanding.</w:t>
       </w:r>
     </w:p>
     <w:p>
@@ -3032,8 +6349,50 @@
       </w:r>
     </w:p>
     <w:p>
-      <w:r>
-        <w:t>Add explicit review paths to the sorter, including unresolved input, responsible person and evidence needed.</w:t>
+      <w:pPr>
+        <w:spacing w:line="336" w:lineRule="auto" w:after="180"/>
+      </w:pPr>
+      <w:r>
+        <w:rPr>
+          <w:b w:val="0"/>
+        </w:rPr>
+        <w:t xml:space="preserve">Add explicit review paths to the sorter, including </w:t>
+      </w:r>
+      <w:r>
+        <w:rPr>
+          <w:b/>
+        </w:rPr>
+        <w:t>unresolved</w:t>
+      </w:r>
+      <w:r>
+        <w:rPr>
+          <w:b w:val="0"/>
+        </w:rPr>
+        <w:t xml:space="preserve"> </w:t>
+      </w:r>
+      <w:r>
+        <w:rPr>
+          <w:b/>
+        </w:rPr>
+        <w:t>input</w:t>
+      </w:r>
+      <w:r>
+        <w:rPr>
+          <w:b w:val="0"/>
+        </w:rPr>
+        <w:t xml:space="preserve">, responsible person and </w:t>
+      </w:r>
+      <w:r>
+        <w:rPr>
+          <w:b/>
+        </w:rPr>
+        <w:t>evidence</w:t>
+      </w:r>
+      <w:r>
+        <w:rPr>
+          <w:b w:val="0"/>
+        </w:rPr>
+        <w:t xml:space="preserve"> needed.</w:t>
       </w:r>
     </w:p>
     <w:p>
@@ -3046,12 +6405,68 @@
     </w:p>
     <w:p>
       <w:r>
-        <w:t>Teaching target: Identify a specific source of uncertainty and explain how it affects a prediction</w:t>
-      </w:r>
-    </w:p>
-    <w:p>
-      <w:r>
-        <w:t>Prepare the labelled worked-case picture, the matching workbook, fictional input cards and a place for individual responses. No paid AI account is required for the paper reasoning activities.</w:t>
+        <w:t>Use this preparation summary alongside the detailed Boundaries and 'Not Sure' lesson; it is a checklist rather than a replacement for the full sequence.</w:t>
+      </w:r>
+    </w:p>
+    <w:p>
+      <w:pPr>
+        <w:pStyle w:val="Heading3"/>
+      </w:pPr>
+      <w:r>
+        <w:t>Teaching target</w:t>
+      </w:r>
+    </w:p>
+    <w:p>
+      <w:pPr>
+        <w:spacing w:line="336" w:lineRule="auto" w:after="180"/>
+        <w:shd w:fill="EDF7F3"/>
+      </w:pPr>
+      <w:r>
+        <w:rPr>
+          <w:b w:val="0"/>
+        </w:rPr>
+        <w:t xml:space="preserve">Teaching target: Identify a specific source of </w:t>
+      </w:r>
+      <w:r>
+        <w:rPr>
+          <w:b/>
+        </w:rPr>
+        <w:t>uncertainty</w:t>
+      </w:r>
+      <w:r>
+        <w:rPr>
+          <w:b w:val="0"/>
+        </w:rPr>
+        <w:t xml:space="preserve"> and explain how it affects a </w:t>
+      </w:r>
+      <w:r>
+        <w:rPr>
+          <w:b/>
+        </w:rPr>
+        <w:t>prediction</w:t>
+      </w:r>
+    </w:p>
+    <w:p>
+      <w:pPr>
+        <w:spacing w:line="336" w:lineRule="auto" w:after="180"/>
+      </w:pPr>
+      <w:r>
+        <w:rPr>
+          <w:b w:val="0"/>
+        </w:rPr>
+        <w:t xml:space="preserve">Prepare the labelled worked-case picture, the matching workbook, fictional </w:t>
+      </w:r>
+      <w:r>
+        <w:rPr>
+          <w:b/>
+        </w:rPr>
+        <w:t>input</w:t>
+      </w:r>
+      <w:r>
+        <w:rPr>
+          <w:b w:val="0"/>
+        </w:rPr>
+        <w:t xml:space="preserve"> cards and a place for individual responses. No paid AI account is required for the paper reasoning activities.</w:t>
       </w:r>
     </w:p>
     <w:tbl>
@@ -3198,37 +6613,254 @@
       </w:tr>
     </w:tbl>
     <w:p>
-      <w:r>
-        <w:t>Before class, solve the supported practice: Assume the only possible heights are 8 and 9 cm. Apply tall at least 6 to each. Write a justified result statement and two things it does not establish. Do not invent a confidence percentage.</w:t>
-      </w:r>
-    </w:p>
-    <w:p>
-      <w:r>
-        <w:t>Reasoned practice answer: Both inputs predict tall, so the prediction is tall under both listed possibilities. This does not identify whether the exact height is 8 or 9 and does not establish agreement with the correct task label. Outside the exercise, completeness of the possibilities also needs evidence.</w:t>
-      </w:r>
-    </w:p>
-    <w:p>
-      <w:r>
-        <w:t>Check every learner before discussion: Use the worked case for Uncertainty and review. Proposed explanation: “Two possible values imply equal probabilities”. Decide whether this explanation is supported. Point to the step or supplied fact that decides; explain your repair if needed.</w:t>
-      </w:r>
-    </w:p>
-    <w:p>
-      <w:r>
-        <w:t>Misconception repair: A list of possibilities supplies no probabilities unless further evidence states them.</w:t>
-      </w:r>
-    </w:p>
-    <w:p>
-      <w:r>
-        <w:t>Support: read the exact case aloud, enlarge the labelled picture, supply input cards and model only the first deciding step. Accept a spoken explanation or drawing; retain the reasoning goal.</w:t>
-      </w:r>
-    </w:p>
-    <w:p>
-      <w:r>
-        <w:t>Extension: Narrow B’s possibilities to 6 or 7 cm. Require a prediction and a reason before comparing. Expected result: Both fail the width limit; rejection no longer depends on resolving their difference. Reason: All remaining possibilities lead to the same decision.</w:t>
-      </w:r>
-    </w:p>
-    <w:p>
-      <w:r>
+      <w:pPr>
+        <w:spacing w:line="336" w:lineRule="auto" w:after="180"/>
+      </w:pPr>
+      <w:r>
+        <w:rPr>
+          <w:b w:val="0"/>
+        </w:rPr>
+        <w:t>Before class, solve the supported practice: Assume the only possible heights are 8 and 9 cm. Apply tall at least 6 to each. Write a justified result statement and two things it does not establish.</w:t>
+      </w:r>
+    </w:p>
+    <w:p>
+      <w:pPr>
+        <w:spacing w:line="336" w:lineRule="auto" w:after="180"/>
+      </w:pPr>
+      <w:r>
+        <w:rPr>
+          <w:b w:val="0"/>
+        </w:rPr>
+        <w:t>Do not invent a confidence percentage.</w:t>
+      </w:r>
+    </w:p>
+    <w:p>
+      <w:pPr>
+        <w:pStyle w:val="Heading3"/>
+      </w:pPr>
+      <w:r>
+        <w:t>Supported practice answer</w:t>
+      </w:r>
+    </w:p>
+    <w:p>
+      <w:pPr>
+        <w:spacing w:line="336" w:lineRule="auto" w:after="180"/>
+        <w:shd w:fill="F1F6FC"/>
+      </w:pPr>
+      <w:r>
+        <w:rPr>
+          <w:b w:val="0"/>
+        </w:rPr>
+        <w:t xml:space="preserve">Reasoned practice answer: Both </w:t>
+      </w:r>
+      <w:r>
+        <w:rPr>
+          <w:b/>
+        </w:rPr>
+        <w:t>input</w:t>
+      </w:r>
+      <w:r>
+        <w:rPr>
+          <w:b w:val="0"/>
+        </w:rPr>
+        <w:t xml:space="preserve">s predict tall, so the </w:t>
+      </w:r>
+      <w:r>
+        <w:rPr>
+          <w:b/>
+        </w:rPr>
+        <w:t>prediction</w:t>
+      </w:r>
+      <w:r>
+        <w:rPr>
+          <w:b w:val="0"/>
+        </w:rPr>
+        <w:t xml:space="preserve"> is tall under both listed possibilities.</w:t>
+      </w:r>
+    </w:p>
+    <w:p>
+      <w:pPr>
+        <w:spacing w:line="336" w:lineRule="auto" w:after="180"/>
+        <w:shd w:fill="F1F6FC"/>
+      </w:pPr>
+      <w:r>
+        <w:rPr>
+          <w:b w:val="0"/>
+        </w:rPr>
+        <w:t xml:space="preserve">This does not identify whether the exact height is 8 or 9 and does not establish agreement with the correct task label. Outside the exercise, completeness of the possibilities also needs </w:t>
+      </w:r>
+      <w:r>
+        <w:rPr>
+          <w:b/>
+        </w:rPr>
+        <w:t>evidence</w:t>
+      </w:r>
+      <w:r>
+        <w:rPr>
+          <w:b w:val="0"/>
+        </w:rPr>
+        <w:t>.</w:t>
+      </w:r>
+    </w:p>
+    <w:p>
+      <w:pPr>
+        <w:spacing w:line="336" w:lineRule="auto" w:after="180"/>
+      </w:pPr>
+      <w:r>
+        <w:rPr>
+          <w:b w:val="0"/>
+        </w:rPr>
+        <w:t xml:space="preserve">Check every learner before discussion: Use the worked case for </w:t>
+      </w:r>
+      <w:r>
+        <w:rPr>
+          <w:b/>
+        </w:rPr>
+        <w:t>Uncertainty</w:t>
+      </w:r>
+      <w:r>
+        <w:rPr>
+          <w:b w:val="0"/>
+        </w:rPr>
+        <w:t xml:space="preserve"> and review. Proposed explanation: “Two possible values imply equal probabilities”. Decide whether this explanation is supported.</w:t>
+      </w:r>
+    </w:p>
+    <w:p>
+      <w:pPr>
+        <w:spacing w:line="336" w:lineRule="auto" w:after="180"/>
+      </w:pPr>
+      <w:r>
+        <w:rPr>
+          <w:b w:val="0"/>
+        </w:rPr>
+        <w:t>Point to the step or supplied fact that decides; explain your repair if needed.</w:t>
+      </w:r>
+    </w:p>
+    <w:p>
+      <w:pPr>
+        <w:pStyle w:val="Heading3"/>
+      </w:pPr>
+      <w:r>
+        <w:t>Repair the misconception</w:t>
+      </w:r>
+    </w:p>
+    <w:p>
+      <w:pPr>
+        <w:spacing w:line="336" w:lineRule="auto" w:after="180"/>
+        <w:shd w:fill="FFF5E6"/>
+      </w:pPr>
+      <w:r>
+        <w:rPr>
+          <w:b w:val="0"/>
+        </w:rPr>
+        <w:t xml:space="preserve">Misconception repair: A list of possibilities supplies no probabilities unless further </w:t>
+      </w:r>
+      <w:r>
+        <w:rPr>
+          <w:b/>
+        </w:rPr>
+        <w:t>evidence</w:t>
+      </w:r>
+      <w:r>
+        <w:rPr>
+          <w:b w:val="0"/>
+        </w:rPr>
+        <w:t xml:space="preserve"> states them.</w:t>
+      </w:r>
+    </w:p>
+    <w:p>
+      <w:pPr>
+        <w:pStyle w:val="Heading3"/>
+      </w:pPr>
+      <w:r>
+        <w:t>Support without giving away the answer</w:t>
+      </w:r>
+    </w:p>
+    <w:p>
+      <w:pPr>
+        <w:spacing w:line="336" w:lineRule="auto" w:after="180"/>
+        <w:shd w:fill="F1F6F8"/>
+      </w:pPr>
+      <w:r>
+        <w:rPr>
+          <w:b w:val="0"/>
+        </w:rPr>
+        <w:t xml:space="preserve">Support: read the exact case aloud, enlarge the labelled picture, supply </w:t>
+      </w:r>
+      <w:r>
+        <w:rPr>
+          <w:b/>
+        </w:rPr>
+        <w:t>input</w:t>
+      </w:r>
+      <w:r>
+        <w:rPr>
+          <w:b w:val="0"/>
+        </w:rPr>
+        <w:t xml:space="preserve"> cards and model only the first deciding step. Accept a spoken explanation or drawing; retain the reasoning goal.</w:t>
+      </w:r>
+    </w:p>
+    <w:p>
+      <w:pPr>
+        <w:pStyle w:val="Heading3"/>
+      </w:pPr>
+      <w:r>
+        <w:t>Extend the reasoning</w:t>
+      </w:r>
+    </w:p>
+    <w:p>
+      <w:pPr>
+        <w:spacing w:line="336" w:lineRule="auto" w:after="180"/>
+        <w:shd w:fill="F5F1FB"/>
+      </w:pPr>
+      <w:r>
+        <w:rPr>
+          <w:b w:val="0"/>
+        </w:rPr>
+        <w:t xml:space="preserve">Extension: Narrow B’s possibilities to 6 or 7 cm. Require a </w:t>
+      </w:r>
+      <w:r>
+        <w:rPr>
+          <w:b/>
+        </w:rPr>
+        <w:t>prediction</w:t>
+      </w:r>
+      <w:r>
+        <w:rPr>
+          <w:b w:val="0"/>
+        </w:rPr>
+        <w:t xml:space="preserve"> and a reason before comparing. Expected result: Both fail the width limit; rejection no longer depends on resolving their difference.</w:t>
+      </w:r>
+    </w:p>
+    <w:p>
+      <w:pPr>
+        <w:spacing w:line="336" w:lineRule="auto" w:after="180"/>
+        <w:shd w:fill="F5F1FB"/>
+      </w:pPr>
+      <w:r>
+        <w:rPr>
+          <w:b w:val="0"/>
+        </w:rPr>
+        <w:t>Reason: All remaining possibilities lead to the same decision.</w:t>
+      </w:r>
+    </w:p>
+    <w:p>
+      <w:pPr>
+        <w:pStyle w:val="Heading3"/>
+      </w:pPr>
+      <w:r>
+        <w:t>Protect the independent attempt</w:t>
+      </w:r>
+    </w:p>
+    <w:p>
+      <w:pPr>
+        <w:spacing w:line="336" w:lineRule="auto" w:after="180"/>
+        <w:shd w:fill="FFF5E6"/>
+      </w:pPr>
+      <w:r>
+        <w:rPr>
+          <w:b w:val="0"/>
+        </w:rPr>
         <w:t>Independent assessment: withhold the reserved answer until the learner has attempted the new case. Record support separately from correctness.</w:t>
       </w:r>
     </w:p>
@@ -3417,13 +7049,46 @@
       </w:tr>
     </w:tbl>
     <w:p>
-      <w:r>
+      <w:pPr>
+        <w:pStyle w:val="Heading3"/>
+      </w:pPr>
+      <w:r>
+        <w:t>Project checkpoint</w:t>
+      </w:r>
+    </w:p>
+    <w:p>
+      <w:pPr>
+        <w:spacing w:line="336" w:lineRule="auto" w:after="180"/>
+        <w:shd w:fill="EDF7F3"/>
+      </w:pPr>
+      <w:r>
+        <w:rPr>
+          <w:b w:val="0"/>
+        </w:rPr>
         <w:t>Project checkpoint: Test changed cases. Keep normal, boundary and failure cases; compare expected and observed results.</w:t>
       </w:r>
     </w:p>
     <w:p>
-      <w:r>
-        <w:t>Use the weekly teacher answer for topic-specific reasoning. A saved progress tick is an activity record; judge mastery from the learner’s explanation and evidence.</w:t>
+      <w:pPr>
+        <w:spacing w:line="336" w:lineRule="auto" w:after="180"/>
+      </w:pPr>
+      <w:r>
+        <w:rPr>
+          <w:b w:val="0"/>
+        </w:rPr>
+        <w:t xml:space="preserve">Use the weekly teacher answer for topic-specific reasoning. A saved progress tick is an activity record; judge mastery from the learner’s explanation and </w:t>
+      </w:r>
+      <w:r>
+        <w:rPr>
+          <w:b/>
+        </w:rPr>
+        <w:t>evidence</w:t>
+      </w:r>
+      <w:r>
+        <w:rPr>
+          <w:b w:val="0"/>
+        </w:rPr>
+        <w:t>.</w:t>
       </w:r>
     </w:p>
     <w:p>
@@ -3436,27 +7101,924 @@
     </w:p>
     <w:p>
       <w:r>
-        <w:t>Use the two formative questions as supported practice, not as independent mastery scores. Discuss the deciding evidence rather than accepting a guessed selection.</w:t>
-      </w:r>
-    </w:p>
-    <w:p>
-      <w:r>
+        <w:t>Use feedback, earlier review and portfolios purposefully. Apply the coding routine only when this lesson has an executable lab.</w:t>
+      </w:r>
+    </w:p>
+    <w:p>
+      <w:pPr>
+        <w:spacing w:line="336" w:lineRule="auto" w:after="180"/>
+      </w:pPr>
+      <w:r>
+        <w:rPr>
+          <w:b w:val="0"/>
+        </w:rPr>
+        <w:t xml:space="preserve">Use the two formative questions as supported practice, not as independent mastery scores. Discuss the deciding </w:t>
+      </w:r>
+      <w:r>
+        <w:rPr>
+          <w:b/>
+        </w:rPr>
+        <w:t>evidence</w:t>
+      </w:r>
+      <w:r>
+        <w:rPr>
+          <w:b w:val="0"/>
+        </w:rPr>
+        <w:t xml:space="preserve"> rather than accepting a guessed selection.</w:t>
+      </w:r>
+    </w:p>
+    <w:p>
+      <w:pPr>
+        <w:spacing w:line="336" w:lineRule="auto" w:after="180"/>
+      </w:pPr>
+      <w:r>
+        <w:rPr>
+          <w:b w:val="0"/>
+        </w:rPr>
         <w:t>The feedback comes from the reviewed public worked case. Do not reveal the separately reserved independent teacher answer until the learner has attempted that case.</w:t>
       </w:r>
     </w:p>
     <w:p>
-      <w:r>
-        <w:t>Ask students to predict before running code. Preserve errors and actual outputs; collect a changed test and an explanation. The branch-boundary and indexing lessons deliberately include failure cases.</w:t>
-      </w:r>
-    </w:p>
-    <w:p>
-      <w:r>
+      <w:pPr>
+        <w:pStyle w:val="Heading3"/>
+      </w:pPr>
+      <w:r>
+        <w:t>For later coding lessons</w:t>
+      </w:r>
+    </w:p>
+    <w:p>
+      <w:r>
+        <w:t>This week has no code block. Use this routine when a later lesson includes an executable lab.</w:t>
+      </w:r>
+    </w:p>
+    <w:p>
+      <w:pPr>
+        <w:spacing w:line="336" w:lineRule="auto" w:after="180"/>
+        <w:shd w:fill="F1F6F8"/>
+      </w:pPr>
+      <w:r>
+        <w:rPr>
+          <w:b w:val="0"/>
+        </w:rPr>
+        <w:t xml:space="preserve">Ask students to predict before running code. Preserve errors and actual </w:t>
+      </w:r>
+      <w:r>
+        <w:rPr>
+          <w:b/>
+        </w:rPr>
+        <w:t>output</w:t>
+      </w:r>
+      <w:r>
+        <w:rPr>
+          <w:b w:val="0"/>
+        </w:rPr>
+        <w:t>s; collect a changed test and an explanation. The branch-boundary and indexing lessons deliberately include failure cases.</w:t>
+      </w:r>
+    </w:p>
+    <w:p>
+      <w:pPr>
+        <w:spacing w:line="336" w:lineRule="auto" w:after="180"/>
+      </w:pPr>
+      <w:r>
+        <w:rPr>
+          <w:b w:val="0"/>
+        </w:rPr>
         <w:t>Use the earlier worked-explanation links to address a specific missing building block, then return to the current question. Adapt this suggestion after observing the learner; it is not an automatic diagnosis.</w:t>
       </w:r>
     </w:p>
     <w:p>
-      <w:r>
-        <w:t>Collect the completed-work portfolio as evidence. Record support separately from correctness, and assess explanation, trace/test and limitations. Progress ticks and quiz selections alone do not establish mastery.</w:t>
+      <w:pPr>
+        <w:spacing w:line="336" w:lineRule="auto" w:after="180"/>
+      </w:pPr>
+      <w:r>
+        <w:rPr>
+          <w:b w:val="0"/>
+        </w:rPr>
+        <w:t xml:space="preserve">Collect the completed-work portfolio as </w:t>
+      </w:r>
+      <w:r>
+        <w:rPr>
+          <w:b/>
+        </w:rPr>
+        <w:t>evidence</w:t>
+      </w:r>
+      <w:r>
+        <w:rPr>
+          <w:b w:val="0"/>
+        </w:rPr>
+        <w:t>. Record support separately from correctness, and assess explanation, trace/test and limitations. Progress ticks and quiz selections alone do not establish mastery.</w:t>
+      </w:r>
+    </w:p>
+    <w:p>
+      <w:pPr>
+        <w:pStyle w:val="Heading1"/>
+      </w:pPr>
+      <w:r>
+        <w:t>09. Visual concept journey</w:t>
+      </w:r>
+    </w:p>
+    <w:p>
+      <w:r>
+        <w:t>Show one Boundaries and 'Not Sure' graphic at a time, request a prediction and discuss its trace before the independent assessment.</w:t>
+      </w:r>
+    </w:p>
+    <w:p>
+      <w:pPr>
+        <w:spacing w:line="336" w:lineRule="auto" w:after="180"/>
+      </w:pPr>
+      <w:r>
+        <w:rPr>
+          <w:b w:val="0"/>
+        </w:rPr>
+        <w:t xml:space="preserve">Use one picture at a time. Hide a worked result before asking for a </w:t>
+      </w:r>
+      <w:r>
+        <w:rPr>
+          <w:b/>
+        </w:rPr>
+        <w:t>prediction</w:t>
+      </w:r>
+      <w:r>
+        <w:rPr>
+          <w:b w:val="0"/>
+        </w:rPr>
+        <w:t>, then reveal it for feedback. These are supported teaching cases; retain the separate independent assessment for a fresh first attempt.</w:t>
+      </w:r>
+    </w:p>
+    <w:p>
+      <w:pPr>
+        <w:pStyle w:val="Heading3"/>
+      </w:pPr>
+      <w:r>
+        <w:t>01. Boundaries and 'Not Sure': the case</w:t>
+      </w:r>
+    </w:p>
+    <w:p>
+      <w:r>
+        <w:drawing>
+          <wp:inline xmlns:a="http://schemas.openxmlformats.org/drawingml/2006/main" xmlns:pic="http://schemas.openxmlformats.org/drawingml/2006/picture">
+            <wp:extent cx="5486400" cy="2990088"/>
+            <wp:docPr id="3" name="Picture 3" descr="A fictional cubby selector accepts a block if width is at most 5 cm. Supplied facts: An unclear measurement means Block A is either 4 or 5 cm; Block B is either 5 or 6 cm. These complete possibility sets contain all widths under consideration. Other dimensions are known to fit."/>
+            <wp:cNvGraphicFramePr>
+              <a:graphicFrameLocks noChangeAspect="1"/>
+            </wp:cNvGraphicFramePr>
+            <a:graphic>
+              <a:graphicData uri="http://schemas.openxmlformats.org/drawingml/2006/picture">
+                <pic:pic>
+                  <pic:nvPicPr>
+                    <pic:cNvPr id="0" name="academy-story-ai-1-16-01.png"/>
+                    <pic:cNvPicPr/>
+                  </pic:nvPicPr>
+                  <pic:blipFill>
+                    <a:blip r:embed="rId11"/>
+                    <a:stretch>
+                      <a:fillRect/>
+                    </a:stretch>
+                  </pic:blipFill>
+                  <pic:spPr>
+                    <a:xfrm>
+                      <a:off x="0" y="0"/>
+                      <a:ext cx="5486400" cy="2990088"/>
+                    </a:xfrm>
+                    <a:prstGeom prst="rect"/>
+                  </pic:spPr>
+                </pic:pic>
+              </a:graphicData>
+            </a:graphic>
+          </wp:inline>
+        </w:drawing>
+      </w:r>
+    </w:p>
+    <w:p>
+      <w:pPr>
+        <w:spacing w:line="336" w:lineRule="auto" w:after="180"/>
+      </w:pPr>
+      <w:r>
+        <w:rPr>
+          <w:b w:val="0"/>
+        </w:rPr>
+        <w:t>A fictional cubby selector accepts a block if width is at most 5 cm. Supplied facts: An unclear measurement means Block A is either 4 or 5 cm; Block B is either 5 or 6 cm.</w:t>
+      </w:r>
+    </w:p>
+    <w:p>
+      <w:pPr>
+        <w:spacing w:line="336" w:lineRule="auto" w:after="180"/>
+      </w:pPr>
+      <w:r>
+        <w:rPr>
+          <w:b w:val="0"/>
+        </w:rPr>
+        <w:t>These complete possibility sets contain all widths under consideration. Other dimensions are known to fit.</w:t>
+      </w:r>
+    </w:p>
+    <w:p>
+      <w:pPr>
+        <w:spacing w:line="336" w:lineRule="auto" w:after="180"/>
+        <w:shd w:fill="F5F1FB"/>
+      </w:pPr>
+      <w:r>
+        <w:rPr>
+          <w:b w:val="0"/>
+        </w:rPr>
+        <w:t>Point to the given fact that matters most. Explain why it matters.</w:t>
+      </w:r>
+    </w:p>
+    <w:p>
+      <w:pPr>
+        <w:pStyle w:val="Heading3"/>
+      </w:pPr>
+      <w:r>
+        <w:t>Discuss while showing the picture</w:t>
+      </w:r>
+    </w:p>
+    <w:p>
+      <w:pPr>
+        <w:spacing w:line="336" w:lineRule="auto" w:after="180"/>
+        <w:shd w:fill="F1F6F8"/>
+      </w:pPr>
+      <w:r>
+        <w:rPr>
+          <w:b w:val="0"/>
+        </w:rPr>
+        <w:t>Teacher prompt: Point to the given fact that matters most. Explain why it matters. Ask learners to describe one label or arrow in ordinary words. Use the adjacent transcript if the image is difficult to see.</w:t>
+      </w:r>
+    </w:p>
+    <w:p>
+      <w:pPr>
+        <w:pStyle w:val="Heading3"/>
+      </w:pPr>
+      <w:r>
+        <w:t>02. Follow the deciding steps</w:t>
+      </w:r>
+    </w:p>
+    <w:p>
+      <w:r>
+        <w:drawing>
+          <wp:inline xmlns:a="http://schemas.openxmlformats.org/drawingml/2006/main" xmlns:pic="http://schemas.openxmlformats.org/drawingml/2006/picture">
+            <wp:extent cx="5486400" cy="4005072"/>
+            <wp:docPr id="4" name="Picture 4" descr="Block A possibilities: 4 and 5 both satisfy the including equality width limit. → Block B possibilities: 5 fits; 6 does not. → Compare decisions: A has one supported decision; B’s possible decisions disagree. → Review B: Ask a named reviewer to remeasure B using the specified width unit."/>
+            <wp:cNvGraphicFramePr>
+              <a:graphicFrameLocks noChangeAspect="1"/>
+            </wp:cNvGraphicFramePr>
+            <a:graphic>
+              <a:graphicData uri="http://schemas.openxmlformats.org/drawingml/2006/picture">
+                <pic:pic>
+                  <pic:nvPicPr>
+                    <pic:cNvPr id="0" name="academy-story-ai-1-16-02.png"/>
+                    <pic:cNvPicPr/>
+                  </pic:nvPicPr>
+                  <pic:blipFill>
+                    <a:blip r:embed="rId12"/>
+                    <a:stretch>
+                      <a:fillRect/>
+                    </a:stretch>
+                  </pic:blipFill>
+                  <pic:spPr>
+                    <a:xfrm>
+                      <a:off x="0" y="0"/>
+                      <a:ext cx="5486400" cy="4005072"/>
+                    </a:xfrm>
+                    <a:prstGeom prst="rect"/>
+                  </pic:spPr>
+                </pic:pic>
+              </a:graphicData>
+            </a:graphic>
+          </wp:inline>
+        </w:drawing>
+      </w:r>
+    </w:p>
+    <w:p>
+      <w:pPr>
+        <w:spacing w:line="336" w:lineRule="auto" w:after="180"/>
+      </w:pPr>
+      <w:r>
+        <w:rPr>
+          <w:b w:val="0"/>
+        </w:rPr>
+        <w:t>Block A possibilities: 4 and 5 both satisfy the including equality width limit. → Block B possibilities: 5 fits; 6 does not. → Compare decisions: A has one supported decision; B’s possible decisions disagree. → Review B: Ask a named reviewer to remeasure B using the specified width unit.</w:t>
+      </w:r>
+    </w:p>
+    <w:p>
+      <w:pPr>
+        <w:spacing w:line="336" w:lineRule="auto" w:after="180"/>
+        <w:shd w:fill="F5F1FB"/>
+      </w:pPr>
+      <w:r>
+        <w:rPr>
+          <w:b w:val="0"/>
+        </w:rPr>
+        <w:t xml:space="preserve">Point to each numbered stage and explain which recorded </w:t>
+      </w:r>
+      <w:r>
+        <w:rPr>
+          <w:b/>
+        </w:rPr>
+        <w:t>input</w:t>
+      </w:r>
+      <w:r>
+        <w:rPr>
+          <w:b w:val="0"/>
+        </w:rPr>
+        <w:t xml:space="preserve"> it uses.</w:t>
+      </w:r>
+    </w:p>
+    <w:p>
+      <w:pPr>
+        <w:pStyle w:val="Heading3"/>
+      </w:pPr>
+      <w:r>
+        <w:t>Discuss while showing the picture</w:t>
+      </w:r>
+    </w:p>
+    <w:p>
+      <w:pPr>
+        <w:spacing w:line="336" w:lineRule="auto" w:after="180"/>
+        <w:shd w:fill="F1F6F8"/>
+      </w:pPr>
+      <w:r>
+        <w:rPr>
+          <w:b w:val="0"/>
+        </w:rPr>
+        <w:t xml:space="preserve">Teacher prompt: Point to each numbered stage and explain which recorded </w:t>
+      </w:r>
+      <w:r>
+        <w:rPr>
+          <w:b/>
+        </w:rPr>
+        <w:t>input</w:t>
+      </w:r>
+      <w:r>
+        <w:rPr>
+          <w:b w:val="0"/>
+        </w:rPr>
+        <w:t xml:space="preserve"> it uses. Ask learners to describe one label or arrow in ordinary words. Use the adjacent transcript if the image is difficult to see.</w:t>
+      </w:r>
+    </w:p>
+    <w:p>
+      <w:pPr>
+        <w:pStyle w:val="Heading3"/>
+      </w:pPr>
+      <w:r>
+        <w:t>03. Possibilities and decisions</w:t>
+      </w:r>
+    </w:p>
+    <w:p>
+      <w:r>
+        <w:drawing>
+          <wp:inline xmlns:a="http://schemas.openxmlformats.org/drawingml/2006/main" xmlns:pic="http://schemas.openxmlformats.org/drawingml/2006/picture">
+            <wp:extent cx="5486400" cy="3096768"/>
+            <wp:docPr id="5" name="Picture 5" descr="Possibilities and decisions. Block A: Width 1 cm = 4, Decision 1 = fits, Width 2 cm = 5, Decision 2 = fits. Block B: Width 1 cm = 5, Decision 1 = fits, Width 2 cm = 6, Decision 2 = fails."/>
+            <wp:cNvGraphicFramePr>
+              <a:graphicFrameLocks noChangeAspect="1"/>
+            </wp:cNvGraphicFramePr>
+            <a:graphic>
+              <a:graphicData uri="http://schemas.openxmlformats.org/drawingml/2006/picture">
+                <pic:pic>
+                  <pic:nvPicPr>
+                    <pic:cNvPr id="0" name="academy-story-ai-1-16-03.png"/>
+                    <pic:cNvPicPr/>
+                  </pic:nvPicPr>
+                  <pic:blipFill>
+                    <a:blip r:embed="rId13"/>
+                    <a:stretch>
+                      <a:fillRect/>
+                    </a:stretch>
+                  </pic:blipFill>
+                  <pic:spPr>
+                    <a:xfrm>
+                      <a:off x="0" y="0"/>
+                      <a:ext cx="5486400" cy="3096768"/>
+                    </a:xfrm>
+                    <a:prstGeom prst="rect"/>
+                  </pic:spPr>
+                </pic:pic>
+              </a:graphicData>
+            </a:graphic>
+          </wp:inline>
+        </w:drawing>
+      </w:r>
+    </w:p>
+    <w:p>
+      <w:pPr>
+        <w:spacing w:line="336" w:lineRule="auto" w:after="180"/>
+      </w:pPr>
+      <w:r>
+        <w:rPr>
+          <w:b w:val="0"/>
+        </w:rPr>
+        <w:t>Possibilities and decisions. Block A: Width 1 cm = 4, Decision 1 = fits, Width 2 cm = 5, Decision 2 = fits. Block B: Width 1 cm = 5, Decision 1 = fits, Width 2 cm = 6, Decision 2 = fails.</w:t>
+      </w:r>
+    </w:p>
+    <w:p>
+      <w:pPr>
+        <w:spacing w:line="336" w:lineRule="auto" w:after="180"/>
+        <w:shd w:fill="F5F1FB"/>
+      </w:pPr>
+      <w:r>
+        <w:rPr>
+          <w:b w:val="0"/>
+        </w:rPr>
+        <w:t>Read the labels and values. Explain the relationship the model shows.</w:t>
+      </w:r>
+    </w:p>
+    <w:p>
+      <w:pPr>
+        <w:pStyle w:val="Heading3"/>
+      </w:pPr>
+      <w:r>
+        <w:t>Discuss while showing the picture</w:t>
+      </w:r>
+    </w:p>
+    <w:p>
+      <w:pPr>
+        <w:spacing w:line="336" w:lineRule="auto" w:after="180"/>
+        <w:shd w:fill="F1F6F8"/>
+      </w:pPr>
+      <w:r>
+        <w:rPr>
+          <w:b w:val="0"/>
+        </w:rPr>
+        <w:t>Teacher prompt: Read the labels and values. Explain the relationship the model shows. Ask learners to describe one label or arrow in ordinary words. Use the adjacent transcript if the image is difficult to see.</w:t>
+      </w:r>
+    </w:p>
+    <w:p>
+      <w:pPr>
+        <w:spacing w:line="336" w:lineRule="auto" w:after="180"/>
+        <w:shd w:fill="F1F6F8"/>
+      </w:pPr>
+      <w:r>
+        <w:rPr>
+          <w:b w:val="0"/>
+        </w:rPr>
+        <w:t>Check row/column meanings, units and denominators before discussing a difference. Supplied toy values are not real class or model results.</w:t>
+      </w:r>
+    </w:p>
+    <w:p>
+      <w:pPr>
+        <w:pStyle w:val="Heading3"/>
+      </w:pPr>
+      <w:r>
+        <w:t>04. Change one thing. Trace what follows.</w:t>
+      </w:r>
+    </w:p>
+    <w:p>
+      <w:r>
+        <w:drawing>
+          <wp:inline xmlns:a="http://schemas.openxmlformats.org/drawingml/2006/main" xmlns:pic="http://schemas.openxmlformats.org/drawingml/2006/picture">
+            <wp:extent cx="5486400" cy="3026664"/>
+            <wp:docPr id="6" name="Picture 6" descr="Original case: Ask a named reviewer to remeasure B using the specified width unit. Changed condition: Narrow B’s possibilities to 6 or 7 cm. Expected result: Both fail the width limit; rejection no longer depends on resolving their difference. Reason: All remaining possibilities lead to the same decision."/>
+            <wp:cNvGraphicFramePr>
+              <a:graphicFrameLocks noChangeAspect="1"/>
+            </wp:cNvGraphicFramePr>
+            <a:graphic>
+              <a:graphicData uri="http://schemas.openxmlformats.org/drawingml/2006/picture">
+                <pic:pic>
+                  <pic:nvPicPr>
+                    <pic:cNvPr id="0" name="academy-story-ai-1-16-04.png"/>
+                    <pic:cNvPicPr/>
+                  </pic:nvPicPr>
+                  <pic:blipFill>
+                    <a:blip r:embed="rId14"/>
+                    <a:stretch>
+                      <a:fillRect/>
+                    </a:stretch>
+                  </pic:blipFill>
+                  <pic:spPr>
+                    <a:xfrm>
+                      <a:off x="0" y="0"/>
+                      <a:ext cx="5486400" cy="3026664"/>
+                    </a:xfrm>
+                    <a:prstGeom prst="rect"/>
+                  </pic:spPr>
+                </pic:pic>
+              </a:graphicData>
+            </a:graphic>
+          </wp:inline>
+        </w:drawing>
+      </w:r>
+    </w:p>
+    <w:p>
+      <w:pPr>
+        <w:spacing w:line="336" w:lineRule="auto" w:after="180"/>
+      </w:pPr>
+      <w:r>
+        <w:rPr>
+          <w:b w:val="0"/>
+        </w:rPr>
+        <w:t>Original case: Ask a named reviewer to remeasure B using the specified width unit. Changed condition: Narrow B’s possibilities to 6 or 7 cm.</w:t>
+      </w:r>
+    </w:p>
+    <w:p>
+      <w:pPr>
+        <w:spacing w:line="336" w:lineRule="auto" w:after="180"/>
+      </w:pPr>
+      <w:r>
+        <w:rPr>
+          <w:b w:val="0"/>
+        </w:rPr>
+        <w:t>Expected result: Both fail the width limit; rejection no longer depends on resolving their difference. Reason: All remaining possibilities lead to the same decision.</w:t>
+      </w:r>
+    </w:p>
+    <w:p>
+      <w:pPr>
+        <w:spacing w:line="336" w:lineRule="auto" w:after="180"/>
+        <w:shd w:fill="F5F1FB"/>
+      </w:pPr>
+      <w:r>
+        <w:rPr>
+          <w:b w:val="0"/>
+        </w:rPr>
+        <w:t>Predict before checking the worked changed-case result. Name what changed and what the supplied facts allow you to conclude.</w:t>
+      </w:r>
+    </w:p>
+    <w:p>
+      <w:pPr>
+        <w:pStyle w:val="Heading3"/>
+      </w:pPr>
+      <w:r>
+        <w:t>Discuss while showing the picture</w:t>
+      </w:r>
+    </w:p>
+    <w:p>
+      <w:pPr>
+        <w:spacing w:line="336" w:lineRule="auto" w:after="180"/>
+        <w:shd w:fill="F1F6F8"/>
+      </w:pPr>
+      <w:r>
+        <w:rPr>
+          <w:b w:val="0"/>
+        </w:rPr>
+        <w:t>Teacher prompt: Predict before checking the worked changed-case result. Name what changed and what the supplied facts allow you to conclude. Ask learners to describe one label or arrow in ordinary words.</w:t>
+      </w:r>
+    </w:p>
+    <w:p>
+      <w:pPr>
+        <w:spacing w:line="336" w:lineRule="auto" w:after="180"/>
+        <w:shd w:fill="F1F6F8"/>
+      </w:pPr>
+      <w:r>
+        <w:rPr>
+          <w:b w:val="0"/>
+        </w:rPr>
+        <w:t>Use the adjacent transcript if the image is difficult to see. Changed-case reasoning: All remaining possibilities lead to the same decision.</w:t>
+      </w:r>
+    </w:p>
+    <w:p>
+      <w:pPr>
+        <w:pStyle w:val="Heading3"/>
+      </w:pPr>
+      <w:r>
+        <w:t>05. Connect the explanation to its limit</w:t>
+      </w:r>
+    </w:p>
+    <w:p>
+      <w:r>
+        <w:drawing>
+          <wp:inline xmlns:a="http://schemas.openxmlformats.org/drawingml/2006/main" xmlns:pic="http://schemas.openxmlformats.org/drawingml/2006/picture">
+            <wp:extent cx="5486400" cy="2834640"/>
+            <wp:docPr id="7" name="Picture 7" descr="Uncertainty about a number need not always create uncertainty about the decision. Every allowed width for A fits, so its width uncertainty does not affect acceptance. B straddles the boundary. Record both possibilities and request a better measurement instead of selecting the one that makes a preferred outcome. Limit: A review path is not automatically accurate; its conclusion depends on relevant, better evidence."/>
+            <wp:cNvGraphicFramePr>
+              <a:graphicFrameLocks noChangeAspect="1"/>
+            </wp:cNvGraphicFramePr>
+            <a:graphic>
+              <a:graphicData uri="http://schemas.openxmlformats.org/drawingml/2006/picture">
+                <pic:pic>
+                  <pic:nvPicPr>
+                    <pic:cNvPr id="0" name="academy-story-ai-1-16-05.png"/>
+                    <pic:cNvPicPr/>
+                  </pic:nvPicPr>
+                  <pic:blipFill>
+                    <a:blip r:embed="rId15"/>
+                    <a:stretch>
+                      <a:fillRect/>
+                    </a:stretch>
+                  </pic:blipFill>
+                  <pic:spPr>
+                    <a:xfrm>
+                      <a:off x="0" y="0"/>
+                      <a:ext cx="5486400" cy="2834640"/>
+                    </a:xfrm>
+                    <a:prstGeom prst="rect"/>
+                  </pic:spPr>
+                </pic:pic>
+              </a:graphicData>
+            </a:graphic>
+          </wp:inline>
+        </w:drawing>
+      </w:r>
+    </w:p>
+    <w:p>
+      <w:pPr>
+        <w:spacing w:line="336" w:lineRule="auto" w:after="180"/>
+      </w:pPr>
+      <w:r>
+        <w:rPr>
+          <w:b/>
+        </w:rPr>
+        <w:t>Uncertainty</w:t>
+      </w:r>
+      <w:r>
+        <w:rPr>
+          <w:b w:val="0"/>
+        </w:rPr>
+        <w:t xml:space="preserve"> about a number need not always create </w:t>
+      </w:r>
+      <w:r>
+        <w:rPr>
+          <w:b/>
+        </w:rPr>
+        <w:t>uncertainty</w:t>
+      </w:r>
+      <w:r>
+        <w:rPr>
+          <w:b w:val="0"/>
+        </w:rPr>
+        <w:t xml:space="preserve"> about the decision. Every allowed width for A fits, so its width </w:t>
+      </w:r>
+      <w:r>
+        <w:rPr>
+          <w:b/>
+        </w:rPr>
+        <w:t>uncertainty</w:t>
+      </w:r>
+      <w:r>
+        <w:rPr>
+          <w:b w:val="0"/>
+        </w:rPr>
+        <w:t xml:space="preserve"> does not affect acceptance. B straddles the boundary.</w:t>
+      </w:r>
+    </w:p>
+    <w:p>
+      <w:pPr>
+        <w:spacing w:line="336" w:lineRule="auto" w:after="180"/>
+      </w:pPr>
+      <w:r>
+        <w:rPr>
+          <w:b w:val="0"/>
+        </w:rPr>
+        <w:t xml:space="preserve">Record both possibilities and request a better measurement instead of selecting the one that makes a preferred outcome. Limit: A review path is not automatically accurate; its conclusion depends on relevant, better </w:t>
+      </w:r>
+      <w:r>
+        <w:rPr>
+          <w:b/>
+        </w:rPr>
+        <w:t>evidence</w:t>
+      </w:r>
+      <w:r>
+        <w:rPr>
+          <w:b w:val="0"/>
+        </w:rPr>
+        <w:t>.</w:t>
+      </w:r>
+    </w:p>
+    <w:p>
+      <w:pPr>
+        <w:spacing w:line="336" w:lineRule="auto" w:after="180"/>
+        <w:shd w:fill="F5F1FB"/>
+      </w:pPr>
+      <w:r>
+        <w:rPr>
+          <w:b w:val="0"/>
+        </w:rPr>
+        <w:t>Explain the case, then point to a limit on the claim.</w:t>
+      </w:r>
+    </w:p>
+    <w:p>
+      <w:pPr>
+        <w:pStyle w:val="Heading3"/>
+      </w:pPr>
+      <w:r>
+        <w:t>Discuss while showing the picture</w:t>
+      </w:r>
+    </w:p>
+    <w:p>
+      <w:pPr>
+        <w:spacing w:line="336" w:lineRule="auto" w:after="180"/>
+        <w:shd w:fill="F1F6F8"/>
+      </w:pPr>
+      <w:r>
+        <w:rPr>
+          <w:b w:val="0"/>
+        </w:rPr>
+        <w:t>Teacher prompt: Explain the case, then point to a limit on the claim. Ask learners to describe one label or arrow in ordinary words. Use the adjacent transcript if the image is difficult to see.</w:t>
+      </w:r>
+    </w:p>
+    <w:p>
+      <w:pPr>
+        <w:spacing w:line="336" w:lineRule="auto" w:after="180"/>
+        <w:shd w:fill="F1F6F8"/>
+      </w:pPr>
+      <w:r>
+        <w:rPr>
+          <w:b w:val="0"/>
+        </w:rPr>
+        <w:t xml:space="preserve">Keep the stated scope: A review path is not automatically accurate; its conclusion depends on relevant, better </w:t>
+      </w:r>
+      <w:r>
+        <w:rPr>
+          <w:b/>
+        </w:rPr>
+        <w:t>evidence</w:t>
+      </w:r>
+      <w:r>
+        <w:rPr>
+          <w:b w:val="0"/>
+        </w:rPr>
+        <w:t>.</w:t>
+      </w:r>
+    </w:p>
+    <w:p>
+      <w:pPr>
+        <w:pStyle w:val="Heading3"/>
+      </w:pPr>
+      <w:r>
+        <w:t>06. Make the idea visible in your project</w:t>
+      </w:r>
+    </w:p>
+    <w:p>
+      <w:r>
+        <w:drawing>
+          <wp:inline xmlns:a="http://schemas.openxmlformats.org/drawingml/2006/main" xmlns:pic="http://schemas.openxmlformats.org/drawingml/2006/picture">
+            <wp:extent cx="5486400" cy="3529584"/>
+            <wp:docPr id="8" name="Picture 8" descr="Add explicit review paths to the sorter, including unresolved input, responsible person and evidence needed. Draw your input, deciding step, result and limit. Supported question: Which original block needs a better width before accepting or rejecting it? What should the reviewer do?"/>
+            <wp:cNvGraphicFramePr>
+              <a:graphicFrameLocks noChangeAspect="1"/>
+            </wp:cNvGraphicFramePr>
+            <a:graphic>
+              <a:graphicData uri="http://schemas.openxmlformats.org/drawingml/2006/picture">
+                <pic:pic>
+                  <pic:nvPicPr>
+                    <pic:cNvPr id="0" name="academy-story-ai-1-16-06.png"/>
+                    <pic:cNvPicPr/>
+                  </pic:nvPicPr>
+                  <pic:blipFill>
+                    <a:blip r:embed="rId16"/>
+                    <a:stretch>
+                      <a:fillRect/>
+                    </a:stretch>
+                  </pic:blipFill>
+                  <pic:spPr>
+                    <a:xfrm>
+                      <a:off x="0" y="0"/>
+                      <a:ext cx="5486400" cy="3529584"/>
+                    </a:xfrm>
+                    <a:prstGeom prst="rect"/>
+                  </pic:spPr>
+                </pic:pic>
+              </a:graphicData>
+            </a:graphic>
+          </wp:inline>
+        </w:drawing>
+      </w:r>
+    </w:p>
+    <w:p>
+      <w:pPr>
+        <w:spacing w:line="336" w:lineRule="auto" w:after="180"/>
+      </w:pPr>
+      <w:r>
+        <w:rPr>
+          <w:b w:val="0"/>
+        </w:rPr>
+        <w:t xml:space="preserve">Add explicit review paths to the sorter, including </w:t>
+      </w:r>
+      <w:r>
+        <w:rPr>
+          <w:b/>
+        </w:rPr>
+        <w:t>unresolved</w:t>
+      </w:r>
+      <w:r>
+        <w:rPr>
+          <w:b w:val="0"/>
+        </w:rPr>
+        <w:t xml:space="preserve"> </w:t>
+      </w:r>
+      <w:r>
+        <w:rPr>
+          <w:b/>
+        </w:rPr>
+        <w:t>input</w:t>
+      </w:r>
+      <w:r>
+        <w:rPr>
+          <w:b w:val="0"/>
+        </w:rPr>
+        <w:t xml:space="preserve">, responsible person and </w:t>
+      </w:r>
+      <w:r>
+        <w:rPr>
+          <w:b/>
+        </w:rPr>
+        <w:t>evidence</w:t>
+      </w:r>
+      <w:r>
+        <w:rPr>
+          <w:b w:val="0"/>
+        </w:rPr>
+        <w:t xml:space="preserve"> needed. Draw your </w:t>
+      </w:r>
+      <w:r>
+        <w:rPr>
+          <w:b/>
+        </w:rPr>
+        <w:t>input</w:t>
+      </w:r>
+      <w:r>
+        <w:rPr>
+          <w:b w:val="0"/>
+        </w:rPr>
+        <w:t>, deciding step, result and limit.</w:t>
+      </w:r>
+    </w:p>
+    <w:p>
+      <w:pPr>
+        <w:spacing w:line="336" w:lineRule="auto" w:after="180"/>
+      </w:pPr>
+      <w:r>
+        <w:rPr>
+          <w:b w:val="0"/>
+        </w:rPr>
+        <w:t>Supported question: Which original block needs a better width before accepting or rejecting it? What should the reviewer do?</w:t>
+      </w:r>
+    </w:p>
+    <w:p>
+      <w:pPr>
+        <w:spacing w:line="336" w:lineRule="auto" w:after="180"/>
+        <w:shd w:fill="F5F1FB"/>
+      </w:pPr>
+      <w:r>
+        <w:rPr>
+          <w:b w:val="0"/>
+        </w:rPr>
+        <w:t xml:space="preserve">Draw your project trace and justify the deciding step using </w:t>
+      </w:r>
+      <w:r>
+        <w:rPr>
+          <w:b/>
+        </w:rPr>
+        <w:t>evidence</w:t>
+      </w:r>
+      <w:r>
+        <w:rPr>
+          <w:b w:val="0"/>
+        </w:rPr>
+        <w:t>.</w:t>
+      </w:r>
+    </w:p>
+    <w:p>
+      <w:pPr>
+        <w:pStyle w:val="Heading3"/>
+      </w:pPr>
+      <w:r>
+        <w:t>Discuss while showing the picture</w:t>
+      </w:r>
+    </w:p>
+    <w:p>
+      <w:pPr>
+        <w:spacing w:line="336" w:lineRule="auto" w:after="180"/>
+        <w:shd w:fill="F1F6F8"/>
+      </w:pPr>
+      <w:r>
+        <w:rPr>
+          <w:b w:val="0"/>
+        </w:rPr>
+        <w:t xml:space="preserve">Teacher prompt: Draw your project trace and justify the deciding step using </w:t>
+      </w:r>
+      <w:r>
+        <w:rPr>
+          <w:b/>
+        </w:rPr>
+        <w:t>evidence</w:t>
+      </w:r>
+      <w:r>
+        <w:rPr>
+          <w:b w:val="0"/>
+        </w:rPr>
+        <w:t>. Ask learners to describe one label or arrow in ordinary words. Use the adjacent transcript if the image is difficult to see.</w:t>
+      </w:r>
+    </w:p>
+    <w:p>
+      <w:pPr>
+        <w:spacing w:line="336" w:lineRule="auto" w:after="180"/>
+        <w:shd w:fill="F1F6F8"/>
+      </w:pPr>
+      <w:r>
+        <w:rPr>
+          <w:b w:val="0"/>
+        </w:rPr>
+        <w:t xml:space="preserve">Supported practice key: B needs review because 5 fits and 6 fails. The reviewer should remeasure width in cm and retain the </w:t>
+      </w:r>
+      <w:r>
+        <w:rPr>
+          <w:b/>
+        </w:rPr>
+        <w:t>evidence</w:t>
+      </w:r>
+      <w:r>
+        <w:rPr>
+          <w:b w:val="0"/>
+        </w:rPr>
+        <w:t>.</w:t>
       </w:r>
     </w:p>
     <w:sectPr>

--- a/downloads/teacher/ai-1-week-16.docx
+++ b/downloads/teacher/ai-1-week-16.docx
@@ -143,7 +143,7 @@
           </w:tcPr>
           <w:p>
             <w:r>
-              <w:t>Sections 1–6; record the brief recall in the workbook.</w:t>
+              <w:t>Use Your mission, Notice the evidence, See how it works, Compare the cases, Words that unlock the idea and Follow a worked example; record the brief recall in the workbook.</w:t>
             </w:r>
           </w:p>
         </w:tc>
@@ -175,7 +175,7 @@
           </w:tcPr>
           <w:p>
             <w:r>
-              <w:t>Sections 7–10; use the matching workbook W2 and misconception check.</w:t>
+              <w:t>Use Find and repair a mistake, Practise together, Run the investigation and Build your understanding; use the matching workbook W2 and misconception check.</w:t>
             </w:r>
           </w:p>
         </w:tc>
@@ -207,7 +207,7 @@
           </w:tcPr>
           <w:p>
             <w:r>
-              <w:t>Sections 9 and 11–14. Give extra time to finish the full task set; use Section 15 when the week includes a coding lab.</w:t>
+              <w:t>Use Run the investigation, Connect your project, Show what you know, Study a complete case and Try a new case independently. Allow extra time for the full task set. Use a coding lab only when this week actually provides one; Your lesson route is the planning section.</w:t>
             </w:r>
           </w:p>
         </w:tc>
@@ -2409,8 +2409,8 @@
       <w:r>
         <w:drawing>
           <wp:inline xmlns:a="http://schemas.openxmlformats.org/drawingml/2006/main" xmlns:pic="http://schemas.openxmlformats.org/drawingml/2006/picture">
-            <wp:extent cx="5311302" cy="5943600"/>
-            <wp:docPr id="2" name="Picture 2" descr="Boundaries and 'Not Sure'. Block A possibilities: 4 and 5 both satisfy the including equality width limit.. Block B possibilities: 5 fits; 6 does not.. Compare decisions: A has one supported decision; B’s possible decisions disagree.. Review B: Ask a named reviewer to remeasure B using the specified width unit."/>
+            <wp:extent cx="5276995" cy="5943599"/>
+            <wp:docPr id="2" name="Picture 2" descr="Boundaries and 'Not Sure'. Block A possibilities: 4 and 5 both satisfy the width limit, which includes equality.. Block B possibilities: 5 fits; 6 does not.. Compare decisions: A has one supported decision; B’s possible decisions disagree.. Review B: Ask a named reviewer to remeasure B using the specified width unit."/>
             <wp:cNvGraphicFramePr>
               <a:graphicFrameLocks noChangeAspect="1"/>
             </wp:cNvGraphicFramePr>
@@ -2430,7 +2430,7 @@
                   <pic:spPr>
                     <a:xfrm>
                       <a:off x="0" y="0"/>
-                      <a:ext cx="5311302" cy="5943600"/>
+                      <a:ext cx="5276995" cy="5943599"/>
                     </a:xfrm>
                     <a:prstGeom prst="rect"/>
                   </pic:spPr>
@@ -2501,7 +2501,7 @@
           </w:tcPr>
           <w:p>
             <w:r>
-              <w:t>4 and 5 both satisfy the including equality width limit.</w:t>
+              <w:t>4 and 5 both satisfy the width limit, which includes equality.</w:t>
             </w:r>
           </w:p>
         </w:tc>
@@ -6542,7 +6542,7 @@
           </w:tcPr>
           <w:p>
             <w:r>
-              <w:t>Sections 1–6; record the brief recall in the workbook.</w:t>
+              <w:t>Use Your mission, Notice the evidence, See how it works, Compare the cases, Words that unlock the idea and Follow a worked example; record the brief recall in the workbook.</w:t>
             </w:r>
           </w:p>
         </w:tc>
@@ -6574,7 +6574,7 @@
           </w:tcPr>
           <w:p>
             <w:r>
-              <w:t>Sections 7–10; use the matching workbook W2 and misconception check.</w:t>
+              <w:t>Use Find and repair a mistake, Practise together, Run the investigation and Build your understanding; use the matching workbook W2 and misconception check.</w:t>
             </w:r>
           </w:p>
         </w:tc>
@@ -6606,7 +6606,7 @@
           </w:tcPr>
           <w:p>
             <w:r>
-              <w:t>Sections 9 and 11–14. Give extra time to finish the full task set; use Section 15 when the week includes a coding lab.</w:t>
+              <w:t>Use Run the investigation, Connect your project, Show what you know, Study a complete case and Try a new case independently. Allow extra time for the full task set. Use a coding lab only when this week actually provides one; Your lesson route is the planning section.</w:t>
             </w:r>
           </w:p>
         </w:tc>
@@ -7356,7 +7356,7 @@
         <w:drawing>
           <wp:inline xmlns:a="http://schemas.openxmlformats.org/drawingml/2006/main" xmlns:pic="http://schemas.openxmlformats.org/drawingml/2006/picture">
             <wp:extent cx="5486400" cy="4005072"/>
-            <wp:docPr id="4" name="Picture 4" descr="Block A possibilities: 4 and 5 both satisfy the including equality width limit. → Block B possibilities: 5 fits; 6 does not. → Compare decisions: A has one supported decision; B’s possible decisions disagree. → Review B: Ask a named reviewer to remeasure B using the specified width unit."/>
+            <wp:docPr id="4" name="Picture 4" descr="Block A possibilities: 4 and 5 both satisfy the width limit, which includes equality. → Block B possibilities: 5 fits; 6 does not. → Compare decisions: A has one supported decision; B’s possible decisions disagree. → Review B: Ask a named reviewer to remeasure B using the specified width unit."/>
             <wp:cNvGraphicFramePr>
               <a:graphicFrameLocks noChangeAspect="1"/>
             </wp:cNvGraphicFramePr>
@@ -7395,7 +7395,7 @@
         <w:rPr>
           <w:b w:val="0"/>
         </w:rPr>
-        <w:t>Block A possibilities: 4 and 5 both satisfy the including equality width limit. → Block B possibilities: 5 fits; 6 does not. → Compare decisions: A has one supported decision; B’s possible decisions disagree. → Review B: Ask a named reviewer to remeasure B using the specified width unit.</w:t>
+        <w:t>Block A possibilities: 4 and 5 both satisfy the width limit, which includes equality. → Block B possibilities: 5 fits; 6 does not. → Compare decisions: A has one supported decision; B’s possible decisions disagree. → Review B: Ask a named reviewer to remeasure B using the specified width unit.</w:t>
       </w:r>
     </w:p>
     <w:p>

--- a/downloads/teacher/ai-1-week-16.docx
+++ b/downloads/teacher/ai-1-week-16.docx
@@ -25,20 +25,38 @@
         <w:pStyle w:val="Heading1"/>
       </w:pPr>
       <w:r>
-        <w:t>01. Boundaries and 'Not Sure'</w:t>
-      </w:r>
-    </w:p>
-    <w:p>
-      <w:r>
-        <w:t>Prepare Boundaries and 'Not Sure': check the target, prerequisites, resources and adaptable teaching schedule.</w:t>
-      </w:r>
-    </w:p>
-    <w:p>
-      <w:pPr>
-        <w:pStyle w:val="Heading3"/>
-      </w:pPr>
-      <w:r>
-        <w:t>Teach the learning cycle</w:t>
+        <w:t>Teach review as an evidence process.</w:t>
+      </w:r>
+    </w:p>
+    <w:p>
+      <w:r>
+        <w:t>Model complete possibility sets, distinguish stable predictions and reserve the distance task for independent evidence.</w:t>
+      </w:r>
+    </w:p>
+    <w:p>
+      <w:r>
+        <w:t>Look for a specific gap, a relevant check and an honest unresolved outcome.</w:t>
+      </w:r>
+    </w:p>
+    <w:p>
+      <w:pPr>
+        <w:pStyle w:val="Heading1"/>
+      </w:pPr>
+      <w:r>
+        <w:t>01. Prepare this connected week</w:t>
+      </w:r>
+    </w:p>
+    <w:p>
+      <w:r>
+        <w:t>Use one main plan and keep practice separate from the independent first attempt.</w:t>
+      </w:r>
+    </w:p>
+    <w:p>
+      <w:pPr>
+        <w:pStyle w:val="Heading2"/>
+      </w:pPr>
+      <w:r>
+        <w:t>Learning goal and precision</w:t>
       </w:r>
     </w:p>
     <w:p>
@@ -68,6 +86,171 @@
           <w:b/>
         </w:rPr>
         <w:t>prediction</w:t>
+      </w:r>
+    </w:p>
+    <w:p>
+      <w:pPr>
+        <w:spacing w:line="336" w:lineRule="auto" w:after="180"/>
+      </w:pPr>
+      <w:r>
+        <w:rPr>
+          <w:b w:val="0"/>
+        </w:rPr>
+        <w:t xml:space="preserve">Develop </w:t>
+      </w:r>
+      <w:r>
+        <w:rPr>
+          <w:b/>
+        </w:rPr>
+        <w:t>uncertainty</w:t>
+      </w:r>
+      <w:r>
+        <w:rPr>
+          <w:b w:val="0"/>
+        </w:rPr>
+        <w:t xml:space="preserve"> as a specific </w:t>
+      </w:r>
+      <w:r>
+        <w:rPr>
+          <w:b/>
+        </w:rPr>
+        <w:t>evidence</w:t>
+      </w:r>
+      <w:r>
+        <w:rPr>
+          <w:b w:val="0"/>
+        </w:rPr>
+        <w:t xml:space="preserve"> gap with a matching review path. The possible-</w:t>
+      </w:r>
+      <w:r>
+        <w:rPr>
+          <w:b/>
+        </w:rPr>
+        <w:t>input</w:t>
+      </w:r>
+      <w:r>
+        <w:rPr>
+          <w:b w:val="0"/>
+        </w:rPr>
+        <w:t xml:space="preserve"> comparison is a reasoning exercise, not a probability calculation.</w:t>
+      </w:r>
+    </w:p>
+    <w:p>
+      <w:pPr>
+        <w:spacing w:line="336" w:lineRule="auto" w:after="180"/>
+      </w:pPr>
+      <w:r>
+        <w:rPr>
+          <w:b w:val="0"/>
+        </w:rPr>
+        <w:t xml:space="preserve">Assume the listed possibilities are complete for the paper tasks; do not imply that a model normally knows all </w:t>
+      </w:r>
+      <w:r>
+        <w:rPr>
+          <w:b/>
+        </w:rPr>
+        <w:t>possible input</w:t>
+      </w:r>
+      <w:r>
+        <w:rPr>
+          <w:b w:val="0"/>
+        </w:rPr>
+        <w:t xml:space="preserve">s or that shared </w:t>
+      </w:r>
+      <w:r>
+        <w:rPr>
+          <w:b/>
+        </w:rPr>
+        <w:t>prediction</w:t>
+      </w:r>
+      <w:r>
+        <w:rPr>
+          <w:b w:val="0"/>
+        </w:rPr>
+        <w:t>s verify correctness.</w:t>
+      </w:r>
+    </w:p>
+    <w:p>
+      <w:pPr>
+        <w:spacing w:line="336" w:lineRule="auto" w:after="180"/>
+      </w:pPr>
+      <w:r>
+        <w:rPr>
+          <w:b w:val="0"/>
+        </w:rPr>
+        <w:t xml:space="preserve">By the end, I can use </w:t>
+      </w:r>
+      <w:r>
+        <w:rPr>
+          <w:b/>
+        </w:rPr>
+        <w:t>uncertainty</w:t>
+      </w:r>
+      <w:r>
+        <w:rPr>
+          <w:b w:val="0"/>
+        </w:rPr>
+        <w:t xml:space="preserve"> to request a specific review when </w:t>
+      </w:r>
+      <w:r>
+        <w:rPr>
+          <w:b/>
+        </w:rPr>
+        <w:t>possible input</w:t>
+      </w:r>
+      <w:r>
+        <w:rPr>
+          <w:b w:val="0"/>
+        </w:rPr>
+        <w:t>s lead to different decisions.</w:t>
+      </w:r>
+    </w:p>
+    <w:p>
+      <w:pPr>
+        <w:pStyle w:val="Heading2"/>
+      </w:pPr>
+      <w:r>
+        <w:t>What to prepare</w:t>
+      </w:r>
+    </w:p>
+    <w:p>
+      <w:pPr>
+        <w:pStyle w:val="ListBullet"/>
+      </w:pPr>
+      <w:r>
+        <w:t>Use the supplied scenario, student illustrations and blank paper. For numeric work, offer counters or a calculator after learners show the setup. Fictional records are supplied; personal data and paid accounts are unnecessary.</w:t>
+      </w:r>
+    </w:p>
+    <w:p>
+      <w:pPr>
+        <w:pStyle w:val="ListBullet"/>
+      </w:pPr>
+      <w:r>
+        <w:t>Tower cards labelled either 5 or 6 cm, either 8 or 9 cm, and height missing</w:t>
+      </w:r>
+    </w:p>
+    <w:p>
+      <w:pPr>
+        <w:pStyle w:val="ListBullet"/>
+      </w:pPr>
+      <w:r>
+        <w:t>A review record with original input, model version, issue, requested evidence and outcome</w:t>
+      </w:r>
+    </w:p>
+    <w:p>
+      <w:pPr>
+        <w:pStyle w:val="ListBullet"/>
+      </w:pPr>
+      <w:r>
+        <w:t>Distance possibility cards from W4; use fictional measurements and no personal data</w:t>
+      </w:r>
+    </w:p>
+    <w:p>
+      <w:pPr>
+        <w:pStyle w:val="Heading2"/>
+      </w:pPr>
+      <w:r>
+        <w:t>Main teaching plan</w:t>
       </w:r>
     </w:p>
     <w:tbl>
@@ -249,9 +432,212 @@
     </w:p>
     <w:p>
       <w:pPr>
+        <w:pStyle w:val="Heading2"/>
+      </w:pPr>
+      <w:r>
+        <w:t>Opening retrieval and readiness</w:t>
+      </w:r>
+    </w:p>
+    <w:p>
+      <w:pPr>
+        <w:spacing w:line="336" w:lineRule="auto" w:after="180"/>
+      </w:pPr>
+      <w:r>
+        <w:rPr>
+          <w:b w:val="0"/>
+        </w:rPr>
+        <w:t>Without opening the old lesson, explain one key idea from Save New Examples for Testing. Give an example and a mistake that the idea helps you avoid.</w:t>
+      </w:r>
+    </w:p>
+    <w:p>
+      <w:pPr>
+        <w:spacing w:line="336" w:lineRule="auto" w:after="180"/>
+      </w:pPr>
+      <w:r>
+        <w:rPr>
+          <w:b w:val="0"/>
+        </w:rPr>
+        <w:t>Look for: Separate examples used to choose a model from examples reserved for its final evaluation</w:t>
+      </w:r>
+    </w:p>
+    <w:p>
+      <w:pPr>
+        <w:spacing w:line="336" w:lineRule="auto" w:after="180"/>
+      </w:pPr>
+      <w:r>
+        <w:rPr>
+          <w:b w:val="0"/>
+        </w:rPr>
+        <w:t>Reference example, not the only acceptable wording: Comparing candidates is development. Scoring a frozen model on previously reserved examples is evaluation, provided they did not influence its development.</w:t>
+      </w:r>
+    </w:p>
+    <w:p>
+      <w:pPr>
+        <w:spacing w:line="336" w:lineRule="auto" w:after="180"/>
+      </w:pPr>
+      <w:r>
+        <w:rPr>
+          <w:b w:val="0"/>
+        </w:rPr>
+        <w:t>Changing a threshold after reading the test score uses that test information for development of the revision; the same set is no longer independent of that revision.</w:t>
+      </w:r>
+    </w:p>
+    <w:p>
+      <w:pPr>
+        <w:spacing w:line="336" w:lineRule="auto" w:after="180"/>
+      </w:pPr>
+      <w:r>
+        <w:rPr>
+          <w:b w:val="0"/>
+        </w:rPr>
+        <w:t>Without opening the old lesson, explain one key idea from Learning from Examples. Give an example and a mistake that the idea helps you avoid.</w:t>
+      </w:r>
+    </w:p>
+    <w:p>
+      <w:pPr>
+        <w:spacing w:line="336" w:lineRule="auto" w:after="180"/>
+      </w:pPr>
+      <w:r>
+        <w:rPr>
+          <w:b w:val="0"/>
+        </w:rPr>
+        <w:t xml:space="preserve">Look for: Fit a threshold by tracing </w:t>
+      </w:r>
+      <w:r>
+        <w:rPr>
+          <w:b/>
+        </w:rPr>
+        <w:t>prediction</w:t>
+      </w:r>
+      <w:r>
+        <w:rPr>
+          <w:b w:val="0"/>
+        </w:rPr>
+        <w:t>s and counting disagreements for every candidate</w:t>
+      </w:r>
+    </w:p>
+    <w:p>
+      <w:pPr>
+        <w:spacing w:line="336" w:lineRule="auto" w:after="180"/>
+      </w:pPr>
+      <w:r>
+        <w:rPr>
+          <w:b w:val="0"/>
+        </w:rPr>
+        <w:t>Reference example, not the only acceptable wording: Threshold 3 predicts short, tall, tall, tall, disagreeing only at 4 cm: count 1. Threshold 7 predicts short, short, short, tall, disagreeing only at 6 cm: count 1.</w:t>
+      </w:r>
+    </w:p>
+    <w:p>
+      <w:pPr>
+        <w:spacing w:line="336" w:lineRule="auto" w:after="180"/>
+      </w:pPr>
+      <w:r>
+        <w:rPr>
+          <w:b w:val="0"/>
+        </w:rPr>
+        <w:t>Reset the tally for each candidate.</w:t>
+      </w:r>
+    </w:p>
+    <w:p>
+      <w:pPr>
+        <w:spacing w:line="336" w:lineRule="auto" w:after="180"/>
+      </w:pPr>
+      <w:r>
+        <w:rPr>
+          <w:b w:val="0"/>
+        </w:rPr>
+        <w:t>Without opening the old lesson, explain one key idea from If/Then Decisions. Give an example and a mistake that the idea helps you avoid.</w:t>
+      </w:r>
+    </w:p>
+    <w:p>
+      <w:pPr>
+        <w:spacing w:line="336" w:lineRule="auto" w:after="180"/>
+      </w:pPr>
+      <w:r>
+        <w:rPr>
+          <w:b w:val="0"/>
+        </w:rPr>
+        <w:t>Look for: Evaluate a condition using the current state and trace only the selected branch</w:t>
+      </w:r>
+    </w:p>
+    <w:p>
+      <w:pPr>
+        <w:spacing w:line="336" w:lineRule="auto" w:after="180"/>
+      </w:pPr>
+      <w:r>
+        <w:rPr>
+          <w:b w:val="0"/>
+        </w:rPr>
+        <w:t>Reference example, not the only acceptable wording: Start 2: after adding 2 score is 4; at least 6 is false; add 4 and report 8. Start 5: after adding 2 score is 7; at least 6 is true; subtract 3 and report 4.</w:t>
+      </w:r>
+    </w:p>
+    <w:p>
+      <w:pPr>
+        <w:spacing w:line="336" w:lineRule="auto" w:after="180"/>
+      </w:pPr>
+      <w:r>
+        <w:rPr>
+          <w:b w:val="0"/>
+        </w:rPr>
+        <w:t>Each run starts fresh and executes only its selected branch.</w:t>
+      </w:r>
+    </w:p>
+    <w:p>
+      <w:pPr>
+        <w:spacing w:line="336" w:lineRule="auto" w:after="180"/>
+      </w:pPr>
+      <w:r>
+        <w:rPr>
+          <w:b w:val="0"/>
+        </w:rPr>
+        <w:t xml:space="preserve">At 5 it predicts short; at 6 it predicts tall. The unclear </w:t>
+      </w:r>
+      <w:r>
+        <w:rPr>
+          <w:b/>
+        </w:rPr>
+        <w:t>input</w:t>
+      </w:r>
+      <w:r>
+        <w:rPr>
+          <w:b w:val="0"/>
+        </w:rPr>
+        <w:t xml:space="preserve"> leaves two different possible </w:t>
+      </w:r>
+      <w:r>
+        <w:rPr>
+          <w:b/>
+        </w:rPr>
+        <w:t>prediction</w:t>
+      </w:r>
+      <w:r>
+        <w:rPr>
+          <w:b w:val="0"/>
+        </w:rPr>
+        <w:t>s. A previous test result does not tell us which height this record contains.</w:t>
+      </w:r>
+    </w:p>
+    <w:p>
+      <w:pPr>
+        <w:pStyle w:val="Heading2"/>
+      </w:pPr>
+      <w:r>
+        <w:t>Earlier wording, alternatives and picture transcripts · reference / check after trying</w:t>
+      </w:r>
+    </w:p>
+    <w:p>
+      <w:pPr>
         <w:pStyle w:val="Heading3"/>
       </w:pPr>
       <w:r>
+        <w:t>Teach the learning cycle</w:t>
+      </w:r>
+    </w:p>
+    <w:p>
+      <w:pPr>
+        <w:pStyle w:val="Heading3"/>
+      </w:pPr>
+      <w:r>
         <w:t>Retrieval answer guidance</w:t>
       </w:r>
     </w:p>
@@ -265,50 +651,6 @@
     </w:p>
     <w:p>
       <w:pPr>
-        <w:spacing w:line="336" w:lineRule="auto" w:after="180"/>
-      </w:pPr>
-      <w:r>
-        <w:rPr>
-          <w:b w:val="0"/>
-        </w:rPr>
-        <w:t>Without opening the old lesson, explain one key idea from Save New Examples for Testing. Give an example and a mistake that the idea helps you avoid.</w:t>
-      </w:r>
-    </w:p>
-    <w:p>
-      <w:pPr>
-        <w:spacing w:line="336" w:lineRule="auto" w:after="180"/>
-      </w:pPr>
-      <w:r>
-        <w:rPr>
-          <w:b w:val="0"/>
-        </w:rPr>
-        <w:t>Look for: Separate examples used to choose a model from examples reserved for its final evaluation</w:t>
-      </w:r>
-    </w:p>
-    <w:p>
-      <w:pPr>
-        <w:spacing w:line="336" w:lineRule="auto" w:after="180"/>
-      </w:pPr>
-      <w:r>
-        <w:rPr>
-          <w:b w:val="0"/>
-        </w:rPr>
-        <w:t>Reference example, not the only acceptable wording: Comparing candidates is development. Scoring a frozen model on previously reserved examples is evaluation, provided they did not influence its development.</w:t>
-      </w:r>
-    </w:p>
-    <w:p>
-      <w:pPr>
-        <w:spacing w:line="336" w:lineRule="auto" w:after="180"/>
-      </w:pPr>
-      <w:r>
-        <w:rPr>
-          <w:b w:val="0"/>
-        </w:rPr>
-        <w:t>Changing a threshold after reading the test score uses that test information for development of the revision; the same set is no longer independent of that revision.</w:t>
-      </w:r>
-    </w:p>
-    <w:p>
-      <w:pPr>
         <w:pStyle w:val="Heading3"/>
       </w:pPr>
       <w:r>
@@ -317,110 +659,10 @@
     </w:p>
     <w:p>
       <w:pPr>
-        <w:spacing w:line="336" w:lineRule="auto" w:after="180"/>
-      </w:pPr>
-      <w:r>
-        <w:rPr>
-          <w:b w:val="0"/>
-        </w:rPr>
-        <w:t>Without opening the old lesson, explain one key idea from Learning from Examples. Give an example and a mistake that the idea helps you avoid.</w:t>
-      </w:r>
-    </w:p>
-    <w:p>
-      <w:pPr>
-        <w:spacing w:line="336" w:lineRule="auto" w:after="180"/>
-      </w:pPr>
-      <w:r>
-        <w:rPr>
-          <w:b w:val="0"/>
-        </w:rPr>
-        <w:t xml:space="preserve">Look for: Fit a threshold by tracing </w:t>
-      </w:r>
-      <w:r>
-        <w:rPr>
-          <w:b/>
-        </w:rPr>
-        <w:t>prediction</w:t>
-      </w:r>
-      <w:r>
-        <w:rPr>
-          <w:b w:val="0"/>
-        </w:rPr>
-        <w:t>s and counting disagreements for every candidate</w:t>
-      </w:r>
-    </w:p>
-    <w:p>
-      <w:pPr>
-        <w:spacing w:line="336" w:lineRule="auto" w:after="180"/>
-      </w:pPr>
-      <w:r>
-        <w:rPr>
-          <w:b w:val="0"/>
-        </w:rPr>
-        <w:t>Reference example, not the only acceptable wording: Threshold 3 predicts short, tall, tall, tall, disagreeing only at 4 cm: count 1. Threshold 7 predicts short, short, short, tall, disagreeing only at 6 cm: count 1.</w:t>
-      </w:r>
-    </w:p>
-    <w:p>
-      <w:pPr>
-        <w:spacing w:line="336" w:lineRule="auto" w:after="180"/>
-      </w:pPr>
-      <w:r>
-        <w:rPr>
-          <w:b w:val="0"/>
-        </w:rPr>
-        <w:t>Reset the tally for each candidate.</w:t>
-      </w:r>
-    </w:p>
-    <w:p>
-      <w:pPr>
         <w:pStyle w:val="Heading3"/>
       </w:pPr>
       <w:r>
         <w:t>If/Then Decisions</w:t>
-      </w:r>
-    </w:p>
-    <w:p>
-      <w:pPr>
-        <w:spacing w:line="336" w:lineRule="auto" w:after="180"/>
-      </w:pPr>
-      <w:r>
-        <w:rPr>
-          <w:b w:val="0"/>
-        </w:rPr>
-        <w:t>Without opening the old lesson, explain one key idea from If/Then Decisions. Give an example and a mistake that the idea helps you avoid.</w:t>
-      </w:r>
-    </w:p>
-    <w:p>
-      <w:pPr>
-        <w:spacing w:line="336" w:lineRule="auto" w:after="180"/>
-      </w:pPr>
-      <w:r>
-        <w:rPr>
-          <w:b w:val="0"/>
-        </w:rPr>
-        <w:t>Look for: Evaluate a condition using the current state and trace only the selected branch</w:t>
-      </w:r>
-    </w:p>
-    <w:p>
-      <w:pPr>
-        <w:spacing w:line="336" w:lineRule="auto" w:after="180"/>
-      </w:pPr>
-      <w:r>
-        <w:rPr>
-          <w:b w:val="0"/>
-        </w:rPr>
-        <w:t>Reference example, not the only acceptable wording: Start 2: after adding 2 score is 4; at least 6 is false; add 4 and report 8. Start 5: after adding 2 score is 7; at least 6 is true; subtract 3 and report 4.</w:t>
-      </w:r>
-    </w:p>
-    <w:p>
-      <w:pPr>
-        <w:spacing w:line="336" w:lineRule="auto" w:after="180"/>
-      </w:pPr>
-      <w:r>
-        <w:rPr>
-          <w:b w:val="0"/>
-        </w:rPr>
-        <w:t>Each run starts fresh and executes only its selected branch.</w:t>
       </w:r>
     </w:p>
     <w:p>
@@ -641,6 +883,11 @@
       </w:r>
     </w:p>
     <w:p>
+      <w:r>
+        <w:t>This compact option is not the full-week schedule. Use the main teaching cycle and allow extra sessions for the investigation, independent work and project.</w:t>
+      </w:r>
+    </w:p>
+    <w:p>
       <w:pPr>
         <w:spacing w:line="336" w:lineRule="auto" w:after="180"/>
       </w:pPr>
@@ -648,7 +895,7 @@
         <w:rPr>
           <w:b w:val="0"/>
         </w:rPr>
-        <w:t>Use the supplied scenario, student illustrations and blank paper. For numeric work, offer counters or a calculator after learners show the setup. Fictional records are supplied; personal data and paid accounts are unnecessary.</w:t>
+        <w:t>Allow 80 minutes: recall 8; explanation 12; worked demonstration 15; guided practice 20; independent assessment 15; project and reflection 10. Extend the lab into a second session when needed.</w:t>
       </w:r>
     </w:p>
     <w:p>
@@ -656,32 +903,55 @@
         <w:pStyle w:val="Heading3"/>
       </w:pPr>
       <w:r>
-        <w:t>Alternative compact allocation</w:t>
-      </w:r>
-    </w:p>
-    <w:p>
-      <w:r>
-        <w:t>This compact option is not the full-week schedule. Use the main teaching cycle and allow extra sessions for the investigation, independent work and project.</w:t>
+        <w:t>Preparation for the connected explanation</w:t>
+      </w:r>
+    </w:p>
+    <w:p>
+      <w:pPr>
+        <w:pStyle w:val="Heading3"/>
+      </w:pPr>
+      <w:r>
+        <w:t>Readiness answer</w:t>
+      </w:r>
+    </w:p>
+    <w:p>
+      <w:pPr>
+        <w:pStyle w:val="Heading3"/>
+      </w:pPr>
+      <w:r>
+        <w:t>End goal for the pictorial case</w:t>
       </w:r>
     </w:p>
     <w:p>
       <w:pPr>
         <w:spacing w:line="336" w:lineRule="auto" w:after="180"/>
-        <w:shd w:fill="F1F6F8"/>
-      </w:pPr>
-      <w:r>
-        <w:rPr>
-          <w:b w:val="0"/>
-        </w:rPr>
-        <w:t>Allow 80 minutes: recall 8; explanation 12; worked demonstration 15; guided practice 20; independent assessment 15; project and reflection 10. Extend the lab into a second session when needed.</w:t>
-      </w:r>
-    </w:p>
-    <w:p>
-      <w:pPr>
-        <w:pStyle w:val="Heading3"/>
-      </w:pPr>
-      <w:r>
-        <w:t>Preparation for the connected explanation</w:t>
+      </w:pPr>
+      <w:r>
+        <w:rPr>
+          <w:b w:val="0"/>
+        </w:rPr>
+        <w:t>This added worked case illustrates the week’s main idea. Retain all original and connected topics; schedule its practice within the teaching cycle.</w:t>
+      </w:r>
+    </w:p>
+    <w:p>
+      <w:pPr>
+        <w:pStyle w:val="Heading1"/>
+      </w:pPr>
+      <w:r>
+        <w:t>02. Teach uncertainty through explicit alternative inputs</w:t>
+      </w:r>
+    </w:p>
+    <w:p>
+      <w:r>
+        <w:t>Separate measurement ambiguity, decision stability and evidence of correctness.</w:t>
+      </w:r>
+    </w:p>
+    <w:p>
+      <w:pPr>
+        <w:pStyle w:val="Heading2"/>
+      </w:pPr>
+      <w:r>
+        <w:t>Begin with the known tower rule and unclear input</w:t>
       </w:r>
     </w:p>
     <w:p>
@@ -692,1182 +962,422 @@
         <w:rPr>
           <w:b w:val="0"/>
         </w:rPr>
-        <w:t xml:space="preserve">Develop </w:t>
+        <w:t>An unclear measurement, a missing feature and a weakly tested model create different problems. Saying the AI is unsure does not identify which one matters.</w:t>
+      </w:r>
+    </w:p>
+    <w:p>
+      <w:pPr>
+        <w:spacing w:line="336" w:lineRule="auto" w:after="180"/>
+      </w:pPr>
+      <w:r>
+        <w:rPr>
+          <w:b w:val="0"/>
+        </w:rPr>
+        <w:t>Write what is known, what remains unknown and how the unknown could change the result. Then choose a check that addresses that specific gap.</w:t>
+      </w:r>
+    </w:p>
+    <w:p>
+      <w:pPr>
+        <w:spacing w:line="336" w:lineRule="auto" w:after="180"/>
+      </w:pPr>
+      <w:r>
+        <w:rPr>
+          <w:b w:val="0"/>
+        </w:rPr>
+        <w:t xml:space="preserve">Use the familiar tower model: tall at a height of at least 6 cm, short otherwise, for whole-number heights from 1 through 10. A smudged card could read 5 cm or 6 cm. The threshold is known; the </w:t>
       </w:r>
       <w:r>
         <w:rPr>
           <w:b/>
         </w:rPr>
+        <w:t>input</w:t>
+      </w:r>
+      <w:r>
+        <w:rPr>
+          <w:b w:val="0"/>
+        </w:rPr>
+        <w:t xml:space="preserve"> is unclear.</w:t>
+      </w:r>
+    </w:p>
+    <w:p>
+      <w:pPr>
+        <w:spacing w:line="336" w:lineRule="auto" w:after="180"/>
+      </w:pPr>
+      <w:r>
+        <w:rPr>
+          <w:b w:val="0"/>
+        </w:rPr>
+        <w:t>Repeating the same calculation cannot recover the missing digit.</w:t>
+      </w:r>
+    </w:p>
+    <w:p>
+      <w:pPr>
+        <w:spacing w:line="336" w:lineRule="auto" w:after="180"/>
+      </w:pPr>
+      <w:r>
+        <w:rPr>
+          <w:b w:val="0"/>
+        </w:rPr>
+        <w:t xml:space="preserve">For this paper investigation, treat the listed possibilities as the complete set allowed by the exercise. In real use, that assumption would itself need </w:t>
+      </w:r>
+      <w:r>
+        <w:rPr>
+          <w:b/>
+        </w:rPr>
+        <w:t>evidence</w:t>
+      </w:r>
+      <w:r>
+        <w:rPr>
+          <w:b w:val="0"/>
+        </w:rPr>
+        <w:t>.</w:t>
+      </w:r>
+    </w:p>
+    <w:p>
+      <w:pPr>
+        <w:spacing w:line="336" w:lineRule="auto" w:after="180"/>
+      </w:pPr>
+      <w:r>
+        <w:rPr>
+          <w:b w:val="0"/>
+        </w:rPr>
+        <w:t xml:space="preserve">We will compare the model’s </w:t>
+      </w:r>
+      <w:r>
+        <w:rPr>
+          <w:b/>
+        </w:rPr>
+        <w:t>prediction</w:t>
+      </w:r>
+      <w:r>
+        <w:rPr>
+          <w:b w:val="0"/>
+        </w:rPr>
+        <w:t>s under each possibility; we are not changing Tower1 to accept an invented exact measurement.</w:t>
+      </w:r>
+    </w:p>
+    <w:p>
+      <w:pPr>
+        <w:pStyle w:val="Heading2"/>
+      </w:pPr>
+      <w:r>
+        <w:t>Compare crossing and stable possibility sets</w:t>
+      </w:r>
+    </w:p>
+    <w:p>
+      <w:pPr>
+        <w:spacing w:line="336" w:lineRule="auto" w:after="180"/>
+      </w:pPr>
+      <w:r>
+        <w:rPr>
+          <w:b w:val="0"/>
+        </w:rPr>
+        <w:t>At either 5 or 6 cm, one possibility predicts short and the other tall. Record no single category yet and ask for the original record or a new measurement. Do not select the more convenient digit.</w:t>
+      </w:r>
+    </w:p>
+    <w:p>
+      <w:pPr>
+        <w:spacing w:line="336" w:lineRule="auto" w:after="180"/>
+      </w:pPr>
+      <w:r>
+        <w:rPr>
+          <w:b w:val="0"/>
+        </w:rPr>
+        <w:t xml:space="preserve">Averaging the two readings would introduce a different </w:t>
+      </w:r>
+      <w:r>
+        <w:rPr>
+          <w:b/>
+        </w:rPr>
+        <w:t>input</w:t>
+      </w:r>
+      <w:r>
+        <w:rPr>
+          <w:b w:val="0"/>
+        </w:rPr>
+        <w:t xml:space="preserve"> that neither possibility stated.</w:t>
+      </w:r>
+    </w:p>
+    <w:p>
+      <w:pPr>
+        <w:spacing w:line="336" w:lineRule="auto" w:after="180"/>
+      </w:pPr>
+      <w:r>
+        <w:rPr>
+          <w:b w:val="0"/>
+        </w:rPr>
+        <w:t xml:space="preserve">At either 8 or 9 cm, the model predicts tall in both cases. You can state that the </w:t>
+      </w:r>
+      <w:r>
+        <w:rPr>
+          <w:b/>
+        </w:rPr>
+        <w:t>prediction</w:t>
+      </w:r>
+      <w:r>
+        <w:rPr>
+          <w:b w:val="0"/>
+        </w:rPr>
+        <w:t xml:space="preserve"> stays tall under these two possibilities. Keep the exact-height </w:t>
+      </w:r>
+      <w:r>
+        <w:rPr>
+          <w:b/>
+        </w:rPr>
         <w:t>uncertainty</w:t>
       </w:r>
       <w:r>
         <w:rPr>
           <w:b w:val="0"/>
         </w:rPr>
-        <w:t xml:space="preserve"> as a specific </w:t>
-      </w:r>
+        <w:t xml:space="preserve"> visible.</w:t>
+      </w:r>
+    </w:p>
+    <w:p>
+      <w:pPr>
+        <w:spacing w:line="336" w:lineRule="auto" w:after="180"/>
+      </w:pPr>
+      <w:r>
+        <w:rPr>
+          <w:b w:val="0"/>
+        </w:rPr>
+        <w:t>This agreement does not check the model against a correct task label or establish that the list of possible heights is complete.</w:t>
+      </w:r>
+    </w:p>
+    <w:p>
+      <w:pPr>
+        <w:pStyle w:val="Heading2"/>
+      </w:pPr>
+      <w:r>
+        <w:t>Model the cubby acceptance cases</w:t>
+      </w:r>
+    </w:p>
+    <w:p>
+      <w:pPr>
+        <w:spacing w:line="336" w:lineRule="auto" w:after="180"/>
+      </w:pPr>
+      <w:r>
+        <w:rPr>
+          <w:b w:val="0"/>
+        </w:rPr>
+        <w:t>A fictional cubby selector accepts a block if width is at most 5 cm.</w:t>
+      </w:r>
+    </w:p>
+    <w:p>
+      <w:pPr>
+        <w:spacing w:line="336" w:lineRule="auto" w:after="180"/>
+      </w:pPr>
+      <w:r>
+        <w:rPr>
+          <w:b w:val="0"/>
+        </w:rPr>
+        <w:t>An unclear measurement means Block A is either 4 or 5 cm; Block B is either 5 or 6 cm.</w:t>
+      </w:r>
+    </w:p>
+    <w:p>
+      <w:pPr>
+        <w:spacing w:line="336" w:lineRule="auto" w:after="180"/>
+      </w:pPr>
+      <w:r>
+        <w:rPr>
+          <w:b w:val="0"/>
+        </w:rPr>
+        <w:t>These complete possibility sets contain all widths under consideration. Other dimensions are known to fit.</w:t>
+      </w:r>
+    </w:p>
+    <w:p>
+      <w:r>
+        <w:drawing>
+          <wp:inline xmlns:a="http://schemas.openxmlformats.org/drawingml/2006/main" xmlns:pic="http://schemas.openxmlformats.org/drawingml/2006/picture">
+            <wp:extent cx="5486400" cy="3096768"/>
+            <wp:docPr id="1" name="Picture 1" descr="Possibilities and decisions. Block A: Width 1 cm = 4, Decision 1 = fits, Width 2 cm = 5, Decision 2 = fits. Block B: Width 1 cm = 5, Decision 1 = fits, Width 2 cm = 6, Decision 2 = fails."/>
+            <wp:cNvGraphicFramePr>
+              <a:graphicFrameLocks noChangeAspect="1"/>
+            </wp:cNvGraphicFramePr>
+            <a:graphic>
+              <a:graphicData uri="http://schemas.openxmlformats.org/drawingml/2006/picture">
+                <pic:pic>
+                  <pic:nvPicPr>
+                    <pic:cNvPr id="0" name="academy-story-ai-1-16-03.png"/>
+                    <pic:cNvPicPr/>
+                  </pic:nvPicPr>
+                  <pic:blipFill>
+                    <a:blip r:embed="rId9"/>
+                    <a:stretch>
+                      <a:fillRect/>
+                    </a:stretch>
+                  </pic:blipFill>
+                  <pic:spPr>
+                    <a:xfrm>
+                      <a:off x="0" y="0"/>
+                      <a:ext cx="5486400" cy="3096768"/>
+                    </a:xfrm>
+                    <a:prstGeom prst="rect"/>
+                  </pic:spPr>
+                </pic:pic>
+              </a:graphicData>
+            </a:graphic>
+          </wp:inline>
+        </w:drawing>
+      </w:r>
+    </w:p>
+    <w:p>
+      <w:r>
+        <w:drawing>
+          <wp:inline xmlns:a="http://schemas.openxmlformats.org/drawingml/2006/main" xmlns:pic="http://schemas.openxmlformats.org/drawingml/2006/picture">
+            <wp:extent cx="5486400" cy="4005072"/>
+            <wp:docPr id="2" name="Picture 2" descr="Block A possibilities: 4 and 5 both satisfy the width limit, which includes equality. → Block B possibilities: 5 fits; 6 does not. → Compare decisions: A has one supported decision; B’s possible decisions disagree. → Review B: Ask a named reviewer to remeasure B using the specified width unit."/>
+            <wp:cNvGraphicFramePr>
+              <a:graphicFrameLocks noChangeAspect="1"/>
+            </wp:cNvGraphicFramePr>
+            <a:graphic>
+              <a:graphicData uri="http://schemas.openxmlformats.org/drawingml/2006/picture">
+                <pic:pic>
+                  <pic:nvPicPr>
+                    <pic:cNvPr id="0" name="academy-story-ai-1-16-02.png"/>
+                    <pic:cNvPicPr/>
+                  </pic:nvPicPr>
+                  <pic:blipFill>
+                    <a:blip r:embed="rId10"/>
+                    <a:stretch>
+                      <a:fillRect/>
+                    </a:stretch>
+                  </pic:blipFill>
+                  <pic:spPr>
+                    <a:xfrm>
+                      <a:off x="0" y="0"/>
+                      <a:ext cx="5486400" cy="4005072"/>
+                    </a:xfrm>
+                    <a:prstGeom prst="rect"/>
+                  </pic:spPr>
+                </pic:pic>
+              </a:graphicData>
+            </a:graphic>
+          </wp:inline>
+        </w:drawing>
+      </w:r>
+    </w:p>
+    <w:p>
+      <w:pPr>
+        <w:spacing w:line="336" w:lineRule="auto" w:after="180"/>
+      </w:pPr>
       <w:r>
         <w:rPr>
           <w:b/>
         </w:rPr>
+        <w:t>Uncertainty</w:t>
+      </w:r>
+      <w:r>
+        <w:rPr>
+          <w:b w:val="0"/>
+        </w:rPr>
+        <w:t xml:space="preserve"> about a number need not always create </w:t>
+      </w:r>
+      <w:r>
+        <w:rPr>
+          <w:b/>
+        </w:rPr>
+        <w:t>uncertainty</w:t>
+      </w:r>
+      <w:r>
+        <w:rPr>
+          <w:b w:val="0"/>
+        </w:rPr>
+        <w:t xml:space="preserve"> about the decision. Every allowed width for A fits, so its width </w:t>
+      </w:r>
+      <w:r>
+        <w:rPr>
+          <w:b/>
+        </w:rPr>
+        <w:t>uncertainty</w:t>
+      </w:r>
+      <w:r>
+        <w:rPr>
+          <w:b w:val="0"/>
+        </w:rPr>
+        <w:t xml:space="preserve"> does not affect acceptance. B straddles the boundary.</w:t>
+      </w:r>
+    </w:p>
+    <w:p>
+      <w:pPr>
+        <w:spacing w:line="336" w:lineRule="auto" w:after="180"/>
+      </w:pPr>
+      <w:r>
+        <w:rPr>
+          <w:b w:val="0"/>
+        </w:rPr>
+        <w:t>Record both possibilities and request a better measurement instead of selecting the one that makes a preferred outcome.</w:t>
+      </w:r>
+    </w:p>
+    <w:p>
+      <w:pPr>
+        <w:pStyle w:val="Heading2"/>
+      </w:pPr>
+      <w:r>
+        <w:t>Change B’s complete hypothetical set</w:t>
+      </w:r>
+    </w:p>
+    <w:p>
+      <w:pPr>
+        <w:pStyle w:val="ListNumber"/>
+      </w:pPr>
+      <w:r>
+        <w:t>Change: Change B’s possibilities to 6 or 7 cm.</w:t>
+      </w:r>
+    </w:p>
+    <w:p>
+      <w:pPr>
+        <w:pStyle w:val="ListNumber"/>
+      </w:pPr>
+      <w:r>
+        <w:t>Prediction: Both fail the width limit; rejection no longer depends on resolving their difference.</w:t>
+      </w:r>
+    </w:p>
+    <w:p>
+      <w:pPr>
+        <w:pStyle w:val="ListNumber"/>
+      </w:pPr>
+      <w:r>
+        <w:t>Reason: All remaining possibilities lead to the same decision.</w:t>
+      </w:r>
+    </w:p>
+    <w:p>
+      <w:pPr>
+        <w:pStyle w:val="Heading2"/>
+      </w:pPr>
+      <w:r>
+        <w:t>Limit what human review guarantees</w:t>
+      </w:r>
+    </w:p>
+    <w:p>
+      <w:pPr>
+        <w:spacing w:line="336" w:lineRule="auto" w:after="180"/>
+      </w:pPr>
+      <w:r>
+        <w:rPr>
+          <w:b w:val="0"/>
+        </w:rPr>
+        <w:t xml:space="preserve">A review path is not automatically accurate; its conclusion depends on relevant, better </w:t>
+      </w:r>
+      <w:r>
+        <w:rPr>
+          <w:b/>
+        </w:rPr>
         <w:t>evidence</w:t>
       </w:r>
       <w:r>
         <w:rPr>
           <w:b w:val="0"/>
         </w:rPr>
-        <w:t xml:space="preserve"> gap with a matching review path. The possible-</w:t>
-      </w:r>
-      <w:r>
-        <w:rPr>
-          <w:b/>
-        </w:rPr>
-        <w:t>input</w:t>
-      </w:r>
-      <w:r>
-        <w:rPr>
-          <w:b w:val="0"/>
-        </w:rPr>
-        <w:t xml:space="preserve"> comparison is a reasoning exercise, not a probability calculation.</w:t>
-      </w:r>
-    </w:p>
-    <w:p>
-      <w:pPr>
-        <w:spacing w:line="336" w:lineRule="auto" w:after="180"/>
-      </w:pPr>
-      <w:r>
-        <w:rPr>
-          <w:b w:val="0"/>
-        </w:rPr>
-        <w:t xml:space="preserve">Assume the listed possibilities are complete for the paper tasks; do not imply that a model normally knows all </w:t>
-      </w:r>
-      <w:r>
-        <w:rPr>
-          <w:b/>
-        </w:rPr>
-        <w:t>possible input</w:t>
-      </w:r>
-      <w:r>
-        <w:rPr>
-          <w:b w:val="0"/>
-        </w:rPr>
-        <w:t xml:space="preserve">s or that shared </w:t>
-      </w:r>
-      <w:r>
-        <w:rPr>
-          <w:b/>
-        </w:rPr>
-        <w:t>prediction</w:t>
-      </w:r>
-      <w:r>
-        <w:rPr>
-          <w:b w:val="0"/>
-        </w:rPr>
-        <w:t>s verify correctness.</w:t>
-      </w:r>
-    </w:p>
-    <w:p>
-      <w:pPr>
-        <w:pStyle w:val="Heading3"/>
-      </w:pPr>
-      <w:r>
-        <w:t>Readiness answer</w:t>
-      </w:r>
-    </w:p>
-    <w:p>
-      <w:pPr>
-        <w:spacing w:line="336" w:lineRule="auto" w:after="180"/>
-      </w:pPr>
-      <w:r>
-        <w:rPr>
-          <w:b w:val="0"/>
-        </w:rPr>
-        <w:t xml:space="preserve">At 5 it predicts short; at 6 it predicts tall. The unclear </w:t>
-      </w:r>
-      <w:r>
-        <w:rPr>
-          <w:b/>
-        </w:rPr>
-        <w:t>input</w:t>
-      </w:r>
-      <w:r>
-        <w:rPr>
-          <w:b w:val="0"/>
-        </w:rPr>
-        <w:t xml:space="preserve"> leaves two different possible </w:t>
-      </w:r>
-      <w:r>
-        <w:rPr>
-          <w:b/>
-        </w:rPr>
-        <w:t>prediction</w:t>
-      </w:r>
-      <w:r>
-        <w:rPr>
-          <w:b w:val="0"/>
-        </w:rPr>
-        <w:t>s. A previous test result does not tell us which height this record contains.</w:t>
-      </w:r>
-    </w:p>
-    <w:p>
-      <w:pPr>
-        <w:spacing w:line="336" w:lineRule="auto" w:after="180"/>
-      </w:pPr>
-      <w:r>
-        <w:rPr>
-          <w:b w:val="0"/>
-        </w:rPr>
-        <w:t>Tower cards labelled either 5 or 6 cm, either 8 or 9 cm, and height missing</w:t>
-      </w:r>
-    </w:p>
-    <w:p>
-      <w:pPr>
-        <w:spacing w:line="336" w:lineRule="auto" w:after="180"/>
-      </w:pPr>
-      <w:r>
-        <w:rPr>
-          <w:b w:val="0"/>
-        </w:rPr>
-        <w:t xml:space="preserve">A review record with original </w:t>
-      </w:r>
-      <w:r>
-        <w:rPr>
-          <w:b/>
-        </w:rPr>
-        <w:t>input</w:t>
-      </w:r>
-      <w:r>
-        <w:rPr>
-          <w:b w:val="0"/>
-        </w:rPr>
-        <w:t xml:space="preserve">, model version, issue, requested </w:t>
-      </w:r>
-      <w:r>
-        <w:rPr>
-          <w:b/>
-        </w:rPr>
-        <w:t>evidence</w:t>
-      </w:r>
-      <w:r>
-        <w:rPr>
-          <w:b w:val="0"/>
-        </w:rPr>
-        <w:t xml:space="preserve"> and outcome</w:t>
-      </w:r>
-    </w:p>
-    <w:p>
-      <w:pPr>
-        <w:spacing w:line="336" w:lineRule="auto" w:after="180"/>
-      </w:pPr>
-      <w:r>
-        <w:rPr>
-          <w:b w:val="0"/>
-        </w:rPr>
-        <w:t>Distance possibility cards from W4; use fictional measurements and no personal data</w:t>
-      </w:r>
-    </w:p>
-    <w:p>
-      <w:pPr>
-        <w:pStyle w:val="Heading3"/>
-      </w:pPr>
-      <w:r>
-        <w:t>End goal for the pictorial case</w:t>
-      </w:r>
-    </w:p>
-    <w:p>
-      <w:pPr>
-        <w:spacing w:line="336" w:lineRule="auto" w:after="180"/>
-      </w:pPr>
-      <w:r>
-        <w:rPr>
-          <w:b w:val="0"/>
-        </w:rPr>
-        <w:t xml:space="preserve">By the end, I can use </w:t>
-      </w:r>
-      <w:r>
-        <w:rPr>
-          <w:b/>
-        </w:rPr>
-        <w:t>uncertainty</w:t>
-      </w:r>
-      <w:r>
-        <w:rPr>
-          <w:b w:val="0"/>
-        </w:rPr>
-        <w:t xml:space="preserve"> to request a specific review when </w:t>
-      </w:r>
-      <w:r>
-        <w:rPr>
-          <w:b/>
-        </w:rPr>
-        <w:t>possible input</w:t>
-      </w:r>
-      <w:r>
-        <w:rPr>
-          <w:b w:val="0"/>
-        </w:rPr>
-        <w:t>s lead to different decisions.</w:t>
-      </w:r>
-    </w:p>
-    <w:p>
-      <w:pPr>
-        <w:spacing w:line="336" w:lineRule="auto" w:after="180"/>
-      </w:pPr>
-      <w:r>
-        <w:rPr>
-          <w:b w:val="0"/>
-        </w:rPr>
-        <w:t>This added worked case illustrates the week’s main idea. Retain all original and connected topics; schedule its practice within the teaching cycle.</w:t>
-      </w:r>
-    </w:p>
-    <w:p>
-      <w:pPr>
-        <w:pStyle w:val="Heading1"/>
-      </w:pPr>
-      <w:r>
-        <w:t>02. Explain the mechanism</w:t>
-      </w:r>
-    </w:p>
-    <w:p>
-      <w:r>
-        <w:t>Model Boundaries and 'Not Sure' using the supplied case, labelled mechanism and reasoning. Make the scope of each conclusion explicit.</w:t>
-      </w:r>
-    </w:p>
-    <w:p>
-      <w:pPr>
-        <w:spacing w:line="336" w:lineRule="auto" w:after="180"/>
-      </w:pPr>
-      <w:r>
-        <w:rPr>
-          <w:b w:val="0"/>
-        </w:rPr>
-        <w:t>Follow the information instead of imagining magic inside the machine.</w:t>
-      </w:r>
-    </w:p>
-    <w:p>
-      <w:pPr>
-        <w:pStyle w:val="Heading3"/>
-      </w:pPr>
-      <w:r>
-        <w:t>1. Input — information entering</w:t>
-      </w:r>
-    </w:p>
-    <w:p>
-      <w:pPr>
-        <w:spacing w:line="336" w:lineRule="auto" w:after="180"/>
-        <w:shd w:fill="F4F9FC"/>
-      </w:pPr>
-      <w:r>
-        <w:rPr>
-          <w:b/>
-        </w:rPr>
-        <w:t>INPUT</w:t>
-      </w:r>
-      <w:r>
-        <w:rPr>
-          <w:b w:val="0"/>
-        </w:rPr>
-        <w:t xml:space="preserve"> features with incomplete or conflicting clues</w:t>
-      </w:r>
-    </w:p>
-    <w:p>
-      <w:pPr>
-        <w:pStyle w:val="Heading3"/>
-      </w:pPr>
-      <w:r>
-        <w:t>2. Process — the deciding step</w:t>
-      </w:r>
-    </w:p>
-    <w:p>
-      <w:pPr>
-        <w:spacing w:line="336" w:lineRule="auto" w:after="180"/>
-        <w:shd w:fill="F4F9FC"/>
-      </w:pPr>
-      <w:r>
-        <w:rPr>
-          <w:b/>
-        </w:rPr>
-        <w:t>PROCESS</w:t>
-      </w:r>
-      <w:r>
-        <w:rPr>
-          <w:b w:val="0"/>
-        </w:rPr>
-        <w:t xml:space="preserve"> compare </w:t>
-      </w:r>
-      <w:r>
-        <w:rPr>
-          <w:b/>
-        </w:rPr>
-        <w:t>evidence</w:t>
-      </w:r>
-      <w:r>
-        <w:rPr>
-          <w:b w:val="0"/>
-        </w:rPr>
-        <w:t xml:space="preserve"> with category boundaries</w:t>
-      </w:r>
-    </w:p>
-    <w:p>
-      <w:pPr>
-        <w:pStyle w:val="Heading3"/>
-      </w:pPr>
-      <w:r>
-        <w:t>3. Output — the result</w:t>
-      </w:r>
-    </w:p>
-    <w:p>
-      <w:pPr>
-        <w:spacing w:line="336" w:lineRule="auto" w:after="180"/>
-        <w:shd w:fill="F4F9FC"/>
-      </w:pPr>
-      <w:r>
-        <w:rPr>
-          <w:b/>
-        </w:rPr>
-        <w:t>OUTPUT</w:t>
-      </w:r>
-      <w:r>
-        <w:rPr>
-          <w:b w:val="0"/>
-        </w:rPr>
-        <w:t xml:space="preserve"> category, not sure, or request </w:t>
-      </w:r>
-      <w:r>
-        <w:rPr>
-          <w:b/>
-        </w:rPr>
-        <w:t>more information</w:t>
-      </w:r>
-    </w:p>
-    <w:p>
-      <w:pPr>
-        <w:pStyle w:val="Heading3"/>
-      </w:pPr>
-      <w:r>
-        <w:t>Key idea</w:t>
-      </w:r>
-    </w:p>
-    <w:p>
-      <w:pPr>
-        <w:spacing w:line="336" w:lineRule="auto" w:after="180"/>
-        <w:shd w:fill="EDF7F3"/>
-      </w:pPr>
-      <w:r>
-        <w:rPr>
-          <w:b w:val="0"/>
-        </w:rPr>
-        <w:t xml:space="preserve">CORE IDEA Overlapping categories create </w:t>
-      </w:r>
-      <w:r>
-        <w:rPr>
-          <w:b/>
-        </w:rPr>
-        <w:t>uncertainty</w:t>
-      </w:r>
-      <w:r>
-        <w:rPr>
-          <w:b w:val="0"/>
-        </w:rPr>
-        <w:t xml:space="preserve">; </w:t>
-      </w:r>
-      <w:r>
-        <w:rPr>
-          <w:b/>
-        </w:rPr>
-        <w:t>abstain</w:t>
-      </w:r>
-      <w:r>
-        <w:rPr>
-          <w:b w:val="0"/>
-        </w:rPr>
-        <w:t>ing can be responsible.</w:t>
-      </w:r>
-    </w:p>
-    <w:p>
-      <w:pPr>
-        <w:pStyle w:val="Heading3"/>
-      </w:pPr>
-      <w:r>
-        <w:t>How the mechanism works</w:t>
-      </w:r>
-    </w:p>
-    <w:p>
-      <w:pPr>
-        <w:spacing w:line="336" w:lineRule="auto" w:after="180"/>
-        <w:shd w:fill="F1F6F8"/>
-      </w:pPr>
-      <w:r>
-        <w:rPr>
-          <w:b w:val="0"/>
-        </w:rPr>
-        <w:t xml:space="preserve">UNDER THE HOOD Abstention is a decision policy: when confidence or </w:t>
-      </w:r>
-      <w:r>
-        <w:rPr>
-          <w:b/>
-        </w:rPr>
-        <w:t>evidence</w:t>
-      </w:r>
-      <w:r>
-        <w:rPr>
-          <w:b w:val="0"/>
-        </w:rPr>
-        <w:t xml:space="preserve"> fails a threshold, the system defers.</w:t>
-      </w:r>
-    </w:p>
-    <w:p>
-      <w:pPr>
-        <w:spacing w:line="336" w:lineRule="auto" w:after="180"/>
-        <w:shd w:fill="F1F6F8"/>
-      </w:pPr>
-      <w:r>
-        <w:rPr>
-          <w:b w:val="0"/>
-        </w:rPr>
-        <w:t>Good thresholds balance coverage against error cost and specify what additional information or human review follows.</w:t>
-      </w:r>
-    </w:p>
-    <w:p>
-      <w:pPr>
-        <w:spacing w:line="336" w:lineRule="auto" w:after="180"/>
-      </w:pPr>
-      <w:r>
-        <w:rPr>
-          <w:b w:val="0"/>
-        </w:rPr>
-        <w:t>Draw a fresh example with all three stages:</w:t>
-      </w:r>
-    </w:p>
-    <w:p>
-      <w:pPr>
-        <w:spacing w:line="336" w:lineRule="auto" w:after="180"/>
-      </w:pPr>
-      <w:r>
-        <w:rPr>
-          <w:b w:val="0"/>
-        </w:rPr>
-        <w:t xml:space="preserve">Every step connects a claim to observable </w:t>
-      </w:r>
-      <w:r>
-        <w:rPr>
-          <w:b/>
-        </w:rPr>
-        <w:t>evidence</w:t>
-      </w:r>
-      <w:r>
-        <w:rPr>
-          <w:b w:val="0"/>
-        </w:rPr>
         <w:t>.</w:t>
       </w:r>
     </w:p>
     <w:p>
       <w:pPr>
-        <w:pStyle w:val="Heading3"/>
-      </w:pPr>
-      <w:r>
-        <w:t>The case to investigate</w:t>
-      </w:r>
-    </w:p>
-    <w:p>
-      <w:pPr>
-        <w:spacing w:line="336" w:lineRule="auto" w:after="180"/>
-        <w:shd w:fill="F1F6FC"/>
-      </w:pPr>
-      <w:r>
-        <w:rPr>
-          <w:b w:val="0"/>
-        </w:rPr>
-        <w:t>CASE A soft toy shaped like a ball may fit toy, sports, or comfort-item bins depending on the sorter's purpose.</w:t>
-      </w:r>
-    </w:p>
-    <w:p>
-      <w:pPr>
-        <w:pStyle w:val="Heading3"/>
-      </w:pPr>
-      <w:r>
-        <w:t>Step 1</w:t>
-      </w:r>
-    </w:p>
-    <w:p>
-      <w:pPr>
-        <w:spacing w:line="336" w:lineRule="auto" w:after="180"/>
-        <w:shd w:fill="F4F9FC"/>
-      </w:pPr>
-      <w:r>
-        <w:rPr>
-          <w:b w:val="0"/>
-        </w:rPr>
-        <w:t>STEP 1 — OBSERVE features with incomplete or conflicting clues</w:t>
-      </w:r>
-    </w:p>
-    <w:p>
-      <w:pPr>
-        <w:pStyle w:val="Heading3"/>
-      </w:pPr>
-      <w:r>
-        <w:t>Step 2</w:t>
-      </w:r>
-    </w:p>
-    <w:p>
-      <w:pPr>
-        <w:spacing w:line="336" w:lineRule="auto" w:after="180"/>
-        <w:shd w:fill="F4F9FC"/>
-      </w:pPr>
-      <w:r>
-        <w:rPr>
-          <w:b w:val="0"/>
-        </w:rPr>
-        <w:t xml:space="preserve">STEP 2 — TRACE compare </w:t>
-      </w:r>
-      <w:r>
-        <w:rPr>
-          <w:b/>
-        </w:rPr>
-        <w:t>evidence</w:t>
-      </w:r>
-      <w:r>
-        <w:rPr>
-          <w:b w:val="0"/>
-        </w:rPr>
-        <w:t xml:space="preserve"> with category boundaries</w:t>
-      </w:r>
-    </w:p>
-    <w:p>
-      <w:pPr>
-        <w:pStyle w:val="Heading3"/>
-      </w:pPr>
-      <w:r>
-        <w:t>Step 3</w:t>
-      </w:r>
-    </w:p>
-    <w:p>
-      <w:pPr>
-        <w:spacing w:line="336" w:lineRule="auto" w:after="180"/>
-        <w:shd w:fill="F4F9FC"/>
-      </w:pPr>
-      <w:r>
-        <w:rPr>
-          <w:b w:val="0"/>
-        </w:rPr>
-        <w:t xml:space="preserve">STEP 3 — CONCLUDE category, not sure, or request </w:t>
-      </w:r>
-      <w:r>
-        <w:rPr>
-          <w:b/>
-        </w:rPr>
-        <w:t>more information</w:t>
-      </w:r>
-    </w:p>
-    <w:p>
-      <w:pPr>
-        <w:pStyle w:val="Heading3"/>
-      </w:pPr>
-      <w:r>
-        <w:t>Model answer</w:t>
-      </w:r>
-    </w:p>
-    <w:p>
-      <w:pPr>
-        <w:spacing w:line="336" w:lineRule="auto" w:after="180"/>
-        <w:shd w:fill="F1F6FC"/>
-      </w:pPr>
-      <w:r>
-        <w:rPr>
-          <w:b w:val="0"/>
-        </w:rPr>
-        <w:t xml:space="preserve">MODEL REASONING A useful not-sure result is specific: it states which categories compete, what </w:t>
-      </w:r>
-      <w:r>
-        <w:rPr>
-          <w:b/>
-        </w:rPr>
-        <w:t>evidence</w:t>
-      </w:r>
-      <w:r>
-        <w:rPr>
-          <w:b w:val="0"/>
-        </w:rPr>
-        <w:t xml:space="preserve"> is missing, and who or what should supply it.</w:t>
-      </w:r>
-    </w:p>
-    <w:p>
-      <w:pPr>
-        <w:spacing w:line="336" w:lineRule="auto" w:after="180"/>
-        <w:shd w:fill="F1F6FC"/>
-      </w:pPr>
-      <w:r>
-        <w:rPr>
-          <w:b w:val="0"/>
-        </w:rPr>
-        <w:t>Abstention reduces forced errors but should not become an excuse to avoid all decisions.</w:t>
-      </w:r>
-    </w:p>
-    <w:p>
-      <w:pPr>
-        <w:pStyle w:val="Heading3"/>
-      </w:pPr>
-      <w:r>
-        <w:t>A claim to avoid</w:t>
-      </w:r>
-    </w:p>
-    <w:p>
-      <w:pPr>
-        <w:spacing w:line="336" w:lineRule="auto" w:after="180"/>
-        <w:shd w:fill="FFF5E6"/>
-      </w:pPr>
-      <w:r>
-        <w:rPr>
-          <w:b w:val="0"/>
-        </w:rPr>
-        <w:t xml:space="preserve">DO NOT OVERCLAIM Responsible </w:t>
-      </w:r>
-      <w:r>
-        <w:rPr>
-          <w:b/>
-        </w:rPr>
-        <w:t>uncertainty</w:t>
-      </w:r>
-      <w:r>
-        <w:rPr>
-          <w:b w:val="0"/>
-        </w:rPr>
-        <w:t xml:space="preserve"> is informative and actionable, not a blank refusal.</w:t>
-      </w:r>
-    </w:p>
-    <w:p>
-      <w:pPr>
-        <w:spacing w:line="336" w:lineRule="auto" w:after="180"/>
-        <w:shd w:fill="F5F1FB"/>
-      </w:pPr>
-      <w:r>
-        <w:rPr>
-          <w:b w:val="0"/>
-        </w:rPr>
-        <w:t xml:space="preserve">What new </w:t>
-      </w:r>
-      <w:r>
-        <w:rPr>
-          <w:b/>
-        </w:rPr>
-        <w:t>evidence</w:t>
-      </w:r>
-      <w:r>
-        <w:rPr>
-          <w:b w:val="0"/>
-        </w:rPr>
-        <w:t xml:space="preserve"> could change this answer?</w:t>
-      </w:r>
-    </w:p>
-    <w:p>
-      <w:pPr>
-        <w:pStyle w:val="Heading3"/>
-      </w:pPr>
-      <w:r>
-        <w:t>Concrete teaching case</w:t>
-      </w:r>
-    </w:p>
-    <w:p>
-      <w:pPr>
-        <w:pStyle w:val="Heading3"/>
-      </w:pPr>
-      <w:r>
-        <w:t>The teaching case</w:t>
-      </w:r>
-    </w:p>
-    <w:p>
-      <w:pPr>
-        <w:spacing w:line="336" w:lineRule="auto" w:after="180"/>
-        <w:shd w:fill="F1F6FC"/>
-      </w:pPr>
-      <w:r>
-        <w:rPr>
-          <w:b w:val="0"/>
-        </w:rPr>
-        <w:t>A sorter handles clearly red and clearly blue cards. Purple and very dark cards arrive.</w:t>
-      </w:r>
-    </w:p>
-    <w:p>
-      <w:pPr>
-        <w:spacing w:line="336" w:lineRule="auto" w:after="180"/>
-        <w:shd w:fill="F5F1FB"/>
-      </w:pPr>
-      <w:r>
-        <w:rPr>
-          <w:b w:val="0"/>
-        </w:rPr>
-        <w:t>How should it handle each uncertain case?</w:t>
-      </w:r>
-    </w:p>
-    <w:p>
-      <w:pPr>
-        <w:pStyle w:val="Heading3"/>
-      </w:pPr>
-      <w:r>
-        <w:t>Exact explanation to model</w:t>
-      </w:r>
-    </w:p>
-    <w:p>
-      <w:pPr>
-        <w:pStyle w:val="Heading3"/>
-      </w:pPr>
-      <w:r>
-        <w:t>Why the result follows</w:t>
-      </w:r>
-    </w:p>
-    <w:p>
-      <w:pPr>
-        <w:spacing w:line="336" w:lineRule="auto" w:after="180"/>
-        <w:shd w:fill="F1F6FC"/>
-      </w:pPr>
-      <w:r>
-        <w:rPr>
-          <w:b w:val="0"/>
-        </w:rPr>
-        <w:t xml:space="preserve">Use a review tray. Purple is outside the clear categories; darkness prevents </w:t>
-      </w:r>
-      <w:r>
-        <w:rPr>
-          <w:b/>
-        </w:rPr>
-        <w:t>observation</w:t>
-      </w:r>
-      <w:r>
-        <w:rPr>
-          <w:b w:val="0"/>
-        </w:rPr>
-        <w:t xml:space="preserve">. These are different </w:t>
-      </w:r>
-      <w:r>
-        <w:rPr>
-          <w:b/>
-        </w:rPr>
-        <w:t>uncertainty</w:t>
-      </w:r>
-      <w:r>
-        <w:rPr>
-          <w:b w:val="0"/>
-        </w:rPr>
-        <w:t xml:space="preserve"> causes.</w:t>
-      </w:r>
-    </w:p>
-    <w:p>
-      <w:pPr>
-        <w:pStyle w:val="Heading3"/>
-      </w:pPr>
-      <w:r>
-        <w:t>Explain the added worked example</w:t>
-      </w:r>
-    </w:p>
-    <w:p>
-      <w:pPr>
-        <w:pStyle w:val="Heading3"/>
-      </w:pPr>
-      <w:r>
-        <w:t>Explain the added worked example · 1</w:t>
-      </w:r>
-    </w:p>
-    <w:p>
-      <w:pPr>
-        <w:spacing w:line="336" w:lineRule="auto" w:after="180"/>
-      </w:pPr>
-      <w:r>
-        <w:rPr>
-          <w:b w:val="0"/>
-        </w:rPr>
-        <w:t>An unclear measurement, a missing feature and a weakly tested model create different problems. Saying the AI is unsure does not identify which one matters.</w:t>
-      </w:r>
-    </w:p>
-    <w:p>
-      <w:pPr>
-        <w:spacing w:line="336" w:lineRule="auto" w:after="180"/>
-      </w:pPr>
-      <w:r>
-        <w:rPr>
-          <w:b w:val="0"/>
-        </w:rPr>
-        <w:t>Write what is known, what remains unknown and how the unknown could change the result. Then choose a check that addresses that specific gap.</w:t>
-      </w:r>
-    </w:p>
-    <w:p>
-      <w:pPr>
-        <w:spacing w:line="336" w:lineRule="auto" w:after="180"/>
-      </w:pPr>
-      <w:r>
-        <w:rPr>
-          <w:b w:val="0"/>
-        </w:rPr>
-        <w:t xml:space="preserve">Use the familiar tower model: tall at a height of at least 6 cm, short otherwise, for whole-number heights from 1 through 10. A smudged card could read 5 cm or 6 cm. The threshold is known; the </w:t>
-      </w:r>
-      <w:r>
-        <w:rPr>
-          <w:b/>
-        </w:rPr>
-        <w:t>input</w:t>
-      </w:r>
-      <w:r>
-        <w:rPr>
-          <w:b w:val="0"/>
-        </w:rPr>
-        <w:t xml:space="preserve"> is unclear.</w:t>
-      </w:r>
-    </w:p>
-    <w:p>
-      <w:pPr>
-        <w:spacing w:line="336" w:lineRule="auto" w:after="180"/>
-      </w:pPr>
-      <w:r>
-        <w:rPr>
-          <w:b w:val="0"/>
-        </w:rPr>
-        <w:t>Repeating the same calculation cannot recover the missing digit.</w:t>
-      </w:r>
-    </w:p>
-    <w:p>
-      <w:pPr>
-        <w:pStyle w:val="Heading3"/>
-      </w:pPr>
-      <w:r>
-        <w:t>Explain the added worked example · 2</w:t>
-      </w:r>
-    </w:p>
-    <w:p>
-      <w:pPr>
-        <w:spacing w:line="336" w:lineRule="auto" w:after="180"/>
-      </w:pPr>
-      <w:r>
-        <w:rPr>
-          <w:b w:val="0"/>
-        </w:rPr>
-        <w:t xml:space="preserve">For this paper investigation, treat the listed possibilities as the complete set allowed by the exercise. In real use, that assumption would itself need </w:t>
-      </w:r>
-      <w:r>
-        <w:rPr>
-          <w:b/>
-        </w:rPr>
-        <w:t>evidence</w:t>
-      </w:r>
-      <w:r>
-        <w:rPr>
-          <w:b w:val="0"/>
-        </w:rPr>
-        <w:t>.</w:t>
-      </w:r>
-    </w:p>
-    <w:p>
-      <w:pPr>
-        <w:spacing w:line="336" w:lineRule="auto" w:after="180"/>
-      </w:pPr>
-      <w:r>
-        <w:rPr>
-          <w:b w:val="0"/>
-        </w:rPr>
-        <w:t xml:space="preserve">We will compare the model’s </w:t>
-      </w:r>
-      <w:r>
-        <w:rPr>
-          <w:b/>
-        </w:rPr>
-        <w:t>prediction</w:t>
-      </w:r>
-      <w:r>
-        <w:rPr>
-          <w:b w:val="0"/>
-        </w:rPr>
-        <w:t>s under each possibility; we are not changing Tower1 to accept an invented exact measurement.</w:t>
-      </w:r>
-    </w:p>
-    <w:p>
-      <w:pPr>
-        <w:pStyle w:val="Heading3"/>
-      </w:pPr>
-      <w:r>
-        <w:t>Explain the added worked example · 3</w:t>
-      </w:r>
-    </w:p>
-    <w:p>
-      <w:pPr>
-        <w:spacing w:line="336" w:lineRule="auto" w:after="180"/>
-      </w:pPr>
-      <w:r>
-        <w:rPr>
-          <w:b w:val="0"/>
-        </w:rPr>
-        <w:t>At either 5 or 6 cm, one possibility predicts short and the other tall. Record no single category yet and ask for the original record or a new measurement. Do not select the more convenient digit.</w:t>
-      </w:r>
-    </w:p>
-    <w:p>
-      <w:pPr>
-        <w:spacing w:line="336" w:lineRule="auto" w:after="180"/>
-      </w:pPr>
-      <w:r>
-        <w:rPr>
-          <w:b w:val="0"/>
-        </w:rPr>
-        <w:t xml:space="preserve">Averaging the two readings would introduce a different </w:t>
-      </w:r>
-      <w:r>
-        <w:rPr>
-          <w:b/>
-        </w:rPr>
-        <w:t>input</w:t>
-      </w:r>
-      <w:r>
-        <w:rPr>
-          <w:b w:val="0"/>
-        </w:rPr>
-        <w:t xml:space="preserve"> that neither possibility stated.</w:t>
-      </w:r>
-    </w:p>
-    <w:p>
-      <w:pPr>
-        <w:pStyle w:val="Heading3"/>
-      </w:pPr>
-      <w:r>
-        <w:t>Explain the added worked example · 4</w:t>
-      </w:r>
-    </w:p>
-    <w:p>
-      <w:pPr>
-        <w:spacing w:line="336" w:lineRule="auto" w:after="180"/>
-      </w:pPr>
-      <w:r>
-        <w:rPr>
-          <w:b w:val="0"/>
-        </w:rPr>
-        <w:t xml:space="preserve">At either 8 or 9 cm, the model predicts tall in both cases. You can state that the </w:t>
-      </w:r>
-      <w:r>
-        <w:rPr>
-          <w:b/>
-        </w:rPr>
-        <w:t>prediction</w:t>
-      </w:r>
-      <w:r>
-        <w:rPr>
-          <w:b w:val="0"/>
-        </w:rPr>
-        <w:t xml:space="preserve"> stays tall under these two possibilities. Keep the exact-height </w:t>
-      </w:r>
-      <w:r>
-        <w:rPr>
-          <w:b/>
-        </w:rPr>
-        <w:t>uncertainty</w:t>
-      </w:r>
-      <w:r>
-        <w:rPr>
-          <w:b w:val="0"/>
-        </w:rPr>
-        <w:t xml:space="preserve"> visible.</w:t>
-      </w:r>
-    </w:p>
-    <w:p>
-      <w:pPr>
-        <w:spacing w:line="336" w:lineRule="auto" w:after="180"/>
-      </w:pPr>
-      <w:r>
-        <w:rPr>
-          <w:b w:val="0"/>
-        </w:rPr>
-        <w:t>This agreement does not check the model against a correct task label or establish that the list of possible heights is complete.</w:t>
-      </w:r>
-    </w:p>
-    <w:p>
-      <w:pPr>
-        <w:pStyle w:val="Heading3"/>
-      </w:pPr>
-      <w:r>
-        <w:t>Key terms</w:t>
-      </w:r>
-    </w:p>
-    <w:tbl>
-      <w:tblPr>
-        <w:tblStyle w:val="LightShading-Accent1"/>
-        <w:tblW w:type="auto" w:w="0"/>
-        <w:tblLook w:firstColumn="1" w:firstRow="1" w:lastColumn="0" w:lastRow="0" w:noHBand="0" w:noVBand="1" w:val="04A0"/>
-      </w:tblPr>
-      <w:tblGrid>
-        <w:gridCol w:w="5112"/>
-        <w:gridCol w:w="5112"/>
-      </w:tblGrid>
-      <w:tr>
-        <w:trPr>
-          <w:tblHeader/>
-        </w:trPr>
-        <w:tc>
-          <w:tcPr>
-            <w:tcW w:type="dxa" w:w="5112"/>
-          </w:tcPr>
-          <w:p>
-            <w:r>
-              <w:t>Term</w:t>
-            </w:r>
-          </w:p>
-        </w:tc>
-        <w:tc>
-          <w:tcPr>
-            <w:tcW w:type="dxa" w:w="5112"/>
-          </w:tcPr>
-          <w:p>
-            <w:r>
-              <w:t>Meaning</w:t>
-            </w:r>
-          </w:p>
-        </w:tc>
-      </w:tr>
-      <w:tr>
-        <w:tc>
-          <w:tcPr>
-            <w:tcW w:type="dxa" w:w="5112"/>
-          </w:tcPr>
-          <w:p>
-            <w:r>
-              <w:t>Uncertainty</w:t>
-            </w:r>
-          </w:p>
-        </w:tc>
-        <w:tc>
-          <w:tcPr>
-            <w:tcW w:type="dxa" w:w="5112"/>
-          </w:tcPr>
-          <w:p>
-            <w:r>
-              <w:t>Something relevant that the available evidence does not settle</w:t>
-            </w:r>
-          </w:p>
-        </w:tc>
-      </w:tr>
-      <w:tr>
-        <w:tc>
-          <w:tcPr>
-            <w:tcW w:type="dxa" w:w="5112"/>
-          </w:tcPr>
-          <w:p>
-            <w:r>
-              <w:t>Possible input</w:t>
-            </w:r>
-          </w:p>
-        </w:tc>
-        <w:tc>
-          <w:tcPr>
-            <w:tcW w:type="dxa" w:w="5112"/>
-          </w:tcPr>
-          <w:p>
-            <w:r>
-              <w:t>An input still compatible with the stated information</w:t>
-            </w:r>
-          </w:p>
-        </w:tc>
-      </w:tr>
-      <w:tr>
-        <w:tc>
-          <w:tcPr>
-            <w:tcW w:type="dxa" w:w="5112"/>
-          </w:tcPr>
-          <w:p>
-            <w:r>
-              <w:t>Review trigger</w:t>
-            </w:r>
-          </w:p>
-        </w:tc>
-        <w:tc>
-          <w:tcPr>
-            <w:tcW w:type="dxa" w:w="5112"/>
-          </w:tcPr>
-          <w:p>
-            <w:r>
-              <w:t>A stated condition that sends a case for an additional check</w:t>
-            </w:r>
-          </w:p>
-        </w:tc>
-      </w:tr>
-      <w:tr>
-        <w:tc>
-          <w:tcPr>
-            <w:tcW w:type="dxa" w:w="5112"/>
-          </w:tcPr>
-          <w:p>
-            <w:r>
-              <w:t>Review evidence</w:t>
-            </w:r>
-          </w:p>
-        </w:tc>
-        <w:tc>
-          <w:tcPr>
-            <w:tcW w:type="dxa" w:w="5112"/>
-          </w:tcPr>
-          <w:p>
-            <w:r>
-              <w:t>Information gathered to investigate the reason a case was referred</w:t>
-            </w:r>
-          </w:p>
-        </w:tc>
-      </w:tr>
-      <w:tr>
-        <w:tc>
-          <w:tcPr>
-            <w:tcW w:type="dxa" w:w="5112"/>
-          </w:tcPr>
-          <w:p>
-            <w:r>
-              <w:t>Unresolved</w:t>
-            </w:r>
-          </w:p>
-        </w:tc>
-        <w:tc>
-          <w:tcPr>
-            <w:tcW w:type="dxa" w:w="5112"/>
-          </w:tcPr>
-          <w:p>
-            <w:r>
-              <w:t>Still not settled after the available checks</w:t>
-            </w:r>
-          </w:p>
-        </w:tc>
-      </w:tr>
-    </w:tbl>
-    <w:p>
-      <w:pPr>
-        <w:pStyle w:val="Heading3"/>
-      </w:pPr>
-      <w:r>
-        <w:t>Model the reasoning aloud</w:t>
-      </w:r>
-    </w:p>
-    <w:p>
-      <w:pPr>
-        <w:spacing w:line="336" w:lineRule="auto" w:after="180"/>
-      </w:pPr>
-      <w:r>
-        <w:rPr>
-          <w:b w:val="0"/>
-        </w:rPr>
-        <w:t xml:space="preserve">Use the complete worked example below before asking learners to complete W2. Reveal a small part, invite a </w:t>
-      </w:r>
-      <w:r>
-        <w:rPr>
-          <w:b/>
-        </w:rPr>
-        <w:t>prediction</w:t>
-      </w:r>
-      <w:r>
-        <w:rPr>
-          <w:b w:val="0"/>
-        </w:rPr>
-        <w:t>, then explain the deciding step.</w:t>
-      </w:r>
-    </w:p>
-    <w:p>
-      <w:pPr>
-        <w:spacing w:line="336" w:lineRule="auto" w:after="180"/>
-      </w:pPr>
-      <w:r>
-        <w:rPr>
-          <w:b w:val="0"/>
-        </w:rPr>
-        <w:t>These teacher notes contain solutions; do not reveal the independent case answer during modelling.</w:t>
+        <w:pStyle w:val="Heading2"/>
+      </w:pPr>
+      <w:r>
+        <w:t>Specify relevant checks and unresolved outcomes</w:t>
       </w:r>
     </w:p>
     <w:tbl>
@@ -2047,69 +1557,832 @@
     </w:tbl>
     <w:p>
       <w:pPr>
+        <w:spacing w:line="336" w:lineRule="auto" w:after="180"/>
+      </w:pPr>
+      <w:r>
+        <w:rPr>
+          <w:b w:val="0"/>
+        </w:rPr>
+        <w:t xml:space="preserve">A review request should carry the original </w:t>
+      </w:r>
+      <w:r>
+        <w:rPr>
+          <w:b/>
+        </w:rPr>
+        <w:t>input</w:t>
+      </w:r>
+      <w:r>
+        <w:rPr>
+          <w:b w:val="0"/>
+        </w:rPr>
+        <w:t xml:space="preserve">, model version, </w:t>
+      </w:r>
+      <w:r>
+        <w:rPr>
+          <w:b/>
+        </w:rPr>
+        <w:t>unresolved</w:t>
+      </w:r>
+      <w:r>
+        <w:rPr>
+          <w:b w:val="0"/>
+        </w:rPr>
+        <w:t xml:space="preserve"> issue and any </w:t>
+      </w:r>
+      <w:r>
+        <w:rPr>
+          <w:b/>
+        </w:rPr>
+        <w:t>prediction</w:t>
+      </w:r>
+      <w:r>
+        <w:rPr>
+          <w:b w:val="0"/>
+        </w:rPr>
+        <w:t xml:space="preserve">s already made. Name the </w:t>
+      </w:r>
+      <w:r>
+        <w:rPr>
+          <w:b/>
+        </w:rPr>
+        <w:t>evidence</w:t>
+      </w:r>
+      <w:r>
+        <w:rPr>
+          <w:b w:val="0"/>
+        </w:rPr>
+        <w:t xml:space="preserve"> to seek and the person responsible for checking it.</w:t>
+      </w:r>
+    </w:p>
+    <w:p>
+      <w:pPr>
+        <w:spacing w:line="336" w:lineRule="auto" w:after="180"/>
+      </w:pPr>
+      <w:r>
+        <w:rPr>
+          <w:b w:val="0"/>
+        </w:rPr>
+        <w:t xml:space="preserve">A reviewer needs access to relevant </w:t>
+      </w:r>
+      <w:r>
+        <w:rPr>
+          <w:b/>
+        </w:rPr>
+        <w:t>evidence</w:t>
+      </w:r>
+      <w:r>
+        <w:rPr>
+          <w:b w:val="0"/>
+        </w:rPr>
+        <w:t xml:space="preserve"> and a clear task; being human does not make an unsupported guess correct.</w:t>
+      </w:r>
+    </w:p>
+    <w:p>
+      <w:pPr>
+        <w:spacing w:line="336" w:lineRule="auto" w:after="180"/>
+      </w:pPr>
+      <w:r>
+        <w:rPr>
+          <w:b w:val="0"/>
+        </w:rPr>
+        <w:t xml:space="preserve">After review, record what was checked and what changed. If a reliable new reading establishes 6 cm, the model predicts tall. If the record is still unreadable, keep no </w:t>
+      </w:r>
+      <w:r>
+        <w:rPr>
+          <w:b/>
+        </w:rPr>
+        <w:t>prediction</w:t>
+      </w:r>
+      <w:r>
+        <w:rPr>
+          <w:b w:val="0"/>
+        </w:rPr>
+        <w:t xml:space="preserve"> with reason </w:t>
+      </w:r>
+      <w:r>
+        <w:rPr>
+          <w:b/>
+        </w:rPr>
+        <w:t>unresolved</w:t>
+      </w:r>
+      <w:r>
+        <w:rPr>
+          <w:b w:val="0"/>
+        </w:rPr>
+        <w:t xml:space="preserve"> height.</w:t>
+      </w:r>
+    </w:p>
+    <w:p>
+      <w:pPr>
+        <w:spacing w:line="336" w:lineRule="auto" w:after="180"/>
+      </w:pPr>
+      <w:r>
+        <w:rPr>
+          <w:b w:val="0"/>
+        </w:rPr>
+        <w:t>Do not replace the original record without retaining the reason for the correction.</w:t>
+      </w:r>
+    </w:p>
+    <w:p>
+      <w:pPr>
+        <w:pStyle w:val="Heading2"/>
+      </w:pPr>
+      <w:r>
+        <w:t>Use the picture deliberately</w:t>
+      </w:r>
+    </w:p>
+    <w:p>
+      <w:pPr>
+        <w:spacing w:line="336" w:lineRule="auto" w:after="180"/>
+      </w:pPr>
+      <w:r>
+        <w:rPr>
+          <w:b w:val="0"/>
+        </w:rPr>
+        <w:t>Use the diagram and verbal explanation together. Ask learners to match a sentence to a specific visual step; do not assign learners fixed visual or auditory learning styles.</w:t>
+      </w:r>
+    </w:p>
+    <w:p>
+      <w:pPr>
+        <w:spacing w:line="336" w:lineRule="auto" w:after="180"/>
+      </w:pPr>
+      <w:r>
+        <w:rPr>
+          <w:b w:val="0"/>
+        </w:rPr>
+        <w:t xml:space="preserve">Cover the result. Ask learners to name the </w:t>
+      </w:r>
+      <w:r>
+        <w:rPr>
+          <w:b/>
+        </w:rPr>
+        <w:t>input</w:t>
+      </w:r>
+      <w:r>
+        <w:rPr>
+          <w:b w:val="0"/>
+        </w:rPr>
+        <w:t xml:space="preserve">s and predict the next step. Uncover one step, connect the icon to the actual procedure, and explain its </w:t>
+      </w:r>
+      <w:r>
+        <w:rPr>
+          <w:b/>
+        </w:rPr>
+        <w:t>evidence</w:t>
+      </w:r>
+      <w:r>
+        <w:rPr>
+          <w:b w:val="0"/>
+        </w:rPr>
+        <w:t>. Then change the supplied condition and compare.</w:t>
+      </w:r>
+    </w:p>
+    <w:p>
+      <w:pPr>
+        <w:spacing w:line="336" w:lineRule="auto" w:after="180"/>
+      </w:pPr>
+      <w:r>
+        <w:rPr>
+          <w:b w:val="0"/>
+        </w:rPr>
+        <w:t>The picture is a representation; it does not document execution of a real AI model.</w:t>
+      </w:r>
+    </w:p>
+    <w:p>
+      <w:pPr>
+        <w:pStyle w:val="Heading2"/>
+      </w:pPr>
+      <w:r>
+        <w:t>Earlier wording, alternatives and picture transcripts · reference / check after trying</w:t>
+      </w:r>
+    </w:p>
+    <w:p>
+      <w:pPr>
+        <w:spacing w:line="336" w:lineRule="auto" w:after="180"/>
+      </w:pPr>
+      <w:r>
+        <w:rPr>
+          <w:b w:val="0"/>
+        </w:rPr>
+        <w:t>Explain the mechanism</w:t>
+      </w:r>
+    </w:p>
+    <w:p>
+      <w:pPr>
+        <w:spacing w:line="336" w:lineRule="auto" w:after="180"/>
+      </w:pPr>
+      <w:r>
+        <w:rPr>
+          <w:b w:val="0"/>
+        </w:rPr>
+        <w:t>Follow the information instead of imagining magic inside the machine.</w:t>
+      </w:r>
+    </w:p>
+    <w:p>
+      <w:pPr>
         <w:pStyle w:val="Heading3"/>
       </w:pPr>
       <w:r>
-        <w:t>Model the reasoning aloud · 5</w:t>
+        <w:t>1. Input — information entering</w:t>
       </w:r>
     </w:p>
     <w:p>
       <w:pPr>
         <w:spacing w:line="336" w:lineRule="auto" w:after="180"/>
-      </w:pPr>
-      <w:r>
-        <w:rPr>
-          <w:b w:val="0"/>
-        </w:rPr>
-        <w:t xml:space="preserve">A review request should carry the original </w:t>
-      </w:r>
+        <w:shd w:fill="F4F9FC"/>
+      </w:pPr>
       <w:r>
         <w:rPr>
           <w:b/>
         </w:rPr>
-        <w:t>input</w:t>
-      </w:r>
-      <w:r>
-        <w:rPr>
-          <w:b w:val="0"/>
-        </w:rPr>
-        <w:t xml:space="preserve">, model version, </w:t>
-      </w:r>
+        <w:t>INPUT</w:t>
+      </w:r>
+      <w:r>
+        <w:rPr>
+          <w:b w:val="0"/>
+        </w:rPr>
+        <w:t xml:space="preserve"> features with incomplete or conflicting clues</w:t>
+      </w:r>
+    </w:p>
+    <w:p>
+      <w:pPr>
+        <w:pStyle w:val="Heading3"/>
+      </w:pPr>
+      <w:r>
+        <w:t>2. Process — the deciding step</w:t>
+      </w:r>
+    </w:p>
+    <w:p>
+      <w:pPr>
+        <w:spacing w:line="336" w:lineRule="auto" w:after="180"/>
+        <w:shd w:fill="F4F9FC"/>
+      </w:pPr>
       <w:r>
         <w:rPr>
           <w:b/>
         </w:rPr>
-        <w:t>unresolved</w:t>
-      </w:r>
-      <w:r>
-        <w:rPr>
-          <w:b w:val="0"/>
-        </w:rPr>
-        <w:t xml:space="preserve"> issue and any </w:t>
+        <w:t>PROCESS</w:t>
+      </w:r>
+      <w:r>
+        <w:rPr>
+          <w:b w:val="0"/>
+        </w:rPr>
+        <w:t xml:space="preserve"> compare </w:t>
       </w:r>
       <w:r>
         <w:rPr>
           <w:b/>
         </w:rPr>
+        <w:t>evidence</w:t>
+      </w:r>
+      <w:r>
+        <w:rPr>
+          <w:b w:val="0"/>
+        </w:rPr>
+        <w:t xml:space="preserve"> with category boundaries</w:t>
+      </w:r>
+    </w:p>
+    <w:p>
+      <w:pPr>
+        <w:pStyle w:val="Heading3"/>
+      </w:pPr>
+      <w:r>
+        <w:t>3. Output — the result</w:t>
+      </w:r>
+    </w:p>
+    <w:p>
+      <w:pPr>
+        <w:spacing w:line="336" w:lineRule="auto" w:after="180"/>
+        <w:shd w:fill="F4F9FC"/>
+      </w:pPr>
+      <w:r>
+        <w:rPr>
+          <w:b/>
+        </w:rPr>
+        <w:t>OUTPUT</w:t>
+      </w:r>
+      <w:r>
+        <w:rPr>
+          <w:b w:val="0"/>
+        </w:rPr>
+        <w:t xml:space="preserve"> category, not sure, or request </w:t>
+      </w:r>
+      <w:r>
+        <w:rPr>
+          <w:b/>
+        </w:rPr>
+        <w:t>more information</w:t>
+      </w:r>
+    </w:p>
+    <w:p>
+      <w:pPr>
+        <w:spacing w:line="336" w:lineRule="auto" w:after="180"/>
+      </w:pPr>
+      <w:r>
+        <w:rPr>
+          <w:b w:val="0"/>
+        </w:rPr>
+        <w:t xml:space="preserve">CORE IDEA Overlapping categories create </w:t>
+      </w:r>
+      <w:r>
+        <w:rPr>
+          <w:b/>
+        </w:rPr>
+        <w:t>uncertainty</w:t>
+      </w:r>
+      <w:r>
+        <w:rPr>
+          <w:b w:val="0"/>
+        </w:rPr>
+        <w:t xml:space="preserve">; </w:t>
+      </w:r>
+      <w:r>
+        <w:rPr>
+          <w:b/>
+        </w:rPr>
+        <w:t>abstain</w:t>
+      </w:r>
+      <w:r>
+        <w:rPr>
+          <w:b w:val="0"/>
+        </w:rPr>
+        <w:t>ing can be responsible.</w:t>
+      </w:r>
+    </w:p>
+    <w:p>
+      <w:pPr>
+        <w:spacing w:line="336" w:lineRule="auto" w:after="180"/>
+      </w:pPr>
+      <w:r>
+        <w:rPr>
+          <w:b w:val="0"/>
+        </w:rPr>
+        <w:t xml:space="preserve">UNDER THE HOOD Abstention is a decision policy: when confidence or </w:t>
+      </w:r>
+      <w:r>
+        <w:rPr>
+          <w:b/>
+        </w:rPr>
+        <w:t>evidence</w:t>
+      </w:r>
+      <w:r>
+        <w:rPr>
+          <w:b w:val="0"/>
+        </w:rPr>
+        <w:t xml:space="preserve"> fails a threshold, the system defers.</w:t>
+      </w:r>
+    </w:p>
+    <w:p>
+      <w:pPr>
+        <w:spacing w:line="336" w:lineRule="auto" w:after="180"/>
+      </w:pPr>
+      <w:r>
+        <w:rPr>
+          <w:b w:val="0"/>
+        </w:rPr>
+        <w:t>Good thresholds balance coverage against error cost and specify what additional information or human review follows.</w:t>
+      </w:r>
+    </w:p>
+    <w:p>
+      <w:pPr>
+        <w:spacing w:line="336" w:lineRule="auto" w:after="180"/>
+      </w:pPr>
+      <w:r>
+        <w:rPr>
+          <w:b w:val="0"/>
+        </w:rPr>
+        <w:t>Draw a fresh example with all three stages:</w:t>
+      </w:r>
+    </w:p>
+    <w:p>
+      <w:pPr>
+        <w:spacing w:line="336" w:lineRule="auto" w:after="180"/>
+      </w:pPr>
+      <w:r>
+        <w:rPr>
+          <w:b w:val="0"/>
+        </w:rPr>
+        <w:t xml:space="preserve">Every step connects a claim to observable </w:t>
+      </w:r>
+      <w:r>
+        <w:rPr>
+          <w:b/>
+        </w:rPr>
+        <w:t>evidence</w:t>
+      </w:r>
+      <w:r>
+        <w:rPr>
+          <w:b w:val="0"/>
+        </w:rPr>
+        <w:t>.</w:t>
+      </w:r>
+    </w:p>
+    <w:p>
+      <w:pPr>
+        <w:spacing w:line="336" w:lineRule="auto" w:after="180"/>
+      </w:pPr>
+      <w:r>
+        <w:rPr>
+          <w:b w:val="0"/>
+        </w:rPr>
+        <w:t>CASE A soft toy shaped like a ball may fit toy, sports, or comfort-item bins depending on the sorter's purpose.</w:t>
+      </w:r>
+    </w:p>
+    <w:p>
+      <w:pPr>
+        <w:spacing w:line="336" w:lineRule="auto" w:after="180"/>
+      </w:pPr>
+      <w:r>
+        <w:rPr>
+          <w:b w:val="0"/>
+        </w:rPr>
+        <w:t>STEP 1 — OBSERVE features with incomplete or conflicting clues</w:t>
+      </w:r>
+    </w:p>
+    <w:p>
+      <w:pPr>
+        <w:spacing w:line="336" w:lineRule="auto" w:after="180"/>
+      </w:pPr>
+      <w:r>
+        <w:rPr>
+          <w:b w:val="0"/>
+        </w:rPr>
+        <w:t xml:space="preserve">STEP 2 — TRACE compare </w:t>
+      </w:r>
+      <w:r>
+        <w:rPr>
+          <w:b/>
+        </w:rPr>
+        <w:t>evidence</w:t>
+      </w:r>
+      <w:r>
+        <w:rPr>
+          <w:b w:val="0"/>
+        </w:rPr>
+        <w:t xml:space="preserve"> with category boundaries</w:t>
+      </w:r>
+    </w:p>
+    <w:p>
+      <w:pPr>
+        <w:spacing w:line="336" w:lineRule="auto" w:after="180"/>
+      </w:pPr>
+      <w:r>
+        <w:rPr>
+          <w:b w:val="0"/>
+        </w:rPr>
+        <w:t xml:space="preserve">STEP 3 — CONCLUDE category, not sure, or request </w:t>
+      </w:r>
+      <w:r>
+        <w:rPr>
+          <w:b/>
+        </w:rPr>
+        <w:t>more information</w:t>
+      </w:r>
+    </w:p>
+    <w:p>
+      <w:pPr>
+        <w:spacing w:line="336" w:lineRule="auto" w:after="180"/>
+      </w:pPr>
+      <w:r>
+        <w:rPr>
+          <w:b w:val="0"/>
+        </w:rPr>
+        <w:t xml:space="preserve">MODEL REASONING A useful not-sure result is specific: it states which categories compete, what </w:t>
+      </w:r>
+      <w:r>
+        <w:rPr>
+          <w:b/>
+        </w:rPr>
+        <w:t>evidence</w:t>
+      </w:r>
+      <w:r>
+        <w:rPr>
+          <w:b w:val="0"/>
+        </w:rPr>
+        <w:t xml:space="preserve"> is missing, and who or what should supply it.</w:t>
+      </w:r>
+    </w:p>
+    <w:p>
+      <w:pPr>
+        <w:spacing w:line="336" w:lineRule="auto" w:after="180"/>
+      </w:pPr>
+      <w:r>
+        <w:rPr>
+          <w:b w:val="0"/>
+        </w:rPr>
+        <w:t>Abstention reduces forced errors but should not become an excuse to avoid all decisions.</w:t>
+      </w:r>
+    </w:p>
+    <w:p>
+      <w:pPr>
+        <w:spacing w:line="336" w:lineRule="auto" w:after="180"/>
+      </w:pPr>
+      <w:r>
+        <w:rPr>
+          <w:b w:val="0"/>
+        </w:rPr>
+        <w:t xml:space="preserve">DO NOT OVERCLAIM Responsible </w:t>
+      </w:r>
+      <w:r>
+        <w:rPr>
+          <w:b/>
+        </w:rPr>
+        <w:t>uncertainty</w:t>
+      </w:r>
+      <w:r>
+        <w:rPr>
+          <w:b w:val="0"/>
+        </w:rPr>
+        <w:t xml:space="preserve"> is informative and actionable, not a blank refusal.</w:t>
+      </w:r>
+    </w:p>
+    <w:p>
+      <w:pPr>
+        <w:spacing w:line="336" w:lineRule="auto" w:after="180"/>
+      </w:pPr>
+      <w:r>
+        <w:rPr>
+          <w:b w:val="0"/>
+        </w:rPr>
+        <w:t xml:space="preserve">What new </w:t>
+      </w:r>
+      <w:r>
+        <w:rPr>
+          <w:b/>
+        </w:rPr>
+        <w:t>evidence</w:t>
+      </w:r>
+      <w:r>
+        <w:rPr>
+          <w:b w:val="0"/>
+        </w:rPr>
+        <w:t xml:space="preserve"> could change this answer?</w:t>
+      </w:r>
+    </w:p>
+    <w:p>
+      <w:pPr>
+        <w:pStyle w:val="Heading3"/>
+      </w:pPr>
+      <w:r>
+        <w:t>Concrete teaching case</w:t>
+      </w:r>
+    </w:p>
+    <w:p>
+      <w:pPr>
+        <w:spacing w:line="336" w:lineRule="auto" w:after="180"/>
+      </w:pPr>
+      <w:r>
+        <w:rPr>
+          <w:b w:val="0"/>
+        </w:rPr>
+        <w:t>A sorter handles clearly red and clearly blue cards. Purple and very dark cards arrive.</w:t>
+      </w:r>
+    </w:p>
+    <w:p>
+      <w:pPr>
+        <w:spacing w:line="336" w:lineRule="auto" w:after="180"/>
+      </w:pPr>
+      <w:r>
+        <w:rPr>
+          <w:b w:val="0"/>
+        </w:rPr>
+        <w:t>How should it handle each uncertain case?</w:t>
+      </w:r>
+    </w:p>
+    <w:p>
+      <w:pPr>
+        <w:pStyle w:val="Heading3"/>
+      </w:pPr>
+      <w:r>
+        <w:t>Exact explanation to model</w:t>
+      </w:r>
+    </w:p>
+    <w:p>
+      <w:pPr>
+        <w:spacing w:line="336" w:lineRule="auto" w:after="180"/>
+      </w:pPr>
+      <w:r>
+        <w:rPr>
+          <w:b w:val="0"/>
+        </w:rPr>
+        <w:t xml:space="preserve">Use a review tray. Purple is outside the clear categories; darkness prevents </w:t>
+      </w:r>
+      <w:r>
+        <w:rPr>
+          <w:b/>
+        </w:rPr>
+        <w:t>observation</w:t>
+      </w:r>
+      <w:r>
+        <w:rPr>
+          <w:b w:val="0"/>
+        </w:rPr>
+        <w:t xml:space="preserve">. These are different </w:t>
+      </w:r>
+      <w:r>
+        <w:rPr>
+          <w:b/>
+        </w:rPr>
+        <w:t>uncertainty</w:t>
+      </w:r>
+      <w:r>
+        <w:rPr>
+          <w:b w:val="0"/>
+        </w:rPr>
+        <w:t xml:space="preserve"> causes.</w:t>
+      </w:r>
+    </w:p>
+    <w:p>
+      <w:pPr>
+        <w:pStyle w:val="Heading3"/>
+      </w:pPr>
+      <w:r>
+        <w:t>Explain the added worked example</w:t>
+      </w:r>
+    </w:p>
+    <w:p>
+      <w:pPr>
+        <w:pStyle w:val="Heading3"/>
+      </w:pPr>
+      <w:r>
+        <w:t>Key terms</w:t>
+      </w:r>
+    </w:p>
+    <w:tbl>
+      <w:tblPr>
+        <w:tblStyle w:val="LightShading-Accent1"/>
+        <w:tblW w:type="auto" w:w="0"/>
+        <w:tblLook w:firstColumn="1" w:firstRow="1" w:lastColumn="0" w:lastRow="0" w:noHBand="0" w:noVBand="1" w:val="04A0"/>
+      </w:tblPr>
+      <w:tblGrid>
+        <w:gridCol w:w="5112"/>
+        <w:gridCol w:w="5112"/>
+      </w:tblGrid>
+      <w:tr>
+        <w:trPr>
+          <w:tblHeader/>
+        </w:trPr>
+        <w:tc>
+          <w:tcPr>
+            <w:tcW w:type="dxa" w:w="5112"/>
+          </w:tcPr>
+          <w:p>
+            <w:r>
+              <w:t>Term</w:t>
+            </w:r>
+          </w:p>
+        </w:tc>
+        <w:tc>
+          <w:tcPr>
+            <w:tcW w:type="dxa" w:w="5112"/>
+          </w:tcPr>
+          <w:p>
+            <w:r>
+              <w:t>Meaning</w:t>
+            </w:r>
+          </w:p>
+        </w:tc>
+      </w:tr>
+      <w:tr>
+        <w:tc>
+          <w:tcPr>
+            <w:tcW w:type="dxa" w:w="5112"/>
+          </w:tcPr>
+          <w:p>
+            <w:r>
+              <w:t>Uncertainty</w:t>
+            </w:r>
+          </w:p>
+        </w:tc>
+        <w:tc>
+          <w:tcPr>
+            <w:tcW w:type="dxa" w:w="5112"/>
+          </w:tcPr>
+          <w:p>
+            <w:r>
+              <w:t>Something relevant that the available evidence does not settle</w:t>
+            </w:r>
+          </w:p>
+        </w:tc>
+      </w:tr>
+      <w:tr>
+        <w:tc>
+          <w:tcPr>
+            <w:tcW w:type="dxa" w:w="5112"/>
+          </w:tcPr>
+          <w:p>
+            <w:r>
+              <w:t>Possible input</w:t>
+            </w:r>
+          </w:p>
+        </w:tc>
+        <w:tc>
+          <w:tcPr>
+            <w:tcW w:type="dxa" w:w="5112"/>
+          </w:tcPr>
+          <w:p>
+            <w:r>
+              <w:t>An input still compatible with the stated information</w:t>
+            </w:r>
+          </w:p>
+        </w:tc>
+      </w:tr>
+      <w:tr>
+        <w:tc>
+          <w:tcPr>
+            <w:tcW w:type="dxa" w:w="5112"/>
+          </w:tcPr>
+          <w:p>
+            <w:r>
+              <w:t>Review trigger</w:t>
+            </w:r>
+          </w:p>
+        </w:tc>
+        <w:tc>
+          <w:tcPr>
+            <w:tcW w:type="dxa" w:w="5112"/>
+          </w:tcPr>
+          <w:p>
+            <w:r>
+              <w:t>A stated condition that sends a case for an additional check</w:t>
+            </w:r>
+          </w:p>
+        </w:tc>
+      </w:tr>
+      <w:tr>
+        <w:tc>
+          <w:tcPr>
+            <w:tcW w:type="dxa" w:w="5112"/>
+          </w:tcPr>
+          <w:p>
+            <w:r>
+              <w:t>Review evidence</w:t>
+            </w:r>
+          </w:p>
+        </w:tc>
+        <w:tc>
+          <w:tcPr>
+            <w:tcW w:type="dxa" w:w="5112"/>
+          </w:tcPr>
+          <w:p>
+            <w:r>
+              <w:t>Information gathered to investigate the reason a case was referred</w:t>
+            </w:r>
+          </w:p>
+        </w:tc>
+      </w:tr>
+      <w:tr>
+        <w:tc>
+          <w:tcPr>
+            <w:tcW w:type="dxa" w:w="5112"/>
+          </w:tcPr>
+          <w:p>
+            <w:r>
+              <w:t>Unresolved</w:t>
+            </w:r>
+          </w:p>
+        </w:tc>
+        <w:tc>
+          <w:tcPr>
+            <w:tcW w:type="dxa" w:w="5112"/>
+          </w:tcPr>
+          <w:p>
+            <w:r>
+              <w:t>Still not settled after the available checks</w:t>
+            </w:r>
+          </w:p>
+        </w:tc>
+      </w:tr>
+    </w:tbl>
+    <w:p>
+      <w:pPr>
+        <w:pStyle w:val="Heading3"/>
+      </w:pPr>
+      <w:r>
+        <w:t>Model the reasoning aloud</w:t>
+      </w:r>
+    </w:p>
+    <w:p>
+      <w:pPr>
+        <w:spacing w:line="336" w:lineRule="auto" w:after="180"/>
+      </w:pPr>
+      <w:r>
+        <w:rPr>
+          <w:b w:val="0"/>
+        </w:rPr>
+        <w:t xml:space="preserve">Use the complete worked example below before asking learners to complete W2. Reveal a small part, invite a </w:t>
+      </w:r>
+      <w:r>
+        <w:rPr>
+          <w:b/>
+        </w:rPr>
         <w:t>prediction</w:t>
       </w:r>
       <w:r>
         <w:rPr>
           <w:b w:val="0"/>
         </w:rPr>
-        <w:t xml:space="preserve">s already made. Name the </w:t>
-      </w:r>
-      <w:r>
-        <w:rPr>
-          <w:b/>
-        </w:rPr>
-        <w:t>evidence</w:t>
-      </w:r>
-      <w:r>
-        <w:rPr>
-          <w:b w:val="0"/>
-        </w:rPr>
-        <w:t xml:space="preserve"> to seek and the person responsible for checking it.</w:t>
+        <w:t>, then explain the deciding step.</w:t>
       </w:r>
     </w:p>
     <w:p>
@@ -2120,73 +2393,7 @@
         <w:rPr>
           <w:b w:val="0"/>
         </w:rPr>
-        <w:t xml:space="preserve">A reviewer needs access to relevant </w:t>
-      </w:r>
-      <w:r>
-        <w:rPr>
-          <w:b/>
-        </w:rPr>
-        <w:t>evidence</w:t>
-      </w:r>
-      <w:r>
-        <w:rPr>
-          <w:b w:val="0"/>
-        </w:rPr>
-        <w:t xml:space="preserve"> and a clear task; being human does not make an unsupported guess correct.</w:t>
-      </w:r>
-    </w:p>
-    <w:p>
-      <w:pPr>
-        <w:pStyle w:val="Heading3"/>
-      </w:pPr>
-      <w:r>
-        <w:t>Model the reasoning aloud · 6</w:t>
-      </w:r>
-    </w:p>
-    <w:p>
-      <w:pPr>
-        <w:spacing w:line="336" w:lineRule="auto" w:after="180"/>
-      </w:pPr>
-      <w:r>
-        <w:rPr>
-          <w:b w:val="0"/>
-        </w:rPr>
-        <w:t xml:space="preserve">After review, record what was checked and what changed. If a reliable new reading establishes 6 cm, the model predicts tall. If the record is still unreadable, keep no </w:t>
-      </w:r>
-      <w:r>
-        <w:rPr>
-          <w:b/>
-        </w:rPr>
-        <w:t>prediction</w:t>
-      </w:r>
-      <w:r>
-        <w:rPr>
-          <w:b w:val="0"/>
-        </w:rPr>
-        <w:t xml:space="preserve"> with reason </w:t>
-      </w:r>
-      <w:r>
-        <w:rPr>
-          <w:b/>
-        </w:rPr>
-        <w:t>unresolved</w:t>
-      </w:r>
-      <w:r>
-        <w:rPr>
-          <w:b w:val="0"/>
-        </w:rPr>
-        <w:t xml:space="preserve"> height.</w:t>
-      </w:r>
-    </w:p>
-    <w:p>
-      <w:pPr>
-        <w:spacing w:line="336" w:lineRule="auto" w:after="180"/>
-      </w:pPr>
-      <w:r>
-        <w:rPr>
-          <w:b w:val="0"/>
-        </w:rPr>
-        <w:t>Do not replace the original record without retaining the reason for the correction.</w:t>
+        <w:t>These teacher notes contain solutions; do not reveal the independent case answer during modelling.</w:t>
       </w:r>
     </w:p>
     <w:tbl>
@@ -2293,17 +2500,6 @@
     </w:tbl>
     <w:p>
       <w:pPr>
-        <w:spacing w:line="336" w:lineRule="auto" w:after="180"/>
-      </w:pPr>
-      <w:r>
-        <w:rPr>
-          <w:b w:val="0"/>
-        </w:rPr>
-        <w:t>Use the diagram and verbal explanation together. Ask learners to match a sentence to a specific visual step; do not assign learners fixed visual or auditory learning styles.</w:t>
-      </w:r>
-    </w:p>
-    <w:p>
-      <w:pPr>
         <w:pStyle w:val="Heading3"/>
       </w:pPr>
       <w:r>
@@ -2312,61 +2508,10 @@
     </w:p>
     <w:p>
       <w:pPr>
-        <w:spacing w:line="336" w:lineRule="auto" w:after="180"/>
-      </w:pPr>
-      <w:r>
-        <w:rPr>
-          <w:b w:val="0"/>
-        </w:rPr>
-        <w:t>A fictional cubby selector accepts a block if width is at most 5 cm.</w:t>
-      </w:r>
-    </w:p>
-    <w:p>
-      <w:pPr>
         <w:pStyle w:val="Heading3"/>
       </w:pPr>
       <w:r>
         <w:t>The facts we will use</w:t>
-      </w:r>
-    </w:p>
-    <w:p>
-      <w:pPr>
-        <w:pStyle w:val="Heading3"/>
-      </w:pPr>
-      <w:r>
-        <w:t>Supplied facts</w:t>
-      </w:r>
-    </w:p>
-    <w:p>
-      <w:pPr>
-        <w:spacing w:line="336" w:lineRule="auto" w:after="180"/>
-        <w:shd w:fill="F1F6FC"/>
-      </w:pPr>
-      <w:r>
-        <w:rPr>
-          <w:b w:val="0"/>
-        </w:rPr>
-        <w:t>An unclear measurement means Block A is either 4 or 5 cm; Block B is either 5 or 6 cm.</w:t>
-      </w:r>
-    </w:p>
-    <w:p>
-      <w:pPr>
-        <w:pStyle w:val="Heading3"/>
-      </w:pPr>
-      <w:r>
-        <w:t>Supplied facts</w:t>
-      </w:r>
-    </w:p>
-    <w:p>
-      <w:pPr>
-        <w:spacing w:line="336" w:lineRule="auto" w:after="180"/>
-        <w:shd w:fill="F1F6FC"/>
-      </w:pPr>
-      <w:r>
-        <w:rPr>
-          <w:b w:val="0"/>
-        </w:rPr>
-        <w:t>These complete possibility sets contain all widths under consideration. Other dimensions are known to fit.</w:t>
       </w:r>
     </w:p>
     <w:p>
@@ -2374,7 +2519,7 @@
         <w:drawing>
           <wp:inline xmlns:a="http://schemas.openxmlformats.org/drawingml/2006/main" xmlns:pic="http://schemas.openxmlformats.org/drawingml/2006/picture">
             <wp:extent cx="5486400" cy="3077029"/>
-            <wp:docPr id="1" name="Picture 1" descr="Possibilities and decisions"/>
+            <wp:docPr id="3" name="Picture 3" descr="Possibilities and decisions"/>
             <wp:cNvGraphicFramePr>
               <a:graphicFrameLocks noChangeAspect="1"/>
             </wp:cNvGraphicFramePr>
@@ -2386,7 +2531,7 @@
                     <pic:cNvPicPr/>
                   </pic:nvPicPr>
                   <pic:blipFill>
-                    <a:blip r:embed="rId9"/>
+                    <a:blip r:embed="rId11"/>
                     <a:stretch>
                       <a:fillRect/>
                     </a:stretch>
@@ -2410,7 +2555,7 @@
         <w:drawing>
           <wp:inline xmlns:a="http://schemas.openxmlformats.org/drawingml/2006/main" xmlns:pic="http://schemas.openxmlformats.org/drawingml/2006/picture">
             <wp:extent cx="5276995" cy="5943599"/>
-            <wp:docPr id="2" name="Picture 2" descr="Boundaries and 'Not Sure'. Block A possibilities: 4 and 5 both satisfy the width limit, which includes equality.. Block B possibilities: 5 fits; 6 does not.. Compare decisions: A has one supported decision; B’s possible decisions disagree.. Review B: Ask a named reviewer to remeasure B using the specified width unit."/>
+            <wp:docPr id="4" name="Picture 4" descr="Boundaries and 'Not Sure'. Block A possibilities: 4 and 5 both satisfy the width limit, which includes equality.. Block B possibilities: 5 fits; 6 does not.. Compare decisions: A has one supported decision; B’s possible decisions disagree.. Review B: Ask a named reviewer to remeasure B using the specified width unit."/>
             <wp:cNvGraphicFramePr>
               <a:graphicFrameLocks noChangeAspect="1"/>
             </wp:cNvGraphicFramePr>
@@ -2422,7 +2567,7 @@
                     <pic:cNvPicPr/>
                   </pic:nvPicPr>
                   <pic:blipFill>
-                    <a:blip r:embed="rId10"/>
+                    <a:blip r:embed="rId12"/>
                     <a:stretch>
                       <a:fillRect/>
                     </a:stretch>
@@ -2591,61 +2736,469 @@
         <w:pStyle w:val="Heading3"/>
       </w:pPr>
       <w:r>
-        <w:t>Why the result follows</w:t>
+        <w:t>What this example does not establish</w:t>
+      </w:r>
+    </w:p>
+    <w:p>
+      <w:pPr>
+        <w:pStyle w:val="Heading3"/>
+      </w:pPr>
+      <w:r>
+        <w:t>Change one thing in the pictured case</w:t>
+      </w:r>
+    </w:p>
+    <w:p>
+      <w:pPr>
+        <w:pStyle w:val="Heading3"/>
+      </w:pPr>
+      <w:r>
+        <w:t>Ask while showing the picture</w:t>
+      </w:r>
+    </w:p>
+    <w:p>
+      <w:pPr>
+        <w:pStyle w:val="Heading1"/>
+      </w:pPr>
+      <w:r>
+        <w:t>03. Guide the reasoning, then remove help</w:t>
+      </w:r>
+    </w:p>
+    <w:p>
+      <w:r>
+        <w:t>Collect a response from each learner before discussing the worked key.</w:t>
+      </w:r>
+    </w:p>
+    <w:p>
+      <w:pPr>
+        <w:pStyle w:val="Heading2"/>
+      </w:pPr>
+      <w:r>
+        <w:t>Prompt before revealing</w:t>
       </w:r>
     </w:p>
     <w:p>
       <w:pPr>
         <w:spacing w:line="336" w:lineRule="auto" w:after="180"/>
-        <w:shd w:fill="F1F6FC"/>
-      </w:pPr>
+      </w:pPr>
+      <w:r>
+        <w:rPr>
+          <w:b w:val="0"/>
+        </w:rPr>
+        <w:t>Completion task: Assume the only possible heights are 8 and 9 cm. Apply tall at least 6 to each. Write a justified result statement and two things it does not establish. Do not invent a confidence percentage.</w:t>
+      </w:r>
+    </w:p>
+    <w:p>
+      <w:pPr>
+        <w:pStyle w:val="Heading2"/>
+      </w:pPr>
+      <w:r>
+        <w:t>Expected reasoning and fading help</w:t>
+      </w:r>
+    </w:p>
+    <w:p>
+      <w:pPr>
+        <w:spacing w:line="336" w:lineRule="auto" w:after="180"/>
+      </w:pPr>
+      <w:r>
+        <w:rPr>
+          <w:b w:val="0"/>
+        </w:rPr>
+        <w:t xml:space="preserve">Teacher check: Both </w:t>
+      </w:r>
       <w:r>
         <w:rPr>
           <w:b/>
         </w:rPr>
+        <w:t>input</w:t>
+      </w:r>
+      <w:r>
+        <w:rPr>
+          <w:b w:val="0"/>
+        </w:rPr>
+        <w:t xml:space="preserve">s predict tall, so the </w:t>
+      </w:r>
+      <w:r>
+        <w:rPr>
+          <w:b/>
+        </w:rPr>
+        <w:t>prediction</w:t>
+      </w:r>
+      <w:r>
+        <w:rPr>
+          <w:b w:val="0"/>
+        </w:rPr>
+        <w:t xml:space="preserve"> is tall under both listed possibilities. This does not identify whether the exact height is 8 or 9 and does not establish agreement with the correct task label.</w:t>
+      </w:r>
+    </w:p>
+    <w:p>
+      <w:pPr>
+        <w:spacing w:line="336" w:lineRule="auto" w:after="180"/>
+      </w:pPr>
+      <w:r>
+        <w:rPr>
+          <w:b w:val="0"/>
+        </w:rPr>
+        <w:t xml:space="preserve">Outside the exercise, completeness of the possibilities also needs </w:t>
+      </w:r>
+      <w:r>
+        <w:rPr>
+          <w:b/>
+        </w:rPr>
+        <w:t>evidence</w:t>
+      </w:r>
+      <w:r>
+        <w:rPr>
+          <w:b w:val="0"/>
+        </w:rPr>
+        <w:t>.</w:t>
+      </w:r>
+    </w:p>
+    <w:p>
+      <w:pPr>
+        <w:spacing w:line="336" w:lineRule="auto" w:after="180"/>
+      </w:pPr>
+      <w:r>
+        <w:rPr>
+          <w:b w:val="0"/>
+        </w:rPr>
+        <w:t xml:space="preserve">Start by identifying the given </w:t>
+      </w:r>
+      <w:r>
+        <w:rPr>
+          <w:b/>
+        </w:rPr>
+        <w:t>input</w:t>
+      </w:r>
+      <w:r>
+        <w:rPr>
+          <w:b w:val="0"/>
+        </w:rPr>
+        <w:t>s together. Leave the intermediate steps blank. If needed, model one step, then withdraw that help on the next step. Move to a full trace only when the partial trace is understood.</w:t>
+      </w:r>
+    </w:p>
+    <w:p>
+      <w:pPr>
+        <w:spacing w:line="336" w:lineRule="auto" w:after="180"/>
+      </w:pPr>
+      <w:r>
+        <w:rPr>
+          <w:b w:val="0"/>
+        </w:rPr>
+        <w:t>For partners, alternate explainer and checker; collect a response from every learner before discussion.</w:t>
+      </w:r>
+    </w:p>
+    <w:p>
+      <w:pPr>
+        <w:pStyle w:val="Heading2"/>
+      </w:pPr>
+      <w:r>
+        <w:t>Check the misconception before discussion</w:t>
+      </w:r>
+    </w:p>
+    <w:p>
+      <w:pPr>
+        <w:spacing w:line="336" w:lineRule="auto" w:after="180"/>
+      </w:pPr>
+      <w:r>
+        <w:rPr>
+          <w:b w:val="0"/>
+        </w:rPr>
+        <w:t xml:space="preserve">Use the worked case for </w:t>
+      </w:r>
+      <w:r>
+        <w:rPr>
+          <w:b/>
+        </w:rPr>
         <w:t>Uncertainty</w:t>
       </w:r>
       <w:r>
         <w:rPr>
           <w:b w:val="0"/>
         </w:rPr>
-        <w:t xml:space="preserve"> about a number need not always create </w:t>
+        <w:t xml:space="preserve"> and review. Proposed explanation: “Two possible values imply equal probabilities”. Decide whether this explanation is supported.</w:t>
+      </w:r>
+    </w:p>
+    <w:p>
+      <w:pPr>
+        <w:spacing w:line="336" w:lineRule="auto" w:after="180"/>
+      </w:pPr>
+      <w:r>
+        <w:rPr>
+          <w:b w:val="0"/>
+        </w:rPr>
+        <w:t>Point to the step or supplied fact that decides; explain your repair if needed.</w:t>
+      </w:r>
+    </w:p>
+    <w:p>
+      <w:pPr>
+        <w:spacing w:line="336" w:lineRule="auto" w:after="180"/>
+      </w:pPr>
+      <w:r>
+        <w:rPr>
+          <w:b w:val="0"/>
+        </w:rPr>
+        <w:t xml:space="preserve">Expected correction: A list of possibilities supplies no probabilities unless further </w:t>
       </w:r>
       <w:r>
         <w:rPr>
           <w:b/>
         </w:rPr>
+        <w:t>evidence</w:t>
+      </w:r>
+      <w:r>
+        <w:rPr>
+          <w:b w:val="0"/>
+        </w:rPr>
+        <w:t xml:space="preserve"> states them.</w:t>
+      </w:r>
+    </w:p>
+    <w:p>
+      <w:pPr>
+        <w:spacing w:line="336" w:lineRule="auto" w:after="180"/>
+      </w:pPr>
+      <w:r>
+        <w:rPr>
+          <w:b w:val="0"/>
+        </w:rPr>
+        <w:t>Collect explanations, not only yes/no votes. If a misunderstanding is common, re-model the relevant step for the class.</w:t>
+      </w:r>
+    </w:p>
+    <w:p>
+      <w:pPr>
+        <w:spacing w:line="336" w:lineRule="auto" w:after="180"/>
+      </w:pPr>
+      <w:r>
+        <w:rPr>
+          <w:b w:val="0"/>
+        </w:rPr>
+        <w:t>If it affects a few learners, give a short targeted group explanation while others solve a more demanding variation.</w:t>
+      </w:r>
+    </w:p>
+    <w:p>
+      <w:pPr>
+        <w:pStyle w:val="Heading2"/>
+      </w:pPr>
+      <w:r>
+        <w:t>Use the pictorial check</w:t>
+      </w:r>
+    </w:p>
+    <w:p>
+      <w:pPr>
+        <w:spacing w:line="336" w:lineRule="auto" w:after="180"/>
+      </w:pPr>
+      <w:r>
+        <w:rPr>
+          <w:b w:val="0"/>
+        </w:rPr>
+        <w:t>Which original block needs a better width before accepting or rejecting it? What should the reviewer do?</w:t>
+      </w:r>
+    </w:p>
+    <w:p>
+      <w:pPr>
+        <w:spacing w:line="336" w:lineRule="auto" w:after="180"/>
+      </w:pPr>
+      <w:r>
+        <w:rPr>
+          <w:b w:val="0"/>
+        </w:rPr>
+        <w:t xml:space="preserve">B needs review because 5 fits and 6 fails. The reviewer should remeasure width in cm and retain the </w:t>
+      </w:r>
+      <w:r>
+        <w:rPr>
+          <w:b/>
+        </w:rPr>
+        <w:t>evidence</w:t>
+      </w:r>
+      <w:r>
+        <w:rPr>
+          <w:b w:val="0"/>
+        </w:rPr>
+        <w:t>.</w:t>
+      </w:r>
+    </w:p>
+    <w:p>
+      <w:pPr>
+        <w:spacing w:line="336" w:lineRule="auto" w:after="180"/>
+      </w:pPr>
+      <w:r>
+        <w:rPr>
+          <w:b w:val="0"/>
+        </w:rPr>
+        <w:t>Changed-case reasoning: Both fail the width limit; rejection no longer depends on resolving their difference. All remaining possibilities lead to the same decision.</w:t>
+      </w:r>
+    </w:p>
+    <w:p>
+      <w:pPr>
+        <w:spacing w:line="336" w:lineRule="auto" w:after="180"/>
+      </w:pPr>
+      <w:r>
+        <w:rPr>
+          <w:b w:val="0"/>
+        </w:rPr>
+        <w:t xml:space="preserve">Collect each learner’s explanation before discussion. Use the first missing connection between </w:t>
+      </w:r>
+      <w:r>
+        <w:rPr>
+          <w:b/>
+        </w:rPr>
+        <w:t>input</w:t>
+      </w:r>
+      <w:r>
+        <w:rPr>
+          <w:b w:val="0"/>
+        </w:rPr>
+        <w:t xml:space="preserve">, deciding step and result to choose support. This question is worked-case practice, not fresh mastery </w:t>
+      </w:r>
+      <w:r>
+        <w:rPr>
+          <w:b/>
+        </w:rPr>
+        <w:t>evidence</w:t>
+      </w:r>
+      <w:r>
+        <w:rPr>
+          <w:b w:val="0"/>
+        </w:rPr>
+        <w:t>.</w:t>
+      </w:r>
+    </w:p>
+    <w:p>
+      <w:pPr>
+        <w:pStyle w:val="Heading2"/>
+      </w:pPr>
+      <w:r>
+        <w:t>Keep each learner explaining</w:t>
+      </w:r>
+    </w:p>
+    <w:p>
+      <w:pPr>
+        <w:pStyle w:val="ListBullet"/>
+      </w:pPr>
+      <w:r>
+        <w:t>Ask: Which facts are given, and which would we have to assume? Learners mark relevant details before discussing answers.</w:t>
+      </w:r>
+    </w:p>
+    <w:p>
+      <w:pPr>
+        <w:pStyle w:val="ListBullet"/>
+      </w:pPr>
+      <w:r>
+        <w:t>Say: Predict first. Show the rule, information path or calculation that would produce the result. A correct guess is not yet an explanation.</w:t>
+      </w:r>
+    </w:p>
+    <w:p>
+      <w:pPr>
+        <w:pStyle w:val="ListBullet"/>
+      </w:pPr>
+      <w:r>
+        <w:t>In pairs, one learner solves while the other checks evidence; exchange roles. Remove the worked answer before independent assessment.</w:t>
+      </w:r>
+    </w:p>
+    <w:p>
+      <w:pPr>
+        <w:pStyle w:val="Heading2"/>
+      </w:pPr>
+      <w:r>
+        <w:t>Earlier wording, alternatives and picture transcripts · reference / check after trying</w:t>
+      </w:r>
+    </w:p>
+    <w:p>
+      <w:pPr>
+        <w:spacing w:line="336" w:lineRule="auto" w:after="180"/>
+      </w:pPr>
+      <w:r>
+        <w:rPr>
+          <w:b w:val="0"/>
+        </w:rPr>
+        <w:t>Demonstrate and guide practice</w:t>
+      </w:r>
+    </w:p>
+    <w:p>
+      <w:pPr>
+        <w:pStyle w:val="Heading3"/>
+      </w:pPr>
+      <w:r>
+        <w:t>Board sequence</w:t>
+      </w:r>
+    </w:p>
+    <w:p>
+      <w:pPr>
+        <w:spacing w:line="336" w:lineRule="auto" w:after="180"/>
+      </w:pPr>
+      <w:r>
+        <w:rPr>
+          <w:b w:val="0"/>
+        </w:rPr>
+        <w:t>Write the given facts: A sorter handles clearly red and clearly blue cards. Purple and very dark cards arrive.</w:t>
+      </w:r>
+    </w:p>
+    <w:p>
+      <w:pPr>
+        <w:spacing w:line="336" w:lineRule="auto" w:after="180"/>
+      </w:pPr>
+      <w:r>
+        <w:rPr>
+          <w:b w:val="0"/>
+        </w:rPr>
+        <w:t>Write the question to explain: How should it handle each uncertain case?</w:t>
+      </w:r>
+    </w:p>
+    <w:p>
+      <w:pPr>
+        <w:spacing w:line="336" w:lineRule="auto" w:after="180"/>
+      </w:pPr>
+      <w:r>
+        <w:rPr>
+          <w:b w:val="0"/>
+        </w:rPr>
+        <w:t xml:space="preserve">Reveal after </w:t>
+      </w:r>
+      <w:r>
+        <w:rPr>
+          <w:b/>
+        </w:rPr>
+        <w:t>prediction</w:t>
+      </w:r>
+      <w:r>
+        <w:rPr>
+          <w:b w:val="0"/>
+        </w:rPr>
+        <w:t xml:space="preserve">s: Use a review tray. Purple is outside the clear categories; darkness prevents </w:t>
+      </w:r>
+      <w:r>
+        <w:rPr>
+          <w:b/>
+        </w:rPr>
+        <w:t>observation</w:t>
+      </w:r>
+      <w:r>
+        <w:rPr>
+          <w:b w:val="0"/>
+        </w:rPr>
+        <w:t xml:space="preserve">. These are different </w:t>
+      </w:r>
+      <w:r>
+        <w:rPr>
+          <w:b/>
+        </w:rPr>
         <w:t>uncertainty</w:t>
       </w:r>
       <w:r>
         <w:rPr>
           <w:b w:val="0"/>
         </w:rPr>
-        <w:t xml:space="preserve"> about the decision. Every allowed width for A fits, so its width </w:t>
-      </w:r>
-      <w:r>
-        <w:rPr>
-          <w:b/>
-        </w:rPr>
-        <w:t>uncertainty</w:t>
-      </w:r>
-      <w:r>
-        <w:rPr>
-          <w:b w:val="0"/>
-        </w:rPr>
-        <w:t xml:space="preserve"> does not affect acceptance. B straddles the boundary.</w:t>
+        <w:t xml:space="preserve"> causes.</w:t>
       </w:r>
     </w:p>
     <w:p>
       <w:pPr>
         <w:spacing w:line="336" w:lineRule="auto" w:after="180"/>
-        <w:shd w:fill="F1F6FC"/>
-      </w:pPr>
-      <w:r>
-        <w:rPr>
-          <w:b w:val="0"/>
-        </w:rPr>
-        <w:t>Record both possibilities and request a better measurement instead of selecting the one that makes a preferred outcome.</w:t>
+      </w:pPr>
+      <w:r>
+        <w:rPr>
+          <w:b w:val="0"/>
+        </w:rPr>
+        <w:t>Use the earlier changed question as optional later practice. Reserve Transfer the method to distance for the first independent attempt before hints or feedback.</w:t>
       </w:r>
     </w:p>
     <w:p>
@@ -2653,394 +3206,18 @@
         <w:pStyle w:val="Heading3"/>
       </w:pPr>
       <w:r>
-        <w:t>What this example does not establish</w:t>
-      </w:r>
-    </w:p>
-    <w:p>
-      <w:pPr>
-        <w:pStyle w:val="Heading3"/>
-      </w:pPr>
-      <w:r>
-        <w:t>Keep the stated limit</w:t>
+        <w:t>Classroom dialogue</w:t>
       </w:r>
     </w:p>
     <w:p>
       <w:pPr>
         <w:spacing w:line="336" w:lineRule="auto" w:after="180"/>
-        <w:shd w:fill="FFF5E6"/>
-      </w:pPr>
-      <w:r>
-        <w:rPr>
-          <w:b w:val="0"/>
-        </w:rPr>
-        <w:t xml:space="preserve">A review path is not automatically accurate; its conclusion depends on relevant, better </w:t>
-      </w:r>
-      <w:r>
-        <w:rPr>
-          <w:b/>
-        </w:rPr>
-        <w:t>evidence</w:t>
-      </w:r>
-      <w:r>
-        <w:rPr>
-          <w:b w:val="0"/>
-        </w:rPr>
-        <w:t>.</w:t>
-      </w:r>
-    </w:p>
-    <w:p>
-      <w:pPr>
-        <w:pStyle w:val="Heading3"/>
-      </w:pPr>
-      <w:r>
-        <w:t>Change one thing in the pictured case</w:t>
-      </w:r>
-    </w:p>
-    <w:p>
-      <w:pPr>
-        <w:pStyle w:val="Heading3"/>
-      </w:pPr>
-      <w:r>
-        <w:t>Change one thing</w:t>
-      </w:r>
-    </w:p>
-    <w:p>
-      <w:pPr>
-        <w:spacing w:line="336" w:lineRule="auto" w:after="180"/>
-        <w:shd w:fill="F5F1FB"/>
-      </w:pPr>
-      <w:r>
-        <w:rPr>
-          <w:b w:val="0"/>
-        </w:rPr>
-        <w:t>Change: Narrow B’s possibilities to 6 or 7 cm.</w:t>
-      </w:r>
-    </w:p>
-    <w:p>
-      <w:pPr>
-        <w:pStyle w:val="Heading3"/>
-      </w:pPr>
-      <w:r>
-        <w:t>Predicted result</w:t>
-      </w:r>
-    </w:p>
-    <w:p>
-      <w:pPr>
-        <w:spacing w:line="336" w:lineRule="auto" w:after="180"/>
-        <w:shd w:fill="F1F6FC"/>
-      </w:pPr>
-      <w:r>
-        <w:rPr>
-          <w:b/>
-        </w:rPr>
-        <w:t>Prediction</w:t>
-      </w:r>
-      <w:r>
-        <w:rPr>
-          <w:b w:val="0"/>
-        </w:rPr>
-        <w:t>: Both fail the width limit; rejection no longer depends on resolving their difference.</w:t>
-      </w:r>
-    </w:p>
-    <w:p>
-      <w:pPr>
-        <w:pStyle w:val="Heading3"/>
-      </w:pPr>
-      <w:r>
-        <w:t>Why the result follows</w:t>
-      </w:r>
-    </w:p>
-    <w:p>
-      <w:pPr>
-        <w:spacing w:line="336" w:lineRule="auto" w:after="180"/>
-        <w:shd w:fill="F1F6FC"/>
-      </w:pPr>
-      <w:r>
-        <w:rPr>
-          <w:b w:val="0"/>
-        </w:rPr>
-        <w:t>Reason: All remaining possibilities lead to the same decision.</w:t>
-      </w:r>
-    </w:p>
-    <w:p>
-      <w:pPr>
-        <w:pStyle w:val="Heading3"/>
-      </w:pPr>
-      <w:r>
-        <w:t>Ask while showing the picture</w:t>
-      </w:r>
-    </w:p>
-    <w:p>
-      <w:pPr>
-        <w:pStyle w:val="Heading3"/>
-      </w:pPr>
-      <w:r>
-        <w:t>Ask while showing the picture · 7</w:t>
-      </w:r>
-    </w:p>
-    <w:p>
-      <w:pPr>
-        <w:spacing w:line="336" w:lineRule="auto" w:after="180"/>
-      </w:pPr>
-      <w:r>
-        <w:rPr>
-          <w:b w:val="0"/>
-        </w:rPr>
-        <w:t xml:space="preserve">Cover the result. Ask learners to name the </w:t>
-      </w:r>
-      <w:r>
-        <w:rPr>
-          <w:b/>
-        </w:rPr>
-        <w:t>input</w:t>
-      </w:r>
-      <w:r>
-        <w:rPr>
-          <w:b w:val="0"/>
-        </w:rPr>
-        <w:t xml:space="preserve">s and predict the next step. Uncover one step, connect the icon to the actual procedure, and explain its </w:t>
-      </w:r>
-      <w:r>
-        <w:rPr>
-          <w:b/>
-        </w:rPr>
-        <w:t>evidence</w:t>
-      </w:r>
-      <w:r>
-        <w:rPr>
-          <w:b w:val="0"/>
-        </w:rPr>
-        <w:t>. Then change the supplied condition and compare.</w:t>
-      </w:r>
-    </w:p>
-    <w:p>
-      <w:pPr>
-        <w:spacing w:line="336" w:lineRule="auto" w:after="180"/>
-      </w:pPr>
-      <w:r>
-        <w:rPr>
-          <w:b w:val="0"/>
-        </w:rPr>
-        <w:t>The picture is a representation; it does not document execution of a real AI model.</w:t>
-      </w:r>
-    </w:p>
-    <w:p>
-      <w:pPr>
-        <w:pStyle w:val="Heading1"/>
-      </w:pPr>
-      <w:r>
-        <w:t>03. Demonstrate and guide practice</w:t>
-      </w:r>
-    </w:p>
-    <w:p>
-      <w:r>
-        <w:t>Demonstrate Boundaries and 'Not Sure', reduce support deliberately and check individual reasoning before discussing answers.</w:t>
-      </w:r>
-    </w:p>
-    <w:p>
-      <w:pPr>
-        <w:pStyle w:val="Heading3"/>
-      </w:pPr>
-      <w:r>
-        <w:t>Board sequence</w:t>
-      </w:r>
-    </w:p>
-    <w:p>
-      <w:pPr>
-        <w:pStyle w:val="Heading3"/>
-      </w:pPr>
-      <w:r>
-        <w:t>1. Put the facts on the board</w:t>
-      </w:r>
-    </w:p>
-    <w:p>
-      <w:pPr>
-        <w:spacing w:line="336" w:lineRule="auto" w:after="180"/>
-        <w:shd w:fill="F4F9FC"/>
-      </w:pPr>
-      <w:r>
-        <w:rPr>
-          <w:b w:val="0"/>
-        </w:rPr>
-        <w:t>Write the given facts: A sorter handles clearly red and clearly blue cards. Purple and very dark cards arrive.</w:t>
-      </w:r>
-    </w:p>
-    <w:p>
-      <w:pPr>
-        <w:pStyle w:val="Heading3"/>
-      </w:pPr>
-      <w:r>
-        <w:t>2. State the decision to explain</w:t>
-      </w:r>
-    </w:p>
-    <w:p>
-      <w:pPr>
-        <w:spacing w:line="336" w:lineRule="auto" w:after="180"/>
-        <w:shd w:fill="F5F1FB"/>
-      </w:pPr>
-      <w:r>
-        <w:rPr>
-          <w:b w:val="0"/>
-        </w:rPr>
-        <w:t>Write the question to explain: How should it handle each uncertain case?</w:t>
-      </w:r>
-    </w:p>
-    <w:p>
-      <w:pPr>
-        <w:pStyle w:val="Heading3"/>
-      </w:pPr>
-      <w:r>
-        <w:t>3. Reveal the worked reasoning</w:t>
-      </w:r>
-    </w:p>
-    <w:p>
-      <w:pPr>
-        <w:spacing w:line="336" w:lineRule="auto" w:after="180"/>
-        <w:shd w:fill="F1F6FC"/>
-      </w:pPr>
-      <w:r>
-        <w:rPr>
-          <w:b w:val="0"/>
-        </w:rPr>
-        <w:t xml:space="preserve">Reveal after </w:t>
-      </w:r>
-      <w:r>
-        <w:rPr>
-          <w:b/>
-        </w:rPr>
-        <w:t>prediction</w:t>
-      </w:r>
-      <w:r>
-        <w:rPr>
-          <w:b w:val="0"/>
-        </w:rPr>
-        <w:t xml:space="preserve">s: Use a review tray. Purple is outside the clear categories; darkness prevents </w:t>
-      </w:r>
-      <w:r>
-        <w:rPr>
-          <w:b/>
-        </w:rPr>
-        <w:t>observation</w:t>
-      </w:r>
-      <w:r>
-        <w:rPr>
-          <w:b w:val="0"/>
-        </w:rPr>
-        <w:t xml:space="preserve">. These are different </w:t>
-      </w:r>
-      <w:r>
-        <w:rPr>
-          <w:b/>
-        </w:rPr>
-        <w:t>uncertainty</w:t>
-      </w:r>
-      <w:r>
-        <w:rPr>
-          <w:b w:val="0"/>
-        </w:rPr>
-        <w:t xml:space="preserve"> causes.</w:t>
-      </w:r>
-    </w:p>
-    <w:p>
-      <w:pPr>
-        <w:pStyle w:val="Heading3"/>
-      </w:pPr>
-      <w:r>
-        <w:t>Hold back the independent task</w:t>
-      </w:r>
-    </w:p>
-    <w:p>
-      <w:pPr>
-        <w:spacing w:line="336" w:lineRule="auto" w:after="180"/>
-        <w:shd w:fill="FFF5E6"/>
-      </w:pPr>
-      <w:r>
-        <w:rPr>
-          <w:b w:val="0"/>
-        </w:rPr>
-        <w:t>Keep for an independent attempt: A sorter knows pencils and books. You show a lunch box. Should it force a known label or ask for help? State a useful fallback.</w:t>
-      </w:r>
-    </w:p>
-    <w:p>
-      <w:pPr>
-        <w:pStyle w:val="Heading3"/>
-      </w:pPr>
-      <w:r>
-        <w:t>Classroom dialogue</w:t>
-      </w:r>
-    </w:p>
-    <w:p>
-      <w:pPr>
-        <w:pStyle w:val="Heading3"/>
-      </w:pPr>
-      <w:r>
-        <w:t>Ask the class</w:t>
-      </w:r>
-    </w:p>
-    <w:p>
-      <w:pPr>
-        <w:spacing w:line="336" w:lineRule="auto" w:after="180"/>
-        <w:shd w:fill="F5F1FB"/>
-      </w:pPr>
-      <w:r>
-        <w:rPr>
-          <w:b w:val="0"/>
-        </w:rPr>
-        <w:t>Ask: Which facts are given, and which would we have to assume? Learners mark relevant details before discussing answers.</w:t>
-      </w:r>
-    </w:p>
-    <w:p>
-      <w:pPr>
-        <w:pStyle w:val="Heading3"/>
-      </w:pPr>
-      <w:r>
-        <w:t>Language to model</w:t>
-      </w:r>
-    </w:p>
-    <w:p>
-      <w:pPr>
-        <w:spacing w:line="336" w:lineRule="auto" w:after="180"/>
-        <w:shd w:fill="F1F6F8"/>
-      </w:pPr>
-      <w:r>
-        <w:rPr>
-          <w:b w:val="0"/>
-        </w:rPr>
-        <w:t>Say: Predict first. Show the rule, information path or calculation that would produce the result. A correct guess is not yet an explanation.</w:t>
-      </w:r>
-    </w:p>
-    <w:p>
-      <w:pPr>
-        <w:spacing w:line="336" w:lineRule="auto" w:after="180"/>
       </w:pPr>
       <w:r>
         <w:rPr>
           <w:b w:val="0"/>
         </w:rPr>
         <w:t>Reveal reasoning one step at a time. Explain why a tempting alternative fails. Write units and denominators for arithmetic, trace conditions for decisions, and identify supporting sources for claims.</w:t>
-      </w:r>
-    </w:p>
-    <w:p>
-      <w:pPr>
-        <w:spacing w:line="336" w:lineRule="auto" w:after="180"/>
-      </w:pPr>
-      <w:r>
-        <w:rPr>
-          <w:b w:val="0"/>
-        </w:rPr>
-        <w:t xml:space="preserve">In pairs, one learner solves while the other checks </w:t>
-      </w:r>
-      <w:r>
-        <w:rPr>
-          <w:b/>
-        </w:rPr>
-        <w:t>evidence</w:t>
-      </w:r>
-      <w:r>
-        <w:rPr>
-          <w:b w:val="0"/>
-        </w:rPr>
-        <w:t>; exchange roles. Remove the worked answer before independent assessment.</w:t>
       </w:r>
     </w:p>
     <w:p>
@@ -3377,548 +3554,103 @@
         <w:pStyle w:val="Heading3"/>
       </w:pPr>
       <w:r>
-        <w:t>Completion practice</w:t>
+        <w:t>Individual reasoning check</w:t>
+      </w:r>
+    </w:p>
+    <w:p>
+      <w:pPr>
+        <w:pStyle w:val="Heading3"/>
+      </w:pPr>
+      <w:r>
+        <w:t>Pictorial practice question</w:t>
+      </w:r>
+    </w:p>
+    <w:p>
+      <w:pPr>
+        <w:pStyle w:val="Heading3"/>
+      </w:pPr>
+      <w:r>
+        <w:t>Reasoned teacher answer</w:t>
+      </w:r>
+    </w:p>
+    <w:p>
+      <w:pPr>
+        <w:pStyle w:val="Heading1"/>
+      </w:pPr>
+      <w:r>
+        <w:t>04. Run the supplied investigation</w:t>
+      </w:r>
+    </w:p>
+    <w:p>
+      <w:r>
+        <w:t>Keep expected results, observed paper traces and remaining limits distinguishable.</w:t>
+      </w:r>
+    </w:p>
+    <w:p>
+      <w:pPr>
+        <w:pStyle w:val="Heading2"/>
+      </w:pPr>
+      <w:r>
+        <w:t>Supplied materials and answer guidance</w:t>
       </w:r>
     </w:p>
     <w:p>
       <w:pPr>
         <w:spacing w:line="336" w:lineRule="auto" w:after="180"/>
-        <w:shd w:fill="F5F1FB"/>
-      </w:pPr>
-      <w:r>
-        <w:rPr>
-          <w:b w:val="0"/>
-        </w:rPr>
-        <w:t>Completion task: Assume the only possible heights are 8 and 9 cm. Apply tall at least 6 to each. Write a justified result statement and two things it does not establish. Do not invent a confidence percentage.</w:t>
-      </w:r>
-    </w:p>
-    <w:p>
-      <w:pPr>
-        <w:pStyle w:val="Heading3"/>
-      </w:pPr>
-      <w:r>
-        <w:t>Reasoning to listen for</w:t>
-      </w:r>
-    </w:p>
-    <w:p>
-      <w:pPr>
-        <w:spacing w:line="336" w:lineRule="auto" w:after="180"/>
-        <w:shd w:fill="F1F6FC"/>
-      </w:pPr>
-      <w:r>
-        <w:rPr>
-          <w:b w:val="0"/>
-        </w:rPr>
-        <w:t xml:space="preserve">Teacher check: Both </w:t>
-      </w:r>
-      <w:r>
-        <w:rPr>
-          <w:b/>
-        </w:rPr>
-        <w:t>input</w:t>
-      </w:r>
-      <w:r>
-        <w:rPr>
-          <w:b w:val="0"/>
-        </w:rPr>
-        <w:t xml:space="preserve">s predict tall, so the </w:t>
-      </w:r>
-      <w:r>
-        <w:rPr>
-          <w:b/>
-        </w:rPr>
-        <w:t>prediction</w:t>
-      </w:r>
-      <w:r>
-        <w:rPr>
-          <w:b w:val="0"/>
-        </w:rPr>
-        <w:t xml:space="preserve"> is tall under both listed possibilities. This does not identify whether the exact height is 8 or 9 and does not establish agreement with the correct task label.</w:t>
-      </w:r>
-    </w:p>
-    <w:p>
-      <w:pPr>
-        <w:spacing w:line="336" w:lineRule="auto" w:after="180"/>
-        <w:shd w:fill="F1F6FC"/>
-      </w:pPr>
-      <w:r>
-        <w:rPr>
-          <w:b w:val="0"/>
-        </w:rPr>
-        <w:t xml:space="preserve">Outside the exercise, completeness of the possibilities also needs </w:t>
-      </w:r>
-      <w:r>
-        <w:rPr>
-          <w:b/>
-        </w:rPr>
-        <w:t>evidence</w:t>
-      </w:r>
-      <w:r>
-        <w:rPr>
-          <w:b w:val="0"/>
-        </w:rPr>
-        <w:t>.</w:t>
-      </w:r>
-    </w:p>
-    <w:p>
-      <w:pPr>
-        <w:spacing w:line="336" w:lineRule="auto" w:after="180"/>
-      </w:pPr>
-      <w:r>
-        <w:rPr>
-          <w:b w:val="0"/>
-        </w:rPr>
-        <w:t xml:space="preserve">Start by identifying the given </w:t>
-      </w:r>
-      <w:r>
-        <w:rPr>
-          <w:b/>
-        </w:rPr>
-        <w:t>input</w:t>
-      </w:r>
-      <w:r>
-        <w:rPr>
-          <w:b w:val="0"/>
-        </w:rPr>
-        <w:t>s together. Leave the intermediate steps blank. If needed, model one step, then withdraw that help on the next step. Move to a full trace only when the partial trace is understood.</w:t>
-      </w:r>
-    </w:p>
-    <w:p>
-      <w:pPr>
-        <w:spacing w:line="336" w:lineRule="auto" w:after="180"/>
-      </w:pPr>
-      <w:r>
-        <w:rPr>
-          <w:b w:val="0"/>
-        </w:rPr>
-        <w:t>For partners, alternate explainer and checker; collect a response from every learner before discussion.</w:t>
-      </w:r>
-    </w:p>
-    <w:p>
-      <w:pPr>
-        <w:pStyle w:val="Heading3"/>
-      </w:pPr>
-      <w:r>
-        <w:t>Individual reasoning check</w:t>
-      </w:r>
-    </w:p>
-    <w:p>
-      <w:pPr>
-        <w:spacing w:line="336" w:lineRule="auto" w:after="180"/>
-      </w:pPr>
-      <w:r>
-        <w:rPr>
-          <w:b w:val="0"/>
-        </w:rPr>
-        <w:t xml:space="preserve">Use the worked case for </w:t>
-      </w:r>
-      <w:r>
-        <w:rPr>
-          <w:b/>
-        </w:rPr>
-        <w:t>Uncertainty</w:t>
-      </w:r>
-      <w:r>
-        <w:rPr>
-          <w:b w:val="0"/>
-        </w:rPr>
-        <w:t xml:space="preserve"> and review. Proposed explanation: “Two possible values imply equal probabilities”. Decide whether this explanation is supported.</w:t>
-      </w:r>
-    </w:p>
-    <w:p>
-      <w:pPr>
-        <w:spacing w:line="336" w:lineRule="auto" w:after="180"/>
-      </w:pPr>
-      <w:r>
-        <w:rPr>
-          <w:b w:val="0"/>
-        </w:rPr>
-        <w:t>Point to the step or supplied fact that decides; explain your repair if needed.</w:t>
-      </w:r>
-    </w:p>
-    <w:p>
-      <w:pPr>
-        <w:pStyle w:val="Heading3"/>
-      </w:pPr>
-      <w:r>
-        <w:t>Expected repair</w:t>
-      </w:r>
-    </w:p>
-    <w:p>
-      <w:pPr>
-        <w:spacing w:line="336" w:lineRule="auto" w:after="180"/>
-        <w:shd w:fill="F1F6FC"/>
-      </w:pPr>
-      <w:r>
-        <w:rPr>
-          <w:b w:val="0"/>
-        </w:rPr>
-        <w:t xml:space="preserve">Expected correction: A list of possibilities supplies no probabilities unless further </w:t>
-      </w:r>
-      <w:r>
-        <w:rPr>
-          <w:b/>
-        </w:rPr>
-        <w:t>evidence</w:t>
-      </w:r>
-      <w:r>
-        <w:rPr>
-          <w:b w:val="0"/>
-        </w:rPr>
-        <w:t xml:space="preserve"> states them.</w:t>
-      </w:r>
-    </w:p>
-    <w:p>
-      <w:pPr>
-        <w:spacing w:line="336" w:lineRule="auto" w:after="180"/>
-      </w:pPr>
-      <w:r>
-        <w:rPr>
-          <w:b w:val="0"/>
-        </w:rPr>
-        <w:t>Collect explanations, not only yes/no votes. If a misunderstanding is common, re-model the relevant step for the class.</w:t>
-      </w:r>
-    </w:p>
-    <w:p>
-      <w:pPr>
-        <w:spacing w:line="336" w:lineRule="auto" w:after="180"/>
-      </w:pPr>
-      <w:r>
-        <w:rPr>
-          <w:b w:val="0"/>
-        </w:rPr>
-        <w:t>If it affects a few learners, give a short targeted group explanation while others solve a more demanding variation.</w:t>
-      </w:r>
-    </w:p>
-    <w:p>
-      <w:pPr>
-        <w:pStyle w:val="Heading3"/>
-      </w:pPr>
-      <w:r>
-        <w:t>Pictorial practice question</w:t>
-      </w:r>
-    </w:p>
-    <w:p>
-      <w:pPr>
-        <w:spacing w:line="336" w:lineRule="auto" w:after="180"/>
-        <w:shd w:fill="F5F1FB"/>
-      </w:pPr>
-      <w:r>
-        <w:rPr>
-          <w:b w:val="0"/>
-        </w:rPr>
-        <w:t>Which original block needs a better width before accepting or rejecting it? What should the reviewer do?</w:t>
-      </w:r>
-    </w:p>
-    <w:p>
-      <w:pPr>
-        <w:pStyle w:val="Heading3"/>
-      </w:pPr>
-      <w:r>
-        <w:t>Reasoned teacher answer</w:t>
-      </w:r>
-    </w:p>
-    <w:p>
-      <w:pPr>
-        <w:spacing w:line="336" w:lineRule="auto" w:after="180"/>
-      </w:pPr>
-      <w:r>
-        <w:rPr>
-          <w:b w:val="0"/>
-        </w:rPr>
-        <w:t xml:space="preserve">B needs review because 5 fits and 6 fails. The reviewer should remeasure width in cm and retain the </w:t>
-      </w:r>
-      <w:r>
-        <w:rPr>
-          <w:b/>
-        </w:rPr>
-        <w:t>evidence</w:t>
-      </w:r>
-      <w:r>
-        <w:rPr>
-          <w:b w:val="0"/>
-        </w:rPr>
-        <w:t>.</w:t>
-      </w:r>
-    </w:p>
-    <w:p>
-      <w:pPr>
-        <w:spacing w:line="336" w:lineRule="auto" w:after="180"/>
-      </w:pPr>
-      <w:r>
-        <w:rPr>
-          <w:b w:val="0"/>
-        </w:rPr>
-        <w:t>Changed-case reasoning: Both fail the width limit; rejection no longer depends on resolving their difference. All remaining possibilities lead to the same decision.</w:t>
-      </w:r>
-    </w:p>
-    <w:p>
-      <w:pPr>
-        <w:spacing w:line="336" w:lineRule="auto" w:after="180"/>
-      </w:pPr>
-      <w:r>
-        <w:rPr>
-          <w:b w:val="0"/>
-        </w:rPr>
-        <w:t xml:space="preserve">Collect each learner’s explanation before discussion. Use the first missing connection between </w:t>
-      </w:r>
-      <w:r>
-        <w:rPr>
-          <w:b/>
-        </w:rPr>
-        <w:t>input</w:t>
-      </w:r>
-      <w:r>
-        <w:rPr>
-          <w:b w:val="0"/>
-        </w:rPr>
-        <w:t xml:space="preserve">, deciding step and result to choose support. This question is worked-case practice, not fresh mastery </w:t>
-      </w:r>
-      <w:r>
-        <w:rPr>
-          <w:b/>
-        </w:rPr>
-        <w:t>evidence</w:t>
-      </w:r>
-      <w:r>
-        <w:rPr>
-          <w:b w:val="0"/>
-        </w:rPr>
-        <w:t>.</w:t>
-      </w:r>
-    </w:p>
-    <w:p>
-      <w:pPr>
-        <w:pStyle w:val="Heading1"/>
-      </w:pPr>
-      <w:r>
-        <w:t>04. Run the weekly evidence lab</w:t>
-      </w:r>
-    </w:p>
-    <w:p>
-      <w:r>
-        <w:t>Run the Boundaries and 'Not Sure' investigation and use the first unsupported step to choose a teaching response.</w:t>
-      </w:r>
-    </w:p>
-    <w:p>
-      <w:pPr>
-        <w:spacing w:line="336" w:lineRule="auto" w:after="180"/>
-      </w:pPr>
-      <w:r>
-        <w:rPr>
-          <w:b w:val="0"/>
-        </w:rPr>
-        <w:t xml:space="preserve">Predict first, test honestly, and explain what the </w:t>
-      </w:r>
-      <w:r>
-        <w:rPr>
-          <w:b/>
-        </w:rPr>
-        <w:t>evidence</w:t>
-      </w:r>
-      <w:r>
-        <w:rPr>
-          <w:b w:val="0"/>
-        </w:rPr>
-        <w:t xml:space="preserve"> means.</w:t>
-      </w:r>
-    </w:p>
-    <w:p>
-      <w:pPr>
-        <w:pStyle w:val="Heading3"/>
-      </w:pPr>
-      <w:r>
-        <w:t>1. Predict</w:t>
-      </w:r>
-    </w:p>
-    <w:p>
-      <w:pPr>
-        <w:spacing w:line="336" w:lineRule="auto" w:after="180"/>
-        <w:shd w:fill="F4F9FC"/>
-      </w:pPr>
-      <w:r>
-        <w:rPr>
-          <w:b w:val="0"/>
-        </w:rPr>
-        <w:t xml:space="preserve">State your </w:t>
-      </w:r>
-      <w:r>
-        <w:rPr>
-          <w:b/>
-        </w:rPr>
-        <w:t>prediction</w:t>
-      </w:r>
-      <w:r>
-        <w:rPr>
-          <w:b w:val="0"/>
-        </w:rPr>
-        <w:t xml:space="preserve"> before the result is known.</w:t>
-      </w:r>
-    </w:p>
-    <w:p>
-      <w:pPr>
-        <w:pStyle w:val="Heading3"/>
-      </w:pPr>
-      <w:r>
-        <w:t>2. Investigate</w:t>
-      </w:r>
-    </w:p>
-    <w:p>
-      <w:pPr>
-        <w:spacing w:line="336" w:lineRule="auto" w:after="180"/>
-        <w:shd w:fill="F4F9FC"/>
-      </w:pPr>
-      <w:r>
-        <w:rPr>
-          <w:b w:val="0"/>
-        </w:rPr>
-        <w:t xml:space="preserve">Complete the task: Find three </w:t>
-      </w:r>
-      <w:r>
-        <w:rPr>
-          <w:b/>
-        </w:rPr>
-        <w:t>boundary case</w:t>
-      </w:r>
-      <w:r>
-        <w:rPr>
-          <w:b w:val="0"/>
-        </w:rPr>
-        <w:t xml:space="preserve">s and design a 'need more info' </w:t>
-      </w:r>
-      <w:r>
-        <w:rPr>
-          <w:b/>
-        </w:rPr>
-        <w:t>output</w:t>
-      </w:r>
-      <w:r>
-        <w:rPr>
-          <w:b w:val="0"/>
-        </w:rPr>
-        <w:t>.</w:t>
-      </w:r>
-    </w:p>
-    <w:p>
-      <w:pPr>
-        <w:pStyle w:val="Heading3"/>
-      </w:pPr>
-      <w:r>
-        <w:t>3. Compare cases</w:t>
-      </w:r>
-    </w:p>
-    <w:p>
-      <w:pPr>
-        <w:spacing w:line="336" w:lineRule="auto" w:after="180"/>
-        <w:shd w:fill="F4F9FC"/>
-      </w:pPr>
-      <w:r>
-        <w:rPr>
-          <w:b w:val="0"/>
-        </w:rPr>
+      </w:pPr>
+      <w:r>
+        <w:rPr>
+          <w:b w:val="0"/>
+        </w:rPr>
+        <w:t>CrateC accepts A under both 2 and 3 cm; B needs review because 4 fits and 5 does not; C is rejected under both 6 and 7 cm. D needs its unit established before interpreting the digits. If the supplied checked record establishes B=5 cm, reject under CrateC. If no reliable width is obtained, retain an unresolved outcome and hold the decision. None of these sets assigns probabilities or establishes a model accuracy rate. Reserve Transfer the method to distance for the individual first attempt.</w:t>
+      </w:r>
+    </w:p>
+    <w:p>
+      <w:pPr>
+        <w:pStyle w:val="Heading2"/>
+      </w:pPr>
+      <w:r>
+        <w:t>Run and record</w:t>
+      </w:r>
+    </w:p>
+    <w:p>
+      <w:pPr>
+        <w:pStyle w:val="ListNumber"/>
+      </w:pPr>
+      <w:r>
+        <w:t>Complete the task: Find three boundary cases and design a 'need more info' output.</w:t>
+      </w:r>
+    </w:p>
+    <w:p>
+      <w:pPr>
+        <w:pStyle w:val="ListNumber"/>
+      </w:pPr>
+      <w:r>
         <w:t>Keep a normal case and an edge case clearly separated.</w:t>
       </w:r>
     </w:p>
     <w:p>
       <w:pPr>
-        <w:pStyle w:val="Heading3"/>
-      </w:pPr>
-      <w:r>
-        <w:t>4. Record honestly</w:t>
-      </w:r>
-    </w:p>
-    <w:p>
-      <w:pPr>
-        <w:spacing w:line="336" w:lineRule="auto" w:after="180"/>
-        <w:shd w:fill="F4F9FC"/>
-      </w:pPr>
-      <w:r>
-        <w:rPr>
-          <w:b w:val="0"/>
-        </w:rPr>
-        <w:t xml:space="preserve">Record what happened—even when it does not match your </w:t>
-      </w:r>
-      <w:r>
-        <w:rPr>
-          <w:b/>
-        </w:rPr>
-        <w:t>prediction</w:t>
-      </w:r>
-      <w:r>
-        <w:rPr>
-          <w:b w:val="0"/>
-        </w:rPr>
-        <w:t>.</w:t>
-      </w:r>
-    </w:p>
-    <w:p>
-      <w:pPr>
-        <w:pStyle w:val="Heading3"/>
-      </w:pPr>
-      <w:r>
-        <w:t>5. Explain and plan the next test</w:t>
-      </w:r>
-    </w:p>
-    <w:p>
-      <w:pPr>
-        <w:spacing w:line="336" w:lineRule="auto" w:after="180"/>
-        <w:shd w:fill="F4F9FC"/>
-      </w:pPr>
-      <w:r>
-        <w:rPr>
-          <w:b w:val="0"/>
-        </w:rPr>
+        <w:pStyle w:val="ListNumber"/>
+      </w:pPr>
+      <w:r>
+        <w:t>Record what happened—even when it does not match your prediction.</w:t>
+      </w:r>
+    </w:p>
+    <w:p>
+      <w:pPr>
+        <w:pStyle w:val="ListNumber"/>
+      </w:pPr>
+      <w:r>
         <w:t>Explain the result, one limitation, and the next useful test.</w:t>
       </w:r>
     </w:p>
     <w:p>
       <w:pPr>
-        <w:pStyle w:val="Heading3"/>
-      </w:pPr>
-      <w:r>
-        <w:t>Use a fresh case after support</w:t>
-      </w:r>
-    </w:p>
-    <w:p>
-      <w:pPr>
-        <w:spacing w:line="336" w:lineRule="auto" w:after="180"/>
-        <w:shd w:fill="FFF5E6"/>
-      </w:pPr>
-      <w:r>
-        <w:rPr>
-          <w:b w:val="0"/>
-        </w:rPr>
-        <w:t>INDEPENDENCE After support is removed, repeat the proof with a fresh case.</w:t>
-      </w:r>
-    </w:p>
-    <w:p>
-      <w:pPr>
-        <w:pStyle w:val="Heading3"/>
-      </w:pPr>
-      <w:r>
-        <w:t>Make the lab runnable</w:t>
-      </w:r>
-    </w:p>
-    <w:p>
-      <w:pPr>
-        <w:spacing w:line="336" w:lineRule="auto" w:after="180"/>
-      </w:pPr>
-      <w:r>
-        <w:rPr>
-          <w:b w:val="0"/>
-        </w:rPr>
-        <w:t>Use the concrete case as the shared normal case and the independent question as a second case. Each pair creates a boundary or missing-information case and predicts its result before testing.</w:t>
-      </w:r>
-    </w:p>
-    <w:p>
-      <w:pPr>
-        <w:spacing w:line="336" w:lineRule="auto" w:after="180"/>
-      </w:pPr>
-      <w:r>
-        <w:rPr>
-          <w:b w:val="0"/>
-        </w:rPr>
-        <w:t>Keep the expected result separate from an observed mistake.</w:t>
+        <w:pStyle w:val="Heading2"/>
+      </w:pPr>
+      <w:r>
+        <w:t>Keep an inspectable record</w:t>
       </w:r>
     </w:p>
     <w:tbl>
@@ -4069,30 +3801,33 @@
     </w:tbl>
     <w:p>
       <w:pPr>
-        <w:pStyle w:val="Heading3"/>
-      </w:pPr>
-      <w:r>
-        <w:t>Diagnose and reteach</w:t>
-      </w:r>
-    </w:p>
-    <w:p>
-      <w:pPr>
-        <w:pStyle w:val="Heading3"/>
-      </w:pPr>
-      <w:r>
-        <w:t>Find the unsupported claim</w:t>
+        <w:pStyle w:val="Heading2"/>
+      </w:pPr>
+      <w:r>
+        <w:t>Diagnose the first misunderstanding</w:t>
       </w:r>
     </w:p>
     <w:p>
       <w:pPr>
         <w:spacing w:line="336" w:lineRule="auto" w:after="180"/>
-        <w:shd w:fill="F5F1FB"/>
-      </w:pPr>
-      <w:r>
-        <w:rPr>
-          <w:b w:val="0"/>
-        </w:rPr>
-        <w:t>CLAIM TO REPAIR Not sure always means the system has failed.</w:t>
+      </w:pPr>
+      <w:r>
+        <w:rPr>
+          <w:b w:val="0"/>
+        </w:rPr>
+        <w:t xml:space="preserve">Two possible values imply equal probabilities: A list of possibilities supplies no probabilities unless further </w:t>
+      </w:r>
+      <w:r>
+        <w:rPr>
+          <w:b/>
+        </w:rPr>
+        <w:t>evidence</w:t>
+      </w:r>
+      <w:r>
+        <w:rPr>
+          <w:b w:val="0"/>
+        </w:rPr>
+        <w:t xml:space="preserve"> states them.</w:t>
       </w:r>
     </w:p>
     <w:p>
@@ -4103,7 +3838,19 @@
         <w:rPr>
           <w:b w:val="0"/>
         </w:rPr>
-        <w:t>For guessing, return to given facts and request a trace. For vocabulary without application, use one example and one non-example. For arithmetic errors, check the setup before the calculation.</w:t>
+        <w:t xml:space="preserve">Averaging guesses recovers the missing </w:t>
+      </w:r>
+      <w:r>
+        <w:rPr>
+          <w:b/>
+        </w:rPr>
+        <w:t>input</w:t>
+      </w:r>
+      <w:r>
+        <w:rPr>
+          <w:b w:val="0"/>
+        </w:rPr>
+        <w:t>: A calculated average is a new assumption, not an observed measurement.</w:t>
       </w:r>
     </w:p>
     <w:p>
@@ -4114,49 +3861,19 @@
         <w:rPr>
           <w:b w:val="0"/>
         </w:rPr>
-        <w:t>Finish with a different uncoached case before recording mastery.</w:t>
-      </w:r>
-    </w:p>
-    <w:p>
-      <w:pPr>
-        <w:pStyle w:val="Heading3"/>
-      </w:pPr>
-      <w:r>
-        <w:t>Address these additional misconceptions</w:t>
-      </w:r>
-    </w:p>
-    <w:p>
-      <w:pPr>
-        <w:spacing w:line="336" w:lineRule="auto" w:after="180"/>
-      </w:pPr>
-      <w:r>
-        <w:rPr>
-          <w:b w:val="0"/>
-        </w:rPr>
-        <w:t xml:space="preserve">Two possible values imply equal probabilities: A list of possibilities supplies no probabilities unless further </w:t>
+        <w:t xml:space="preserve">Repeated identical </w:t>
       </w:r>
       <w:r>
         <w:rPr>
           <w:b/>
         </w:rPr>
-        <w:t>evidence</w:t>
-      </w:r>
-      <w:r>
-        <w:rPr>
-          <w:b w:val="0"/>
-        </w:rPr>
-        <w:t xml:space="preserve"> states them.</w:t>
-      </w:r>
-    </w:p>
-    <w:p>
-      <w:pPr>
-        <w:spacing w:line="336" w:lineRule="auto" w:after="180"/>
-      </w:pPr>
-      <w:r>
-        <w:rPr>
-          <w:b w:val="0"/>
-        </w:rPr>
-        <w:t xml:space="preserve">Averaging guesses recovers the missing </w:t>
+        <w:t>output</w:t>
+      </w:r>
+      <w:r>
+        <w:rPr>
+          <w:b w:val="0"/>
+        </w:rPr>
+        <w:t xml:space="preserve">s remove </w:t>
       </w:r>
       <w:r>
         <w:rPr>
@@ -4168,47 +3885,12 @@
         <w:rPr>
           <w:b w:val="0"/>
         </w:rPr>
-        <w:t>: A calculated average is a new assumption, not an observed measurement.</w:t>
-      </w:r>
-    </w:p>
-    <w:p>
-      <w:pPr>
-        <w:spacing w:line="336" w:lineRule="auto" w:after="180"/>
-      </w:pPr>
-      <w:r>
-        <w:rPr>
-          <w:b w:val="0"/>
-        </w:rPr>
-        <w:t xml:space="preserve">Repeated identical </w:t>
+        <w:t xml:space="preserve"> </w:t>
       </w:r>
       <w:r>
         <w:rPr>
           <w:b/>
         </w:rPr>
-        <w:t>output</w:t>
-      </w:r>
-      <w:r>
-        <w:rPr>
-          <w:b w:val="0"/>
-        </w:rPr>
-        <w:t xml:space="preserve">s remove </w:t>
-      </w:r>
-      <w:r>
-        <w:rPr>
-          <w:b/>
-        </w:rPr>
-        <w:t>input</w:t>
-      </w:r>
-      <w:r>
-        <w:rPr>
-          <w:b w:val="0"/>
-        </w:rPr>
-        <w:t xml:space="preserve"> </w:t>
-      </w:r>
-      <w:r>
-        <w:rPr>
-          <w:b/>
-        </w:rPr>
         <w:t>uncertainty</w:t>
       </w:r>
       <w:r>
@@ -4220,37 +3902,10 @@
     </w:p>
     <w:p>
       <w:pPr>
-        <w:spacing w:line="336" w:lineRule="auto" w:after="180"/>
-      </w:pPr>
-      <w:r>
-        <w:rPr>
-          <w:b w:val="0"/>
-        </w:rPr>
-        <w:t xml:space="preserve">A human reviewer can always settle the case: Require relevant </w:t>
-      </w:r>
-      <w:r>
-        <w:rPr>
-          <w:b/>
-        </w:rPr>
-        <w:t>evidence</w:t>
-      </w:r>
-      <w:r>
-        <w:rPr>
-          <w:b w:val="0"/>
-        </w:rPr>
-        <w:t xml:space="preserve"> and allow an explicit </w:t>
-      </w:r>
-      <w:r>
-        <w:rPr>
-          <w:b/>
-        </w:rPr>
-        <w:t>unresolved</w:t>
-      </w:r>
-      <w:r>
-        <w:rPr>
-          <w:b w:val="0"/>
-        </w:rPr>
-        <w:t xml:space="preserve"> outcome.</w:t>
+        <w:pStyle w:val="Heading2"/>
+      </w:pPr>
+      <w:r>
+        <w:t>Choose support from the response</w:t>
       </w:r>
     </w:p>
     <w:p>
@@ -4409,12 +4064,191 @@
     </w:tbl>
     <w:p>
       <w:pPr>
+        <w:pStyle w:val="Heading2"/>
+      </w:pPr>
+      <w:r>
+        <w:t>Earlier wording, alternatives and picture transcripts · reference / check after trying</w:t>
+      </w:r>
+    </w:p>
+    <w:p>
+      <w:pPr>
         <w:spacing w:line="336" w:lineRule="auto" w:after="180"/>
       </w:pPr>
       <w:r>
         <w:rPr>
           <w:b w:val="0"/>
         </w:rPr>
+        <w:t>Run the weekly evidence lab</w:t>
+      </w:r>
+    </w:p>
+    <w:p>
+      <w:pPr>
+        <w:spacing w:line="336" w:lineRule="auto" w:after="180"/>
+      </w:pPr>
+      <w:r>
+        <w:rPr>
+          <w:b w:val="0"/>
+        </w:rPr>
+        <w:t xml:space="preserve">Predict first, test honestly, and explain what the </w:t>
+      </w:r>
+      <w:r>
+        <w:rPr>
+          <w:b/>
+        </w:rPr>
+        <w:t>evidence</w:t>
+      </w:r>
+      <w:r>
+        <w:rPr>
+          <w:b w:val="0"/>
+        </w:rPr>
+        <w:t xml:space="preserve"> means.</w:t>
+      </w:r>
+    </w:p>
+    <w:p>
+      <w:pPr>
+        <w:spacing w:line="336" w:lineRule="auto" w:after="180"/>
+      </w:pPr>
+      <w:r>
+        <w:rPr>
+          <w:b w:val="0"/>
+        </w:rPr>
+        <w:t xml:space="preserve">State your </w:t>
+      </w:r>
+      <w:r>
+        <w:rPr>
+          <w:b/>
+        </w:rPr>
+        <w:t>prediction</w:t>
+      </w:r>
+      <w:r>
+        <w:rPr>
+          <w:b w:val="0"/>
+        </w:rPr>
+        <w:t xml:space="preserve"> before the result is known.</w:t>
+      </w:r>
+    </w:p>
+    <w:p>
+      <w:pPr>
+        <w:spacing w:line="336" w:lineRule="auto" w:after="180"/>
+      </w:pPr>
+      <w:r>
+        <w:rPr>
+          <w:b w:val="0"/>
+        </w:rPr>
+        <w:t>INDEPENDENCE After support is removed, repeat the proof with a fresh case.</w:t>
+      </w:r>
+    </w:p>
+    <w:p>
+      <w:pPr>
+        <w:pStyle w:val="Heading3"/>
+      </w:pPr>
+      <w:r>
+        <w:t>Make the lab runnable</w:t>
+      </w:r>
+    </w:p>
+    <w:p>
+      <w:pPr>
+        <w:spacing w:line="336" w:lineRule="auto" w:after="180"/>
+      </w:pPr>
+      <w:r>
+        <w:rPr>
+          <w:b w:val="0"/>
+        </w:rPr>
+        <w:t>Use the supplied investigation for shared practice. Keep predictions and observed paper-trace results separate. Reserve Transfer the method to distance for the individual first attempt before feedback; do not use the reserved case as a paired lab task.</w:t>
+      </w:r>
+    </w:p>
+    <w:p>
+      <w:pPr>
+        <w:pStyle w:val="Heading3"/>
+      </w:pPr>
+      <w:r>
+        <w:t>Diagnose and reteach</w:t>
+      </w:r>
+    </w:p>
+    <w:p>
+      <w:pPr>
+        <w:spacing w:line="336" w:lineRule="auto" w:after="180"/>
+      </w:pPr>
+      <w:r>
+        <w:rPr>
+          <w:b w:val="0"/>
+        </w:rPr>
+        <w:t>CLAIM TO REPAIR Not sure always means the system has failed.</w:t>
+      </w:r>
+    </w:p>
+    <w:p>
+      <w:pPr>
+        <w:spacing w:line="336" w:lineRule="auto" w:after="180"/>
+      </w:pPr>
+      <w:r>
+        <w:rPr>
+          <w:b w:val="0"/>
+        </w:rPr>
+        <w:t>For guessing, return to given facts and request a trace. For vocabulary without application, use one example and one non-example. For arithmetic errors, check the setup before the calculation.</w:t>
+      </w:r>
+    </w:p>
+    <w:p>
+      <w:pPr>
+        <w:spacing w:line="336" w:lineRule="auto" w:after="180"/>
+      </w:pPr>
+      <w:r>
+        <w:rPr>
+          <w:b w:val="0"/>
+        </w:rPr>
+        <w:t>Finish with a different uncoached case before recording mastery.</w:t>
+      </w:r>
+    </w:p>
+    <w:p>
+      <w:pPr>
+        <w:pStyle w:val="Heading3"/>
+      </w:pPr>
+      <w:r>
+        <w:t>Address these additional misconceptions</w:t>
+      </w:r>
+    </w:p>
+    <w:p>
+      <w:pPr>
+        <w:spacing w:line="336" w:lineRule="auto" w:after="180"/>
+      </w:pPr>
+      <w:r>
+        <w:rPr>
+          <w:b w:val="0"/>
+        </w:rPr>
+        <w:t xml:space="preserve">A human reviewer can always settle the case: Require relevant </w:t>
+      </w:r>
+      <w:r>
+        <w:rPr>
+          <w:b/>
+        </w:rPr>
+        <w:t>evidence</w:t>
+      </w:r>
+      <w:r>
+        <w:rPr>
+          <w:b w:val="0"/>
+        </w:rPr>
+        <w:t xml:space="preserve"> and allow an explicit </w:t>
+      </w:r>
+      <w:r>
+        <w:rPr>
+          <w:b/>
+        </w:rPr>
+        <w:t>unresolved</w:t>
+      </w:r>
+      <w:r>
+        <w:rPr>
+          <w:b w:val="0"/>
+        </w:rPr>
+        <w:t xml:space="preserve"> outcome.</w:t>
+      </w:r>
+    </w:p>
+    <w:p>
+      <w:pPr>
+        <w:spacing w:line="336" w:lineRule="auto" w:after="180"/>
+      </w:pPr>
+      <w:r>
+        <w:rPr>
+          <w:b w:val="0"/>
+        </w:rPr>
         <w:t>Offer an oral explanation, drawing, enlarged visual or fewer examples when that removes a reading/writing barrier. Keep the same reasoning goal.</w:t>
       </w:r>
     </w:p>
@@ -4434,12 +4268,659 @@
         <w:pStyle w:val="Heading1"/>
       </w:pPr>
       <w:r>
-        <w:t>05. Assess and explain the answers</w:t>
-      </w:r>
-    </w:p>
-    <w:p>
-      <w:r>
-        <w:t>Use the Boundaries and 'Not Sure' questions, teacher keys and criteria after the relevant attempts. Previously discussed cases are practice; protect the separately selected independent task.</w:t>
+        <w:t>05. Assess the selected new case</w:t>
+      </w:r>
+    </w:p>
+    <w:p>
+      <w:r>
+        <w:t>Keep this key until after the first attempt; accept valid alternatives with defensible reasoning.</w:t>
+      </w:r>
+    </w:p>
+    <w:p>
+      <w:pPr>
+        <w:pStyle w:val="Heading2"/>
+      </w:pPr>
+      <w:r>
+        <w:t>Selected independent question and key</w:t>
+      </w:r>
+    </w:p>
+    <w:p>
+      <w:pPr>
+        <w:spacing w:line="336" w:lineRule="auto" w:after="180"/>
+      </w:pPr>
+      <w:r>
+        <w:rPr>
+          <w:b w:val="0"/>
+        </w:rPr>
+        <w:t xml:space="preserve">Selected case: A paper model predicts far at a distance of at least 4 units, otherwise near, for whole-number distances 1 through 8. For each complete possibility set, compare </w:t>
+      </w:r>
+      <w:r>
+        <w:rPr>
+          <w:b/>
+        </w:rPr>
+        <w:t>prediction</w:t>
+      </w:r>
+      <w:r>
+        <w:rPr>
+          <w:b w:val="0"/>
+        </w:rPr>
+        <w:t>s: 2 or 3; 3 or 4; 4 or 5.</w:t>
+      </w:r>
+    </w:p>
+    <w:p>
+      <w:pPr>
+        <w:spacing w:line="336" w:lineRule="auto" w:after="180"/>
+      </w:pPr>
+      <w:r>
+        <w:rPr>
+          <w:b w:val="0"/>
+        </w:rPr>
+        <w:t xml:space="preserve">Identify the set requiring review before a single category can be stated. Design a relevant check and an </w:t>
+      </w:r>
+      <w:r>
+        <w:rPr>
+          <w:b/>
+        </w:rPr>
+        <w:t>unresolved</w:t>
+      </w:r>
+      <w:r>
+        <w:rPr>
+          <w:b w:val="0"/>
+        </w:rPr>
+        <w:t xml:space="preserve"> ending. Limit the claims for the other two sets.</w:t>
+      </w:r>
+    </w:p>
+    <w:p>
+      <w:pPr>
+        <w:spacing w:line="336" w:lineRule="auto" w:after="180"/>
+      </w:pPr>
+      <w:r>
+        <w:rPr>
+          <w:b w:val="0"/>
+        </w:rPr>
+        <w:t xml:space="preserve">At 2 or 3 both predict near. At 3 predict near and at 4 far, so that set leaves the category </w:t>
+      </w:r>
+      <w:r>
+        <w:rPr>
+          <w:b/>
+        </w:rPr>
+        <w:t>unresolved</w:t>
+      </w:r>
+      <w:r>
+        <w:rPr>
+          <w:b w:val="0"/>
+        </w:rPr>
+        <w:t>. At 4 or 5 both predict far.</w:t>
+      </w:r>
+    </w:p>
+    <w:p>
+      <w:pPr>
+        <w:spacing w:line="336" w:lineRule="auto" w:after="180"/>
+      </w:pPr>
+      <w:r>
+        <w:rPr>
+          <w:b w:val="0"/>
+        </w:rPr>
+        <w:t xml:space="preserve">Request a reliable distance reading in the stated units for the disputed set; if unavailable retain no single category and reason </w:t>
+      </w:r>
+      <w:r>
+        <w:rPr>
+          <w:b/>
+        </w:rPr>
+        <w:t>unresolved</w:t>
+      </w:r>
+      <w:r>
+        <w:rPr>
+          <w:b w:val="0"/>
+        </w:rPr>
+        <w:t xml:space="preserve"> distance.</w:t>
+      </w:r>
+    </w:p>
+    <w:p>
+      <w:pPr>
+        <w:spacing w:line="336" w:lineRule="auto" w:after="180"/>
+      </w:pPr>
+      <w:r>
+        <w:rPr>
+          <w:b w:val="0"/>
+        </w:rPr>
+        <w:t xml:space="preserve">The other two </w:t>
+      </w:r>
+      <w:r>
+        <w:rPr>
+          <w:b/>
+        </w:rPr>
+        <w:t>prediction</w:t>
+      </w:r>
+      <w:r>
+        <w:rPr>
+          <w:b w:val="0"/>
+        </w:rPr>
+        <w:t>s are stable only across their listed possibilities, not verified as correct labels or exact distances.</w:t>
+      </w:r>
+    </w:p>
+    <w:p>
+      <w:pPr>
+        <w:pStyle w:val="Heading2"/>
+      </w:pPr>
+      <w:r>
+        <w:t>Judge explanation, trace and limits</w:t>
+      </w:r>
+    </w:p>
+    <w:tbl>
+      <w:tblPr>
+        <w:tblStyle w:val="LightShading-Accent1"/>
+        <w:tblW w:type="auto" w:w="0"/>
+        <w:tblLook w:firstColumn="1" w:firstRow="1" w:lastColumn="0" w:lastRow="0" w:noHBand="0" w:noVBand="1" w:val="04A0"/>
+      </w:tblPr>
+      <w:tblGrid>
+        <w:gridCol w:w="5112"/>
+        <w:gridCol w:w="5112"/>
+      </w:tblGrid>
+      <w:tr>
+        <w:trPr>
+          <w:tblHeader/>
+        </w:trPr>
+        <w:tc>
+          <w:tcPr>
+            <w:tcW w:type="dxa" w:w="5112"/>
+          </w:tcPr>
+          <w:p>
+            <w:r>
+              <w:t>Dimension</w:t>
+            </w:r>
+          </w:p>
+        </w:tc>
+        <w:tc>
+          <w:tcPr>
+            <w:tcW w:type="dxa" w:w="5112"/>
+          </w:tcPr>
+          <w:p>
+            <w:r>
+              <w:t>Evidence required</w:t>
+            </w:r>
+          </w:p>
+        </w:tc>
+      </w:tr>
+      <w:tr>
+        <w:tc>
+          <w:tcPr>
+            <w:tcW w:type="dxa" w:w="5112"/>
+          </w:tcPr>
+          <w:p>
+            <w:r>
+              <w:t>Explanation</w:t>
+            </w:r>
+          </w:p>
+        </w:tc>
+        <w:tc>
+          <w:tcPr>
+            <w:tcW w:type="dxa" w:w="5112"/>
+          </w:tcPr>
+          <w:p>
+            <w:r>
+              <w:t>Names the applicable idea or procedure and ties it to the supplied facts.</w:t>
+            </w:r>
+          </w:p>
+        </w:tc>
+      </w:tr>
+      <w:tr>
+        <w:tc>
+          <w:tcPr>
+            <w:tcW w:type="dxa" w:w="5112"/>
+          </w:tcPr>
+          <w:p>
+            <w:r>
+              <w:t>Trace and result</w:t>
+            </w:r>
+          </w:p>
+        </w:tc>
+        <w:tc>
+          <w:tcPr>
+            <w:tcW w:type="dxa" w:w="5112"/>
+          </w:tcPr>
+          <w:p>
+            <w:r>
+              <w:t>Preserves the given inputs and shows the relevant intermediate steps; distinguishes a prediction from an observed execution.</w:t>
+            </w:r>
+          </w:p>
+        </w:tc>
+      </w:tr>
+      <w:tr>
+        <w:tc>
+          <w:tcPr>
+            <w:tcW w:type="dxa" w:w="5112"/>
+          </w:tcPr>
+          <w:p>
+            <w:r>
+              <w:t>Limits</w:t>
+            </w:r>
+          </w:p>
+        </w:tc>
+        <w:tc>
+          <w:tcPr>
+            <w:tcW w:type="dxa" w:w="5112"/>
+          </w:tcPr>
+          <w:p>
+            <w:r>
+              <w:t>States the assumptions, missing evidence or conditions under which the result would change.</w:t>
+            </w:r>
+          </w:p>
+        </w:tc>
+      </w:tr>
+    </w:tbl>
+    <w:p>
+      <w:pPr>
+        <w:spacing w:line="336" w:lineRule="auto" w:after="180"/>
+      </w:pPr>
+      <w:r>
+        <w:rPr>
+          <w:b w:val="0"/>
+        </w:rPr>
+        <w:t>Record each dimension as not yet, with support, or independent. Accept a valid alternative procedure with a defensible trace.</w:t>
+      </w:r>
+    </w:p>
+    <w:p>
+      <w:pPr>
+        <w:spacing w:line="336" w:lineRule="auto" w:after="180"/>
+      </w:pPr>
+      <w:r>
+        <w:rPr>
+          <w:b w:val="0"/>
+        </w:rPr>
+        <w:t xml:space="preserve">Do not penalise an honestly recorded model failure if the learner correctly explains its </w:t>
+      </w:r>
+      <w:r>
+        <w:rPr>
+          <w:b/>
+        </w:rPr>
+        <w:t>evidence</w:t>
+      </w:r>
+      <w:r>
+        <w:rPr>
+          <w:b w:val="0"/>
+        </w:rPr>
+        <w:t xml:space="preserve"> and limits.</w:t>
+      </w:r>
+    </w:p>
+    <w:p>
+      <w:pPr>
+        <w:pStyle w:val="Heading2"/>
+      </w:pPr>
+      <w:r>
+        <w:t>Give one usable repair action</w:t>
+      </w:r>
+    </w:p>
+    <w:p>
+      <w:pPr>
+        <w:spacing w:line="336" w:lineRule="auto" w:after="180"/>
+      </w:pPr>
+      <w:r>
+        <w:rPr>
+          <w:b w:val="0"/>
+        </w:rPr>
+        <w:t>Name the earliest unsupported step and give one action to repair it. Have the learner make that repair now and explain why. Then assess the relevant skill on a fresh, fully specified case.</w:t>
+      </w:r>
+    </w:p>
+    <w:p>
+      <w:pPr>
+        <w:spacing w:line="336" w:lineRule="auto" w:after="180"/>
+      </w:pPr>
+      <w:r>
+        <w:rPr>
+          <w:b w:val="0"/>
+        </w:rPr>
+        <w:t>Confirm it was not previously practised with feedback; solve and check the new case before assigning it. A follow-up design prompt is a starting brief, not automatically an equivalent test.</w:t>
+      </w:r>
+    </w:p>
+    <w:p>
+      <w:pPr>
+        <w:pStyle w:val="Heading2"/>
+      </w:pPr>
+      <w:r>
+        <w:t>W1 Describe the uncertainty precisely</w:t>
+      </w:r>
+    </w:p>
+    <w:p>
+      <w:pPr>
+        <w:spacing w:line="336" w:lineRule="auto" w:after="180"/>
+      </w:pPr>
+      <w:r>
+        <w:rPr>
+          <w:b w:val="0"/>
+        </w:rPr>
+        <w:t xml:space="preserve">For a smudged height that could be 5 or 6 cm, state what is known, what is unknown and the two </w:t>
+      </w:r>
+      <w:r>
+        <w:rPr>
+          <w:b/>
+        </w:rPr>
+        <w:t>prediction</w:t>
+      </w:r>
+      <w:r>
+        <w:rPr>
+          <w:b w:val="0"/>
+        </w:rPr>
+        <w:t>s under tall at least 6. Choose a check that could distinguish the heights.</w:t>
+      </w:r>
+    </w:p>
+    <w:p>
+      <w:pPr>
+        <w:spacing w:line="336" w:lineRule="auto" w:after="180"/>
+      </w:pPr>
+      <w:r>
+        <w:rPr>
+          <w:b w:val="0"/>
+        </w:rPr>
+        <w:t>Explain why rerunning the threshold comparison cannot do that.</w:t>
+      </w:r>
+    </w:p>
+    <w:p>
+      <w:pPr>
+        <w:spacing w:line="336" w:lineRule="auto" w:after="180"/>
+      </w:pPr>
+      <w:r>
+        <w:rPr>
+          <w:b w:val="0"/>
+        </w:rPr>
+        <w:t xml:space="preserve">The rule and two stated possibilities are known; the actual height is </w:t>
+      </w:r>
+      <w:r>
+        <w:rPr>
+          <w:b/>
+        </w:rPr>
+        <w:t>unresolved</w:t>
+      </w:r>
+      <w:r>
+        <w:rPr>
+          <w:b w:val="0"/>
+        </w:rPr>
+        <w:t>. At 5 predict short, at 6 predict tall. Inspect the original readable record or remeasure.</w:t>
+      </w:r>
+    </w:p>
+    <w:p>
+      <w:pPr>
+        <w:spacing w:line="336" w:lineRule="auto" w:after="180"/>
+      </w:pPr>
+      <w:r>
+        <w:rPr>
+          <w:b w:val="0"/>
+        </w:rPr>
+        <w:t>Repeating a calculation supplies no new information about which height was recorded.</w:t>
+      </w:r>
+    </w:p>
+    <w:p>
+      <w:pPr>
+        <w:pStyle w:val="Heading2"/>
+      </w:pPr>
+      <w:r>
+        <w:t>W2 Keep a stable prediction within its limits</w:t>
+      </w:r>
+    </w:p>
+    <w:p>
+      <w:pPr>
+        <w:spacing w:line="336" w:lineRule="auto" w:after="180"/>
+      </w:pPr>
+      <w:r>
+        <w:rPr>
+          <w:b w:val="0"/>
+        </w:rPr>
+        <w:t>Assume the only possible heights are 8 and 9 cm. Apply tall at least 6 to each. Write a justified result statement and two things it does not establish. Do not invent a confidence percentage.</w:t>
+      </w:r>
+    </w:p>
+    <w:p>
+      <w:pPr>
+        <w:spacing w:line="336" w:lineRule="auto" w:after="180"/>
+      </w:pPr>
+      <w:r>
+        <w:rPr>
+          <w:b w:val="0"/>
+        </w:rPr>
+        <w:t xml:space="preserve">Both </w:t>
+      </w:r>
+      <w:r>
+        <w:rPr>
+          <w:b/>
+        </w:rPr>
+        <w:t>input</w:t>
+      </w:r>
+      <w:r>
+        <w:rPr>
+          <w:b w:val="0"/>
+        </w:rPr>
+        <w:t xml:space="preserve">s predict tall, so the </w:t>
+      </w:r>
+      <w:r>
+        <w:rPr>
+          <w:b/>
+        </w:rPr>
+        <w:t>prediction</w:t>
+      </w:r>
+      <w:r>
+        <w:rPr>
+          <w:b w:val="0"/>
+        </w:rPr>
+        <w:t xml:space="preserve"> is tall under both listed possibilities. This does not identify whether the exact height is 8 or 9 and does not establish agreement with the correct task label.</w:t>
+      </w:r>
+    </w:p>
+    <w:p>
+      <w:pPr>
+        <w:spacing w:line="336" w:lineRule="auto" w:after="180"/>
+      </w:pPr>
+      <w:r>
+        <w:rPr>
+          <w:b w:val="0"/>
+        </w:rPr>
+        <w:t xml:space="preserve">Outside the exercise, completeness of the possibilities also needs </w:t>
+      </w:r>
+      <w:r>
+        <w:rPr>
+          <w:b/>
+        </w:rPr>
+        <w:t>evidence</w:t>
+      </w:r>
+      <w:r>
+        <w:rPr>
+          <w:b w:val="0"/>
+        </w:rPr>
+        <w:t>.</w:t>
+      </w:r>
+    </w:p>
+    <w:p>
+      <w:pPr>
+        <w:pStyle w:val="Heading2"/>
+      </w:pPr>
+      <w:r>
+        <w:t>W3 Choose useful review evidence</w:t>
+      </w:r>
+    </w:p>
+    <w:p>
+      <w:pPr>
+        <w:spacing w:line="336" w:lineRule="auto" w:after="180"/>
+      </w:pPr>
+      <w:r>
+        <w:rPr>
+          <w:b w:val="0"/>
+        </w:rPr>
+        <w:t xml:space="preserve">A record says 60 but omits the unit. A reviewer suggests reading it as 60 cm because the model needs cm. Explain the problem, name the </w:t>
+      </w:r>
+      <w:r>
+        <w:rPr>
+          <w:b/>
+        </w:rPr>
+        <w:t>evidence</w:t>
+      </w:r>
+      <w:r>
+        <w:rPr>
+          <w:b w:val="0"/>
+        </w:rPr>
+        <w:t xml:space="preserve"> to request and state the outcome if the unit cannot be established.</w:t>
+      </w:r>
+    </w:p>
+    <w:p>
+      <w:pPr>
+        <w:spacing w:line="336" w:lineRule="auto" w:after="180"/>
+      </w:pPr>
+      <w:r>
+        <w:rPr>
+          <w:b w:val="0"/>
+        </w:rPr>
+        <w:t xml:space="preserve">The required </w:t>
+      </w:r>
+      <w:r>
+        <w:rPr>
+          <w:b/>
+        </w:rPr>
+        <w:t>input</w:t>
+      </w:r>
+      <w:r>
+        <w:rPr>
+          <w:b w:val="0"/>
+        </w:rPr>
+        <w:t xml:space="preserve"> format does not prove the original measurement’s unit. Ask for the original measurement record, instrument scale or recording instructions.</w:t>
+      </w:r>
+    </w:p>
+    <w:p>
+      <w:pPr>
+        <w:spacing w:line="336" w:lineRule="auto" w:after="180"/>
+      </w:pPr>
+      <w:r>
+        <w:rPr>
+          <w:b w:val="0"/>
+        </w:rPr>
+        <w:t xml:space="preserve">If the unit cannot be established, retain no </w:t>
+      </w:r>
+      <w:r>
+        <w:rPr>
+          <w:b/>
+        </w:rPr>
+        <w:t>prediction</w:t>
+      </w:r>
+      <w:r>
+        <w:rPr>
+          <w:b w:val="0"/>
+        </w:rPr>
+        <w:t xml:space="preserve"> with reason </w:t>
+      </w:r>
+      <w:r>
+        <w:rPr>
+          <w:b/>
+        </w:rPr>
+        <w:t>unresolved</w:t>
+      </w:r>
+      <w:r>
+        <w:rPr>
+          <w:b w:val="0"/>
+        </w:rPr>
+        <w:t xml:space="preserve"> unit; do not silently assume cm or convert from an assumed unit.</w:t>
+      </w:r>
+    </w:p>
+    <w:p>
+      <w:pPr>
+        <w:pStyle w:val="Heading2"/>
+      </w:pPr>
+      <w:r>
+        <w:t>W5 Review the reviewer’s conclusion</w:t>
+      </w:r>
+    </w:p>
+    <w:p>
+      <w:pPr>
+        <w:spacing w:line="336" w:lineRule="auto" w:after="180"/>
+      </w:pPr>
+      <w:r>
+        <w:rPr>
+          <w:b w:val="0"/>
+        </w:rPr>
+        <w:t xml:space="preserve">A reviewer cannot read the original tower card but chooses 6 cm because two models both predict tall when given 6. Explain why this fails to resolve the </w:t>
+      </w:r>
+      <w:r>
+        <w:rPr>
+          <w:b/>
+        </w:rPr>
+        <w:t>input</w:t>
+      </w:r>
+      <w:r>
+        <w:rPr>
+          <w:b w:val="0"/>
+        </w:rPr>
+        <w:t>. Write a more defensible review record and a next step.</w:t>
+      </w:r>
+    </w:p>
+    <w:p>
+      <w:pPr>
+        <w:spacing w:line="336" w:lineRule="auto" w:after="180"/>
+      </w:pPr>
+      <w:r>
+        <w:rPr>
+          <w:b w:val="0"/>
+        </w:rPr>
+        <w:t xml:space="preserve">Both models were given the same guessed </w:t>
+      </w:r>
+      <w:r>
+        <w:rPr>
+          <w:b/>
+        </w:rPr>
+        <w:t>input</w:t>
+      </w:r>
+      <w:r>
+        <w:rPr>
+          <w:b w:val="0"/>
+        </w:rPr>
+        <w:t>, so their agreement does not establish the actual measurement.</w:t>
+      </w:r>
+    </w:p>
+    <w:p>
+      <w:pPr>
+        <w:spacing w:line="336" w:lineRule="auto" w:after="180"/>
+      </w:pPr>
+      <w:r>
+        <w:rPr>
+          <w:b w:val="0"/>
+        </w:rPr>
+        <w:t xml:space="preserve">Record that the original remains unreadable, the height is </w:t>
+      </w:r>
+      <w:r>
+        <w:rPr>
+          <w:b/>
+        </w:rPr>
+        <w:t>unresolved</w:t>
+      </w:r>
+      <w:r>
+        <w:rPr>
+          <w:b w:val="0"/>
+        </w:rPr>
+        <w:t xml:space="preserve"> and no supported single-category </w:t>
+      </w:r>
+      <w:r>
+        <w:rPr>
+          <w:b/>
+        </w:rPr>
+        <w:t>output</w:t>
+      </w:r>
+      <w:r>
+        <w:rPr>
+          <w:b w:val="0"/>
+        </w:rPr>
+        <w:t xml:space="preserve"> is available. Request a reliable new measurement or keep the sorting decision on hold under the stated policy.</w:t>
+      </w:r>
+    </w:p>
+    <w:p>
+      <w:pPr>
+        <w:pStyle w:val="Heading2"/>
+      </w:pPr>
+      <w:r>
+        <w:t>Earlier wording, alternatives and picture transcripts · reference / check after trying</w:t>
+      </w:r>
+    </w:p>
+    <w:p>
+      <w:pPr>
+        <w:spacing w:line="336" w:lineRule="auto" w:after="180"/>
+      </w:pPr>
+      <w:r>
+        <w:rPr>
+          <w:b w:val="0"/>
+        </w:rPr>
+        <w:t>Assess and explain the answers</w:t>
       </w:r>
     </w:p>
     <w:p>
@@ -4452,46 +4933,56 @@
     </w:p>
     <w:p>
       <w:pPr>
+        <w:spacing w:line="336" w:lineRule="auto" w:after="180"/>
+      </w:pPr>
+      <w:r>
+        <w:rPr>
+          <w:b w:val="0"/>
+        </w:rPr>
+        <w:t xml:space="preserve">Use a review tray. Purple is outside the clear categories; darkness prevents </w:t>
+      </w:r>
+      <w:r>
+        <w:rPr>
+          <w:b/>
+        </w:rPr>
+        <w:t>observation</w:t>
+      </w:r>
+      <w:r>
+        <w:rPr>
+          <w:b w:val="0"/>
+        </w:rPr>
+        <w:t xml:space="preserve">. These are different </w:t>
+      </w:r>
+      <w:r>
+        <w:rPr>
+          <w:b/>
+        </w:rPr>
+        <w:t>uncertainty</w:t>
+      </w:r>
+      <w:r>
+        <w:rPr>
+          <w:b w:val="0"/>
+        </w:rPr>
+        <w:t xml:space="preserve"> causes.</w:t>
+      </w:r>
+    </w:p>
+    <w:p>
+      <w:pPr>
         <w:pStyle w:val="Heading3"/>
       </w:pPr>
       <w:r>
-        <w:t>Teacher key · Worked case answer</w:t>
+        <w:t>Additional transfer practice question</w:t>
       </w:r>
     </w:p>
     <w:p>
       <w:pPr>
         <w:spacing w:line="336" w:lineRule="auto" w:after="180"/>
-        <w:shd w:fill="F1F6FC"/>
-      </w:pPr>
-      <w:r>
-        <w:rPr>
-          <w:b w:val="0"/>
-        </w:rPr>
-        <w:t xml:space="preserve">Use a review tray. Purple is outside the clear categories; darkness prevents </w:t>
-      </w:r>
-      <w:r>
-        <w:rPr>
-          <w:b/>
-        </w:rPr>
-        <w:t>observation</w:t>
-      </w:r>
-      <w:r>
-        <w:rPr>
-          <w:b w:val="0"/>
-        </w:rPr>
-        <w:t xml:space="preserve">. These are different </w:t>
-      </w:r>
-      <w:r>
-        <w:rPr>
-          <w:b/>
-        </w:rPr>
-        <w:t>uncertainty</w:t>
-      </w:r>
-      <w:r>
-        <w:rPr>
-          <w:b w:val="0"/>
-        </w:rPr>
-        <w:t xml:space="preserve"> causes.</w:t>
+      </w:pPr>
+      <w:r>
+        <w:rPr>
+          <w:b w:val="0"/>
+        </w:rPr>
+        <w:t>A sorter knows pencils and books. You show a lunch box. Should it force a known label or ask for help? State a useful fallback.</w:t>
       </w:r>
     </w:p>
     <w:p>
@@ -4499,49 +4990,12 @@
         <w:pStyle w:val="Heading3"/>
       </w:pPr>
       <w:r>
-        <w:t>Independent question</w:t>
-      </w:r>
-    </w:p>
-    <w:p>
-      <w:pPr>
-        <w:pStyle w:val="Heading3"/>
-      </w:pPr>
-      <w:r>
-        <w:t>Independent question · withhold the key</w:t>
+        <w:t>Reasoned practice answer</w:t>
       </w:r>
     </w:p>
     <w:p>
       <w:pPr>
         <w:spacing w:line="336" w:lineRule="auto" w:after="180"/>
-        <w:shd w:fill="F5F1FB"/>
-      </w:pPr>
-      <w:r>
-        <w:rPr>
-          <w:b w:val="0"/>
-        </w:rPr>
-        <w:t>A sorter knows pencils and books. You show a lunch box. Should it force a known label or ask for help? State a useful fallback.</w:t>
-      </w:r>
-    </w:p>
-    <w:p>
-      <w:pPr>
-        <w:pStyle w:val="Heading3"/>
-      </w:pPr>
-      <w:r>
-        <w:t>Expected independent answer</w:t>
-      </w:r>
-    </w:p>
-    <w:p>
-      <w:pPr>
-        <w:pStyle w:val="Heading3"/>
-      </w:pPr>
-      <w:r>
-        <w:t>Teacher key · Expected independent answer</w:t>
-      </w:r>
-    </w:p>
-    <w:p>
-      <w:pPr>
-        <w:spacing w:line="336" w:lineRule="auto" w:after="180"/>
-        <w:shd w:fill="F1F6FC"/>
       </w:pPr>
       <w:r>
         <w:rPr>
@@ -4859,46 +5313,191 @@
     </w:p>
     <w:p>
       <w:pPr>
+        <w:spacing w:line="336" w:lineRule="auto" w:after="180"/>
+      </w:pPr>
+      <w:r>
+        <w:rPr>
+          <w:b w:val="0"/>
+        </w:rPr>
+        <w:t xml:space="preserve">Purple needs a policy for an uncovered or boundary category; remove the sleeve or obtain a usable </w:t>
+      </w:r>
+      <w:r>
+        <w:rPr>
+          <w:b/>
+        </w:rPr>
+        <w:t>observation</w:t>
+      </w:r>
+      <w:r>
+        <w:rPr>
+          <w:b w:val="0"/>
+        </w:rPr>
+        <w:t xml:space="preserve"> for the hidden card; inspect definitions and adjudicate disagreement for conflicting labels.</w:t>
+      </w:r>
+    </w:p>
+    <w:p>
+      <w:pPr>
+        <w:spacing w:line="336" w:lineRule="auto" w:after="180"/>
+      </w:pPr>
+      <w:r>
+        <w:rPr>
+          <w:b w:val="0"/>
+        </w:rPr>
+        <w:t>A review outcome is useful only when it leads to an appropriate action.</w:t>
+      </w:r>
+    </w:p>
+    <w:p>
+      <w:pPr>
         <w:pStyle w:val="Heading3"/>
       </w:pPr>
       <w:r>
-        <w:t>Teacher key · Original transfer answer</w:t>
+        <w:t>Explanations for the additional workbook examples</w:t>
+      </w:r>
+    </w:p>
+    <w:p>
+      <w:pPr>
+        <w:pStyle w:val="Heading3"/>
+      </w:pPr>
+      <w:r>
+        <w:t>W1 Describe the uncertainty precisely</w:t>
+      </w:r>
+    </w:p>
+    <w:p>
+      <w:pPr>
+        <w:pStyle w:val="Heading3"/>
+      </w:pPr>
+      <w:r>
+        <w:t>W2 Keep a stable prediction within its limits</w:t>
+      </w:r>
+    </w:p>
+    <w:p>
+      <w:pPr>
+        <w:pStyle w:val="Heading3"/>
+      </w:pPr>
+      <w:r>
+        <w:t>W3 Choose useful review evidence</w:t>
+      </w:r>
+    </w:p>
+    <w:p>
+      <w:pPr>
+        <w:pStyle w:val="Heading3"/>
+      </w:pPr>
+      <w:r>
+        <w:t>W4 Transfer the method to distance</w:t>
       </w:r>
     </w:p>
     <w:p>
       <w:pPr>
         <w:spacing w:line="336" w:lineRule="auto" w:after="180"/>
-        <w:shd w:fill="F1F6FC"/>
-      </w:pPr>
-      <w:r>
-        <w:rPr>
-          <w:b w:val="0"/>
-        </w:rPr>
-        <w:t xml:space="preserve">Purple needs a policy for an uncovered or boundary category; remove the sleeve or obtain a usable </w:t>
+      </w:pPr>
+      <w:r>
+        <w:rPr>
+          <w:b w:val="0"/>
+        </w:rPr>
+        <w:t xml:space="preserve">A paper model predicts far at a distance of at least 4 units, otherwise near, for whole-number distances 1 through 8. For each complete possibility set, compare </w:t>
       </w:r>
       <w:r>
         <w:rPr>
           <w:b/>
         </w:rPr>
-        <w:t>observation</w:t>
-      </w:r>
-      <w:r>
-        <w:rPr>
-          <w:b w:val="0"/>
-        </w:rPr>
-        <w:t xml:space="preserve"> for the hidden card; inspect definitions and adjudicate disagreement for conflicting labels.</w:t>
+        <w:t>prediction</w:t>
+      </w:r>
+      <w:r>
+        <w:rPr>
+          <w:b w:val="0"/>
+        </w:rPr>
+        <w:t>s: 2 or 3; 3 or 4; 4 or 5.</w:t>
       </w:r>
     </w:p>
     <w:p>
       <w:pPr>
         <w:spacing w:line="336" w:lineRule="auto" w:after="180"/>
-        <w:shd w:fill="F1F6FC"/>
-      </w:pPr>
-      <w:r>
-        <w:rPr>
-          <w:b w:val="0"/>
-        </w:rPr>
-        <w:t>A review outcome is useful only when it leads to an appropriate action.</w:t>
+      </w:pPr>
+      <w:r>
+        <w:rPr>
+          <w:b w:val="0"/>
+        </w:rPr>
+        <w:t xml:space="preserve">Identify the set requiring review before a single category can be stated. Design a relevant check and an </w:t>
+      </w:r>
+      <w:r>
+        <w:rPr>
+          <w:b/>
+        </w:rPr>
+        <w:t>unresolved</w:t>
+      </w:r>
+      <w:r>
+        <w:rPr>
+          <w:b w:val="0"/>
+        </w:rPr>
+        <w:t xml:space="preserve"> ending. Limit the claims for the other two sets.</w:t>
+      </w:r>
+    </w:p>
+    <w:p>
+      <w:pPr>
+        <w:spacing w:line="336" w:lineRule="auto" w:after="180"/>
+      </w:pPr>
+      <w:r>
+        <w:rPr>
+          <w:b w:val="0"/>
+        </w:rPr>
+        <w:t xml:space="preserve">At 2 or 3 both predict near. At 3 predict near and at 4 far, so that set leaves the category </w:t>
+      </w:r>
+      <w:r>
+        <w:rPr>
+          <w:b/>
+        </w:rPr>
+        <w:t>unresolved</w:t>
+      </w:r>
+      <w:r>
+        <w:rPr>
+          <w:b w:val="0"/>
+        </w:rPr>
+        <w:t>. At 4 or 5 both predict far.</w:t>
+      </w:r>
+    </w:p>
+    <w:p>
+      <w:pPr>
+        <w:spacing w:line="336" w:lineRule="auto" w:after="180"/>
+      </w:pPr>
+      <w:r>
+        <w:rPr>
+          <w:b w:val="0"/>
+        </w:rPr>
+        <w:t xml:space="preserve">Request a reliable distance reading in the stated units for the disputed set; if unavailable retain no single category and reason </w:t>
+      </w:r>
+      <w:r>
+        <w:rPr>
+          <w:b/>
+        </w:rPr>
+        <w:t>unresolved</w:t>
+      </w:r>
+      <w:r>
+        <w:rPr>
+          <w:b w:val="0"/>
+        </w:rPr>
+        <w:t xml:space="preserve"> distance.</w:t>
+      </w:r>
+    </w:p>
+    <w:p>
+      <w:pPr>
+        <w:spacing w:line="336" w:lineRule="auto" w:after="180"/>
+      </w:pPr>
+      <w:r>
+        <w:rPr>
+          <w:b w:val="0"/>
+        </w:rPr>
+        <w:t xml:space="preserve">The other two </w:t>
+      </w:r>
+      <w:r>
+        <w:rPr>
+          <w:b/>
+        </w:rPr>
+        <w:t>prediction</w:t>
+      </w:r>
+      <w:r>
+        <w:rPr>
+          <w:b w:val="0"/>
+        </w:rPr>
+        <w:t>s are stable only across their listed possibilities, not verified as correct labels or exact distances.</w:t>
       </w:r>
     </w:p>
     <w:p>
@@ -4906,7 +5505,7 @@
         <w:pStyle w:val="Heading3"/>
       </w:pPr>
       <w:r>
-        <w:t>Explanations for the additional workbook examples</w:t>
+        <w:t>W5 Review the reviewer’s conclusion</w:t>
       </w:r>
     </w:p>
     <w:p>
@@ -4914,7 +5513,7 @@
         <w:pStyle w:val="Heading3"/>
       </w:pPr>
       <w:r>
-        <w:t>W1 Describe the uncertainty precisely</w:t>
+        <w:t>Assess independent transfer</w:t>
       </w:r>
     </w:p>
     <w:p>
@@ -4922,1149 +5521,258 @@
         <w:pStyle w:val="Heading3"/>
       </w:pPr>
       <w:r>
-        <w:t>Workbook question · W1</w:t>
+        <w:t>Selected case answer</w:t>
+      </w:r>
+    </w:p>
+    <w:p>
+      <w:pPr>
+        <w:pStyle w:val="Heading3"/>
+      </w:pPr>
+      <w:r>
+        <w:t>Feedback that the learner uses</w:t>
+      </w:r>
+    </w:p>
+    <w:p>
+      <w:pPr>
+        <w:pStyle w:val="Heading1"/>
+      </w:pPr>
+      <w:r>
+        <w:t>06. Connect, adapt and return</w:t>
+      </w:r>
+    </w:p>
+    <w:p>
+      <w:r>
+        <w:t>Retain the project evidence and revisit the reasoning on a changed case.</w:t>
+      </w:r>
+    </w:p>
+    <w:p>
+      <w:pPr>
+        <w:pStyle w:val="Heading2"/>
+      </w:pPr>
+      <w:r>
+        <w:t>Project evidence to keep</w:t>
       </w:r>
     </w:p>
     <w:p>
       <w:pPr>
         <w:spacing w:line="336" w:lineRule="auto" w:after="180"/>
-        <w:shd w:fill="F5F1FB"/>
-      </w:pPr>
-      <w:r>
-        <w:rPr>
-          <w:b w:val="0"/>
-        </w:rPr>
-        <w:t xml:space="preserve">For a smudged height that could be 5 or 6 cm, state what is known, what is unknown and the two </w:t>
+      </w:pPr>
+      <w:r>
+        <w:rPr>
+          <w:b w:val="0"/>
+        </w:rPr>
+        <w:t>Add a not-sure branch, missing-information prompt, and human review destination to the sorter.</w:t>
+      </w:r>
+    </w:p>
+    <w:p>
+      <w:pPr>
+        <w:spacing w:line="336" w:lineRule="auto" w:after="180"/>
+      </w:pPr>
+      <w:r>
+        <w:rPr>
+          <w:b w:val="0"/>
+        </w:rPr>
+        <w:t xml:space="preserve">Keep the decision, </w:t>
       </w:r>
       <w:r>
         <w:rPr>
           <w:b/>
         </w:rPr>
-        <w:t>prediction</w:t>
-      </w:r>
-      <w:r>
-        <w:rPr>
-          <w:b w:val="0"/>
-        </w:rPr>
-        <w:t>s under tall at least 6. Choose a check that could distinguish the heights.</w:t>
+        <w:t>input</w:t>
+      </w:r>
+      <w:r>
+        <w:rPr>
+          <w:b w:val="0"/>
+        </w:rPr>
+        <w:t xml:space="preserve">, result, explanation and remaining limitation in the project </w:t>
+      </w:r>
+      <w:r>
+        <w:rPr>
+          <w:b/>
+        </w:rPr>
+        <w:t>evidence</w:t>
+      </w:r>
+      <w:r>
+        <w:rPr>
+          <w:b w:val="0"/>
+        </w:rPr>
+        <w:t xml:space="preserve"> record. Retrieve this record next week rather than restarting the project.</w:t>
       </w:r>
     </w:p>
     <w:p>
       <w:pPr>
         <w:spacing w:line="336" w:lineRule="auto" w:after="180"/>
-        <w:shd w:fill="F5F1FB"/>
-      </w:pPr>
-      <w:r>
-        <w:rPr>
-          <w:b w:val="0"/>
-        </w:rPr>
-        <w:t>Explain why rerunning the threshold comparison cannot do that.</w:t>
-      </w:r>
-    </w:p>
-    <w:p>
-      <w:pPr>
-        <w:pStyle w:val="Heading3"/>
-      </w:pPr>
-      <w:r>
-        <w:t>Teacher reasoning · W1</w:t>
+      </w:pPr>
+      <w:r>
+        <w:rPr>
+          <w:b w:val="0"/>
+        </w:rPr>
+        <w:t xml:space="preserve">Add explicit review paths to the sorter, including </w:t>
+      </w:r>
+      <w:r>
+        <w:rPr>
+          <w:b/>
+        </w:rPr>
+        <w:t>unresolved</w:t>
+      </w:r>
+      <w:r>
+        <w:rPr>
+          <w:b w:val="0"/>
+        </w:rPr>
+        <w:t xml:space="preserve"> </w:t>
+      </w:r>
+      <w:r>
+        <w:rPr>
+          <w:b/>
+        </w:rPr>
+        <w:t>input</w:t>
+      </w:r>
+      <w:r>
+        <w:rPr>
+          <w:b w:val="0"/>
+        </w:rPr>
+        <w:t xml:space="preserve">, responsible person and </w:t>
+      </w:r>
+      <w:r>
+        <w:rPr>
+          <w:b/>
+        </w:rPr>
+        <w:t>evidence</w:t>
+      </w:r>
+      <w:r>
+        <w:rPr>
+          <w:b w:val="0"/>
+        </w:rPr>
+        <w:t xml:space="preserve"> needed.</w:t>
+      </w:r>
+    </w:p>
+    <w:p>
+      <w:pPr>
+        <w:pStyle w:val="Heading2"/>
+      </w:pPr>
+      <w:r>
+        <w:t>Support while preserving the reasoning goal</w:t>
       </w:r>
     </w:p>
     <w:p>
       <w:pPr>
         <w:spacing w:line="336" w:lineRule="auto" w:after="180"/>
-        <w:shd w:fill="F1F6FC"/>
-      </w:pPr>
-      <w:r>
-        <w:rPr>
-          <w:b w:val="0"/>
-        </w:rPr>
-        <w:t xml:space="preserve">The rule and two stated possibilities are known; the actual height is </w:t>
+      </w:pPr>
+      <w:r>
+        <w:rPr>
+          <w:b w:val="0"/>
+        </w:rPr>
+        <w:t xml:space="preserve">Use physical cards, spoken explanations and a three-stage drawing. Read aloud without giving the answer. Stretch: compare two </w:t>
       </w:r>
       <w:r>
         <w:rPr>
           <w:b/>
         </w:rPr>
+        <w:t>mechanism</w:t>
+      </w:r>
+      <w:r>
+        <w:rPr>
+          <w:b w:val="0"/>
+        </w:rPr>
+        <w:t xml:space="preserve">s with the same visible </w:t>
+      </w:r>
+      <w:r>
+        <w:rPr>
+          <w:b/>
+        </w:rPr>
+        <w:t>output</w:t>
+      </w:r>
+      <w:r>
+        <w:rPr>
+          <w:b w:val="0"/>
+        </w:rPr>
+        <w:t xml:space="preserve"> and explain what </w:t>
+      </w:r>
+      <w:r>
+        <w:rPr>
+          <w:b/>
+        </w:rPr>
+        <w:t>evidence</w:t>
+      </w:r>
+      <w:r>
+        <w:rPr>
+          <w:b w:val="0"/>
+        </w:rPr>
+        <w:t xml:space="preserve"> distinguishes them.</w:t>
+      </w:r>
+    </w:p>
+    <w:p>
+      <w:pPr>
+        <w:spacing w:line="336" w:lineRule="auto" w:after="180"/>
+      </w:pPr>
+      <w:r>
+        <w:rPr>
+          <w:b w:val="0"/>
+        </w:rPr>
+        <w:t xml:space="preserve">Use a number line and a separate card for each possibility. Keep known, unknown and requested </w:t>
+      </w:r>
+      <w:r>
+        <w:rPr>
+          <w:b/>
+        </w:rPr>
+        <w:t>evidence</w:t>
+      </w:r>
+      <w:r>
+        <w:rPr>
+          <w:b w:val="0"/>
+        </w:rPr>
+        <w:t xml:space="preserve"> in three columns.</w:t>
+      </w:r>
+    </w:p>
+    <w:p>
+      <w:pPr>
+        <w:spacing w:line="336" w:lineRule="auto" w:after="180"/>
+      </w:pPr>
+      <w:r>
+        <w:rPr>
+          <w:b w:val="0"/>
+        </w:rPr>
+        <w:t>Extension: add a third possibility that changes an apparently stable result and explain why completeness of the possibility list matters.</w:t>
+      </w:r>
+    </w:p>
+    <w:p>
+      <w:pPr>
+        <w:spacing w:line="336" w:lineRule="auto" w:after="180"/>
+      </w:pPr>
+      <w:r>
+        <w:rPr>
+          <w:b w:val="0"/>
+        </w:rPr>
+        <w:t xml:space="preserve">W4 is secure with near/near, near/far and far/far comparisons, review of the middle set, useful </w:t>
+      </w:r>
+      <w:r>
+        <w:rPr>
+          <w:b/>
+        </w:rPr>
+        <w:t>evidence</w:t>
+      </w:r>
+      <w:r>
+        <w:rPr>
+          <w:b w:val="0"/>
+        </w:rPr>
+        <w:t xml:space="preserve"> and an </w:t>
+      </w:r>
+      <w:r>
+        <w:rPr>
+          <w:b/>
+        </w:rPr>
         <w:t>unresolved</w:t>
       </w:r>
       <w:r>
         <w:rPr>
           <w:b w:val="0"/>
         </w:rPr>
-        <w:t>. At 5 predict short, at 6 predict tall. Inspect the original readable record or remeasure.</w:t>
+        <w:t xml:space="preserve"> ending.</w:t>
       </w:r>
     </w:p>
     <w:p>
       <w:pPr>
         <w:spacing w:line="336" w:lineRule="auto" w:after="180"/>
-        <w:shd w:fill="F1F6FC"/>
-      </w:pPr>
-      <w:r>
-        <w:rPr>
-          <w:b w:val="0"/>
-        </w:rPr>
-        <w:t>Repeating a calculation supplies no new information about which height was recorded.</w:t>
-      </w:r>
-    </w:p>
-    <w:p>
-      <w:pPr>
-        <w:pStyle w:val="Heading3"/>
-      </w:pPr>
-      <w:r>
-        <w:t>W2 Keep a stable prediction within its limits</w:t>
-      </w:r>
-    </w:p>
-    <w:p>
-      <w:pPr>
-        <w:pStyle w:val="Heading3"/>
-      </w:pPr>
-      <w:r>
-        <w:t>Workbook question · W2</w:t>
-      </w:r>
-    </w:p>
-    <w:p>
-      <w:pPr>
-        <w:spacing w:line="336" w:lineRule="auto" w:after="180"/>
-        <w:shd w:fill="F5F1FB"/>
-      </w:pPr>
-      <w:r>
-        <w:rPr>
-          <w:b w:val="0"/>
-        </w:rPr>
-        <w:t>Assume the only possible heights are 8 and 9 cm. Apply tall at least 6 to each. Write a justified result statement and two things it does not establish. Do not invent a confidence percentage.</w:t>
-      </w:r>
-    </w:p>
-    <w:p>
-      <w:pPr>
-        <w:pStyle w:val="Heading3"/>
-      </w:pPr>
-      <w:r>
-        <w:t>Teacher reasoning · W2</w:t>
-      </w:r>
-    </w:p>
-    <w:p>
-      <w:pPr>
-        <w:spacing w:line="336" w:lineRule="auto" w:after="180"/>
-        <w:shd w:fill="F1F6FC"/>
-      </w:pPr>
-      <w:r>
-        <w:rPr>
-          <w:b w:val="0"/>
-        </w:rPr>
-        <w:t xml:space="preserve">Both </w:t>
-      </w:r>
-      <w:r>
-        <w:rPr>
-          <w:b/>
-        </w:rPr>
-        <w:t>input</w:t>
-      </w:r>
-      <w:r>
-        <w:rPr>
-          <w:b w:val="0"/>
-        </w:rPr>
-        <w:t xml:space="preserve">s predict tall, so the </w:t>
-      </w:r>
-      <w:r>
-        <w:rPr>
-          <w:b/>
-        </w:rPr>
-        <w:t>prediction</w:t>
-      </w:r>
-      <w:r>
-        <w:rPr>
-          <w:b w:val="0"/>
-        </w:rPr>
-        <w:t xml:space="preserve"> is tall under both listed possibilities. This does not identify whether the exact height is 8 or 9 and does not establish agreement with the correct task label.</w:t>
-      </w:r>
-    </w:p>
-    <w:p>
-      <w:pPr>
-        <w:spacing w:line="336" w:lineRule="auto" w:after="180"/>
-        <w:shd w:fill="F1F6FC"/>
-      </w:pPr>
-      <w:r>
-        <w:rPr>
-          <w:b w:val="0"/>
-        </w:rPr>
-        <w:t xml:space="preserve">Outside the exercise, completeness of the possibilities also needs </w:t>
-      </w:r>
-      <w:r>
-        <w:rPr>
-          <w:b/>
-        </w:rPr>
-        <w:t>evidence</w:t>
-      </w:r>
-      <w:r>
-        <w:rPr>
-          <w:b w:val="0"/>
-        </w:rPr>
-        <w:t>.</w:t>
-      </w:r>
-    </w:p>
-    <w:p>
-      <w:pPr>
-        <w:pStyle w:val="Heading3"/>
-      </w:pPr>
-      <w:r>
-        <w:t>W3 Choose useful review evidence</w:t>
-      </w:r>
-    </w:p>
-    <w:p>
-      <w:pPr>
-        <w:pStyle w:val="Heading3"/>
-      </w:pPr>
-      <w:r>
-        <w:t>Workbook question · W3</w:t>
-      </w:r>
-    </w:p>
-    <w:p>
-      <w:pPr>
-        <w:spacing w:line="336" w:lineRule="auto" w:after="180"/>
-        <w:shd w:fill="F5F1FB"/>
-      </w:pPr>
-      <w:r>
-        <w:rPr>
-          <w:b w:val="0"/>
-        </w:rPr>
-        <w:t xml:space="preserve">A record says 60 but omits the unit. A reviewer suggests reading it as 60 cm because the model needs cm. Explain the problem, name the </w:t>
-      </w:r>
-      <w:r>
-        <w:rPr>
-          <w:b/>
-        </w:rPr>
-        <w:t>evidence</w:t>
-      </w:r>
-      <w:r>
-        <w:rPr>
-          <w:b w:val="0"/>
-        </w:rPr>
-        <w:t xml:space="preserve"> to request and state the outcome if the unit cannot be established.</w:t>
-      </w:r>
-    </w:p>
-    <w:p>
-      <w:pPr>
-        <w:pStyle w:val="Heading3"/>
-      </w:pPr>
-      <w:r>
-        <w:t>Teacher reasoning · W3</w:t>
-      </w:r>
-    </w:p>
-    <w:p>
-      <w:pPr>
-        <w:spacing w:line="336" w:lineRule="auto" w:after="180"/>
-        <w:shd w:fill="F1F6FC"/>
-      </w:pPr>
-      <w:r>
-        <w:rPr>
-          <w:b w:val="0"/>
-        </w:rPr>
-        <w:t xml:space="preserve">The required </w:t>
-      </w:r>
-      <w:r>
-        <w:rPr>
-          <w:b/>
-        </w:rPr>
-        <w:t>input</w:t>
-      </w:r>
-      <w:r>
-        <w:rPr>
-          <w:b w:val="0"/>
-        </w:rPr>
-        <w:t xml:space="preserve"> format does not prove the original measurement’s unit. Ask for the original measurement record, instrument scale or recording instructions.</w:t>
-      </w:r>
-    </w:p>
-    <w:p>
-      <w:pPr>
-        <w:spacing w:line="336" w:lineRule="auto" w:after="180"/>
-        <w:shd w:fill="F1F6FC"/>
-      </w:pPr>
-      <w:r>
-        <w:rPr>
-          <w:b w:val="0"/>
-        </w:rPr>
-        <w:t xml:space="preserve">If the unit cannot be established, retain no </w:t>
-      </w:r>
-      <w:r>
-        <w:rPr>
-          <w:b/>
-        </w:rPr>
-        <w:t>prediction</w:t>
-      </w:r>
-      <w:r>
-        <w:rPr>
-          <w:b w:val="0"/>
-        </w:rPr>
-        <w:t xml:space="preserve"> with reason </w:t>
-      </w:r>
-      <w:r>
-        <w:rPr>
-          <w:b/>
-        </w:rPr>
-        <w:t>unresolved</w:t>
-      </w:r>
-      <w:r>
-        <w:rPr>
-          <w:b w:val="0"/>
-        </w:rPr>
-        <w:t xml:space="preserve"> unit; do not silently assume cm or convert from an assumed unit.</w:t>
-      </w:r>
-    </w:p>
-    <w:p>
-      <w:pPr>
-        <w:pStyle w:val="Heading3"/>
-      </w:pPr>
-      <w:r>
-        <w:t>W4 Transfer the method to distance</w:t>
-      </w:r>
-    </w:p>
-    <w:p>
-      <w:pPr>
-        <w:pStyle w:val="Heading3"/>
-      </w:pPr>
-      <w:r>
-        <w:t>Workbook question · W4</w:t>
-      </w:r>
-    </w:p>
-    <w:p>
-      <w:pPr>
-        <w:spacing w:line="336" w:lineRule="auto" w:after="180"/>
-        <w:shd w:fill="F5F1FB"/>
-      </w:pPr>
-      <w:r>
-        <w:rPr>
-          <w:b w:val="0"/>
-        </w:rPr>
-        <w:t xml:space="preserve">A paper model predicts far at a distance of at least 4 units, otherwise near, for whole-number distances 1 through 8. For each complete possibility set, compare </w:t>
-      </w:r>
-      <w:r>
-        <w:rPr>
-          <w:b/>
-        </w:rPr>
-        <w:t>prediction</w:t>
-      </w:r>
-      <w:r>
-        <w:rPr>
-          <w:b w:val="0"/>
-        </w:rPr>
-        <w:t>s: 2 or 3; 3 or 4; 4 or 5.</w:t>
-      </w:r>
-    </w:p>
-    <w:p>
-      <w:pPr>
-        <w:spacing w:line="336" w:lineRule="auto" w:after="180"/>
-        <w:shd w:fill="F5F1FB"/>
-      </w:pPr>
-      <w:r>
-        <w:rPr>
-          <w:b w:val="0"/>
-        </w:rPr>
-        <w:t xml:space="preserve">Identify the set requiring review before a single category can be stated. Design a relevant check and an </w:t>
-      </w:r>
-      <w:r>
-        <w:rPr>
-          <w:b/>
-        </w:rPr>
-        <w:t>unresolved</w:t>
-      </w:r>
-      <w:r>
-        <w:rPr>
-          <w:b w:val="0"/>
-        </w:rPr>
-        <w:t xml:space="preserve"> ending. Limit the claims for the other two sets.</w:t>
-      </w:r>
-    </w:p>
-    <w:p>
-      <w:pPr>
-        <w:pStyle w:val="Heading3"/>
-      </w:pPr>
-      <w:r>
-        <w:t>Teacher reasoning · W4</w:t>
-      </w:r>
-    </w:p>
-    <w:p>
-      <w:pPr>
-        <w:spacing w:line="336" w:lineRule="auto" w:after="180"/>
-        <w:shd w:fill="F1F6FC"/>
-      </w:pPr>
-      <w:r>
-        <w:rPr>
-          <w:b w:val="0"/>
-        </w:rPr>
-        <w:t xml:space="preserve">At 2 or 3 both predict near. At 3 predict near and at 4 far, so that set leaves the category </w:t>
-      </w:r>
-      <w:r>
-        <w:rPr>
-          <w:b/>
-        </w:rPr>
-        <w:t>unresolved</w:t>
-      </w:r>
-      <w:r>
-        <w:rPr>
-          <w:b w:val="0"/>
-        </w:rPr>
-        <w:t>. At 4 or 5 both predict far.</w:t>
-      </w:r>
-    </w:p>
-    <w:p>
-      <w:pPr>
-        <w:spacing w:line="336" w:lineRule="auto" w:after="180"/>
-        <w:shd w:fill="F1F6FC"/>
-      </w:pPr>
-      <w:r>
-        <w:rPr>
-          <w:b w:val="0"/>
-        </w:rPr>
-        <w:t xml:space="preserve">Request a reliable distance reading in the stated units for the disputed set; if unavailable retain no single category and reason </w:t>
-      </w:r>
-      <w:r>
-        <w:rPr>
-          <w:b/>
-        </w:rPr>
-        <w:t>unresolved</w:t>
-      </w:r>
-      <w:r>
-        <w:rPr>
-          <w:b w:val="0"/>
-        </w:rPr>
-        <w:t xml:space="preserve"> distance.</w:t>
-      </w:r>
-    </w:p>
-    <w:p>
-      <w:pPr>
-        <w:spacing w:line="336" w:lineRule="auto" w:after="180"/>
-        <w:shd w:fill="F1F6FC"/>
-      </w:pPr>
-      <w:r>
-        <w:rPr>
-          <w:b w:val="0"/>
-        </w:rPr>
-        <w:t xml:space="preserve">The other two </w:t>
-      </w:r>
-      <w:r>
-        <w:rPr>
-          <w:b/>
-        </w:rPr>
-        <w:t>prediction</w:t>
-      </w:r>
-      <w:r>
-        <w:rPr>
-          <w:b w:val="0"/>
-        </w:rPr>
-        <w:t>s are stable only across their listed possibilities, not verified as correct labels or exact distances.</w:t>
-      </w:r>
-    </w:p>
-    <w:p>
-      <w:pPr>
-        <w:pStyle w:val="Heading3"/>
-      </w:pPr>
-      <w:r>
-        <w:t>W5 Review the reviewer’s conclusion</w:t>
-      </w:r>
-    </w:p>
-    <w:p>
-      <w:pPr>
-        <w:pStyle w:val="Heading3"/>
-      </w:pPr>
-      <w:r>
-        <w:t>Workbook question · W5</w:t>
-      </w:r>
-    </w:p>
-    <w:p>
-      <w:pPr>
-        <w:spacing w:line="336" w:lineRule="auto" w:after="180"/>
-        <w:shd w:fill="F5F1FB"/>
-      </w:pPr>
-      <w:r>
-        <w:rPr>
-          <w:b w:val="0"/>
-        </w:rPr>
-        <w:t xml:space="preserve">A reviewer cannot read the original tower card but chooses 6 cm because two models both predict tall when given 6. Explain why this fails to resolve the </w:t>
-      </w:r>
-      <w:r>
-        <w:rPr>
-          <w:b/>
-        </w:rPr>
-        <w:t>input</w:t>
-      </w:r>
-      <w:r>
-        <w:rPr>
-          <w:b w:val="0"/>
-        </w:rPr>
-        <w:t>. Write a more defensible review record and a next step.</w:t>
-      </w:r>
-    </w:p>
-    <w:p>
-      <w:pPr>
-        <w:pStyle w:val="Heading3"/>
-      </w:pPr>
-      <w:r>
-        <w:t>Teacher reasoning · W5</w:t>
-      </w:r>
-    </w:p>
-    <w:p>
-      <w:pPr>
-        <w:spacing w:line="336" w:lineRule="auto" w:after="180"/>
-        <w:shd w:fill="F1F6FC"/>
-      </w:pPr>
-      <w:r>
-        <w:rPr>
-          <w:b w:val="0"/>
-        </w:rPr>
-        <w:t xml:space="preserve">Both models were given the same guessed </w:t>
-      </w:r>
-      <w:r>
-        <w:rPr>
-          <w:b/>
-        </w:rPr>
-        <w:t>input</w:t>
-      </w:r>
-      <w:r>
-        <w:rPr>
-          <w:b w:val="0"/>
-        </w:rPr>
-        <w:t>, so their agreement does not establish the actual measurement.</w:t>
-      </w:r>
-    </w:p>
-    <w:p>
-      <w:pPr>
-        <w:spacing w:line="336" w:lineRule="auto" w:after="180"/>
-        <w:shd w:fill="F1F6FC"/>
-      </w:pPr>
-      <w:r>
-        <w:rPr>
-          <w:b w:val="0"/>
-        </w:rPr>
-        <w:t xml:space="preserve">Record that the original remains unreadable, the height is </w:t>
-      </w:r>
-      <w:r>
-        <w:rPr>
-          <w:b/>
-        </w:rPr>
-        <w:t>unresolved</w:t>
-      </w:r>
-      <w:r>
-        <w:rPr>
-          <w:b w:val="0"/>
-        </w:rPr>
-        <w:t xml:space="preserve"> and no supported single-category </w:t>
-      </w:r>
-      <w:r>
-        <w:rPr>
-          <w:b/>
-        </w:rPr>
-        <w:t>output</w:t>
-      </w:r>
-      <w:r>
-        <w:rPr>
-          <w:b w:val="0"/>
-        </w:rPr>
-        <w:t xml:space="preserve"> is available. Request a reliable new measurement or keep the sorting decision on hold under the stated policy.</w:t>
-      </w:r>
-    </w:p>
-    <w:p>
-      <w:pPr>
-        <w:pStyle w:val="Heading3"/>
-      </w:pPr>
-      <w:r>
-        <w:t>Assess independent transfer</w:t>
-      </w:r>
-    </w:p>
-    <w:p>
-      <w:pPr>
-        <w:pStyle w:val="Heading3"/>
-      </w:pPr>
-      <w:r>
-        <w:t>Independent question · withhold the key</w:t>
-      </w:r>
-    </w:p>
-    <w:p>
-      <w:pPr>
-        <w:spacing w:line="336" w:lineRule="auto" w:after="180"/>
-        <w:shd w:fill="F5F1FB"/>
-      </w:pPr>
-      <w:r>
-        <w:rPr>
-          <w:b w:val="0"/>
-        </w:rPr>
-        <w:t xml:space="preserve">Selected case: A paper model predicts far at a distance of at least 4 units, otherwise near, for whole-number distances 1 through 8. For each complete possibility set, compare </w:t>
-      </w:r>
-      <w:r>
-        <w:rPr>
-          <w:b/>
-        </w:rPr>
-        <w:t>prediction</w:t>
-      </w:r>
-      <w:r>
-        <w:rPr>
-          <w:b w:val="0"/>
-        </w:rPr>
-        <w:t>s: 2 or 3; 3 or 4; 4 or 5.</w:t>
-      </w:r>
-    </w:p>
-    <w:p>
-      <w:pPr>
-        <w:spacing w:line="336" w:lineRule="auto" w:after="180"/>
-        <w:shd w:fill="F5F1FB"/>
-      </w:pPr>
-      <w:r>
-        <w:rPr>
-          <w:b w:val="0"/>
-        </w:rPr>
-        <w:t xml:space="preserve">Identify the set requiring review before a single category can be stated. Design a relevant check and an </w:t>
-      </w:r>
-      <w:r>
-        <w:rPr>
-          <w:b/>
-        </w:rPr>
-        <w:t>unresolved</w:t>
-      </w:r>
-      <w:r>
-        <w:rPr>
-          <w:b w:val="0"/>
-        </w:rPr>
-        <w:t xml:space="preserve"> ending. Limit the claims for the other two sets.</w:t>
-      </w:r>
-    </w:p>
-    <w:p>
-      <w:pPr>
-        <w:pStyle w:val="Heading3"/>
-      </w:pPr>
-      <w:r>
-        <w:t>Selected case answer</w:t>
-      </w:r>
-    </w:p>
-    <w:p>
-      <w:pPr>
-        <w:pStyle w:val="Heading3"/>
-      </w:pPr>
-      <w:r>
-        <w:t>Teacher key · Selected case answer</w:t>
-      </w:r>
-    </w:p>
-    <w:p>
-      <w:pPr>
-        <w:spacing w:line="336" w:lineRule="auto" w:after="180"/>
-        <w:shd w:fill="F1F6FC"/>
-      </w:pPr>
-      <w:r>
-        <w:rPr>
-          <w:b w:val="0"/>
-        </w:rPr>
-        <w:t xml:space="preserve">At 2 or 3 both predict near. At 3 predict near and at 4 far, so that set leaves the category </w:t>
-      </w:r>
-      <w:r>
-        <w:rPr>
-          <w:b/>
-        </w:rPr>
-        <w:t>unresolved</w:t>
-      </w:r>
-      <w:r>
-        <w:rPr>
-          <w:b w:val="0"/>
-        </w:rPr>
-        <w:t>. At 4 or 5 both predict far.</w:t>
-      </w:r>
-    </w:p>
-    <w:p>
-      <w:pPr>
-        <w:spacing w:line="336" w:lineRule="auto" w:after="180"/>
-        <w:shd w:fill="F1F6FC"/>
-      </w:pPr>
-      <w:r>
-        <w:rPr>
-          <w:b w:val="0"/>
-        </w:rPr>
-        <w:t xml:space="preserve">Request a reliable distance reading in the stated units for the disputed set; if unavailable retain no single category and reason </w:t>
-      </w:r>
-      <w:r>
-        <w:rPr>
-          <w:b/>
-        </w:rPr>
-        <w:t>unresolved</w:t>
-      </w:r>
-      <w:r>
-        <w:rPr>
-          <w:b w:val="0"/>
-        </w:rPr>
-        <w:t xml:space="preserve"> distance.</w:t>
-      </w:r>
-    </w:p>
-    <w:p>
-      <w:pPr>
-        <w:spacing w:line="336" w:lineRule="auto" w:after="180"/>
-        <w:shd w:fill="F1F6FC"/>
-      </w:pPr>
-      <w:r>
-        <w:rPr>
-          <w:b w:val="0"/>
-        </w:rPr>
-        <w:t xml:space="preserve">The other two </w:t>
-      </w:r>
-      <w:r>
-        <w:rPr>
-          <w:b/>
-        </w:rPr>
-        <w:t>prediction</w:t>
-      </w:r>
-      <w:r>
-        <w:rPr>
-          <w:b w:val="0"/>
-        </w:rPr>
-        <w:t>s are stable only across their listed possibilities, not verified as correct labels or exact distances.</w:t>
-      </w:r>
-    </w:p>
-    <w:tbl>
-      <w:tblPr>
-        <w:tblStyle w:val="LightShading-Accent1"/>
-        <w:tblW w:type="auto" w:w="0"/>
-        <w:tblLook w:firstColumn="1" w:firstRow="1" w:lastColumn="0" w:lastRow="0" w:noHBand="0" w:noVBand="1" w:val="04A0"/>
-      </w:tblPr>
-      <w:tblGrid>
-        <w:gridCol w:w="5112"/>
-        <w:gridCol w:w="5112"/>
-      </w:tblGrid>
-      <w:tr>
-        <w:trPr>
-          <w:tblHeader/>
-        </w:trPr>
-        <w:tc>
-          <w:tcPr>
-            <w:tcW w:type="dxa" w:w="5112"/>
-          </w:tcPr>
-          <w:p>
-            <w:r>
-              <w:t>Dimension</w:t>
-            </w:r>
-          </w:p>
-        </w:tc>
-        <w:tc>
-          <w:tcPr>
-            <w:tcW w:type="dxa" w:w="5112"/>
-          </w:tcPr>
-          <w:p>
-            <w:r>
-              <w:t>Evidence required</w:t>
-            </w:r>
-          </w:p>
-        </w:tc>
-      </w:tr>
-      <w:tr>
-        <w:tc>
-          <w:tcPr>
-            <w:tcW w:type="dxa" w:w="5112"/>
-          </w:tcPr>
-          <w:p>
-            <w:r>
-              <w:t>Explanation</w:t>
-            </w:r>
-          </w:p>
-        </w:tc>
-        <w:tc>
-          <w:tcPr>
-            <w:tcW w:type="dxa" w:w="5112"/>
-          </w:tcPr>
-          <w:p>
-            <w:r>
-              <w:t>Names the applicable idea or procedure and ties it to the supplied facts.</w:t>
-            </w:r>
-          </w:p>
-        </w:tc>
-      </w:tr>
-      <w:tr>
-        <w:tc>
-          <w:tcPr>
-            <w:tcW w:type="dxa" w:w="5112"/>
-          </w:tcPr>
-          <w:p>
-            <w:r>
-              <w:t>Trace and result</w:t>
-            </w:r>
-          </w:p>
-        </w:tc>
-        <w:tc>
-          <w:tcPr>
-            <w:tcW w:type="dxa" w:w="5112"/>
-          </w:tcPr>
-          <w:p>
-            <w:r>
-              <w:t>Preserves the given inputs and shows the relevant intermediate steps; distinguishes a prediction from an observed execution.</w:t>
-            </w:r>
-          </w:p>
-        </w:tc>
-      </w:tr>
-      <w:tr>
-        <w:tc>
-          <w:tcPr>
-            <w:tcW w:type="dxa" w:w="5112"/>
-          </w:tcPr>
-          <w:p>
-            <w:r>
-              <w:t>Limits</w:t>
-            </w:r>
-          </w:p>
-        </w:tc>
-        <w:tc>
-          <w:tcPr>
-            <w:tcW w:type="dxa" w:w="5112"/>
-          </w:tcPr>
-          <w:p>
-            <w:r>
-              <w:t>States the assumptions, missing evidence or conditions under which the result would change.</w:t>
-            </w:r>
-          </w:p>
-        </w:tc>
-      </w:tr>
-    </w:tbl>
-    <w:p>
-      <w:pPr>
-        <w:pStyle w:val="Heading3"/>
-      </w:pPr>
-      <w:r>
-        <w:t>Teacher key · Selected case answer</w:t>
-      </w:r>
-    </w:p>
-    <w:p>
-      <w:pPr>
-        <w:spacing w:line="336" w:lineRule="auto" w:after="180"/>
-        <w:shd w:fill="F1F6FC"/>
-      </w:pPr>
-      <w:r>
-        <w:rPr>
-          <w:b w:val="0"/>
-        </w:rPr>
-        <w:t>Record each dimension as not yet, with support, or independent. Accept a valid alternative procedure with a defensible trace.</w:t>
-      </w:r>
-    </w:p>
-    <w:p>
-      <w:pPr>
-        <w:spacing w:line="336" w:lineRule="auto" w:after="180"/>
-        <w:shd w:fill="F1F6FC"/>
-      </w:pPr>
-      <w:r>
-        <w:rPr>
-          <w:b w:val="0"/>
-        </w:rPr>
-        <w:t xml:space="preserve">Do not penalise an honestly recorded model failure if the learner correctly explains its </w:t>
-      </w:r>
-      <w:r>
-        <w:rPr>
-          <w:b/>
-        </w:rPr>
-        <w:t>evidence</w:t>
-      </w:r>
-      <w:r>
-        <w:rPr>
-          <w:b w:val="0"/>
-        </w:rPr>
-        <w:t xml:space="preserve"> and limits.</w:t>
-      </w:r>
-    </w:p>
-    <w:p>
-      <w:pPr>
-        <w:pStyle w:val="Heading3"/>
-      </w:pPr>
-      <w:r>
-        <w:t>Feedback that the learner uses</w:t>
-      </w:r>
-    </w:p>
-    <w:p>
-      <w:pPr>
-        <w:spacing w:line="336" w:lineRule="auto" w:after="180"/>
-      </w:pPr>
-      <w:r>
-        <w:rPr>
-          <w:b w:val="0"/>
-        </w:rPr>
-        <w:t>Name the earliest unsupported step and give one action to repair it. Have the learner make that repair now and explain why. Then assess the relevant skill on a fresh, fully specified case.</w:t>
-      </w:r>
-    </w:p>
-    <w:p>
-      <w:pPr>
-        <w:spacing w:line="336" w:lineRule="auto" w:after="180"/>
-      </w:pPr>
-      <w:r>
-        <w:rPr>
-          <w:b w:val="0"/>
-        </w:rPr>
-        <w:t>Confirm it was not previously practised with feedback; solve and check the new case before assigning it. A follow-up design prompt is a starting brief, not automatically an equivalent test.</w:t>
-      </w:r>
-    </w:p>
-    <w:p>
-      <w:pPr>
-        <w:pStyle w:val="Heading1"/>
-      </w:pPr>
-      <w:r>
-        <w:t>06. Connect and extend learning</w:t>
-      </w:r>
-    </w:p>
-    <w:p>
-      <w:r>
-        <w:t>Connect Boundaries and 'Not Sure' to Helpful Classroom Sorter, adapt support and plan a later changed-case check.</w:t>
-      </w:r>
-    </w:p>
-    <w:p>
-      <w:pPr>
-        <w:pStyle w:val="Heading3"/>
-      </w:pPr>
-      <w:r>
-        <w:t>Helpful Classroom Sorter</w:t>
-      </w:r>
-    </w:p>
-    <w:p>
-      <w:pPr>
-        <w:spacing w:line="336" w:lineRule="auto" w:after="180"/>
-      </w:pPr>
-      <w:r>
-        <w:rPr>
-          <w:b w:val="0"/>
-        </w:rPr>
-        <w:t>Add a not-sure branch, missing-information prompt, and human review destination to the sorter.</w:t>
-      </w:r>
-    </w:p>
-    <w:p>
-      <w:pPr>
-        <w:spacing w:line="336" w:lineRule="auto" w:after="180"/>
-      </w:pPr>
-      <w:r>
-        <w:rPr>
-          <w:b w:val="0"/>
-        </w:rPr>
-        <w:t xml:space="preserve">Keep the decision, </w:t>
-      </w:r>
-      <w:r>
-        <w:rPr>
-          <w:b/>
-        </w:rPr>
-        <w:t>input</w:t>
-      </w:r>
-      <w:r>
-        <w:rPr>
-          <w:b w:val="0"/>
-        </w:rPr>
-        <w:t xml:space="preserve">, result, explanation and remaining limitation in the project </w:t>
-      </w:r>
-      <w:r>
-        <w:rPr>
-          <w:b/>
-        </w:rPr>
-        <w:t>evidence</w:t>
-      </w:r>
-      <w:r>
-        <w:rPr>
-          <w:b w:val="0"/>
-        </w:rPr>
-        <w:t xml:space="preserve"> record. Retrieve this record next week rather than restarting the project.</w:t>
-      </w:r>
-    </w:p>
-    <w:p>
-      <w:pPr>
-        <w:pStyle w:val="Heading3"/>
-      </w:pPr>
-      <w:r>
-        <w:t>Support and stretch</w:t>
-      </w:r>
-    </w:p>
-    <w:p>
-      <w:pPr>
-        <w:spacing w:line="336" w:lineRule="auto" w:after="180"/>
-      </w:pPr>
-      <w:r>
-        <w:rPr>
-          <w:b w:val="0"/>
-        </w:rPr>
-        <w:t xml:space="preserve">Use physical cards, spoken explanations and a three-stage drawing. Read aloud without giving the answer. Stretch: compare two </w:t>
-      </w:r>
-      <w:r>
-        <w:rPr>
-          <w:b/>
-        </w:rPr>
-        <w:t>mechanism</w:t>
-      </w:r>
-      <w:r>
-        <w:rPr>
-          <w:b w:val="0"/>
-        </w:rPr>
-        <w:t xml:space="preserve">s with the same visible </w:t>
-      </w:r>
-      <w:r>
-        <w:rPr>
-          <w:b/>
-        </w:rPr>
-        <w:t>output</w:t>
-      </w:r>
-      <w:r>
-        <w:rPr>
-          <w:b w:val="0"/>
-        </w:rPr>
-        <w:t xml:space="preserve"> and explain what </w:t>
-      </w:r>
-      <w:r>
-        <w:rPr>
-          <w:b/>
-        </w:rPr>
-        <w:t>evidence</w:t>
-      </w:r>
-      <w:r>
-        <w:rPr>
-          <w:b w:val="0"/>
-        </w:rPr>
-        <w:t xml:space="preserve"> distinguishes them.</w:t>
-      </w:r>
-    </w:p>
-    <w:p>
-      <w:pPr>
-        <w:pStyle w:val="Heading3"/>
-      </w:pPr>
-      <w:r>
-        <w:t>Exit reflection</w:t>
-      </w:r>
-    </w:p>
-    <w:p>
-      <w:pPr>
-        <w:spacing w:line="336" w:lineRule="auto" w:after="180"/>
-      </w:pPr>
-      <w:r>
-        <w:rPr>
-          <w:b w:val="0"/>
-        </w:rPr>
-        <w:t xml:space="preserve">Ask for one decision the learner can now justify and one situation requiring more </w:t>
-      </w:r>
-      <w:r>
-        <w:rPr>
-          <w:b/>
-        </w:rPr>
-        <w:t>evidence</w:t>
-      </w:r>
-      <w:r>
-        <w:rPr>
-          <w:b w:val="0"/>
-        </w:rPr>
-        <w:t xml:space="preserve"> or human review. Confidence ratings are separate from correct independent performance.</w:t>
-      </w:r>
-    </w:p>
-    <w:p>
-      <w:pPr>
-        <w:pStyle w:val="Heading3"/>
-      </w:pPr>
-      <w:r>
-        <w:t>Bridge to the next week</w:t>
-      </w:r>
-    </w:p>
-    <w:p>
-      <w:pPr>
-        <w:spacing w:line="336" w:lineRule="auto" w:after="180"/>
-      </w:pPr>
-      <w:r>
-        <w:rPr>
-          <w:b w:val="0"/>
-        </w:rPr>
-        <w:t xml:space="preserve">Next: Week 17: </w:t>
-      </w:r>
-      <w:r>
-        <w:rPr>
-          <w:b/>
-        </w:rPr>
-        <w:t>Prediction</w:t>
-      </w:r>
-      <w:r>
-        <w:rPr>
-          <w:b w:val="0"/>
-        </w:rPr>
-        <w:t xml:space="preserve"> Is Not Fact. Retrieve today’s </w:t>
-      </w:r>
-      <w:r>
-        <w:rPr>
-          <w:b/>
-        </w:rPr>
-        <w:t>evidence</w:t>
-      </w:r>
-      <w:r>
-        <w:rPr>
-          <w:b w:val="0"/>
-        </w:rPr>
-        <w:t xml:space="preserve"> and identify what carries forward and what is new.</w:t>
-      </w:r>
-    </w:p>
-    <w:p>
-      <w:pPr>
-        <w:pStyle w:val="Heading3"/>
-      </w:pPr>
-      <w:r>
-        <w:t>Support and fresh reassessment</w:t>
-      </w:r>
-    </w:p>
-    <w:p>
-      <w:pPr>
-        <w:spacing w:line="336" w:lineRule="auto" w:after="180"/>
-      </w:pPr>
-      <w:r>
-        <w:rPr>
-          <w:b w:val="0"/>
-        </w:rPr>
-        <w:t xml:space="preserve">Use a number line and a separate card for each possibility. Keep known, unknown and requested </w:t>
-      </w:r>
-      <w:r>
-        <w:rPr>
-          <w:b/>
-        </w:rPr>
-        <w:t>evidence</w:t>
-      </w:r>
-      <w:r>
-        <w:rPr>
-          <w:b w:val="0"/>
-        </w:rPr>
-        <w:t xml:space="preserve"> in three columns.</w:t>
-      </w:r>
-    </w:p>
-    <w:p>
-      <w:pPr>
-        <w:spacing w:line="336" w:lineRule="auto" w:after="180"/>
-      </w:pPr>
-      <w:r>
-        <w:rPr>
-          <w:b w:val="0"/>
-        </w:rPr>
-        <w:t>Extension: add a third possibility that changes an apparently stable result and explain why completeness of the possibility list matters.</w:t>
-      </w:r>
-    </w:p>
-    <w:p>
-      <w:pPr>
-        <w:spacing w:line="336" w:lineRule="auto" w:after="180"/>
-      </w:pPr>
-      <w:r>
-        <w:rPr>
-          <w:b w:val="0"/>
-        </w:rPr>
-        <w:t xml:space="preserve">W4 is secure with near/near, near/far and far/far comparisons, review of the middle set, useful </w:t>
-      </w:r>
-      <w:r>
-        <w:rPr>
-          <w:b/>
-        </w:rPr>
-        <w:t>evidence</w:t>
-      </w:r>
-      <w:r>
-        <w:rPr>
-          <w:b w:val="0"/>
-        </w:rPr>
-        <w:t xml:space="preserve"> and an </w:t>
-      </w:r>
-      <w:r>
-        <w:rPr>
-          <w:b/>
-        </w:rPr>
-        <w:t>unresolved</w:t>
-      </w:r>
-      <w:r>
-        <w:rPr>
-          <w:b w:val="0"/>
-        </w:rPr>
-        <w:t xml:space="preserve"> ending.</w:t>
-      </w:r>
-    </w:p>
-    <w:p>
-      <w:pPr>
-        <w:spacing w:line="336" w:lineRule="auto" w:after="180"/>
       </w:pPr>
       <w:r>
         <w:rPr>
@@ -6075,57 +5783,10 @@
     </w:p>
     <w:p>
       <w:pPr>
-        <w:spacing w:line="336" w:lineRule="auto" w:after="180"/>
-      </w:pPr>
-      <w:r>
-        <w:rPr>
-          <w:b w:val="0"/>
-        </w:rPr>
-        <w:t xml:space="preserve">Week 17 separates a </w:t>
-      </w:r>
-      <w:r>
-        <w:rPr>
-          <w:b/>
-        </w:rPr>
-        <w:t>prediction</w:t>
-      </w:r>
-      <w:r>
-        <w:rPr>
-          <w:b w:val="0"/>
-        </w:rPr>
-        <w:t xml:space="preserve"> from the later </w:t>
-      </w:r>
-      <w:r>
-        <w:rPr>
-          <w:b/>
-        </w:rPr>
-        <w:t>observation</w:t>
-      </w:r>
-      <w:r>
-        <w:rPr>
-          <w:b w:val="0"/>
-        </w:rPr>
-        <w:t xml:space="preserve"> or comparison </w:t>
-      </w:r>
-      <w:r>
-        <w:rPr>
-          <w:b/>
-        </w:rPr>
-        <w:t>evidence</w:t>
-      </w:r>
-      <w:r>
-        <w:rPr>
-          <w:b w:val="0"/>
-        </w:rPr>
-        <w:t xml:space="preserve"> used to judge it, preserving both records.</w:t>
-      </w:r>
-    </w:p>
-    <w:p>
-      <w:pPr>
-        <w:pStyle w:val="Heading3"/>
-      </w:pPr>
-      <w:r>
-        <w:t>Plan the delayed return</w:t>
+        <w:pStyle w:val="Heading2"/>
+      </w:pPr>
+      <w:r>
+        <w:t>Plan the delayed check</w:t>
       </w:r>
     </w:p>
     <w:p>
@@ -6342,84 +6003,224 @@
     </w:p>
     <w:p>
       <w:pPr>
+        <w:pStyle w:val="Heading2"/>
+      </w:pPr>
+      <w:r>
+        <w:t>Bridge to next week</w:t>
+      </w:r>
+    </w:p>
+    <w:p>
+      <w:pPr>
+        <w:spacing w:line="336" w:lineRule="auto" w:after="180"/>
+      </w:pPr>
+      <w:r>
+        <w:rPr>
+          <w:b w:val="0"/>
+        </w:rPr>
+        <w:t xml:space="preserve">Ask for one decision the learner can now justify and one situation requiring more </w:t>
+      </w:r>
+      <w:r>
+        <w:rPr>
+          <w:b/>
+        </w:rPr>
+        <w:t>evidence</w:t>
+      </w:r>
+      <w:r>
+        <w:rPr>
+          <w:b w:val="0"/>
+        </w:rPr>
+        <w:t xml:space="preserve"> or human review. Confidence ratings are separate from correct independent performance.</w:t>
+      </w:r>
+    </w:p>
+    <w:p>
+      <w:pPr>
+        <w:spacing w:line="336" w:lineRule="auto" w:after="180"/>
+      </w:pPr>
+      <w:r>
+        <w:rPr>
+          <w:b w:val="0"/>
+        </w:rPr>
+        <w:t xml:space="preserve">Next: Week 17: </w:t>
+      </w:r>
+      <w:r>
+        <w:rPr>
+          <w:b/>
+        </w:rPr>
+        <w:t>Prediction</w:t>
+      </w:r>
+      <w:r>
+        <w:rPr>
+          <w:b w:val="0"/>
+        </w:rPr>
+        <w:t xml:space="preserve"> Is Not Fact. Retrieve today’s </w:t>
+      </w:r>
+      <w:r>
+        <w:rPr>
+          <w:b/>
+        </w:rPr>
+        <w:t>evidence</w:t>
+      </w:r>
+      <w:r>
+        <w:rPr>
+          <w:b w:val="0"/>
+        </w:rPr>
+        <w:t xml:space="preserve"> and identify what carries forward and what is new.</w:t>
+      </w:r>
+    </w:p>
+    <w:p>
+      <w:pPr>
+        <w:spacing w:line="336" w:lineRule="auto" w:after="180"/>
+      </w:pPr>
+      <w:r>
+        <w:rPr>
+          <w:b w:val="0"/>
+        </w:rPr>
+        <w:t xml:space="preserve">Week 17 separates a </w:t>
+      </w:r>
+      <w:r>
+        <w:rPr>
+          <w:b/>
+        </w:rPr>
+        <w:t>prediction</w:t>
+      </w:r>
+      <w:r>
+        <w:rPr>
+          <w:b w:val="0"/>
+        </w:rPr>
+        <w:t xml:space="preserve"> from the later </w:t>
+      </w:r>
+      <w:r>
+        <w:rPr>
+          <w:b/>
+        </w:rPr>
+        <w:t>observation</w:t>
+      </w:r>
+      <w:r>
+        <w:rPr>
+          <w:b w:val="0"/>
+        </w:rPr>
+        <w:t xml:space="preserve"> or comparison </w:t>
+      </w:r>
+      <w:r>
+        <w:rPr>
+          <w:b/>
+        </w:rPr>
+        <w:t>evidence</w:t>
+      </w:r>
+      <w:r>
+        <w:rPr>
+          <w:b w:val="0"/>
+        </w:rPr>
+        <w:t xml:space="preserve"> used to judge it, preserving both records.</w:t>
+      </w:r>
+    </w:p>
+    <w:p>
+      <w:pPr>
+        <w:pStyle w:val="Heading2"/>
+      </w:pPr>
+      <w:r>
+        <w:t>Earlier wording, alternatives and picture transcripts · reference / check after trying</w:t>
+      </w:r>
+    </w:p>
+    <w:p>
+      <w:pPr>
+        <w:spacing w:line="336" w:lineRule="auto" w:after="180"/>
+      </w:pPr>
+      <w:r>
+        <w:rPr>
+          <w:b w:val="0"/>
+        </w:rPr>
+        <w:t>Connect and extend learning</w:t>
+      </w:r>
+    </w:p>
+    <w:p>
+      <w:pPr>
         <w:pStyle w:val="Heading3"/>
       </w:pPr>
       <w:r>
+        <w:t>Helpful Classroom Sorter</w:t>
+      </w:r>
+    </w:p>
+    <w:p>
+      <w:pPr>
+        <w:pStyle w:val="Heading3"/>
+      </w:pPr>
+      <w:r>
+        <w:t>Support and stretch</w:t>
+      </w:r>
+    </w:p>
+    <w:p>
+      <w:pPr>
+        <w:pStyle w:val="Heading3"/>
+      </w:pPr>
+      <w:r>
+        <w:t>Exit reflection</w:t>
+      </w:r>
+    </w:p>
+    <w:p>
+      <w:pPr>
+        <w:pStyle w:val="Heading3"/>
+      </w:pPr>
+      <w:r>
+        <w:t>Bridge to the next week</w:t>
+      </w:r>
+    </w:p>
+    <w:p>
+      <w:pPr>
+        <w:pStyle w:val="Heading3"/>
+      </w:pPr>
+      <w:r>
+        <w:t>Support and fresh reassessment</w:t>
+      </w:r>
+    </w:p>
+    <w:p>
+      <w:pPr>
+        <w:pStyle w:val="Heading3"/>
+      </w:pPr>
+      <w:r>
+        <w:t>Plan the delayed return</w:t>
+      </w:r>
+    </w:p>
+    <w:p>
+      <w:pPr>
+        <w:pStyle w:val="Heading3"/>
+      </w:pPr>
+      <w:r>
         <w:t>Project evidence from this case</w:t>
       </w:r>
     </w:p>
     <w:p>
       <w:pPr>
+        <w:pStyle w:val="Heading1"/>
+      </w:pPr>
+      <w:r>
+        <w:t>Reference bank and extra practice</w:t>
+      </w:r>
+    </w:p>
+    <w:p>
+      <w:pPr>
+        <w:pStyle w:val="Heading1"/>
+      </w:pPr>
+      <w:r>
+        <w:t>07. Reference: alternative planning checklist</w:t>
+      </w:r>
+    </w:p>
+    <w:p>
+      <w:r>
+        <w:t>Use as a reminder alongside the main route rather than teaching the cycle twice.</w:t>
+      </w:r>
+    </w:p>
+    <w:p>
+      <w:pPr>
+        <w:pStyle w:val="Heading2"/>
+      </w:pPr>
+      <w:r>
+        <w:t>Preparation and schedule</w:t>
+      </w:r>
+    </w:p>
+    <w:p>
+      <w:pPr>
         <w:spacing w:line="336" w:lineRule="auto" w:after="180"/>
-      </w:pPr>
-      <w:r>
-        <w:rPr>
-          <w:b w:val="0"/>
-        </w:rPr>
-        <w:t xml:space="preserve">Add explicit review paths to the sorter, including </w:t>
-      </w:r>
-      <w:r>
-        <w:rPr>
-          <w:b/>
-        </w:rPr>
-        <w:t>unresolved</w:t>
-      </w:r>
-      <w:r>
-        <w:rPr>
-          <w:b w:val="0"/>
-        </w:rPr>
-        <w:t xml:space="preserve"> </w:t>
-      </w:r>
-      <w:r>
-        <w:rPr>
-          <w:b/>
-        </w:rPr>
-        <w:t>input</w:t>
-      </w:r>
-      <w:r>
-        <w:rPr>
-          <w:b w:val="0"/>
-        </w:rPr>
-        <w:t xml:space="preserve">, responsible person and </w:t>
-      </w:r>
-      <w:r>
-        <w:rPr>
-          <w:b/>
-        </w:rPr>
-        <w:t>evidence</w:t>
-      </w:r>
-      <w:r>
-        <w:rPr>
-          <w:b w:val="0"/>
-        </w:rPr>
-        <w:t xml:space="preserve"> needed.</w:t>
-      </w:r>
-    </w:p>
-    <w:p>
-      <w:pPr>
-        <w:pStyle w:val="Heading1"/>
-      </w:pPr>
-      <w:r>
-        <w:t>07. Prepare, teach and assess</w:t>
-      </w:r>
-    </w:p>
-    <w:p>
-      <w:r>
-        <w:t>Use this preparation summary alongside the detailed Boundaries and 'Not Sure' lesson; it is a checklist rather than a replacement for the full sequence.</w:t>
-      </w:r>
-    </w:p>
-    <w:p>
-      <w:pPr>
-        <w:pStyle w:val="Heading3"/>
-      </w:pPr>
-      <w:r>
-        <w:t>Teaching target</w:t>
-      </w:r>
-    </w:p>
-    <w:p>
-      <w:pPr>
-        <w:spacing w:line="336" w:lineRule="auto" w:after="180"/>
-        <w:shd w:fill="EDF7F3"/>
       </w:pPr>
       <w:r>
         <w:rPr>
@@ -6614,6 +6415,14 @@
     </w:tbl>
     <w:p>
       <w:pPr>
+        <w:pStyle w:val="Heading2"/>
+      </w:pPr>
+      <w:r>
+        <w:t>Practice and assessment reminders</w:t>
+      </w:r>
+    </w:p>
+    <w:p>
+      <w:pPr>
         <w:spacing w:line="336" w:lineRule="auto" w:after="180"/>
       </w:pPr>
       <w:r>
@@ -6636,16 +6445,7 @@
     </w:p>
     <w:p>
       <w:pPr>
-        <w:pStyle w:val="Heading3"/>
-      </w:pPr>
-      <w:r>
-        <w:t>Supported practice answer</w:t>
-      </w:r>
-    </w:p>
-    <w:p>
-      <w:pPr>
         <w:spacing w:line="336" w:lineRule="auto" w:after="180"/>
-        <w:shd w:fill="F1F6FC"/>
       </w:pPr>
       <w:r>
         <w:rPr>
@@ -6681,7 +6481,6 @@
     <w:p>
       <w:pPr>
         <w:spacing w:line="336" w:lineRule="auto" w:after="180"/>
-        <w:shd w:fill="F1F6FC"/>
       </w:pPr>
       <w:r>
         <w:rPr>
@@ -6738,16 +6537,7 @@
     </w:p>
     <w:p>
       <w:pPr>
-        <w:pStyle w:val="Heading3"/>
-      </w:pPr>
-      <w:r>
-        <w:t>Repair the misconception</w:t>
-      </w:r>
-    </w:p>
-    <w:p>
-      <w:pPr>
         <w:spacing w:line="336" w:lineRule="auto" w:after="180"/>
-        <w:shd w:fill="FFF5E6"/>
       </w:pPr>
       <w:r>
         <w:rPr>
@@ -6770,16 +6560,7 @@
     </w:p>
     <w:p>
       <w:pPr>
-        <w:pStyle w:val="Heading3"/>
-      </w:pPr>
-      <w:r>
-        <w:t>Support without giving away the answer</w:t>
-      </w:r>
-    </w:p>
-    <w:p>
-      <w:pPr>
         <w:spacing w:line="336" w:lineRule="auto" w:after="180"/>
-        <w:shd w:fill="F1F6F8"/>
       </w:pPr>
       <w:r>
         <w:rPr>
@@ -6802,22 +6583,13 @@
     </w:p>
     <w:p>
       <w:pPr>
-        <w:pStyle w:val="Heading3"/>
-      </w:pPr>
-      <w:r>
-        <w:t>Extend the reasoning</w:t>
-      </w:r>
-    </w:p>
-    <w:p>
-      <w:pPr>
         <w:spacing w:line="336" w:lineRule="auto" w:after="180"/>
-        <w:shd w:fill="F5F1FB"/>
-      </w:pPr>
-      <w:r>
-        <w:rPr>
-          <w:b w:val="0"/>
-        </w:rPr>
-        <w:t xml:space="preserve">Extension: Narrow B’s possibilities to 6 or 7 cm. Require a </w:t>
+      </w:pPr>
+      <w:r>
+        <w:rPr>
+          <w:b w:val="0"/>
+        </w:rPr>
+        <w:t xml:space="preserve">Extension: Change B’s possibilities to 6 or 7 cm. Require a </w:t>
       </w:r>
       <w:r>
         <w:rPr>
@@ -6835,7 +6607,6 @@
     <w:p>
       <w:pPr>
         <w:spacing w:line="336" w:lineRule="auto" w:after="180"/>
-        <w:shd w:fill="F5F1FB"/>
       </w:pPr>
       <w:r>
         <w:rPr>
@@ -6846,16 +6617,7 @@
     </w:p>
     <w:p>
       <w:pPr>
-        <w:pStyle w:val="Heading3"/>
-      </w:pPr>
-      <w:r>
-        <w:t>Protect the independent attempt</w:t>
-      </w:r>
-    </w:p>
-    <w:p>
-      <w:pPr>
         <w:spacing w:line="336" w:lineRule="auto" w:after="180"/>
-        <w:shd w:fill="FFF5E6"/>
       </w:pPr>
       <w:r>
         <w:rPr>
@@ -7050,16 +6812,7 @@
     </w:tbl>
     <w:p>
       <w:pPr>
-        <w:pStyle w:val="Heading3"/>
-      </w:pPr>
-      <w:r>
-        <w:t>Project checkpoint</w:t>
-      </w:r>
-    </w:p>
-    <w:p>
-      <w:pPr>
         <w:spacing w:line="336" w:lineRule="auto" w:after="180"/>
-        <w:shd w:fill="EDF7F3"/>
       </w:pPr>
       <w:r>
         <w:rPr>
@@ -7096,12 +6849,20 @@
         <w:pStyle w:val="Heading1"/>
       </w:pPr>
       <w:r>
-        <w:t>08. Use feedback, labs and repair paths</w:t>
-      </w:r>
-    </w:p>
-    <w:p>
-      <w:r>
-        <w:t>Use feedback, earlier review and portfolios purposefully. Apply the coding routine only when this lesson has an executable lab.</w:t>
+        <w:t>08. Reference: feedback and records</w:t>
+      </w:r>
+    </w:p>
+    <w:p>
+      <w:r>
+        <w:t>Use digital tools where they help retain an explanation and its evidence.</w:t>
+      </w:r>
+    </w:p>
+    <w:p>
+      <w:pPr>
+        <w:pStyle w:val="Heading2"/>
+      </w:pPr>
+      <w:r>
+        <w:t>Keep practice and independent evidence separate</w:t>
       </w:r>
     </w:p>
     <w:p>
@@ -7140,10 +6901,52 @@
     </w:p>
     <w:p>
       <w:pPr>
-        <w:pStyle w:val="Heading3"/>
-      </w:pPr>
-      <w:r>
-        <w:t>For later coding lessons</w:t>
+        <w:pStyle w:val="Heading2"/>
+      </w:pPr>
+      <w:r>
+        <w:t>Repair and portfolio records</w:t>
+      </w:r>
+    </w:p>
+    <w:p>
+      <w:pPr>
+        <w:spacing w:line="336" w:lineRule="auto" w:after="180"/>
+      </w:pPr>
+      <w:r>
+        <w:rPr>
+          <w:b w:val="0"/>
+        </w:rPr>
+        <w:t>Use the earlier worked-explanation links to address a specific missing building block, then return to the current question. Adapt this suggestion after observing the learner; it is not an automatic diagnosis.</w:t>
+      </w:r>
+    </w:p>
+    <w:p>
+      <w:pPr>
+        <w:spacing w:line="336" w:lineRule="auto" w:after="180"/>
+      </w:pPr>
+      <w:r>
+        <w:rPr>
+          <w:b w:val="0"/>
+        </w:rPr>
+        <w:t xml:space="preserve">Collect the completed-work portfolio as </w:t>
+      </w:r>
+      <w:r>
+        <w:rPr>
+          <w:b/>
+        </w:rPr>
+        <w:t>evidence</w:t>
+      </w:r>
+      <w:r>
+        <w:rPr>
+          <w:b w:val="0"/>
+        </w:rPr>
+        <w:t>. Record support separately from correctness, and assess explanation, trace/test and limitations. Progress ticks and quiz selections alone do not establish mastery.</w:t>
+      </w:r>
+    </w:p>
+    <w:p>
+      <w:pPr>
+        <w:pStyle w:val="Heading2"/>
+      </w:pPr>
+      <w:r>
+        <w:t>Earlier wording, alternatives and picture transcripts · reference / check after trying</w:t>
       </w:r>
     </w:p>
     <w:p>
@@ -7154,7 +6957,6 @@
     <w:p>
       <w:pPr>
         <w:spacing w:line="336" w:lineRule="auto" w:after="180"/>
-        <w:shd w:fill="F1F6F8"/>
       </w:pPr>
       <w:r>
         <w:rPr>
@@ -7177,77 +6979,20 @@
     </w:p>
     <w:p>
       <w:pPr>
-        <w:spacing w:line="336" w:lineRule="auto" w:after="180"/>
-      </w:pPr>
-      <w:r>
-        <w:rPr>
-          <w:b w:val="0"/>
-        </w:rPr>
-        <w:t>Use the earlier worked-explanation links to address a specific missing building block, then return to the current question. Adapt this suggestion after observing the learner; it is not an automatic diagnosis.</w:t>
-      </w:r>
-    </w:p>
-    <w:p>
-      <w:pPr>
-        <w:spacing w:line="336" w:lineRule="auto" w:after="180"/>
-      </w:pPr>
-      <w:r>
-        <w:rPr>
-          <w:b w:val="0"/>
-        </w:rPr>
-        <w:t xml:space="preserve">Collect the completed-work portfolio as </w:t>
-      </w:r>
-      <w:r>
-        <w:rPr>
-          <w:b/>
-        </w:rPr>
-        <w:t>evidence</w:t>
-      </w:r>
-      <w:r>
-        <w:rPr>
-          <w:b w:val="0"/>
-        </w:rPr>
-        <w:t>. Record support separately from correctness, and assess explanation, trace/test and limitations. Progress ticks and quiz selections alone do not establish mastery.</w:t>
-      </w:r>
-    </w:p>
-    <w:p>
-      <w:pPr>
         <w:pStyle w:val="Heading1"/>
       </w:pPr>
       <w:r>
-        <w:t>09. Visual concept journey</w:t>
-      </w:r>
-    </w:p>
-    <w:p>
-      <w:r>
-        <w:t>Show one Boundaries and 'Not Sure' graphic at a time, request a prediction and discuss its trace before the independent assessment.</w:t>
-      </w:r>
-    </w:p>
-    <w:p>
-      <w:pPr>
-        <w:spacing w:line="336" w:lineRule="auto" w:after="180"/>
-      </w:pPr>
-      <w:r>
-        <w:rPr>
-          <w:b w:val="0"/>
-        </w:rPr>
-        <w:t xml:space="preserve">Use one picture at a time. Hide a worked result before asking for a </w:t>
-      </w:r>
-      <w:r>
-        <w:rPr>
-          <w:b/>
-        </w:rPr>
-        <w:t>prediction</w:t>
-      </w:r>
-      <w:r>
-        <w:rPr>
-          <w:b w:val="0"/>
-        </w:rPr>
-        <w:t>, then reveal it for feedback. These are supported teaching cases; retain the separate independent assessment for a fresh first attempt.</w:t>
-      </w:r>
-    </w:p>
-    <w:p>
-      <w:pPr>
-        <w:pStyle w:val="Heading3"/>
+        <w:t>09. Reference: teach with the six pictures</w:t>
+      </w:r>
+    </w:p>
+    <w:p>
+      <w:r>
+        <w:t>Choose the picture for the teaching move and connect it to the explanation.</w:t>
+      </w:r>
+    </w:p>
+    <w:p>
+      <w:pPr>
+        <w:pStyle w:val="Heading2"/>
       </w:pPr>
       <w:r>
         <w:t>01. Boundaries and 'Not Sure': the case</w:t>
@@ -7258,7 +7003,7 @@
         <w:drawing>
           <wp:inline xmlns:a="http://schemas.openxmlformats.org/drawingml/2006/main" xmlns:pic="http://schemas.openxmlformats.org/drawingml/2006/picture">
             <wp:extent cx="5486400" cy="2990088"/>
-            <wp:docPr id="3" name="Picture 3" descr="A fictional cubby selector accepts a block if width is at most 5 cm. Supplied facts: An unclear measurement means Block A is either 4 or 5 cm; Block B is either 5 or 6 cm. These complete possibility sets contain all widths under consideration. Other dimensions are known to fit."/>
+            <wp:docPr id="5" name="Picture 5" descr="A fictional cubby selector accepts a block if width is at most 5 cm. Supplied facts: An unclear measurement means Block A is either 4 or 5 cm; Block B is either 5 or 6 cm. These complete possibility sets contain all widths under consideration. Other dimensions are known to fit."/>
             <wp:cNvGraphicFramePr>
               <a:graphicFrameLocks noChangeAspect="1"/>
             </wp:cNvGraphicFramePr>
@@ -7270,7 +7015,7 @@
                     <pic:cNvPicPr/>
                   </pic:nvPicPr>
                   <pic:blipFill>
-                    <a:blip r:embed="rId11"/>
+                    <a:blip r:embed="rId13"/>
                     <a:stretch>
                       <a:fillRect/>
                     </a:stretch>
@@ -7314,7 +7059,6 @@
     <w:p>
       <w:pPr>
         <w:spacing w:line="336" w:lineRule="auto" w:after="180"/>
-        <w:shd w:fill="F5F1FB"/>
       </w:pPr>
       <w:r>
         <w:rPr>
@@ -7325,16 +7069,7 @@
     </w:p>
     <w:p>
       <w:pPr>
-        <w:pStyle w:val="Heading3"/>
-      </w:pPr>
-      <w:r>
-        <w:t>Discuss while showing the picture</w:t>
-      </w:r>
-    </w:p>
-    <w:p>
-      <w:pPr>
         <w:spacing w:line="336" w:lineRule="auto" w:after="180"/>
-        <w:shd w:fill="F1F6F8"/>
       </w:pPr>
       <w:r>
         <w:rPr>
@@ -7345,7 +7080,7 @@
     </w:p>
     <w:p>
       <w:pPr>
-        <w:pStyle w:val="Heading3"/>
+        <w:pStyle w:val="Heading2"/>
       </w:pPr>
       <w:r>
         <w:t>02. Follow the deciding steps</w:t>
@@ -7356,7 +7091,7 @@
         <w:drawing>
           <wp:inline xmlns:a="http://schemas.openxmlformats.org/drawingml/2006/main" xmlns:pic="http://schemas.openxmlformats.org/drawingml/2006/picture">
             <wp:extent cx="5486400" cy="4005072"/>
-            <wp:docPr id="4" name="Picture 4" descr="Block A possibilities: 4 and 5 both satisfy the width limit, which includes equality. → Block B possibilities: 5 fits; 6 does not. → Compare decisions: A has one supported decision; B’s possible decisions disagree. → Review B: Ask a named reviewer to remeasure B using the specified width unit."/>
+            <wp:docPr id="6" name="Picture 6" descr="Block A possibilities: 4 and 5 both satisfy the width limit, which includes equality. → Block B possibilities: 5 fits; 6 does not. → Compare decisions: A has one supported decision; B’s possible decisions disagree. → Review B: Ask a named reviewer to remeasure B using the specified width unit."/>
             <wp:cNvGraphicFramePr>
               <a:graphicFrameLocks noChangeAspect="1"/>
             </wp:cNvGraphicFramePr>
@@ -7368,7 +7103,7 @@
                     <pic:cNvPicPr/>
                   </pic:nvPicPr>
                   <pic:blipFill>
-                    <a:blip r:embed="rId12"/>
+                    <a:blip r:embed="rId10"/>
                     <a:stretch>
                       <a:fillRect/>
                     </a:stretch>
@@ -7401,7 +7136,6 @@
     <w:p>
       <w:pPr>
         <w:spacing w:line="336" w:lineRule="auto" w:after="180"/>
-        <w:shd w:fill="F5F1FB"/>
       </w:pPr>
       <w:r>
         <w:rPr>
@@ -7424,16 +7158,7 @@
     </w:p>
     <w:p>
       <w:pPr>
-        <w:pStyle w:val="Heading3"/>
-      </w:pPr>
-      <w:r>
-        <w:t>Discuss while showing the picture</w:t>
-      </w:r>
-    </w:p>
-    <w:p>
-      <w:pPr>
         <w:spacing w:line="336" w:lineRule="auto" w:after="180"/>
-        <w:shd w:fill="F1F6F8"/>
       </w:pPr>
       <w:r>
         <w:rPr>
@@ -7456,7 +7181,7 @@
     </w:p>
     <w:p>
       <w:pPr>
-        <w:pStyle w:val="Heading3"/>
+        <w:pStyle w:val="Heading2"/>
       </w:pPr>
       <w:r>
         <w:t>03. Possibilities and decisions</w:t>
@@ -7467,7 +7192,7 @@
         <w:drawing>
           <wp:inline xmlns:a="http://schemas.openxmlformats.org/drawingml/2006/main" xmlns:pic="http://schemas.openxmlformats.org/drawingml/2006/picture">
             <wp:extent cx="5486400" cy="3096768"/>
-            <wp:docPr id="5" name="Picture 5" descr="Possibilities and decisions. Block A: Width 1 cm = 4, Decision 1 = fits, Width 2 cm = 5, Decision 2 = fits. Block B: Width 1 cm = 5, Decision 1 = fits, Width 2 cm = 6, Decision 2 = fails."/>
+            <wp:docPr id="7" name="Picture 7" descr="Possibilities and decisions. Block A: Width 1 cm = 4, Decision 1 = fits, Width 2 cm = 5, Decision 2 = fits. Block B: Width 1 cm = 5, Decision 1 = fits, Width 2 cm = 6, Decision 2 = fails."/>
             <wp:cNvGraphicFramePr>
               <a:graphicFrameLocks noChangeAspect="1"/>
             </wp:cNvGraphicFramePr>
@@ -7479,7 +7204,7 @@
                     <pic:cNvPicPr/>
                   </pic:nvPicPr>
                   <pic:blipFill>
-                    <a:blip r:embed="rId13"/>
+                    <a:blip r:embed="rId9"/>
                     <a:stretch>
                       <a:fillRect/>
                     </a:stretch>
@@ -7512,7 +7237,6 @@
     <w:p>
       <w:pPr>
         <w:spacing w:line="336" w:lineRule="auto" w:after="180"/>
-        <w:shd w:fill="F5F1FB"/>
       </w:pPr>
       <w:r>
         <w:rPr>
@@ -7523,16 +7247,7 @@
     </w:p>
     <w:p>
       <w:pPr>
-        <w:pStyle w:val="Heading3"/>
-      </w:pPr>
-      <w:r>
-        <w:t>Discuss while showing the picture</w:t>
-      </w:r>
-    </w:p>
-    <w:p>
-      <w:pPr>
         <w:spacing w:line="336" w:lineRule="auto" w:after="180"/>
-        <w:shd w:fill="F1F6F8"/>
       </w:pPr>
       <w:r>
         <w:rPr>
@@ -7544,7 +7259,6 @@
     <w:p>
       <w:pPr>
         <w:spacing w:line="336" w:lineRule="auto" w:after="180"/>
-        <w:shd w:fill="F1F6F8"/>
       </w:pPr>
       <w:r>
         <w:rPr>
@@ -7555,7 +7269,7 @@
     </w:p>
     <w:p>
       <w:pPr>
-        <w:pStyle w:val="Heading3"/>
+        <w:pStyle w:val="Heading2"/>
       </w:pPr>
       <w:r>
         <w:t>04. Change one thing. Trace what follows.</w:t>
@@ -7566,7 +7280,7 @@
         <w:drawing>
           <wp:inline xmlns:a="http://schemas.openxmlformats.org/drawingml/2006/main" xmlns:pic="http://schemas.openxmlformats.org/drawingml/2006/picture">
             <wp:extent cx="5486400" cy="3026664"/>
-            <wp:docPr id="6" name="Picture 6" descr="Original case: Ask a named reviewer to remeasure B using the specified width unit. Changed condition: Narrow B’s possibilities to 6 or 7 cm. Expected result: Both fail the width limit; rejection no longer depends on resolving their difference. Reason: All remaining possibilities lead to the same decision."/>
+            <wp:docPr id="8" name="Picture 8" descr="Original case: Ask a named reviewer to remeasure B using the specified width unit. Changed condition: Change B’s possibilities to 6 or 7 cm. Expected result: Both fail the width limit; rejection no longer depends on resolving their difference. Reason: All remaining possibilities lead to the same decision."/>
             <wp:cNvGraphicFramePr>
               <a:graphicFrameLocks noChangeAspect="1"/>
             </wp:cNvGraphicFramePr>
@@ -7605,7 +7319,7 @@
         <w:rPr>
           <w:b w:val="0"/>
         </w:rPr>
-        <w:t>Original case: Ask a named reviewer to remeasure B using the specified width unit. Changed condition: Narrow B’s possibilities to 6 or 7 cm.</w:t>
+        <w:t>Original case: Ask a named reviewer to remeasure B using the specified width unit. Changed condition: Change B’s possibilities to 6 or 7 cm.</w:t>
       </w:r>
     </w:p>
     <w:p>
@@ -7622,7 +7336,6 @@
     <w:p>
       <w:pPr>
         <w:spacing w:line="336" w:lineRule="auto" w:after="180"/>
-        <w:shd w:fill="F5F1FB"/>
       </w:pPr>
       <w:r>
         <w:rPr>
@@ -7633,16 +7346,7 @@
     </w:p>
     <w:p>
       <w:pPr>
-        <w:pStyle w:val="Heading3"/>
-      </w:pPr>
-      <w:r>
-        <w:t>Discuss while showing the picture</w:t>
-      </w:r>
-    </w:p>
-    <w:p>
-      <w:pPr>
         <w:spacing w:line="336" w:lineRule="auto" w:after="180"/>
-        <w:shd w:fill="F1F6F8"/>
       </w:pPr>
       <w:r>
         <w:rPr>
@@ -7654,7 +7358,6 @@
     <w:p>
       <w:pPr>
         <w:spacing w:line="336" w:lineRule="auto" w:after="180"/>
-        <w:shd w:fill="F1F6F8"/>
       </w:pPr>
       <w:r>
         <w:rPr>
@@ -7665,7 +7368,7 @@
     </w:p>
     <w:p>
       <w:pPr>
-        <w:pStyle w:val="Heading3"/>
+        <w:pStyle w:val="Heading2"/>
       </w:pPr>
       <w:r>
         <w:t>05. Connect the explanation to its limit</w:t>
@@ -7676,7 +7379,7 @@
         <w:drawing>
           <wp:inline xmlns:a="http://schemas.openxmlformats.org/drawingml/2006/main" xmlns:pic="http://schemas.openxmlformats.org/drawingml/2006/picture">
             <wp:extent cx="5486400" cy="2834640"/>
-            <wp:docPr id="7" name="Picture 7" descr="Uncertainty about a number need not always create uncertainty about the decision. Every allowed width for A fits, so its width uncertainty does not affect acceptance. B straddles the boundary. Record both possibilities and request a better measurement instead of selecting the one that makes a preferred outcome. Limit: A review path is not automatically accurate; its conclusion depends on relevant, better evidence."/>
+            <wp:docPr id="9" name="Picture 9" descr="Uncertainty about a number need not always create uncertainty about the decision. Every allowed width for A fits, so its width uncertainty does not affect acceptance. B straddles the boundary. Record both possibilities and request a better measurement instead of selecting the one that makes a preferred outcome. Limit: A review path is not automatically accurate; its conclusion depends on relevant, better evidence."/>
             <wp:cNvGraphicFramePr>
               <a:graphicFrameLocks noChangeAspect="1"/>
             </wp:cNvGraphicFramePr>
@@ -7774,7 +7477,6 @@
     <w:p>
       <w:pPr>
         <w:spacing w:line="336" w:lineRule="auto" w:after="180"/>
-        <w:shd w:fill="F5F1FB"/>
       </w:pPr>
       <w:r>
         <w:rPr>
@@ -7785,16 +7487,7 @@
     </w:p>
     <w:p>
       <w:pPr>
-        <w:pStyle w:val="Heading3"/>
-      </w:pPr>
-      <w:r>
-        <w:t>Discuss while showing the picture</w:t>
-      </w:r>
-    </w:p>
-    <w:p>
-      <w:pPr>
         <w:spacing w:line="336" w:lineRule="auto" w:after="180"/>
-        <w:shd w:fill="F1F6F8"/>
       </w:pPr>
       <w:r>
         <w:rPr>
@@ -7806,7 +7499,6 @@
     <w:p>
       <w:pPr>
         <w:spacing w:line="336" w:lineRule="auto" w:after="180"/>
-        <w:shd w:fill="F1F6F8"/>
       </w:pPr>
       <w:r>
         <w:rPr>
@@ -7829,7 +7521,7 @@
     </w:p>
     <w:p>
       <w:pPr>
-        <w:pStyle w:val="Heading3"/>
+        <w:pStyle w:val="Heading2"/>
       </w:pPr>
       <w:r>
         <w:t>06. Make the idea visible in your project</w:t>
@@ -7840,7 +7532,7 @@
         <w:drawing>
           <wp:inline xmlns:a="http://schemas.openxmlformats.org/drawingml/2006/main" xmlns:pic="http://schemas.openxmlformats.org/drawingml/2006/picture">
             <wp:extent cx="5486400" cy="3529584"/>
-            <wp:docPr id="8" name="Picture 8" descr="Add explicit review paths to the sorter, including unresolved input, responsible person and evidence needed. Draw your input, deciding step, result and limit. Supported question: Which original block needs a better width before accepting or rejecting it? What should the reviewer do?"/>
+            <wp:docPr id="10" name="Picture 10" descr="Add explicit review paths to the sorter, including unresolved input, responsible person and evidence needed. Draw your input, deciding step, result and limit. Supported question: Which original block needs a better width before accepting or rejecting it? What should the reviewer do?"/>
             <wp:cNvGraphicFramePr>
               <a:graphicFrameLocks noChangeAspect="1"/>
             </wp:cNvGraphicFramePr>
@@ -7944,7 +7636,6 @@
     <w:p>
       <w:pPr>
         <w:spacing w:line="336" w:lineRule="auto" w:after="180"/>
-        <w:shd w:fill="F5F1FB"/>
       </w:pPr>
       <w:r>
         <w:rPr>
@@ -7967,58 +7658,127 @@
     </w:p>
     <w:p>
       <w:pPr>
+        <w:spacing w:line="336" w:lineRule="auto" w:after="180"/>
+      </w:pPr>
+      <w:r>
+        <w:rPr>
+          <w:b w:val="0"/>
+        </w:rPr>
+        <w:t xml:space="preserve">Teacher prompt: Draw your project trace and justify the deciding step using </w:t>
+      </w:r>
+      <w:r>
+        <w:rPr>
+          <w:b/>
+        </w:rPr>
+        <w:t>evidence</w:t>
+      </w:r>
+      <w:r>
+        <w:rPr>
+          <w:b w:val="0"/>
+        </w:rPr>
+        <w:t>. Ask learners to describe one label or arrow in ordinary words. Use the adjacent transcript if the image is difficult to see.</w:t>
+      </w:r>
+    </w:p>
+    <w:p>
+      <w:pPr>
+        <w:spacing w:line="336" w:lineRule="auto" w:after="180"/>
+      </w:pPr>
+      <w:r>
+        <w:rPr>
+          <w:b w:val="0"/>
+        </w:rPr>
+        <w:t xml:space="preserve">Supported practice key: B needs review because 5 fits and 6 fails. The reviewer should remeasure width in cm and retain the </w:t>
+      </w:r>
+      <w:r>
+        <w:rPr>
+          <w:b/>
+        </w:rPr>
+        <w:t>evidence</w:t>
+      </w:r>
+      <w:r>
+        <w:rPr>
+          <w:b w:val="0"/>
+        </w:rPr>
+        <w:t>.</w:t>
+      </w:r>
+    </w:p>
+    <w:p>
+      <w:pPr>
+        <w:pStyle w:val="Heading2"/>
+      </w:pPr>
+      <w:r>
+        <w:t>Earlier wording, alternatives and picture transcripts · reference / check after trying</w:t>
+      </w:r>
+    </w:p>
+    <w:p>
+      <w:pPr>
+        <w:spacing w:line="336" w:lineRule="auto" w:after="180"/>
+      </w:pPr>
+      <w:r>
+        <w:rPr>
+          <w:b w:val="0"/>
+        </w:rPr>
+        <w:t xml:space="preserve">Use one picture at a time. Hide a worked result before asking for a </w:t>
+      </w:r>
+      <w:r>
+        <w:rPr>
+          <w:b/>
+        </w:rPr>
+        <w:t>prediction</w:t>
+      </w:r>
+      <w:r>
+        <w:rPr>
+          <w:b w:val="0"/>
+        </w:rPr>
+        <w:t>, then reveal it for feedback. These are supported teaching cases; retain the separate independent assessment for a fresh first attempt.</w:t>
+      </w:r>
+    </w:p>
+    <w:p>
+      <w:pPr>
         <w:pStyle w:val="Heading3"/>
       </w:pPr>
       <w:r>
-        <w:t>Discuss while showing the picture</w:t>
-      </w:r>
-    </w:p>
-    <w:p>
-      <w:pPr>
-        <w:spacing w:line="336" w:lineRule="auto" w:after="180"/>
-        <w:shd w:fill="F1F6F8"/>
-      </w:pPr>
-      <w:r>
-        <w:rPr>
-          <w:b w:val="0"/>
-        </w:rPr>
-        <w:t xml:space="preserve">Teacher prompt: Draw your project trace and justify the deciding step using </w:t>
-      </w:r>
-      <w:r>
-        <w:rPr>
-          <w:b/>
-        </w:rPr>
-        <w:t>evidence</w:t>
-      </w:r>
-      <w:r>
-        <w:rPr>
-          <w:b w:val="0"/>
-        </w:rPr>
-        <w:t>. Ask learners to describe one label or arrow in ordinary words. Use the adjacent transcript if the image is difficult to see.</w:t>
-      </w:r>
-    </w:p>
-    <w:p>
-      <w:pPr>
-        <w:spacing w:line="336" w:lineRule="auto" w:after="180"/>
-        <w:shd w:fill="F1F6F8"/>
-      </w:pPr>
-      <w:r>
-        <w:rPr>
-          <w:b w:val="0"/>
-        </w:rPr>
-        <w:t xml:space="preserve">Supported practice key: B needs review because 5 fits and 6 fails. The reviewer should remeasure width in cm and retain the </w:t>
-      </w:r>
-      <w:r>
-        <w:rPr>
-          <w:b/>
-        </w:rPr>
-        <w:t>evidence</w:t>
-      </w:r>
-      <w:r>
-        <w:rPr>
-          <w:b w:val="0"/>
-        </w:rPr>
-        <w:t>.</w:t>
+        <w:t>01. Boundaries and 'Not Sure': the case</w:t>
+      </w:r>
+    </w:p>
+    <w:p>
+      <w:pPr>
+        <w:pStyle w:val="Heading3"/>
+      </w:pPr>
+      <w:r>
+        <w:t>02. Follow the deciding steps</w:t>
+      </w:r>
+    </w:p>
+    <w:p>
+      <w:pPr>
+        <w:pStyle w:val="Heading3"/>
+      </w:pPr>
+      <w:r>
+        <w:t>03. Possibilities and decisions</w:t>
+      </w:r>
+    </w:p>
+    <w:p>
+      <w:pPr>
+        <w:pStyle w:val="Heading3"/>
+      </w:pPr>
+      <w:r>
+        <w:t>04. Change one thing. Trace what follows.</w:t>
+      </w:r>
+    </w:p>
+    <w:p>
+      <w:pPr>
+        <w:pStyle w:val="Heading3"/>
+      </w:pPr>
+      <w:r>
+        <w:t>05. Connect the explanation to its limit</w:t>
+      </w:r>
+    </w:p>
+    <w:p>
+      <w:pPr>
+        <w:pStyle w:val="Heading3"/>
+      </w:pPr>
+      <w:r>
+        <w:t>06. Make the idea visible in your project</w:t>
       </w:r>
     </w:p>
     <w:sectPr>
